--- a/MDA691_Assignment2_Group_Report_SUBMISSION.docx
+++ b/MDA691_Assignment2_Group_Report_SUBMISSION.docx
@@ -1346,11 +1346,7 @@
         <w:spacing w:after="120"/>
       </w:pPr>
       <w:r>
-        <w:rPr>
-          <w:rFonts w:ascii="Times New Roman" w:hAnsi="Times New Roman"/>
-          <w:sz w:val="22"/>
-        </w:rPr>
-        <w:t>This report converts the preliminary concept from Assignment 1b into an implementable project plan and intermediate design for eLabtronics/runlinc [33]. The capstone delivers a laboratory prototype on client-supplied STEMSEL E32W (ESP32) hardware [34] programmed through the runlinc IDE (MicroPython) [35]. The team collects all real-time sensor data from its own E32W lab kit — not from the client factory or plant systems.</w:t>
+        <w:t>This report converts the preliminary concept from Assignment 1b into an implementable project plan and intermediate design for eLabtronics/runlinc. The capstone delivers a laboratory prototype on client-supplied STEMSEL E32W (ESP32) hardware programmed through the runlinc IDE (MicroPython). The team collects all real-time sensor data from its own E32W lab kit — not from the client factory or plant systems.</w:t>
       </w:r>
     </w:p>
     <w:p>
@@ -1358,11 +1354,7 @@
         <w:spacing w:after="120"/>
       </w:pPr>
       <w:r>
-        <w:rPr>
-          <w:rFonts w:ascii="Times New Roman" w:hAnsi="Times New Roman"/>
-          <w:sz w:val="22"/>
-        </w:rPr>
-        <w:t>The proposed contribution is a dual-path architecture: millisecond ISO 10816-3 reflex alarms on the edge [29], combined with slower agentic reasoning (runlinc AI Assistant) for maintenance recommendations [11], [13], simulated ERP tool calls [12], and an auditable Thought Log dashboard [27]. Assignment 2 focuses on planning, requirements refinement, and intermediate design; full implementation and demonstration are scheduled for MDA692.</w:t>
+        <w:t>The proposed contribution is a dual-path architecture: millisecond ISO 10816 reflex alarms on the edge, combined with slower agentic reasoning (runlinc AI Assistant) for maintenance recommendations, simulated ERP tool calls, and an auditable Thought Log dashboard. Assignment 2 focuses on planning, requirements refinement, and intermediate design; full implementation and demonstration are scheduled for MDA692.</w:t>
       </w:r>
     </w:p>
     <w:p>
@@ -1386,11 +1378,7 @@
         <w:spacing w:after="120"/>
       </w:pPr>
       <w:r>
-        <w:rPr>
-          <w:rFonts w:ascii="Times New Roman" w:hAnsi="Times New Roman"/>
-          <w:sz w:val="22"/>
-        </w:rPr>
-        <w:t>Industrial predictive maintenance increasingly combines edge sensing, machine learning, and AI agents [1], [36], [38], but few published systems integrate all three on a low-cost ESP32 platform with explicit safety-path separation [7], [40]. This project advances practice by demonstrating traceable edge-to-agent workflows on runlinc hardware [33] using team-collected lab data supplemented by public RUL benchmarks (C-MAPSS [3], XJTU-SY [5]).</w:t>
+        <w:t>Industrial predictive maintenance increasingly combines edge sensing, machine learning, and AI agents, but few published systems integrate all three on a low-cost ESP32 platform with explicit safety-path separation. This project advances practice by demonstrating traceable edge-to-agent workflows on runlinc hardware using team-collected lab data supplemented by public RUL benchmarks (C-MAPSS, XJTU-SY).</w:t>
       </w:r>
     </w:p>
     <w:p>
@@ -1414,11 +1402,7 @@
         <w:spacing w:after="120"/>
       </w:pPr>
       <w:r>
-        <w:rPr>
-          <w:rFonts w:ascii="Times New Roman" w:hAnsi="Times New Roman"/>
-          <w:sz w:val="22"/>
-        </w:rPr>
-        <w:t>Unplanned equipment failures cause downtime, cost, and safety risk [1]. Industry 4.0 enables continuous condition monitoring via IIoT sensors [23], but cloud-only analytics introduce latency and connectivity dependencies [20], [21]. Agentic AI can automate maintenance decisions [11], [31], yet must not delay safety-critical reflex alarms [29]. The eLabtronics E32W platform provides a controlled environment to evaluate this trade-off [33], [34].</w:t>
+        <w:t>Unplanned equipment failures cause downtime, cost, and safety risk. Industry 4.0 enables continuous condition monitoring via IIoT sensors, but cloud-only analytics introduce latency and connectivity dependencies. Agentic AI can automate maintenance decisions, yet must not delay safety-critical reflex alarms. The eLabtronics E32W platform provides a controlled environment to evaluate this trade-off.</w:t>
       </w:r>
     </w:p>
     <w:p>
@@ -1987,11 +1971,7 @@
         <w:spacing w:after="120"/>
       </w:pPr>
       <w:r>
-        <w:rPr>
-          <w:rFonts w:ascii="Times New Roman" w:hAnsi="Times New Roman"/>
-          <w:sz w:val="22"/>
-        </w:rPr>
-        <w:t>Prior PdM surveys (Zonta et al. [1]; Alaoui et al. [36]) establish the Industry 4.0 context but treat edge hardware, RUL modelling, and agentic orchestration as separate concerns. Edge vibration studies on ESP32 (Kolok et al. [7]; Gupta and Shivhare [40]) demonstrate feasible anomaly detection at low cost, yet stop at classification — they do not publish RUL estimates, agent tool contracts, or auditable maintenance workflows. Conversely, LSTM RUL work (Zheng et al. [4]; Wu et al. [2]) achieves strong benchmark accuracy but assumes cloud-scale compute and omits millisecond safety reflexes [29].</w:t>
+        <w:t>Prior PdM surveys (Zonta et al. [1]) establish the Industry 4.0 context but treat edge hardware, RUL modelling, and agentic orchestration as separate concerns. Edge vibration studies on ESP32 (Kolok et al. [7]) demonstrate feasible anomaly detection at low cost, yet stop at classification — they do not publish RUL estimates, agent tool contracts, or auditable maintenance workflows. Conversely, LSTM RUL work (Zheng et al. [4], Wu et al. [2]) achieves strong benchmark accuracy but assumes cloud-scale compute and omits millisecond safety reflexes.</w:t>
       </w:r>
     </w:p>
     <w:p>
@@ -1999,11 +1979,7 @@
         <w:spacing w:after="120"/>
       </w:pPr>
       <w:r>
-        <w:rPr>
-          <w:rFonts w:ascii="Times New Roman" w:hAnsi="Times New Roman"/>
-          <w:sz w:val="22"/>
-        </w:rPr>
-        <w:t>Agentic AI frameworks (ReAct [11]; Toolformer [12]; Rayfield et al. [13]; Zhou et al. [14]) show that tool-augmented LLMs can automate multi-step tasks, but published deployments rarely constrain tool schemas for safety-critical maintenance or separate reflex alarms from deliberative reasoning [15], [31], [32]. Explainability research (Nor et al. [16]; Matzka [17]; Gawde et al. [39]; Lundberg and Lee [26]) highlights trust and hallucination risks that matter when an agent recommends downtime or parts ordering [15], [27]. Our design therefore combines: (i) deterministic ISO 10816-3 reflex on-device [29], (ii) feature-vector RUL from validated models [4], [5], and (iii) schema-validated agent tools with a Thought Log [11], [27] — a combination not found as an integrated system on the runlinc E32W platform [33].</w:t>
+        <w:t>Agentic AI frameworks (ReAct [11], industrial surveys [13]) show that tool-augmented LLMs can automate multi-step tasks, but published deployments rarely constrain tool schemas for safety-critical maintenance or separate reflex alarms from deliberative reasoning. Explainability research (Nor et al. [16], Huang et al. [15]) highlights trust and hallucination risks that matter when an agent recommends downtime or parts ordering. Our design therefore combines: (i) deterministic ISO reflex on-device, (ii) feature-vector RUL from validated models, and (iii) schema-validated agent tools with a Thought Log — a combination not found as an integrated system on the runlinc E32W platform.</w:t>
       </w:r>
     </w:p>
     <w:p>
@@ -2173,7 +2149,7 @@
           </w:tcPr>
           <w:p>
             <w:r>
-              <w:t>Kolok [7], Gupta and Shivhare [40]</w:t>
+              <w:t>Kolok [7], TinyML ESP32 2025</w:t>
             </w:r>
           </w:p>
         </w:tc>
@@ -2380,11 +2356,7 @@
         <w:spacing w:after="120"/>
       </w:pPr>
       <w:r>
-        <w:rPr>
-          <w:rFonts w:ascii="Times New Roman" w:hAnsi="Times New Roman"/>
-          <w:sz w:val="22"/>
-        </w:rPr>
-        <w:t>Research gap: no integrated end-to-end system combines ESP32 edge reflex alarms [7], [40], LSTM RUL [2], [4], and schema-validated agentic maintenance tools [11], [13], [14] on the runlinc E32W platform with team-collected lab telemetry [33]. Table 1 summarises how prior work falls short and how this project advances the state of practice.</w:t>
+        <w:t>Research gap: no integrated end-to-end system combines ESP32 edge reflex alarms, LSTM RUL, and schema-validated agentic maintenance tools on the runlinc E32W platform with team-collected lab telemetry. Table 1 summarises how prior work falls short and how this project advances the state of practice.</w:t>
       </w:r>
     </w:p>
     <w:p>
@@ -2400,13 +2372,12 @@
         <w:spacing w:after="120"/>
       </w:pPr>
       <w:r>
-        <w:rPr>
-          <w:rFonts w:ascii="Times New Roman" w:hAnsi="Times New Roman"/>
-          <w:sz w:val="22"/>
-        </w:rPr>
-        <w:t>The gap is not merely technical — it is architectural and operational. Factory PdM systems often assume always-on cloud connectivity and human-in-the-loop alarm acknowledgement [1], [19], [20]. Our capstone instead tests whether a student-team-scale prototype on client-supplied hardware can meet measurable targets for reflex latency [29], RUL accuracy [4], and agent traceability [11], [27] within a single trimester design phase, using lab data rather than production plant telemetry. This positions the project as a reproducible reference implementation for eLabtronics/runlinc [33] rather than a generic Industry 4.0 survey [1], [36].</w:t>
-      </w:r>
-      <w:r/>
+        <w:t xml:space="preserve">The gap is not merely technical — it is architectural and operational. Factory PdM systems often assume always-on cloud connectivity and human-in-the-loop alarm acknowledgement. Our capstone instead tests whether a student-team-scale prototype on client-supplied hardware can meet measurable targets for reflex latency, RUL accuracy, and agent traceability within a single </w:t>
+      </w:r>
+      <w:r>
+        <w:lastRenderedPageBreak/>
+        <w:t>trimester design phase, using lab data rather than production plant telemetry. This positions the project as a reproducible reference implementation for eLabtronics/runlinc rather than a generic Industry 4.0 survey.</w:t>
+      </w:r>
     </w:p>
     <w:p>
       <w:pPr>
@@ -2862,11 +2833,7 @@
         <w:spacing w:after="120"/>
       </w:pPr>
       <w:r>
-        <w:rPr>
-          <w:rFonts w:ascii="Times New Roman" w:hAnsi="Times New Roman"/>
-          <w:sz w:val="22"/>
-        </w:rPr>
-        <w:t>Primary data source: team-collected real-time streams from client-supplied E32W and 37-in-1 sensor kit [33], [34]. Client factory/plant telemetry is explicitly out of scope. Supplementary benchmark datasets (C-MAPSS FD001 [3], XJTU-SY bearings [5]) support RUL model training where lab data lacks sufficient failure labels [2], [4].</w:t>
+        <w:t>Primary data source: team-collected real-time streams from client-supplied E32W and 37-in-1 sensor kit. Client factory/plant telemetry is explicitly out of scope. Supplementary benchmark datasets (C-MAPSS FD001, XJTU-SY bearings) support RUL model training where lab data lacks sufficient failure labels.</w:t>
       </w:r>
     </w:p>
     <w:p>
@@ -3549,11 +3516,7 @@
         <w:spacing w:after="120"/>
       </w:pPr>
       <w:r>
-        <w:rPr>
-          <w:rFonts w:ascii="Times New Roman" w:hAnsi="Times New Roman"/>
-          <w:sz w:val="22"/>
-        </w:rPr>
-        <w:t>The team maps project stages to the data science project lifecycle practised in MDA512 and the CRISP-DM process model. Each stage produces a verifiable deliverable and a decision gate before the next stage begins. Because hardware access and agent behaviour introduce uncertainty [11], [31], failed quality checks return work to requirements or data preparation rather than proceeding to deployment [20].</w:t>
+        <w:t>The team maps project stages to the data science project lifecycle practised in MDA512 and CRISP-DM [12]. Each stage produces a verifiable deliverable and a decision gate before the next stage begins. Because hardware access and agent behaviour introduce uncertainty, failed quality checks return work to requirements or data preparation rather than proceeding to deployment.</w:t>
       </w:r>
     </w:p>
     <w:tbl>
@@ -4053,11 +4016,7 @@
         <w:spacing w:after="120"/>
       </w:pPr>
       <w:r>
-        <w:rPr>
-          <w:rFonts w:ascii="Times New Roman" w:hAnsi="Times New Roman"/>
-          <w:sz w:val="22"/>
-        </w:rPr>
-        <w:t>A lightweight Agile approach is used because hardware access, client-data suitability, and agent behaviour create uncertainty [14], [31]. Work is planned in one-week iterations aligned with supervision meetings. Each sprint delivers a demonstrable increment mapped to objectives in Table §2.4, consistent with human–AI interaction guidelines for reviewable tool use [27].</w:t>
+        <w:t>A lightweight Agile approach is used because hardware access, client-data suitability, and agent behaviour create uncertainty. Work is planned in one-week iterations aligned with supervision meetings. Each sprint delivers a demonstrable increment mapped to objectives in Table §2.4.</w:t>
       </w:r>
     </w:p>
     <w:p>
@@ -4121,11 +4080,7 @@
         <w:spacing w:after="120"/>
       </w:pPr>
       <w:r>
-        <w:rPr>
-          <w:rFonts w:ascii="Times New Roman" w:hAnsi="Times New Roman"/>
-          <w:sz w:val="22"/>
-        </w:rPr>
-        <w:t>Continuous integration runs linting, unit tests, JSON schema tests, and a deterministic replay on every merge request. Hardware tests remain a controlled manual gate. Architecture decision records (ADR) document the reflex/agent split [29], [11]. OpenAPI specifies mock ERP endpoints inspired by tool-using LLM patterns [12]; the Thought Log serves as the audit artefact for explainable maintenance actions [16], [17], [27].</w:t>
+        <w:t>Continuous integration runs linting, unit tests, JSON schema tests, and a deterministic replay on every merge request. Hardware tests remain a controlled manual gate. Architecture decision records (ADR) document the reflex/agent split. OpenAPI specifies mock ERP endpoints; the Thought Log serves as the audit artefact.</w:t>
       </w:r>
     </w:p>
     <w:p>
@@ -4149,32 +4104,30 @@
         <w:spacing w:after="120"/>
       </w:pPr>
       <w:r>
-        <w:t>Figure 1 shows the four-layer architecture with team hardware as the primary data source.</w:t>
+        <w:t>Figure 1 shows the four-layer project architecture plan with 37-in-1 kit module names (Shock, TEMP 18B20, buzzer) and team hardware as the primary data source.</w:t>
       </w:r>
     </w:p>
     <w:p>
-      <w:r>
-        <w:rPr>
-          <w:noProof/>
-        </w:rPr>
-        <w:lastRenderedPageBreak/>
+      <w:pPr>
+        <w:jc w:val="center"/>
+      </w:pPr>
+      <w:r>
         <w:drawing>
-          <wp:inline distT="0" distB="0" distL="0" distR="0" wp14:anchorId="15685270" wp14:editId="5E2F4A6F">
-            <wp:extent cx="5943600" cy="3542425"/>
-            <wp:effectExtent l="0" t="0" r="0" b="0"/>
-            <wp:docPr id="1" name="Picture 1"/>
+          <wp:inline xmlns:a="http://schemas.openxmlformats.org/drawingml/2006/main" xmlns:pic="http://schemas.openxmlformats.org/drawingml/2006/picture">
+            <wp:extent cx="5943600" cy="3167478"/>
+            <wp:docPr id="18" name="Picture 18"/>
             <wp:cNvGraphicFramePr>
-              <a:graphicFrameLocks xmlns:a="http://schemas.openxmlformats.org/drawingml/2006/main" noChangeAspect="1"/>
+              <a:graphicFrameLocks noChangeAspect="1"/>
             </wp:cNvGraphicFramePr>
-            <a:graphic xmlns:a="http://schemas.openxmlformats.org/drawingml/2006/main">
+            <a:graphic>
               <a:graphicData uri="http://schemas.openxmlformats.org/drawingml/2006/picture">
-                <pic:pic xmlns:pic="http://schemas.openxmlformats.org/drawingml/2006/picture">
+                <pic:pic>
                   <pic:nvPicPr>
-                    <pic:cNvPr id="0" name="MDA691_PdM_Block_Diagram_FINAL.png"/>
+                    <pic:cNvPr id="0" name="1dd9f669-79a2-4f78-8f05-09af91fbd179.png"/>
                     <pic:cNvPicPr/>
                   </pic:nvPicPr>
                   <pic:blipFill>
-                    <a:blip r:embed="rId6"/>
+                    <a:blip r:embed="rId25"/>
                     <a:stretch>
                       <a:fillRect/>
                     </a:stretch>
@@ -4182,11 +4135,9 @@
                   <pic:spPr>
                     <a:xfrm>
                       <a:off x="0" y="0"/>
-                      <a:ext cx="5943600" cy="3542425"/>
+                      <a:ext cx="5943600" cy="3167478"/>
                     </a:xfrm>
-                    <a:prstGeom prst="rect">
-                      <a:avLst/>
-                    </a:prstGeom>
+                    <a:prstGeom prst="rect"/>
                   </pic:spPr>
                 </pic:pic>
               </a:graphicData>
@@ -4197,14 +4148,11 @@
     </w:p>
     <w:p>
       <w:pPr>
+        <w:pStyle w:val="Caption"/>
         <w:jc w:val="center"/>
       </w:pPr>
       <w:r>
-        <w:rPr>
-          <w:i/>
-          <w:sz w:val="20"/>
-        </w:rPr>
-        <w:t>Figure 1. Four-layer agentic PdM architecture — team-collected data on client-supplied E32W hardware.</w:t>
+        <w:t>Figure 1. Project architecture plan — 37-in-1 kit modules (Shock, TEMP 18B20, buzzer) with STEMSEL E32W dual-path edge reflex and agentic AI.</w:t>
       </w:r>
     </w:p>
     <w:p/>
@@ -4221,11 +4169,7 @@
         <w:spacing w:after="120"/>
       </w:pPr>
       <w:r>
-        <w:rPr>
-          <w:rFonts w:ascii="Times New Roman" w:hAnsi="Times New Roman"/>
-          <w:sz w:val="22"/>
-        </w:rPr>
-        <w:t>1 s windows, 50% overlap; RMS, peak-to-peak, crest factor, and FFT bands follow vibration condition-monitoring practice [28]. ISO 10816-3 reflex alarm triggers on threshold breach for non-rotating-part vibration evaluation [29]. On-device feature extraction is constrained by ESP32 resources and TinyML deployment limits [30], [34], [40].</w:t>
+        <w:t>1 s windows, 50% overlap; RMS, peak-to-peak, crest factor, FFT bands. ISO 10816-3 reflex alarm on breach.</w:t>
       </w:r>
     </w:p>
     <w:p>
@@ -4295,11 +4239,43 @@
     <w:p>
       <w:r>
         <w:rPr>
-          <w:rFonts w:ascii="Times New Roman" w:hAnsi="Times New Roman"/>
           <w:noProof/>
-          <w:sz w:val="22"/>
         </w:rPr>
-        <w:t>Feature vectors are published using MQTT topics for low-overhead IIoT transport [22], [23]. Figure 3 shows the logical data model and topic schema used by the edge publisher and agent subscriber.</w:t>
+        <w:drawing>
+          <wp:inline distT="0" distB="0" distL="0" distR="0" wp14:anchorId="248645FB" wp14:editId="4E377105">
+            <wp:extent cx="5943600" cy="3439570"/>
+            <wp:effectExtent l="0" t="0" r="0" b="0"/>
+            <wp:docPr id="3" name="Picture 3"/>
+            <wp:cNvGraphicFramePr>
+              <a:graphicFrameLocks xmlns:a="http://schemas.openxmlformats.org/drawingml/2006/main" noChangeAspect="1"/>
+            </wp:cNvGraphicFramePr>
+            <a:graphic xmlns:a="http://schemas.openxmlformats.org/drawingml/2006/main">
+              <a:graphicData uri="http://schemas.openxmlformats.org/drawingml/2006/picture">
+                <pic:pic xmlns:pic="http://schemas.openxmlformats.org/drawingml/2006/picture">
+                  <pic:nvPicPr>
+                    <pic:cNvPr id="0" name="Fig3_Data_Model_ER.png"/>
+                    <pic:cNvPicPr/>
+                  </pic:nvPicPr>
+                  <pic:blipFill>
+                    <a:blip r:embed="rId8"/>
+                    <a:stretch>
+                      <a:fillRect/>
+                    </a:stretch>
+                  </pic:blipFill>
+                  <pic:spPr>
+                    <a:xfrm>
+                      <a:off x="0" y="0"/>
+                      <a:ext cx="5943600" cy="3439570"/>
+                    </a:xfrm>
+                    <a:prstGeom prst="rect">
+                      <a:avLst/>
+                    </a:prstGeom>
+                  </pic:spPr>
+                </pic:pic>
+              </a:graphicData>
+            </a:graphic>
+          </wp:inline>
+        </w:drawing>
       </w:r>
     </w:p>
     <w:p>
@@ -4326,11 +4302,43 @@
     <w:p>
       <w:r>
         <w:rPr>
-          <w:rFonts w:ascii="Times New Roman" w:hAnsi="Times New Roman"/>
           <w:noProof/>
-          <w:sz w:val="22"/>
         </w:rPr>
-        <w:t>The RUL path trains an LSTM baseline on C-MAPSS/XJTU-SY labels [3]–[5] and applies the model to team E32W feature histories [2], [4]. SHAP summaries explain feature contributions to each RUL estimate [26], [39]. Figure 4 summarises the analytical workflow.</w:t>
+        <w:drawing>
+          <wp:inline distT="0" distB="0" distL="0" distR="0" wp14:anchorId="3FF7A78E" wp14:editId="1AE3CB27">
+            <wp:extent cx="5943600" cy="2440180"/>
+            <wp:effectExtent l="0" t="0" r="0" b="0"/>
+            <wp:docPr id="4" name="Picture 4"/>
+            <wp:cNvGraphicFramePr>
+              <a:graphicFrameLocks xmlns:a="http://schemas.openxmlformats.org/drawingml/2006/main" noChangeAspect="1"/>
+            </wp:cNvGraphicFramePr>
+            <a:graphic xmlns:a="http://schemas.openxmlformats.org/drawingml/2006/main">
+              <a:graphicData uri="http://schemas.openxmlformats.org/drawingml/2006/picture">
+                <pic:pic xmlns:pic="http://schemas.openxmlformats.org/drawingml/2006/picture">
+                  <pic:nvPicPr>
+                    <pic:cNvPr id="0" name="Fig4_RUL_Workflow.png"/>
+                    <pic:cNvPicPr/>
+                  </pic:nvPicPr>
+                  <pic:blipFill>
+                    <a:blip r:embed="rId9"/>
+                    <a:stretch>
+                      <a:fillRect/>
+                    </a:stretch>
+                  </pic:blipFill>
+                  <pic:spPr>
+                    <a:xfrm>
+                      <a:off x="0" y="0"/>
+                      <a:ext cx="5943600" cy="2440180"/>
+                    </a:xfrm>
+                    <a:prstGeom prst="rect">
+                      <a:avLst/>
+                    </a:prstGeom>
+                  </pic:spPr>
+                </pic:pic>
+              </a:graphicData>
+            </a:graphic>
+          </wp:inline>
+        </w:drawing>
       </w:r>
     </w:p>
     <w:p>
@@ -4358,11 +4366,43 @@
     <w:p>
       <w:r>
         <w:rPr>
-          <w:rFonts w:ascii="Times New Roman" w:hAnsi="Times New Roman"/>
           <w:noProof/>
-          <w:sz w:val="22"/>
         </w:rPr>
-        <w:t>The runlinc AI Assistant follows a ReAct-style reason–act loop with schema-validated tools [11], [12], [13]. Thought Log entries support auditability and human review [16], [27]. Figure 5 shows the agent sequence and dashboard wireframe.</w:t>
+        <w:drawing>
+          <wp:inline distT="0" distB="0" distL="0" distR="0" wp14:anchorId="2FF56578" wp14:editId="74427F50">
+            <wp:extent cx="5943600" cy="2953976"/>
+            <wp:effectExtent l="0" t="0" r="0" b="0"/>
+            <wp:docPr id="5" name="Picture 5"/>
+            <wp:cNvGraphicFramePr>
+              <a:graphicFrameLocks xmlns:a="http://schemas.openxmlformats.org/drawingml/2006/main" noChangeAspect="1"/>
+            </wp:cNvGraphicFramePr>
+            <a:graphic xmlns:a="http://schemas.openxmlformats.org/drawingml/2006/main">
+              <a:graphicData uri="http://schemas.openxmlformats.org/drawingml/2006/picture">
+                <pic:pic xmlns:pic="http://schemas.openxmlformats.org/drawingml/2006/picture">
+                  <pic:nvPicPr>
+                    <pic:cNvPr id="0" name="Fig5_Agent_Sequence_Dashboard.png"/>
+                    <pic:cNvPicPr/>
+                  </pic:nvPicPr>
+                  <pic:blipFill>
+                    <a:blip r:embed="rId10"/>
+                    <a:stretch>
+                      <a:fillRect/>
+                    </a:stretch>
+                  </pic:blipFill>
+                  <pic:spPr>
+                    <a:xfrm>
+                      <a:off x="0" y="0"/>
+                      <a:ext cx="5943600" cy="2953976"/>
+                    </a:xfrm>
+                    <a:prstGeom prst="rect">
+                      <a:avLst/>
+                    </a:prstGeom>
+                  </pic:spPr>
+                </pic:pic>
+              </a:graphicData>
+            </a:graphic>
+          </wp:inline>
+        </w:drawing>
       </w:r>
     </w:p>
     <w:p>
@@ -4377,7 +4417,6 @@
         <w:t>Figure 5. Agent sequence and Thought Log dashboard wireframe.</w:t>
       </w:r>
     </w:p>
-    <w:p/>
     <w:p>
       <w:pPr>
         <w:pStyle w:val="Heading2"/>
@@ -4391,23 +4430,19 @@
         <w:spacing w:after="120"/>
       </w:pPr>
       <w:r>
-        <w:rPr>
-          <w:rFonts w:ascii="Times New Roman" w:hAnsi="Times New Roman"/>
-          <w:sz w:val="22"/>
-        </w:rPr>
-        <w:t>As a preliminary hardware smoke test, the team completed runlinc intermediate Project 14 (DS18B20 Temperature Sensor) on the client-supplied STEMSEL E32W [33], [34]. The sensor was connected on ESP32 port D4 (tempSensor) via the runlinc IDE; a live reading of 23.125 °C was obtained using MicroPython/JS loop execution [35]. This confirms E32W power, runlinc connectivity, and basic sensor I/O before vibration (KY-002) integration [7], [8]. Figures 6–8 show the lab hardware, runlinc project screen, and temperature graph. Table 7 summarises the test record; meeting notes are in Appendix II.A.</w:t>
+        <w:t>As a preliminary hardware smoke test, the team completed runlinc intermediate Project 14 (DS18B20 Temperature Sensor) on the client-supplied STEMSEL E32W. The sensor was connected on ESP32 port D4 (tempSensor) via the runlinc IDE; a live reading of 23.125 °C was obtained. This confirms E32W power, runlinc connectivity, MicroPython/JS loop execution, and basic sensor I/O before vibration (KY-002) integration. Figures 6–8 show the lab hardware, runlinc project screen, and temperature graph. Table 7 summarises the test record; meeting notes are in Appendix II.A.</w:t>
       </w:r>
     </w:p>
     <w:tbl>
       <w:tblPr>
         <w:tblStyle w:val="TableGrid"/>
-        <w:tblW w:w="0" w:type="auto"/>
+        <w:tblW w:w="8931" w:type="dxa"/>
         <w:jc w:val="center"/>
         <w:tblLook w:val="04A0" w:firstRow="1" w:lastRow="0" w:firstColumn="1" w:lastColumn="0" w:noHBand="0" w:noVBand="1"/>
       </w:tblPr>
       <w:tblGrid>
         <w:gridCol w:w="4320"/>
-        <w:gridCol w:w="4320"/>
+        <w:gridCol w:w="4611"/>
       </w:tblGrid>
       <w:tr>
         <w:trPr>
@@ -4428,7 +4463,7 @@
         </w:tc>
         <w:tc>
           <w:tcPr>
-            <w:tcW w:w="4320" w:type="dxa"/>
+            <w:tcW w:w="4611" w:type="dxa"/>
           </w:tcPr>
           <w:p>
             <w:r>
@@ -4456,7 +4491,7 @@
         </w:tc>
         <w:tc>
           <w:tcPr>
-            <w:tcW w:w="4320" w:type="dxa"/>
+            <w:tcW w:w="4611" w:type="dxa"/>
           </w:tcPr>
           <w:p>
             <w:r>
@@ -4481,7 +4516,7 @@
         </w:tc>
         <w:tc>
           <w:tcPr>
-            <w:tcW w:w="4320" w:type="dxa"/>
+            <w:tcW w:w="4611" w:type="dxa"/>
           </w:tcPr>
           <w:p>
             <w:r>
@@ -4506,7 +4541,7 @@
         </w:tc>
         <w:tc>
           <w:tcPr>
-            <w:tcW w:w="4320" w:type="dxa"/>
+            <w:tcW w:w="4611" w:type="dxa"/>
           </w:tcPr>
           <w:p>
             <w:r>
@@ -4531,7 +4566,7 @@
         </w:tc>
         <w:tc>
           <w:tcPr>
-            <w:tcW w:w="4320" w:type="dxa"/>
+            <w:tcW w:w="4611" w:type="dxa"/>
           </w:tcPr>
           <w:p>
             <w:r>
@@ -4556,7 +4591,7 @@
         </w:tc>
         <w:tc>
           <w:tcPr>
-            <w:tcW w:w="4320" w:type="dxa"/>
+            <w:tcW w:w="4611" w:type="dxa"/>
           </w:tcPr>
           <w:p>
             <w:r>
@@ -4581,7 +4616,7 @@
         </w:tc>
         <w:tc>
           <w:tcPr>
-            <w:tcW w:w="4320" w:type="dxa"/>
+            <w:tcW w:w="4611" w:type="dxa"/>
           </w:tcPr>
           <w:p>
             <w:r>
@@ -4606,7 +4641,7 @@
         </w:tc>
         <w:tc>
           <w:tcPr>
-            <w:tcW w:w="4320" w:type="dxa"/>
+            <w:tcW w:w="4611" w:type="dxa"/>
           </w:tcPr>
           <w:p>
             <w:r>
@@ -4631,7 +4666,7 @@
         </w:tc>
         <w:tc>
           <w:tcPr>
-            <w:tcW w:w="4320" w:type="dxa"/>
+            <w:tcW w:w="4611" w:type="dxa"/>
           </w:tcPr>
           <w:p>
             <w:r>
@@ -4656,15 +4691,11 @@
         </w:tc>
         <w:tc>
           <w:tcPr>
-            <w:tcW w:w="4320" w:type="dxa"/>
-          </w:tcPr>
-          <w:p>
-            <w:r>
-              <w:t xml:space="preserve">Add KY-002 vibration (GPIO 23), buzzer </w:t>
-            </w:r>
-            <w:r>
-              <w:lastRenderedPageBreak/>
-              <w:t>(GPIO 34), MQTT feature publish</w:t>
+            <w:tcW w:w="4611" w:type="dxa"/>
+          </w:tcPr>
+          <w:p>
+            <w:r>
+              <w:t>Add KY-002 vibration (GPIO 23), buzzer (GPIO 34), MQTT feature publish</w:t>
             </w:r>
           </w:p>
         </w:tc>
@@ -6510,9 +6541,9 @@
         </w:rPr>
         <w:lastRenderedPageBreak/>
         <w:drawing>
-          <wp:inline distT="0" distB="0" distL="0" distR="0" wp14:anchorId="6A96AD11" wp14:editId="317A4FF3">
-            <wp:extent cx="5669280" cy="4994610"/>
-            <wp:effectExtent l="0" t="0" r="0" b="0"/>
+          <wp:inline distT="0" distB="0" distL="0" distR="0" wp14:anchorId="6A96AD11" wp14:editId="3E5E84A6">
+            <wp:extent cx="5668900" cy="4719955"/>
+            <wp:effectExtent l="0" t="0" r="0" b="4445"/>
             <wp:docPr id="11" name="Picture 11"/>
             <wp:cNvGraphicFramePr>
               <a:graphicFrameLocks xmlns:a="http://schemas.openxmlformats.org/drawingml/2006/main" noChangeAspect="1"/>
@@ -6524,20 +6555,29 @@
                     <pic:cNvPr id="0" name="02_WBS_Entry_Table.png"/>
                     <pic:cNvPicPr/>
                   </pic:nvPicPr>
-                  <pic:blipFill>
+                  <pic:blipFill rotWithShape="1">
                     <a:blip r:embed="rId19"/>
+                    <a:srcRect t="5493"/>
                     <a:stretch>
                       <a:fillRect/>
                     </a:stretch>
                   </pic:blipFill>
-                  <pic:spPr>
+                  <pic:spPr bwMode="auto">
                     <a:xfrm>
                       <a:off x="0" y="0"/>
-                      <a:ext cx="5669280" cy="4994610"/>
+                      <a:ext cx="5669280" cy="4720272"/>
                     </a:xfrm>
                     <a:prstGeom prst="rect">
                       <a:avLst/>
                     </a:prstGeom>
+                    <a:ln>
+                      <a:noFill/>
+                    </a:ln>
+                    <a:extLst>
+                      <a:ext uri="{53640926-AAD7-44D8-BBD7-CCE9431645EC}">
+                        <a14:shadowObscured xmlns:a14="http://schemas.microsoft.com/office/drawing/2010/main"/>
+                      </a:ext>
+                    </a:extLst>
                   </pic:spPr>
                 </pic:pic>
               </a:graphicData>
@@ -6848,11 +6888,7 @@
         <w:spacing w:after="120"/>
       </w:pPr>
       <w:r>
-        <w:rPr>
-          <w:rFonts w:ascii="Times New Roman" w:hAnsi="Times New Roman"/>
-          <w:sz w:val="22"/>
-        </w:rPr>
-        <w:t>The client supplies the E32W platform, 37-in-1 sensor kit, and USB data/power cable [33], [34]. The team funds only minor prototyping accessories. Student labour (~400 h, 4 × ~100 h) and supervisor/client input are recorded as in-kind with zero direct cash cost.</w:t>
+        <w:t>The client supplies the E32W platform, 37-in-1 sensor kit, and USB data/power cable. The team funds only minor prototyping accessories. Student labour (~400 h, 4 × ~100 h) and supervisor/client input are recorded as in-kind with zero direct cash cost.</w:t>
       </w:r>
     </w:p>
     <w:tbl>
@@ -6963,8 +6999,21 @@
           </w:tcPr>
           <w:p>
             <w:r>
+              <w:t>Hardware</w:t>
+            </w:r>
+          </w:p>
+        </w:tc>
+        <w:tc>
+          <w:tcPr>
+            <w:tcW w:w="1440" w:type="dxa"/>
+          </w:tcPr>
+          <w:p>
+            <w:r>
+              <w:t xml:space="preserve">STEMSEL E32W </w:t>
+            </w:r>
+            <w:r>
               <w:lastRenderedPageBreak/>
-              <w:t>Hardware</w:t>
+              <w:t>(ESP32)</w:t>
             </w:r>
           </w:p>
         </w:tc>
@@ -6974,16 +7023,7 @@
           </w:tcPr>
           <w:p>
             <w:r>
-              <w:t>STEMSEL E32W (ESP32)</w:t>
-            </w:r>
-          </w:p>
-        </w:tc>
-        <w:tc>
-          <w:tcPr>
-            <w:tcW w:w="1440" w:type="dxa"/>
-          </w:tcPr>
-          <w:p>
-            <w:r>
+              <w:lastRenderedPageBreak/>
               <w:t>1</w:t>
             </w:r>
           </w:p>
@@ -7992,11 +8032,10 @@
         <w:rPr>
           <w:noProof/>
         </w:rPr>
-        <w:lastRenderedPageBreak/>
         <w:drawing>
-          <wp:inline distT="0" distB="0" distL="0" distR="0" wp14:anchorId="3C59F0E6" wp14:editId="617B764D">
-            <wp:extent cx="5029200" cy="2588715"/>
-            <wp:effectExtent l="0" t="0" r="0" b="0"/>
+          <wp:inline distT="0" distB="0" distL="0" distR="0" wp14:anchorId="3C59F0E6" wp14:editId="6F3BD55B">
+            <wp:extent cx="5028316" cy="2280690"/>
+            <wp:effectExtent l="0" t="0" r="1270" b="5715"/>
             <wp:docPr id="12" name="Picture 12"/>
             <wp:cNvGraphicFramePr>
               <a:graphicFrameLocks xmlns:a="http://schemas.openxmlformats.org/drawingml/2006/main" noChangeAspect="1"/>
@@ -8008,20 +8047,29 @@
                     <pic:cNvPr id="0" name="03_Budget_Cost_Table.png"/>
                     <pic:cNvPicPr/>
                   </pic:nvPicPr>
-                  <pic:blipFill>
+                  <pic:blipFill rotWithShape="1">
                     <a:blip r:embed="rId20"/>
+                    <a:srcRect t="11883"/>
                     <a:stretch>
                       <a:fillRect/>
                     </a:stretch>
                   </pic:blipFill>
-                  <pic:spPr>
+                  <pic:spPr bwMode="auto">
                     <a:xfrm>
                       <a:off x="0" y="0"/>
-                      <a:ext cx="5029200" cy="2588715"/>
+                      <a:ext cx="5029200" cy="2281091"/>
                     </a:xfrm>
                     <a:prstGeom prst="rect">
                       <a:avLst/>
                     </a:prstGeom>
+                    <a:ln>
+                      <a:noFill/>
+                    </a:ln>
+                    <a:extLst>
+                      <a:ext uri="{53640926-AAD7-44D8-BBD7-CCE9431645EC}">
+                        <a14:shadowObscured xmlns:a14="http://schemas.microsoft.com/office/drawing/2010/main"/>
+                      </a:ext>
+                    </a:extLst>
                   </pic:spPr>
                 </pic:pic>
               </a:graphicData>
@@ -8039,6 +8087,7 @@
           <w:i/>
           <w:sz w:val="20"/>
         </w:rPr>
+        <w:lastRenderedPageBreak/>
         <w:t>Figure 15. ProjectLibre WBS 5 cost table (minimum direct budget AUD 18.45).</w:t>
       </w:r>
     </w:p>
@@ -8049,9 +8098,9 @@
           <w:noProof/>
         </w:rPr>
         <w:drawing>
-          <wp:inline distT="0" distB="0" distL="0" distR="0" wp14:anchorId="58766481" wp14:editId="50FA7E5B">
-            <wp:extent cx="4114800" cy="1934396"/>
-            <wp:effectExtent l="0" t="0" r="0" b="0"/>
+          <wp:inline distT="0" distB="0" distL="0" distR="0" wp14:anchorId="58766481" wp14:editId="5A6DDCC3">
+            <wp:extent cx="4114404" cy="1601701"/>
+            <wp:effectExtent l="0" t="0" r="635" b="0"/>
             <wp:docPr id="13" name="Picture 13"/>
             <wp:cNvGraphicFramePr>
               <a:graphicFrameLocks xmlns:a="http://schemas.openxmlformats.org/drawingml/2006/main" noChangeAspect="1"/>
@@ -8063,20 +8112,29 @@
                     <pic:cNvPr id="0" name="04_Resource_Sheet.png"/>
                     <pic:cNvPicPr/>
                   </pic:nvPicPr>
-                  <pic:blipFill>
+                  <pic:blipFill rotWithShape="1">
                     <a:blip r:embed="rId21"/>
+                    <a:srcRect t="17191"/>
                     <a:stretch>
                       <a:fillRect/>
                     </a:stretch>
                   </pic:blipFill>
-                  <pic:spPr>
+                  <pic:spPr bwMode="auto">
                     <a:xfrm>
                       <a:off x="0" y="0"/>
-                      <a:ext cx="4114800" cy="1934396"/>
+                      <a:ext cx="4114800" cy="1601855"/>
                     </a:xfrm>
                     <a:prstGeom prst="rect">
                       <a:avLst/>
                     </a:prstGeom>
+                    <a:ln>
+                      <a:noFill/>
+                    </a:ln>
+                    <a:extLst>
+                      <a:ext uri="{53640926-AAD7-44D8-BBD7-CCE9431645EC}">
+                        <a14:shadowObscured xmlns:a14="http://schemas.microsoft.com/office/drawing/2010/main"/>
+                      </a:ext>
+                    </a:extLst>
                   </pic:spPr>
                 </pic:pic>
               </a:graphicData>
@@ -8103,11 +8161,10 @@
         <w:rPr>
           <w:noProof/>
         </w:rPr>
-        <w:lastRenderedPageBreak/>
         <w:drawing>
-          <wp:inline distT="0" distB="0" distL="0" distR="0" wp14:anchorId="34CE4C90" wp14:editId="695C128B">
-            <wp:extent cx="4572000" cy="3035532"/>
-            <wp:effectExtent l="0" t="0" r="0" b="0"/>
+          <wp:inline distT="0" distB="0" distL="0" distR="0" wp14:anchorId="34CE4C90" wp14:editId="7E5ABDFF">
+            <wp:extent cx="4571651" cy="2603039"/>
+            <wp:effectExtent l="0" t="0" r="635" b="635"/>
             <wp:docPr id="14" name="Picture 14"/>
             <wp:cNvGraphicFramePr>
               <a:graphicFrameLocks xmlns:a="http://schemas.openxmlformats.org/drawingml/2006/main" noChangeAspect="1"/>
@@ -8119,20 +8176,29 @@
                     <pic:cNvPr id="0" name="05_Project_Information.png"/>
                     <pic:cNvPicPr/>
                   </pic:nvPicPr>
-                  <pic:blipFill>
+                  <pic:blipFill rotWithShape="1">
                     <a:blip r:embed="rId22"/>
+                    <a:srcRect t="14241"/>
                     <a:stretch>
                       <a:fillRect/>
                     </a:stretch>
                   </pic:blipFill>
-                  <pic:spPr>
+                  <pic:spPr bwMode="auto">
                     <a:xfrm>
                       <a:off x="0" y="0"/>
-                      <a:ext cx="4572000" cy="3035532"/>
+                      <a:ext cx="4572000" cy="2603238"/>
                     </a:xfrm>
                     <a:prstGeom prst="rect">
                       <a:avLst/>
                     </a:prstGeom>
+                    <a:ln>
+                      <a:noFill/>
+                    </a:ln>
+                    <a:extLst>
+                      <a:ext uri="{53640926-AAD7-44D8-BBD7-CCE9431645EC}">
+                        <a14:shadowObscured xmlns:a14="http://schemas.microsoft.com/office/drawing/2010/main"/>
+                      </a:ext>
+                    </a:extLst>
                   </pic:spPr>
                 </pic:pic>
               </a:graphicData>
@@ -8342,7 +8408,11 @@
           </w:tcPr>
           <w:p>
             <w:r>
-              <w:t>Lab sensor data may not represent factory conditions</w:t>
+              <w:t xml:space="preserve">Lab sensor data may not represent factory </w:t>
+            </w:r>
+            <w:r>
+              <w:lastRenderedPageBreak/>
+              <w:t>conditions</w:t>
             </w:r>
           </w:p>
         </w:tc>
@@ -8352,7 +8422,12 @@
           </w:tcPr>
           <w:p>
             <w:r>
-              <w:t>Document test protocol; compare with published ESP32 studies [7, 8]</w:t>
+              <w:lastRenderedPageBreak/>
+              <w:t xml:space="preserve">Document test protocol; compare </w:t>
+            </w:r>
+            <w:r>
+              <w:lastRenderedPageBreak/>
+              <w:t>with published ESP32 studies [7, 8]</w:t>
             </w:r>
           </w:p>
         </w:tc>
@@ -8362,6 +8437,7 @@
           </w:tcPr>
           <w:p>
             <w:r>
+              <w:lastRenderedPageBreak/>
               <w:t>Asmita</w:t>
             </w:r>
           </w:p>
@@ -8509,11 +8585,7 @@
         <w:spacing w:after="120"/>
       </w:pPr>
       <w:r>
-        <w:rPr>
-          <w:rFonts w:ascii="Times New Roman" w:hAnsi="Times New Roman"/>
-          <w:sz w:val="22"/>
-        </w:rPr>
-        <w:t>Limitations: team lab data on E32W may not fully represent factory operating conditions [1], [7]; ESP32 memory limits FFT and model size [30], [34], [40]; agent latency is unsuitable for safety alarms relative to millisecond reflex paths [11], [15], [29]; ERP integration is simulated [12], [13]; primary data depends on the team-led lab collection schedule [33].</w:t>
+        <w:t>Limitations: team lab data on E32W may not fully represent factory operating conditions; ESP32 memory limits FFT; agent latency unsuitable for safety alarms; ERP simulated; primary data depends on team-led lab collection schedule.</w:t>
       </w:r>
     </w:p>
     <w:p>
@@ -8529,11 +8601,7 @@
         <w:spacing w:after="120"/>
       </w:pPr>
       <w:r>
-        <w:rPr>
-          <w:rFonts w:ascii="Times New Roman" w:hAnsi="Times New Roman"/>
-          <w:sz w:val="22"/>
-        </w:rPr>
-        <w:t>This Assignment 2 report responds directly to Assignment 1b feedback: project-specific introduction, corrected and aligned RQs/objectives, critical literature synthesis [1], [2], [7], [11], documented client engagement (meetings 10, 17, 24 August 2026), and team hardware data collection scope [33]. The four-layer architecture (Figure 1) separates millisecond reflex alarms [29] from agentic reasoning [11], [13]. Next steps: complete sensor wiring, live MQTT streaming [22], RUL baseline [4], and agent integration in MDA692.</w:t>
+        <w:t>This Assignment 2 report responds directly to Assignment 1b feedback: project-specific introduction, corrected and aligned RQs/objectives, critical literature synthesis, documented client engagement (meetings 10, 17, 24 August 2026), and team hardware data collection scope. The four-layer architecture (Figure 1) separates millisecond reflex alarms from agentic reasoning. Next steps: complete sensor wiring, live MQTT streaming, RUL baseline, and agent integration in MDA692.</w:t>
       </w:r>
     </w:p>
     <w:p>
@@ -8549,38 +8617,11 @@
         <w:ind w:left="720" w:hanging="720"/>
       </w:pPr>
       <w:r>
-        <w:rPr>
-          <w:rFonts w:ascii="Times New Roman" w:hAnsi="Times New Roman"/>
-          <w:sz w:val="22"/>
-        </w:rPr>
         <w:t>[1]</w:t>
+      </w:r>
+      <w:r>
         <w:tab/>
-        <w:t xml:space="preserve">T. Zonta, C. A. da Costa, R. da Rosa Righi, M. J. de Lima, E. S. da Trindade, and G. P. Li, “Predictive maintenance in the Industry 4.0: A systematic literature review,” Computers &amp; Industrial Engineering, vol. 150, art. no. 106889, Dec. 2020, </w:t>
-      </w:r>
-      <w:r>
-        <w:rPr>
-          <w:rFonts w:ascii="Times New Roman" w:hAnsi="Times New Roman"/>
-          <w:sz w:val="22"/>
-        </w:rPr>
-        <w:t xml:space="preserve">doi: </w:t>
-      </w:r>
-      <w:hyperlink r:id="rId25">
-        <w:r>
-          <w:rPr>
-            <w:color w:val="0563C1"/>
-            <w:u w:val="single"/>
-            <w:sz w:val="22"/>
-            <w:rFonts w:ascii="Times New Roman" w:hAnsi="Times New Roman"/>
-          </w:rPr>
-          <w:t xml:space="preserve">10.1016/j.cie.2020.106889</w:t>
-        </w:r>
-      </w:hyperlink>
-      <w:r>
-        <w:rPr>
-          <w:rFonts w:ascii="Times New Roman" w:hAnsi="Times New Roman"/>
-          <w:sz w:val="22"/>
-        </w:rPr>
-        <w:t>.</w:t>
+        <w:t>T. Zonta, C. A. da Costa, R. da Rosa Righi, M. J. de Lima, E. S. da Trindade, and G. P. Li, “Predictive maintenance in the Industry 4.0: A systematic literature review,” Computers &amp; Industrial Engineering, vol. 150, art. no. 106889, Dec. 2020, doi: 10.1016/j.cie.2020.106889.</w:t>
       </w:r>
     </w:p>
     <w:p>
@@ -8588,38 +8629,11 @@
         <w:ind w:left="720" w:hanging="720"/>
       </w:pPr>
       <w:r>
-        <w:rPr>
-          <w:rFonts w:ascii="Times New Roman" w:hAnsi="Times New Roman"/>
-          <w:sz w:val="22"/>
-        </w:rPr>
         <w:t>[2]</w:t>
+      </w:r>
+      <w:r>
         <w:tab/>
-        <w:t xml:space="preserve">F. Wu, Q. Wu, Y. Tan, and X. Xu, “Remaining useful life prediction based on deep learning: A survey,” Sensors, vol. 24, no. 11, art. no. 3454, May 2024, </w:t>
-      </w:r>
-      <w:r>
-        <w:rPr>
-          <w:rFonts w:ascii="Times New Roman" w:hAnsi="Times New Roman"/>
-          <w:sz w:val="22"/>
-        </w:rPr>
-        <w:t xml:space="preserve">doi: </w:t>
-      </w:r>
-      <w:hyperlink r:id="rId26">
-        <w:r>
-          <w:rPr>
-            <w:color w:val="0563C1"/>
-            <w:u w:val="single"/>
-            <w:sz w:val="22"/>
-            <w:rFonts w:ascii="Times New Roman" w:hAnsi="Times New Roman"/>
-          </w:rPr>
-          <w:t xml:space="preserve">10.3390/s24113454</w:t>
-        </w:r>
-      </w:hyperlink>
-      <w:r>
-        <w:rPr>
-          <w:rFonts w:ascii="Times New Roman" w:hAnsi="Times New Roman"/>
-          <w:sz w:val="22"/>
-        </w:rPr>
-        <w:t>.</w:t>
+        <w:t>F. Wu, Q. Wu, Y. Tan, and X. Xu, “Remaining useful life prediction based on deep learning: A survey,” Sensors, vol. 24, no. 11, art. no. 3454, May 2024, doi: 10.3390/s24113454.</w:t>
       </w:r>
     </w:p>
     <w:p>
@@ -8627,38 +8641,11 @@
         <w:ind w:left="720" w:hanging="720"/>
       </w:pPr>
       <w:r>
-        <w:rPr>
-          <w:rFonts w:ascii="Times New Roman" w:hAnsi="Times New Roman"/>
-          <w:sz w:val="22"/>
-        </w:rPr>
         <w:t>[3]</w:t>
+      </w:r>
+      <w:r>
         <w:tab/>
-        <w:t xml:space="preserve">A. Saxena, K. Goebel, D. Simon, and N. Eklund, “Damage propagation modeling for aircraft engine run-to-failure simulation,” in Proc. Int. Conf. Prognostics and Health Management (PHM), Denver, CO, USA, Oct. 2008, pp. 1–9, </w:t>
-      </w:r>
-      <w:r>
-        <w:rPr>
-          <w:rFonts w:ascii="Times New Roman" w:hAnsi="Times New Roman"/>
-          <w:sz w:val="22"/>
-        </w:rPr>
-        <w:t xml:space="preserve">doi: </w:t>
-      </w:r>
-      <w:hyperlink r:id="rId27">
-        <w:r>
-          <w:rPr>
-            <w:color w:val="0563C1"/>
-            <w:u w:val="single"/>
-            <w:sz w:val="22"/>
-            <w:rFonts w:ascii="Times New Roman" w:hAnsi="Times New Roman"/>
-          </w:rPr>
-          <w:t xml:space="preserve">10.1109/PHM.2008.4711414</w:t>
-        </w:r>
-      </w:hyperlink>
-      <w:r>
-        <w:rPr>
-          <w:rFonts w:ascii="Times New Roman" w:hAnsi="Times New Roman"/>
-          <w:sz w:val="22"/>
-        </w:rPr>
-        <w:t>.</w:t>
+        <w:t>A. Saxena, K. Goebel, D. Simon, and N. Eklund, “Damage propagation modeling for aircraft engine run-to-failure simulation,” in Proc. Int. Conf. Prognostics and Health Management (PHM), Denver, CO, USA, Oct. 2008, pp. 1–9, doi: 10.1109/PHM.2008.4711414.</w:t>
       </w:r>
     </w:p>
     <w:p>
@@ -8666,38 +8653,11 @@
         <w:ind w:left="720" w:hanging="720"/>
       </w:pPr>
       <w:r>
-        <w:rPr>
-          <w:rFonts w:ascii="Times New Roman" w:hAnsi="Times New Roman"/>
-          <w:sz w:val="22"/>
-        </w:rPr>
         <w:t>[4]</w:t>
+      </w:r>
+      <w:r>
         <w:tab/>
-        <w:t xml:space="preserve">S. Zheng, K. Ristovski, A. Farahat, and C. Gupta, “Long short-term memory network for remaining useful life estimation,” in Proc. IEEE Int. Conf. Prognostics and Health Management (ICPHM), Dallas, TX, USA, Jun. 2017, pp. 88–95, </w:t>
-      </w:r>
-      <w:r>
-        <w:rPr>
-          <w:rFonts w:ascii="Times New Roman" w:hAnsi="Times New Roman"/>
-          <w:sz w:val="22"/>
-        </w:rPr>
-        <w:t xml:space="preserve">doi: </w:t>
-      </w:r>
-      <w:hyperlink r:id="rId28">
-        <w:r>
-          <w:rPr>
-            <w:color w:val="0563C1"/>
-            <w:u w:val="single"/>
-            <w:sz w:val="22"/>
-            <w:rFonts w:ascii="Times New Roman" w:hAnsi="Times New Roman"/>
-          </w:rPr>
-          <w:t xml:space="preserve">10.1109/ICPHM.2017.7998311</w:t>
-        </w:r>
-      </w:hyperlink>
-      <w:r>
-        <w:rPr>
-          <w:rFonts w:ascii="Times New Roman" w:hAnsi="Times New Roman"/>
-          <w:sz w:val="22"/>
-        </w:rPr>
-        <w:t>.</w:t>
+        <w:t>S. Zheng, K. Ristovski, A. Farahat, and C. Gupta, “Long short-term memory network for remaining useful life estimation,” in Proc. IEEE Int. Conf. Prognostics and Health Management (ICPHM), Dallas, TX, USA, Jun. 2017, pp. 88–95, doi: 10.1109/ICPHM.2017.7998311.</w:t>
       </w:r>
     </w:p>
     <w:p>
@@ -8705,38 +8665,12 @@
         <w:ind w:left="720" w:hanging="720"/>
       </w:pPr>
       <w:r>
-        <w:rPr>
-          <w:rFonts w:ascii="Times New Roman" w:hAnsi="Times New Roman"/>
-          <w:sz w:val="22"/>
-        </w:rPr>
+        <w:lastRenderedPageBreak/>
         <w:t>[5]</w:t>
+      </w:r>
+      <w:r>
         <w:tab/>
-        <w:t xml:space="preserve">B. Wang, Y. Lei, N. Li, and N. Li, “A hybrid prognostics approach for estimating remaining useful life of rolling element bearings,” IEEE Transactions on Reliability, vol. 69, no. 1, pp. 401–412, Mar. 2020, </w:t>
-      </w:r>
-      <w:r>
-        <w:rPr>
-          <w:rFonts w:ascii="Times New Roman" w:hAnsi="Times New Roman"/>
-          <w:sz w:val="22"/>
-        </w:rPr>
-        <w:t xml:space="preserve">doi: </w:t>
-      </w:r>
-      <w:hyperlink r:id="rId29">
-        <w:r>
-          <w:rPr>
-            <w:color w:val="0563C1"/>
-            <w:u w:val="single"/>
-            <w:sz w:val="22"/>
-            <w:rFonts w:ascii="Times New Roman" w:hAnsi="Times New Roman"/>
-          </w:rPr>
-          <w:t xml:space="preserve">10.1109/TR.2018.2882682</w:t>
-        </w:r>
-      </w:hyperlink>
-      <w:r>
-        <w:rPr>
-          <w:rFonts w:ascii="Times New Roman" w:hAnsi="Times New Roman"/>
-          <w:sz w:val="22"/>
-        </w:rPr>
-        <w:t>.</w:t>
+        <w:t>B. Wang, Y. Lei, N. Li, and N. Li, “A hybrid prognostics approach for estimating remaining useful life of rolling element bearings,” IEEE Transactions on Reliability, vol. 69, no. 1, pp. 401–412, Mar. 2020, doi: 10.1109/TR.2018.2882682.</w:t>
       </w:r>
     </w:p>
     <w:p>
@@ -8744,38 +8678,11 @@
         <w:ind w:left="720" w:hanging="720"/>
       </w:pPr>
       <w:r>
-        <w:rPr>
-          <w:rFonts w:ascii="Times New Roman" w:hAnsi="Times New Roman"/>
-          <w:sz w:val="22"/>
-        </w:rPr>
         <w:t>[6]</w:t>
+      </w:r>
+      <w:r>
         <w:tab/>
-        <w:t xml:space="preserve">W. A. Smith and R. B. Randall, “Rolling element bearing diagnostics using the Case Western Reserve University data: A benchmark study,” Mechanical Systems and Signal Processing, vol. 64–65, pp. 100–131, Dec. 2015, </w:t>
-      </w:r>
-      <w:r>
-        <w:rPr>
-          <w:rFonts w:ascii="Times New Roman" w:hAnsi="Times New Roman"/>
-          <w:sz w:val="22"/>
-        </w:rPr>
-        <w:t xml:space="preserve">doi: </w:t>
-      </w:r>
-      <w:hyperlink r:id="rId30">
-        <w:r>
-          <w:rPr>
-            <w:color w:val="0563C1"/>
-            <w:u w:val="single"/>
-            <w:sz w:val="22"/>
-            <w:rFonts w:ascii="Times New Roman" w:hAnsi="Times New Roman"/>
-          </w:rPr>
-          <w:t xml:space="preserve">10.1016/j.ymssp.2015.04.021</w:t>
-        </w:r>
-      </w:hyperlink>
-      <w:r>
-        <w:rPr>
-          <w:rFonts w:ascii="Times New Roman" w:hAnsi="Times New Roman"/>
-          <w:sz w:val="22"/>
-        </w:rPr>
-        <w:t>.</w:t>
+        <w:t>W. A. Smith and R. B. Randall, “Rolling element bearing diagnostics using the Case Western Reserve University data: A benchmark study,” Mechanical Systems and Signal Processing, vol. 64–65, pp. 100–131, Dec. 2015, doi: 10.1016/j.ymssp.2015.04.021.</w:t>
       </w:r>
     </w:p>
     <w:p>
@@ -8783,38 +8690,11 @@
         <w:ind w:left="720" w:hanging="720"/>
       </w:pPr>
       <w:r>
-        <w:rPr>
-          <w:rFonts w:ascii="Times New Roman" w:hAnsi="Times New Roman"/>
-          <w:sz w:val="22"/>
-        </w:rPr>
         <w:t>[7]</w:t>
+      </w:r>
+      <w:r>
         <w:tab/>
-        <w:t xml:space="preserve">P. Kolok, M. Hodoň, P. Ševčík, L. Hotz, and N. Remy, “Low-cost IoT-based predictive maintenance using vibration,” Sensors, vol. 25, no. 21, art. no. 6610, Oct. 2025, </w:t>
-      </w:r>
-      <w:r>
-        <w:rPr>
-          <w:rFonts w:ascii="Times New Roman" w:hAnsi="Times New Roman"/>
-          <w:sz w:val="22"/>
-        </w:rPr>
-        <w:t xml:space="preserve">doi: </w:t>
-      </w:r>
-      <w:hyperlink r:id="rId31">
-        <w:r>
-          <w:rPr>
-            <w:color w:val="0563C1"/>
-            <w:u w:val="single"/>
-            <w:sz w:val="22"/>
-            <w:rFonts w:ascii="Times New Roman" w:hAnsi="Times New Roman"/>
-          </w:rPr>
-          <w:t xml:space="preserve">10.3390/s25216610</w:t>
-        </w:r>
-      </w:hyperlink>
-      <w:r>
-        <w:rPr>
-          <w:rFonts w:ascii="Times New Roman" w:hAnsi="Times New Roman"/>
-          <w:sz w:val="22"/>
-        </w:rPr>
-        <w:t>.</w:t>
+        <w:t>P. Kolok, M. Hodoň, P. Ševčík, L. Hotz, and N. Remy, “Low-cost IoT-based predictive maintenance using vibration,” Sensors, vol. 25, no. 21, art. no. 6610, Oct. 2025, doi: 10.3390/s25216610.</w:t>
       </w:r>
     </w:p>
     <w:p>
@@ -8822,38 +8702,11 @@
         <w:ind w:left="720" w:hanging="720"/>
       </w:pPr>
       <w:r>
-        <w:rPr>
-          <w:rFonts w:ascii="Times New Roman" w:hAnsi="Times New Roman"/>
-          <w:sz w:val="22"/>
-        </w:rPr>
         <w:t>[8]</w:t>
+      </w:r>
+      <w:r>
         <w:tab/>
-        <w:t xml:space="preserve">S. Brito, G. Azinheira, J. Semião, N. Sousa, and S. P. Litrán, “Non-intrusive low-cost IoT-based hardware system for sustainable predictive maintenance of industrial pump systems,” Electronics, vol. 14, no. 14, art. no. 2913, Jul. 2025, </w:t>
-      </w:r>
-      <w:r>
-        <w:rPr>
-          <w:rFonts w:ascii="Times New Roman" w:hAnsi="Times New Roman"/>
-          <w:sz w:val="22"/>
-        </w:rPr>
-        <w:t xml:space="preserve">doi: </w:t>
-      </w:r>
-      <w:hyperlink r:id="rId32">
-        <w:r>
-          <w:rPr>
-            <w:color w:val="0563C1"/>
-            <w:u w:val="single"/>
-            <w:sz w:val="22"/>
-            <w:rFonts w:ascii="Times New Roman" w:hAnsi="Times New Roman"/>
-          </w:rPr>
-          <w:t xml:space="preserve">10.3390/electronics14142913</w:t>
-        </w:r>
-      </w:hyperlink>
-      <w:r>
-        <w:rPr>
-          <w:rFonts w:ascii="Times New Roman" w:hAnsi="Times New Roman"/>
-          <w:sz w:val="22"/>
-        </w:rPr>
-        <w:t>.</w:t>
+        <w:t>S. Brito, G. Azinheira, J. Semião, N. Sousa, and S. P. Litrán, “Non-intrusive low-cost IoT-based hardware system for sustainable predictive maintenance of industrial pump systems,” Electronics, vol. 14, no. 14, art. no. 2913, Jul. 2025, doi: 10.3390/electronics14142913.</w:t>
       </w:r>
     </w:p>
     <w:p>
@@ -8861,38 +8714,11 @@
         <w:ind w:left="720" w:hanging="720"/>
       </w:pPr>
       <w:r>
-        <w:rPr>
-          <w:rFonts w:ascii="Times New Roman" w:hAnsi="Times New Roman"/>
-          <w:sz w:val="22"/>
-        </w:rPr>
         <w:t>[9]</w:t>
+      </w:r>
+      <w:r>
         <w:tab/>
-        <w:t xml:space="preserve">J. Jeleńska, U. Jachymczyk, P. Knap, and M. Wiszniewski, “Design and validation of low-cost MEMS sensor networks for AI-based predictive maintenance in Industry 4.0,” in Proc. IEEE Int. Conf. Metrology for eXtended Reality, Artificial Intelligence and Neural Engineering (MetroXRAINE), 2025, </w:t>
-      </w:r>
-      <w:r>
-        <w:rPr>
-          <w:rFonts w:ascii="Times New Roman" w:hAnsi="Times New Roman"/>
-          <w:sz w:val="22"/>
-        </w:rPr>
-        <w:t xml:space="preserve">doi: </w:t>
-      </w:r>
-      <w:hyperlink r:id="rId33">
-        <w:r>
-          <w:rPr>
-            <w:color w:val="0563C1"/>
-            <w:u w:val="single"/>
-            <w:sz w:val="22"/>
-            <w:rFonts w:ascii="Times New Roman" w:hAnsi="Times New Roman"/>
-          </w:rPr>
-          <w:t xml:space="preserve">10.1109/MetroXRAINE66377.2025.11340048</w:t>
-        </w:r>
-      </w:hyperlink>
-      <w:r>
-        <w:rPr>
-          <w:rFonts w:ascii="Times New Roman" w:hAnsi="Times New Roman"/>
-          <w:sz w:val="22"/>
-        </w:rPr>
-        <w:t>.</w:t>
+        <w:t>J. Jeleńska, U. Jachymczyk, P. Knap, and M. Wiszniewski, “Design and validation of low-cost MEMS sensor networks for AI-based predictive maintenance in Industry 4.0,” in Proc. IEEE Int. Conf. Metrology for eXtended Reality, Artificial Intelligence and Neural Engineering (MetroXRAINE), 2025, doi: 10.1109/MetroXRAINE66377.2025.11340048.</w:t>
       </w:r>
     </w:p>
     <w:p>
@@ -8900,38 +8726,11 @@
         <w:ind w:left="720" w:hanging="720"/>
       </w:pPr>
       <w:r>
-        <w:rPr>
-          <w:rFonts w:ascii="Times New Roman" w:hAnsi="Times New Roman"/>
-          <w:sz w:val="22"/>
-        </w:rPr>
         <w:t>[10]</w:t>
+      </w:r>
+      <w:r>
         <w:tab/>
-        <w:t xml:space="preserve">C. Banbury, V. J. Reddi, P. Torelli, J. Holleman, N. Jeffries, C. Kiraly, P. Montino, D. Kanter, S. Ahmed, D. Pau, et al., “MLPerf Tiny benchmark,” in Proc. Neural Information Processing Systems Track on Datasets and Benchmarks, 2021, </w:t>
-      </w:r>
-      <w:r>
-        <w:rPr>
-          <w:rFonts w:ascii="Times New Roman" w:hAnsi="Times New Roman"/>
-          <w:sz w:val="22"/>
-        </w:rPr>
-        <w:t xml:space="preserve">[Online]. Available: </w:t>
-      </w:r>
-      <w:hyperlink r:id="rId34">
-        <w:r>
-          <w:rPr>
-            <w:color w:val="0563C1"/>
-            <w:u w:val="single"/>
-            <w:sz w:val="22"/>
-            <w:rFonts w:ascii="Times New Roman" w:hAnsi="Times New Roman"/>
-          </w:rPr>
-          <w:t xml:space="preserve">https://mlcommons.org/benchmarks/inference-tiny/</w:t>
-        </w:r>
-      </w:hyperlink>
-      <w:r>
-        <w:rPr>
-          <w:rFonts w:ascii="Times New Roman" w:hAnsi="Times New Roman"/>
-          <w:sz w:val="22"/>
-        </w:rPr>
-        <w:t>.</w:t>
+        <w:t>C. Banbury, V. J. Reddi, P. Torelli, J. Holleman, N. Jeffries, C. Kiraly, P. Montino, D. Kanter, S. Ahmed, D. Pau, et al., “MLPerf Tiny benchmark,” in Proc. Neural Information Processing Systems Track on Datasets and Benchmarks, 2021. [Online]. Available: https://arxiv.org/abs/2106.07597</w:t>
       </w:r>
     </w:p>
     <w:p>
@@ -8939,38 +8738,11 @@
         <w:ind w:left="720" w:hanging="720"/>
       </w:pPr>
       <w:r>
-        <w:rPr>
-          <w:rFonts w:ascii="Times New Roman" w:hAnsi="Times New Roman"/>
-          <w:sz w:val="22"/>
-        </w:rPr>
         <w:t>[11]</w:t>
+      </w:r>
+      <w:r>
         <w:tab/>
-        <w:t xml:space="preserve">S. Yao, J. Zhao, D. Yu, N. Du, I. Shafran, K. Narasimhan, and Y. Cao, “ReAct: Synergizing reasoning and acting in language models,” in Proc. 11th Int. Conf. Learning Representations (ICLR), Kigali, Rwanda, May 2023, </w:t>
-      </w:r>
-      <w:r>
-        <w:rPr>
-          <w:rFonts w:ascii="Times New Roman" w:hAnsi="Times New Roman"/>
-          <w:sz w:val="22"/>
-        </w:rPr>
-        <w:t xml:space="preserve">[Online]. Available: </w:t>
-      </w:r>
-      <w:hyperlink r:id="rId35">
-        <w:r>
-          <w:rPr>
-            <w:color w:val="0563C1"/>
-            <w:u w:val="single"/>
-            <w:sz w:val="22"/>
-            <w:rFonts w:ascii="Times New Roman" w:hAnsi="Times New Roman"/>
-          </w:rPr>
-          <w:t xml:space="preserve">https://arxiv.org/abs/2210.03629</w:t>
-        </w:r>
-      </w:hyperlink>
-      <w:r>
-        <w:rPr>
-          <w:rFonts w:ascii="Times New Roman" w:hAnsi="Times New Roman"/>
-          <w:sz w:val="22"/>
-        </w:rPr>
-        <w:t>.</w:t>
+        <w:t>S. Yao, J. Zhao, D. Yu, N. Du, I. Shafran, K. Narasimhan, and Y. Cao, “ReAct: Synergizing reasoning and acting in language models,” in Proc. 11th Int. Conf. Learning Representations (ICLR), Kigali, Rwanda, May 2023. [Online]. Available: https://arxiv.org/abs/2210.03629</w:t>
       </w:r>
     </w:p>
     <w:p>
@@ -8978,38 +8750,11 @@
         <w:ind w:left="720" w:hanging="720"/>
       </w:pPr>
       <w:r>
-        <w:rPr>
-          <w:rFonts w:ascii="Times New Roman" w:hAnsi="Times New Roman"/>
-          <w:sz w:val="22"/>
-        </w:rPr>
         <w:t>[12]</w:t>
+      </w:r>
+      <w:r>
         <w:tab/>
-        <w:t xml:space="preserve">T. Schick, J. Dwivedi-Yu, R. Dessì, R. Raileanu, M. Lomeli, L. Zettlemoyer, N. Cancedda, and T. Scialom, “Toolformer: Language models can teach themselves to use tools,” in Proc. 37th Conf. Neural Information Processing Systems (NeurIPS), New Orleans, LA, USA, Dec. 2023, </w:t>
-      </w:r>
-      <w:r>
-        <w:rPr>
-          <w:rFonts w:ascii="Times New Roman" w:hAnsi="Times New Roman"/>
-          <w:sz w:val="22"/>
-        </w:rPr>
-        <w:t xml:space="preserve">[Online]. Available: </w:t>
-      </w:r>
-      <w:hyperlink r:id="rId36">
-        <w:r>
-          <w:rPr>
-            <w:color w:val="0563C1"/>
-            <w:u w:val="single"/>
-            <w:sz w:val="22"/>
-            <w:rFonts w:ascii="Times New Roman" w:hAnsi="Times New Roman"/>
-          </w:rPr>
-          <w:t xml:space="preserve">https://arxiv.org/abs/2302.04761</w:t>
-        </w:r>
-      </w:hyperlink>
-      <w:r>
-        <w:rPr>
-          <w:rFonts w:ascii="Times New Roman" w:hAnsi="Times New Roman"/>
-          <w:sz w:val="22"/>
-        </w:rPr>
-        <w:t>.</w:t>
+        <w:t>T. Schick, J. Dwivedi-Yu, R. Dessì, R. Raileanu, M. Lomeli, L. Zettlemoyer, N. Cancedda, and T. Scialom, “Toolformer: Language models can teach themselves to use tools,” in Proc. 37th Conf. Neural Information Processing Systems (NeurIPS), New Orleans, LA, USA, Dec. 2023.</w:t>
       </w:r>
     </w:p>
     <w:p>
@@ -9017,38 +8762,11 @@
         <w:ind w:left="720" w:hanging="720"/>
       </w:pPr>
       <w:r>
-        <w:rPr>
-          <w:rFonts w:ascii="Times New Roman" w:hAnsi="Times New Roman"/>
-          <w:sz w:val="22"/>
-        </w:rPr>
         <w:t>[13]</w:t>
+      </w:r>
+      <w:r>
         <w:tab/>
-        <w:t xml:space="preserve">J. T. Rayfield, S. Lin, N. Zhou, and D. C. Patel, “ReAct meets industrial IoT: Language agents for data access,” in Proc. 2025 Conf. Empirical Methods in Natural Language Processing: Industry Track, Suzhou, China, Nov. 2025, pp. 364–382, </w:t>
-      </w:r>
-      <w:r>
-        <w:rPr>
-          <w:rFonts w:ascii="Times New Roman" w:hAnsi="Times New Roman"/>
-          <w:sz w:val="22"/>
-        </w:rPr>
-        <w:t xml:space="preserve">doi: </w:t>
-      </w:r>
-      <w:hyperlink r:id="rId37">
-        <w:r>
-          <w:rPr>
-            <w:color w:val="0563C1"/>
-            <w:u w:val="single"/>
-            <w:sz w:val="22"/>
-            <w:rFonts w:ascii="Times New Roman" w:hAnsi="Times New Roman"/>
-          </w:rPr>
-          <w:t xml:space="preserve">10.18653/v1/2025.emnlp-industry.24</w:t>
-        </w:r>
-      </w:hyperlink>
-      <w:r>
-        <w:rPr>
-          <w:rFonts w:ascii="Times New Roman" w:hAnsi="Times New Roman"/>
-          <w:sz w:val="22"/>
-        </w:rPr>
-        <w:t>.</w:t>
+        <w:t>J. T. Rayfield, S. Lin, N. Zhou, and D. C. Patel, “ReAct meets industrial IoT: Language agents for data access,” in Proc. 2025 Conf. Empirical Methods in Natural Language Processing: Industry Track, Suzhou, China, Nov. 2025, pp. 364–382, doi: 10.18653/v1/2025.emnlp-industry.24.</w:t>
       </w:r>
     </w:p>
     <w:p>
@@ -9056,38 +8774,11 @@
         <w:ind w:left="720" w:hanging="720"/>
       </w:pPr>
       <w:r>
-        <w:rPr>
-          <w:rFonts w:ascii="Times New Roman" w:hAnsi="Times New Roman"/>
-          <w:sz w:val="22"/>
-        </w:rPr>
         <w:t>[14]</w:t>
+      </w:r>
+      <w:r>
         <w:tab/>
-        <w:t xml:space="preserve">N. Zhou, D. Patel, and A. Bhattacharyya, “Deployed AI agents for industrial asset management: CodeReAct framework for event analysis and work order automation,” in Proc. AAAI Conf. Artificial Intelligence, 2026, </w:t>
-      </w:r>
-      <w:r>
-        <w:rPr>
-          <w:rFonts w:ascii="Times New Roman" w:hAnsi="Times New Roman"/>
-          <w:sz w:val="22"/>
-        </w:rPr>
-        <w:t xml:space="preserve">doi: </w:t>
-      </w:r>
-      <w:hyperlink r:id="rId38">
-        <w:r>
-          <w:rPr>
-            <w:color w:val="0563C1"/>
-            <w:u w:val="single"/>
-            <w:sz w:val="22"/>
-            <w:rFonts w:ascii="Times New Roman" w:hAnsi="Times New Roman"/>
-          </w:rPr>
-          <w:t xml:space="preserve">10.1609/aaai.v40i47.41453</w:t>
-        </w:r>
-      </w:hyperlink>
-      <w:r>
-        <w:rPr>
-          <w:rFonts w:ascii="Times New Roman" w:hAnsi="Times New Roman"/>
-          <w:sz w:val="22"/>
-        </w:rPr>
-        <w:t>.</w:t>
+        <w:t>N. Zhou, D. Patel, and A. Bhattacharyya, “Deployed AI agents for industrial asset management: CodeReAct framework for event analysis and work order automation,” in Proc. AAAI Conf. Artificial Intelligence, 2026, doi: 10.1609/aaai.v40i47.41453.</w:t>
       </w:r>
     </w:p>
     <w:p>
@@ -9095,38 +8786,15 @@
         <w:ind w:left="720" w:hanging="720"/>
       </w:pPr>
       <w:r>
-        <w:rPr>
-          <w:rFonts w:ascii="Times New Roman" w:hAnsi="Times New Roman"/>
-          <w:sz w:val="22"/>
-        </w:rPr>
         <w:t>[15]</w:t>
+      </w:r>
+      <w:r>
         <w:tab/>
-        <w:t xml:space="preserve">L. Huang, W. Yu, W. Ma, W. Zhong, Z. Feng, H. Wang, Q. Chen, W. Peng, X. Feng, B. Qin, et al., “A survey on hallucination in large language models: Principles, taxonomy, challenges, and open questions,” ACM Transactions on Information Systems, vol. 43, no. 2, pp. 1–55, 2025, </w:t>
-      </w:r>
-      <w:r>
-        <w:rPr>
-          <w:rFonts w:ascii="Times New Roman" w:hAnsi="Times New Roman"/>
-          <w:sz w:val="22"/>
-        </w:rPr>
-        <w:t xml:space="preserve">doi: </w:t>
-      </w:r>
-      <w:hyperlink r:id="rId39">
-        <w:r>
-          <w:rPr>
-            <w:color w:val="0563C1"/>
-            <w:u w:val="single"/>
-            <w:sz w:val="22"/>
-            <w:rFonts w:ascii="Times New Roman" w:hAnsi="Times New Roman"/>
-          </w:rPr>
-          <w:t xml:space="preserve">10.1145/3703155</w:t>
-        </w:r>
-      </w:hyperlink>
-      <w:r>
-        <w:rPr>
-          <w:rFonts w:ascii="Times New Roman" w:hAnsi="Times New Roman"/>
-          <w:sz w:val="22"/>
-        </w:rPr>
-        <w:t>.</w:t>
+        <w:t xml:space="preserve">L. Huang, W. Yu, W. Ma, W. Zhong, Z. Feng, H. Wang, Q. Chen, W. Peng, X. Feng, B. Qin, et al., “A survey on hallucination in large language models: Principles, taxonomy, </w:t>
+      </w:r>
+      <w:r>
+        <w:lastRenderedPageBreak/>
+        <w:t>challenges, and open questions,” ACM Transactions on Information Systems, vol. 43, no. 2, pp. 1–55, 2025, doi: 10.1145/3703155.</w:t>
       </w:r>
     </w:p>
     <w:p>
@@ -9134,38 +8802,11 @@
         <w:ind w:left="720" w:hanging="720"/>
       </w:pPr>
       <w:r>
-        <w:rPr>
-          <w:rFonts w:ascii="Times New Roman" w:hAnsi="Times New Roman"/>
-          <w:sz w:val="22"/>
-        </w:rPr>
         <w:t>[16]</w:t>
+      </w:r>
+      <w:r>
         <w:tab/>
-        <w:t xml:space="preserve">A. K. M. Nor, S. R. Pedapati, M. Muhammad, and V. Leiva, “Overview of explainable artificial intelligence for prognostic and health management of industrial assets based on preferred reporting items for systematic reviews and meta-analyses,” Sensors, vol. 21, no. 23, art. no. 8020, Nov. 2021, </w:t>
-      </w:r>
-      <w:r>
-        <w:rPr>
-          <w:rFonts w:ascii="Times New Roman" w:hAnsi="Times New Roman"/>
-          <w:sz w:val="22"/>
-        </w:rPr>
-        <w:t xml:space="preserve">doi: </w:t>
-      </w:r>
-      <w:hyperlink r:id="rId40">
-        <w:r>
-          <w:rPr>
-            <w:color w:val="0563C1"/>
-            <w:u w:val="single"/>
-            <w:sz w:val="22"/>
-            <w:rFonts w:ascii="Times New Roman" w:hAnsi="Times New Roman"/>
-          </w:rPr>
-          <w:t xml:space="preserve">10.3390/s21238020</w:t>
-        </w:r>
-      </w:hyperlink>
-      <w:r>
-        <w:rPr>
-          <w:rFonts w:ascii="Times New Roman" w:hAnsi="Times New Roman"/>
-          <w:sz w:val="22"/>
-        </w:rPr>
-        <w:t>.</w:t>
+        <w:t>A. K. M. Nor, S. R. Pedapati, M. Muhammad, and V. Leiva, “Overview of explainable artificial intelligence for prognostic and health management of industrial assets based on preferred reporting items for systematic reviews and meta-analyses,” Sensors, vol. 21, no. 23, art. no. 8020, Nov. 2021, doi: 10.3390/s21238020.</w:t>
       </w:r>
     </w:p>
     <w:p>
@@ -9173,38 +8814,11 @@
         <w:ind w:left="720" w:hanging="720"/>
       </w:pPr>
       <w:r>
-        <w:rPr>
-          <w:rFonts w:ascii="Times New Roman" w:hAnsi="Times New Roman"/>
-          <w:sz w:val="22"/>
-        </w:rPr>
         <w:t>[17]</w:t>
+      </w:r>
+      <w:r>
         <w:tab/>
-        <w:t xml:space="preserve">S. Matzka, “Explainable artificial intelligence for predictive maintenance applications,” in Proc. 3rd Int. Conf. Artificial Intelligence for Industries (AI4I), Irvine, CA, USA, Sep. 2020, pp. 69–74, </w:t>
-      </w:r>
-      <w:r>
-        <w:rPr>
-          <w:rFonts w:ascii="Times New Roman" w:hAnsi="Times New Roman"/>
-          <w:sz w:val="22"/>
-        </w:rPr>
-        <w:t xml:space="preserve">doi: </w:t>
-      </w:r>
-      <w:hyperlink r:id="rId41">
-        <w:r>
-          <w:rPr>
-            <w:color w:val="0563C1"/>
-            <w:u w:val="single"/>
-            <w:sz w:val="22"/>
-            <w:rFonts w:ascii="Times New Roman" w:hAnsi="Times New Roman"/>
-          </w:rPr>
-          <w:t xml:space="preserve">10.1109/AI4I49448.2020.00023</w:t>
-        </w:r>
-      </w:hyperlink>
-      <w:r>
-        <w:rPr>
-          <w:rFonts w:ascii="Times New Roman" w:hAnsi="Times New Roman"/>
-          <w:sz w:val="22"/>
-        </w:rPr>
-        <w:t>.</w:t>
+        <w:t>S. Matzka, “Explainable artificial intelligence for predictive maintenance applications,” in Proc. 3rd Int. Conf. Artificial Intelligence for Industries (AI4I), Irvine, CA, USA, Sep. 2020, pp. 69–74, doi: 10.1109/AI4I49448.2020.00023.</w:t>
       </w:r>
     </w:p>
     <w:p>
@@ -9212,38 +8826,11 @@
         <w:ind w:left="720" w:hanging="720"/>
       </w:pPr>
       <w:r>
-        <w:rPr>
-          <w:rFonts w:ascii="Times New Roman" w:hAnsi="Times New Roman"/>
-          <w:sz w:val="22"/>
-        </w:rPr>
         <w:t>[18]</w:t>
+      </w:r>
+      <w:r>
         <w:tab/>
-        <w:t xml:space="preserve">K. T. P. Nguyen, K. Medjaher, and T.-D. Tran, “A review of artificial intelligence methods for engineering prognostics and health management with implementation guidelines,” Artificial Intelligence Review, vol. 56, no. 4, pp. 3659–3709, 2023, </w:t>
-      </w:r>
-      <w:r>
-        <w:rPr>
-          <w:rFonts w:ascii="Times New Roman" w:hAnsi="Times New Roman"/>
-          <w:sz w:val="22"/>
-        </w:rPr>
-        <w:t xml:space="preserve">doi: </w:t>
-      </w:r>
-      <w:hyperlink r:id="rId42">
-        <w:r>
-          <w:rPr>
-            <w:color w:val="0563C1"/>
-            <w:u w:val="single"/>
-            <w:sz w:val="22"/>
-            <w:rFonts w:ascii="Times New Roman" w:hAnsi="Times New Roman"/>
-          </w:rPr>
-          <w:t xml:space="preserve">10.1007/s10462-022-10260-y</w:t>
-        </w:r>
-      </w:hyperlink>
-      <w:r>
-        <w:rPr>
-          <w:rFonts w:ascii="Times New Roman" w:hAnsi="Times New Roman"/>
-          <w:sz w:val="22"/>
-        </w:rPr>
-        <w:t>.</w:t>
+        <w:t>K. T. P. Nguyen, K. Medjaher, and T.-D. Tran, “A review of artificial intelligence methods for engineering prognostics and health management with implementation guidelines,” Artificial Intelligence Review, vol. 56, no. 4, pp. 3659–3709, 2023, doi: 10.1007/s10462-022-10260-y.</w:t>
       </w:r>
     </w:p>
     <w:p>
@@ -9251,38 +8838,11 @@
         <w:ind w:left="720" w:hanging="720"/>
       </w:pPr>
       <w:r>
-        <w:rPr>
-          <w:rFonts w:ascii="Times New Roman" w:hAnsi="Times New Roman"/>
-          <w:sz w:val="22"/>
-        </w:rPr>
         <w:t>[19]</w:t>
+      </w:r>
+      <w:r>
         <w:tab/>
-        <w:t xml:space="preserve">R. van Dinter, B. Tekinerdogan, and C. Catal, “Predictive maintenance using digital twins: A systematic literature review,” Information and Software Technology, vol. 151, art. no. 107008, Nov. 2022, </w:t>
-      </w:r>
-      <w:r>
-        <w:rPr>
-          <w:rFonts w:ascii="Times New Roman" w:hAnsi="Times New Roman"/>
-          <w:sz w:val="22"/>
-        </w:rPr>
-        <w:t xml:space="preserve">doi: </w:t>
-      </w:r>
-      <w:hyperlink r:id="rId43">
-        <w:r>
-          <w:rPr>
-            <w:color w:val="0563C1"/>
-            <w:u w:val="single"/>
-            <w:sz w:val="22"/>
-            <w:rFonts w:ascii="Times New Roman" w:hAnsi="Times New Roman"/>
-          </w:rPr>
-          <w:t xml:space="preserve">10.1016/j.infsof.2022.107008</w:t>
-        </w:r>
-      </w:hyperlink>
-      <w:r>
-        <w:rPr>
-          <w:rFonts w:ascii="Times New Roman" w:hAnsi="Times New Roman"/>
-          <w:sz w:val="22"/>
-        </w:rPr>
-        <w:t>.</w:t>
+        <w:t>R. van Dinter, B. Tekinerdogan, and C. Catal, “Predictive maintenance using digital twins: A systematic literature review,” Information and Software Technology, vol. 151, art. no. 107008, Nov. 2022, doi: 10.1016/j.infsof.2022.107008.</w:t>
       </w:r>
     </w:p>
     <w:p>
@@ -9290,38 +8850,11 @@
         <w:ind w:left="720" w:hanging="720"/>
       </w:pPr>
       <w:r>
-        <w:rPr>
-          <w:rFonts w:ascii="Times New Roman" w:hAnsi="Times New Roman"/>
-          <w:sz w:val="22"/>
-        </w:rPr>
         <w:t>[20]</w:t>
+      </w:r>
+      <w:r>
         <w:tab/>
-        <w:t xml:space="preserve">W. Shi, J. Cao, Q. Zhang, Y. Li, and L. Xu, “Edge computing: Vision and challenges,” IEEE Internet of Things Journal, vol. 3, no. 5, pp. 637–646, Oct. 2016, </w:t>
-      </w:r>
-      <w:r>
-        <w:rPr>
-          <w:rFonts w:ascii="Times New Roman" w:hAnsi="Times New Roman"/>
-          <w:sz w:val="22"/>
-        </w:rPr>
-        <w:t xml:space="preserve">doi: </w:t>
-      </w:r>
-      <w:hyperlink r:id="rId44">
-        <w:r>
-          <w:rPr>
-            <w:color w:val="0563C1"/>
-            <w:u w:val="single"/>
-            <w:sz w:val="22"/>
-            <w:rFonts w:ascii="Times New Roman" w:hAnsi="Times New Roman"/>
-          </w:rPr>
-          <w:t xml:space="preserve">10.1109/JIOT.2016.2579198</w:t>
-        </w:r>
-      </w:hyperlink>
-      <w:r>
-        <w:rPr>
-          <w:rFonts w:ascii="Times New Roman" w:hAnsi="Times New Roman"/>
-          <w:sz w:val="22"/>
-        </w:rPr>
-        <w:t>.</w:t>
+        <w:t>W. Shi, J. Cao, Q. Zhang, Y. Li, and L. Xu, “Edge computing: Vision and challenges,” IEEE Internet of Things Journal, vol. 3, no. 5, pp. 637–646, Oct. 2016, doi: 10.1109/JIOT.2016.2579198.</w:t>
       </w:r>
     </w:p>
     <w:p>
@@ -9329,38 +8862,11 @@
         <w:ind w:left="720" w:hanging="720"/>
       </w:pPr>
       <w:r>
-        <w:rPr>
-          <w:rFonts w:ascii="Times New Roman" w:hAnsi="Times New Roman"/>
-          <w:sz w:val="22"/>
-        </w:rPr>
         <w:t>[21]</w:t>
+      </w:r>
+      <w:r>
         <w:tab/>
-        <w:t xml:space="preserve">M. Satyanarayanan, “The emergence of edge computing,” Computer, vol. 50, no. 1, pp. 30–39, Jan. 2017, </w:t>
-      </w:r>
-      <w:r>
-        <w:rPr>
-          <w:rFonts w:ascii="Times New Roman" w:hAnsi="Times New Roman"/>
-          <w:sz w:val="22"/>
-        </w:rPr>
-        <w:t xml:space="preserve">doi: </w:t>
-      </w:r>
-      <w:hyperlink r:id="rId45">
-        <w:r>
-          <w:rPr>
-            <w:color w:val="0563C1"/>
-            <w:u w:val="single"/>
-            <w:sz w:val="22"/>
-            <w:rFonts w:ascii="Times New Roman" w:hAnsi="Times New Roman"/>
-          </w:rPr>
-          <w:t xml:space="preserve">10.1109/MC.2017.9</w:t>
-        </w:r>
-      </w:hyperlink>
-      <w:r>
-        <w:rPr>
-          <w:rFonts w:ascii="Times New Roman" w:hAnsi="Times New Roman"/>
-          <w:sz w:val="22"/>
-        </w:rPr>
-        <w:t>.</w:t>
+        <w:t>M. Satyanarayanan, “The emergence of edge computing,” Computer, vol. 50, no. 1, pp. 30–39, Jan. 2017, doi: 10.1109/MC.2017.9.</w:t>
       </w:r>
     </w:p>
     <w:p>
@@ -9368,38 +8874,11 @@
         <w:ind w:left="720" w:hanging="720"/>
       </w:pPr>
       <w:r>
-        <w:rPr>
-          <w:rFonts w:ascii="Times New Roman" w:hAnsi="Times New Roman"/>
-          <w:sz w:val="22"/>
-        </w:rPr>
         <w:t>[22]</w:t>
+      </w:r>
+      <w:r>
         <w:tab/>
-        <w:t xml:space="preserve">N. Naik, “Choice of effective messaging protocols for IoT systems: MQTT, CoAP, AMQP and HTTP,” in Proc. IEEE Int. Systems Engineering Symposium (ISSE), Vienna, Austria, Oct. 2017, pp. 1–7, </w:t>
-      </w:r>
-      <w:r>
-        <w:rPr>
-          <w:rFonts w:ascii="Times New Roman" w:hAnsi="Times New Roman"/>
-          <w:sz w:val="22"/>
-        </w:rPr>
-        <w:t xml:space="preserve">doi: </w:t>
-      </w:r>
-      <w:hyperlink r:id="rId46">
-        <w:r>
-          <w:rPr>
-            <w:color w:val="0563C1"/>
-            <w:u w:val="single"/>
-            <w:sz w:val="22"/>
-            <w:rFonts w:ascii="Times New Roman" w:hAnsi="Times New Roman"/>
-          </w:rPr>
-          <w:t xml:space="preserve">10.1109/SysEng.2017.8088251</w:t>
-        </w:r>
-      </w:hyperlink>
-      <w:r>
-        <w:rPr>
-          <w:rFonts w:ascii="Times New Roman" w:hAnsi="Times New Roman"/>
-          <w:sz w:val="22"/>
-        </w:rPr>
-        <w:t>.</w:t>
+        <w:t>N. Naik, “Choice of effective messaging protocols for IoT systems: MQTT, CoAP, AMQP and HTTP,” in Proc. IEEE Int. Systems Engineering Symposium (ISSE), Vienna, Austria, Oct. 2017, pp. 1–7, doi: 10.1109/SysEng.2017.8088251.</w:t>
       </w:r>
     </w:p>
     <w:p>
@@ -9407,38 +8886,11 @@
         <w:ind w:left="720" w:hanging="720"/>
       </w:pPr>
       <w:r>
-        <w:rPr>
-          <w:rFonts w:ascii="Times New Roman" w:hAnsi="Times New Roman"/>
-          <w:sz w:val="22"/>
-        </w:rPr>
         <w:t>[23]</w:t>
+      </w:r>
+      <w:r>
         <w:tab/>
-        <w:t xml:space="preserve">A. Al-Fuqaha, M. Guizani, M. Mohammadi, M. Aledhari, and M. Ayyash, “Internet of Things: A survey on enabling technologies, protocols, and applications,” IEEE Communications Surveys &amp; Tutorials, vol. 17, no. 4, pp. 2347–2376, 4th Quart. 2015, </w:t>
-      </w:r>
-      <w:r>
-        <w:rPr>
-          <w:rFonts w:ascii="Times New Roman" w:hAnsi="Times New Roman"/>
-          <w:sz w:val="22"/>
-        </w:rPr>
-        <w:t xml:space="preserve">doi: </w:t>
-      </w:r>
-      <w:hyperlink r:id="rId47">
-        <w:r>
-          <w:rPr>
-            <w:color w:val="0563C1"/>
-            <w:u w:val="single"/>
-            <w:sz w:val="22"/>
-            <w:rFonts w:ascii="Times New Roman" w:hAnsi="Times New Roman"/>
-          </w:rPr>
-          <w:t xml:space="preserve">10.1109/COMST.2015.2444095</w:t>
-        </w:r>
-      </w:hyperlink>
-      <w:r>
-        <w:rPr>
-          <w:rFonts w:ascii="Times New Roman" w:hAnsi="Times New Roman"/>
-          <w:sz w:val="22"/>
-        </w:rPr>
-        <w:t>.</w:t>
+        <w:t>A. Al-Fuqaha, M. Guizani, M. Mohammadi, M. Aledhari, and M. Ayyash, “Internet of Things: A survey on enabling technologies, protocols, and applications,” IEEE Communications Surveys &amp; Tutorials, vol. 17, no. 4, pp. 2347–2376, 4th Quart. 2015, doi: 10.1109/COMST.2015.2444095.</w:t>
       </w:r>
     </w:p>
     <w:p>
@@ -9446,38 +8898,11 @@
         <w:ind w:left="720" w:hanging="720"/>
       </w:pPr>
       <w:r>
-        <w:rPr>
-          <w:rFonts w:ascii="Times New Roman" w:hAnsi="Times New Roman"/>
-          <w:sz w:val="22"/>
-        </w:rPr>
         <w:t>[24]</w:t>
+      </w:r>
+      <w:r>
         <w:tab/>
-        <w:t xml:space="preserve">J. Wei, X. Wang, D. Schuurmans, M. Bosma, B. Ichter, F. Xia, E. Chi, Q. Le, and D. Zhou, “Chain-of-thought prompting elicits reasoning in large language models,” in Proc. 36th Conf. Neural Information Processing Systems (NeurIPS), New Orleans, LA, USA, Dec. 2022, </w:t>
-      </w:r>
-      <w:r>
-        <w:rPr>
-          <w:rFonts w:ascii="Times New Roman" w:hAnsi="Times New Roman"/>
-          <w:sz w:val="22"/>
-        </w:rPr>
-        <w:t xml:space="preserve">[Online]. Available: </w:t>
-      </w:r>
-      <w:hyperlink r:id="rId48">
-        <w:r>
-          <w:rPr>
-            <w:color w:val="0563C1"/>
-            <w:u w:val="single"/>
-            <w:sz w:val="22"/>
-            <w:rFonts w:ascii="Times New Roman" w:hAnsi="Times New Roman"/>
-          </w:rPr>
-          <w:t xml:space="preserve">https://arxiv.org/abs/2201.11903</w:t>
-        </w:r>
-      </w:hyperlink>
-      <w:r>
-        <w:rPr>
-          <w:rFonts w:ascii="Times New Roman" w:hAnsi="Times New Roman"/>
-          <w:sz w:val="22"/>
-        </w:rPr>
-        <w:t>.</w:t>
+        <w:t>J. Wei, X. Wang, D. Schuurmans, M. Bosma, B. Ichter, F. Xia, E. Chi, Q. Le, and D. Zhou, “Chain-of-thought prompting elicits reasoning in large language models,” in Proc. 36th Conf. Neural Information Processing Systems (NeurIPS), New Orleans, LA, USA, Dec. 2022.</w:t>
       </w:r>
     </w:p>
     <w:p>
@@ -9485,38 +8910,11 @@
         <w:ind w:left="720" w:hanging="720"/>
       </w:pPr>
       <w:r>
-        <w:rPr>
-          <w:rFonts w:ascii="Times New Roman" w:hAnsi="Times New Roman"/>
-          <w:sz w:val="22"/>
-        </w:rPr>
         <w:t>[25]</w:t>
+      </w:r>
+      <w:r>
         <w:tab/>
-        <w:t xml:space="preserve">P. Lewis et al., “Retrieval-augmented generation for knowledge-intensive NLP tasks,” in Proc. NeurIPS, 2020, </w:t>
-      </w:r>
-      <w:r>
-        <w:rPr>
-          <w:rFonts w:ascii="Times New Roman" w:hAnsi="Times New Roman"/>
-          <w:sz w:val="22"/>
-        </w:rPr>
-        <w:t xml:space="preserve">doi: </w:t>
-      </w:r>
-      <w:hyperlink r:id="rId49">
-        <w:r>
-          <w:rPr>
-            <w:color w:val="0563C1"/>
-            <w:u w:val="single"/>
-            <w:sz w:val="22"/>
-            <w:rFonts w:ascii="Times New Roman" w:hAnsi="Times New Roman"/>
-          </w:rPr>
-          <w:t xml:space="preserve">10.48550/arXiv.2005.11401</w:t>
-        </w:r>
-      </w:hyperlink>
-      <w:r>
-        <w:rPr>
-          <w:rFonts w:ascii="Times New Roman" w:hAnsi="Times New Roman"/>
-          <w:sz w:val="22"/>
-        </w:rPr>
-        <w:t>.</w:t>
+        <w:t>P. Lewis et al., “Retrieval-augmented generation for knowledge-intensive NLP tasks,” in Proc. NeurIPS, 2020. [Online]. Available: https://proceedings.neurips.cc/paper/2020/hash/6b493230205f780e1bc26945df7481e5-Abstract.html and arXiv:2005.11401, doi: 10.48550/arXiv.2005.11401.</w:t>
       </w:r>
     </w:p>
     <w:p>
@@ -9524,38 +8922,15 @@
         <w:ind w:left="720" w:hanging="720"/>
       </w:pPr>
       <w:r>
-        <w:rPr>
-          <w:rFonts w:ascii="Times New Roman" w:hAnsi="Times New Roman"/>
-          <w:sz w:val="22"/>
-        </w:rPr>
         <w:t>[26]</w:t>
+      </w:r>
+      <w:r>
         <w:tab/>
-        <w:t xml:space="preserve">S. M. Lundberg and S.-I. Lee, “A unified approach to interpreting model predictions,” in Proc. NeurIPS, 2017, pp. 4765–4774, </w:t>
-      </w:r>
-      <w:r>
-        <w:rPr>
-          <w:rFonts w:ascii="Times New Roman" w:hAnsi="Times New Roman"/>
-          <w:sz w:val="22"/>
-        </w:rPr>
-        <w:t xml:space="preserve">doi: </w:t>
-      </w:r>
-      <w:hyperlink r:id="rId50">
-        <w:r>
-          <w:rPr>
-            <w:color w:val="0563C1"/>
-            <w:u w:val="single"/>
-            <w:sz w:val="22"/>
-            <w:rFonts w:ascii="Times New Roman" w:hAnsi="Times New Roman"/>
-          </w:rPr>
-          <w:t xml:space="preserve">10.48550/arXiv.1705.07874</w:t>
-        </w:r>
-      </w:hyperlink>
-      <w:r>
-        <w:rPr>
-          <w:rFonts w:ascii="Times New Roman" w:hAnsi="Times New Roman"/>
-          <w:sz w:val="22"/>
-        </w:rPr>
-        <w:t>.</w:t>
+        <w:t xml:space="preserve">S. M. Lundberg and S.-I. Lee, “A unified approach to interpreting model predictions,” in Proc. NeurIPS, 2017, pp. 4765–4774. [Online]. Available: </w:t>
+      </w:r>
+      <w:r>
+        <w:lastRenderedPageBreak/>
+        <w:t>https://proceedings.neurips.cc/paper/2017/hash/8a20a8621978632d76c43dfd28b67767-Abstract.html and arXiv:1705.07874, doi: 10.48550/arXiv.1705.07874.</w:t>
       </w:r>
     </w:p>
     <w:p>
@@ -9563,38 +8938,11 @@
         <w:ind w:left="720" w:hanging="720"/>
       </w:pPr>
       <w:r>
-        <w:rPr>
-          <w:rFonts w:ascii="Times New Roman" w:hAnsi="Times New Roman"/>
-          <w:sz w:val="22"/>
-        </w:rPr>
         <w:t>[27]</w:t>
+      </w:r>
+      <w:r>
         <w:tab/>
-        <w:t xml:space="preserve">S. Amershi, D. Weld, M. Vorvoreanu, A. Fourney, B. Nushi, P. Collisson, J. Suh, S. Iqbal, P. N. Bennett, K. Inkpen, J. Teevan, R. Kikin-Gil, and E. Horvitz, “Guidelines for human-AI interaction,” in Proc. CHI Conf. Human Factors in Computing Systems, Glasgow, U.K., May 2019, pp. 1–13, </w:t>
-      </w:r>
-      <w:r>
-        <w:rPr>
-          <w:rFonts w:ascii="Times New Roman" w:hAnsi="Times New Roman"/>
-          <w:sz w:val="22"/>
-        </w:rPr>
-        <w:t xml:space="preserve">doi: </w:t>
-      </w:r>
-      <w:hyperlink r:id="rId51">
-        <w:r>
-          <w:rPr>
-            <w:color w:val="0563C1"/>
-            <w:u w:val="single"/>
-            <w:sz w:val="22"/>
-            <w:rFonts w:ascii="Times New Roman" w:hAnsi="Times New Roman"/>
-          </w:rPr>
-          <w:t xml:space="preserve">10.1145/3290605.3300233</w:t>
-        </w:r>
-      </w:hyperlink>
-      <w:r>
-        <w:rPr>
-          <w:rFonts w:ascii="Times New Roman" w:hAnsi="Times New Roman"/>
-          <w:sz w:val="22"/>
-        </w:rPr>
-        <w:t>.</w:t>
+        <w:t>S. Amershi, D. Weld, M. Vorvoreanu, A. Fourney, B. Nushi, P. Collisson, J. Suh, S. Iqbal, P. N. Bennett, K. Inkpen, J. Teevan, R. Kikin-Gil, and E. Horvitz, “Guidelines for human-AI interaction,” in Proc. CHI Conf. Human Factors in Computing Systems, Glasgow, U.K., May 2019, pp. 1–13, doi: 10.1145/3290605.3300233.</w:t>
       </w:r>
     </w:p>
     <w:p>
@@ -9602,38 +8950,11 @@
         <w:ind w:left="720" w:hanging="720"/>
       </w:pPr>
       <w:r>
-        <w:rPr>
-          <w:rFonts w:ascii="Times New Roman" w:hAnsi="Times New Roman"/>
-          <w:sz w:val="22"/>
-        </w:rPr>
         <w:t>[28]</w:t>
+      </w:r>
+      <w:r>
         <w:tab/>
-        <w:t xml:space="preserve">R. B. Randall, Vibration-Based Condition Monitoring: Industrial, Aerospace and Automotive Applications, 2nd ed. Chichester, U.K.: John Wiley &amp; Sons, 2021, </w:t>
-      </w:r>
-      <w:r>
-        <w:rPr>
-          <w:rFonts w:ascii="Times New Roman" w:hAnsi="Times New Roman"/>
-          <w:sz w:val="22"/>
-        </w:rPr>
-        <w:t xml:space="preserve">doi: </w:t>
-      </w:r>
-      <w:hyperlink r:id="rId52">
-        <w:r>
-          <w:rPr>
-            <w:color w:val="0563C1"/>
-            <w:u w:val="single"/>
-            <w:sz w:val="22"/>
-            <w:rFonts w:ascii="Times New Roman" w:hAnsi="Times New Roman"/>
-          </w:rPr>
-          <w:t xml:space="preserve">10.1002/9781119479819</w:t>
-        </w:r>
-      </w:hyperlink>
-      <w:r>
-        <w:rPr>
-          <w:rFonts w:ascii="Times New Roman" w:hAnsi="Times New Roman"/>
-          <w:sz w:val="22"/>
-        </w:rPr>
-        <w:t>.</w:t>
+        <w:t>R. B. Randall, Vibration-Based Condition Monitoring: Industrial, Aerospace and Automotive Applications, 2nd ed. Chichester, U.K.: John Wiley &amp; Sons, 2021.</w:t>
       </w:r>
     </w:p>
     <w:p>
@@ -9641,38 +8962,11 @@
         <w:ind w:left="720" w:hanging="720"/>
       </w:pPr>
       <w:r>
-        <w:rPr>
-          <w:rFonts w:ascii="Times New Roman" w:hAnsi="Times New Roman"/>
-          <w:sz w:val="22"/>
-        </w:rPr>
         <w:t>[29]</w:t>
+      </w:r>
+      <w:r>
         <w:tab/>
-        <w:t xml:space="preserve">Mechanical Vibration — Evaluation of Machine Vibration by Measurements on Non-Rotating Parts — Part 3: Industrial Machines with Nominal Power Above 15 kW and Nominal Speeds Between 120 r/min and 15 000 r/min When Measured In Situ, ISO 10816-3:2009, International Organization for Standardization, Geneva, Switzerland, 2009, </w:t>
-      </w:r>
-      <w:r>
-        <w:rPr>
-          <w:rFonts w:ascii="Times New Roman" w:hAnsi="Times New Roman"/>
-          <w:sz w:val="22"/>
-        </w:rPr>
-        <w:t xml:space="preserve">[Online]. Available: </w:t>
-      </w:r>
-      <w:hyperlink r:id="rId53">
-        <w:r>
-          <w:rPr>
-            <w:color w:val="0563C1"/>
-            <w:u w:val="single"/>
-            <w:sz w:val="22"/>
-            <w:rFonts w:ascii="Times New Roman" w:hAnsi="Times New Roman"/>
-          </w:rPr>
-          <w:t xml:space="preserve">https://www.iso.org/standard/50527.html</w:t>
-        </w:r>
-      </w:hyperlink>
-      <w:r>
-        <w:rPr>
-          <w:rFonts w:ascii="Times New Roman" w:hAnsi="Times New Roman"/>
-          <w:sz w:val="22"/>
-        </w:rPr>
-        <w:t>.</w:t>
+        <w:t>Mechanical Vibration — Evaluation of Machine Vibration by Measurements on Non-Rotating Parts — Part 3: Industrial Machines with Nominal Power Above 15 kW and Nominal Speeds Between 120 r/min and 15 000 r/min When Measured In Situ, ISO 10816-3:2009, International Organization for Standardization, Geneva, Switzerland, 2009.</w:t>
       </w:r>
     </w:p>
     <w:p>
@@ -9680,38 +8974,11 @@
         <w:ind w:left="720" w:hanging="720"/>
       </w:pPr>
       <w:r>
-        <w:rPr>
-          <w:rFonts w:ascii="Times New Roman" w:hAnsi="Times New Roman"/>
-          <w:sz w:val="22"/>
-        </w:rPr>
         <w:t>[30]</w:t>
+      </w:r>
+      <w:r>
         <w:tab/>
-        <w:t xml:space="preserve">P. Warden and D. Situnayake, TinyML: Machine Learning with TensorFlow Lite on Arduino and Ultra-Low-Power Microcontrollers. Sebastopol, CA, USA: O’Reilly Media, 2020, </w:t>
-      </w:r>
-      <w:r>
-        <w:rPr>
-          <w:rFonts w:ascii="Times New Roman" w:hAnsi="Times New Roman"/>
-          <w:sz w:val="22"/>
-        </w:rPr>
-        <w:t xml:space="preserve">[Online]. Available: </w:t>
-      </w:r>
-      <w:hyperlink r:id="rId54">
-        <w:r>
-          <w:rPr>
-            <w:color w:val="0563C1"/>
-            <w:u w:val="single"/>
-            <w:sz w:val="22"/>
-            <w:rFonts w:ascii="Times New Roman" w:hAnsi="Times New Roman"/>
-          </w:rPr>
-          <w:t xml:space="preserve">https://www.oreilly.com/library/view/tinyml/9781492052036/</w:t>
-        </w:r>
-      </w:hyperlink>
-      <w:r>
-        <w:rPr>
-          <w:rFonts w:ascii="Times New Roman" w:hAnsi="Times New Roman"/>
-          <w:sz w:val="22"/>
-        </w:rPr>
-        <w:t>.</w:t>
+        <w:t>P. Warden and D. Situnayake, TinyML: Machine Learning with TensorFlow Lite on Arduino and Ultra-Low-Power Microcontrollers. Sebastopol, CA, USA: O’Reilly Media, 2020. [Online]. Available: https://www.oreilly.com/library/view/tinyml/9781492052036/</w:t>
       </w:r>
     </w:p>
     <w:p>
@@ -9719,38 +8986,11 @@
         <w:ind w:left="720" w:hanging="720"/>
       </w:pPr>
       <w:r>
-        <w:rPr>
-          <w:rFonts w:ascii="Times New Roman" w:hAnsi="Times New Roman"/>
-          <w:sz w:val="22"/>
-        </w:rPr>
         <w:t>[31]</w:t>
+      </w:r>
+      <w:r>
         <w:tab/>
-        <w:t xml:space="preserve">Z. Xi et al., “The rise and potential of large language model based agents: A survey,” Science China Information Sciences, vol. 68, art. no. 121101, 2025, (also arXiv:2309.07864, </w:t>
-      </w:r>
-      <w:r>
-        <w:rPr>
-          <w:rFonts w:ascii="Times New Roman" w:hAnsi="Times New Roman"/>
-          <w:sz w:val="22"/>
-        </w:rPr>
-        <w:t xml:space="preserve">doi: </w:t>
-      </w:r>
-      <w:hyperlink r:id="rId55">
-        <w:r>
-          <w:rPr>
-            <w:color w:val="0563C1"/>
-            <w:u w:val="single"/>
-            <w:sz w:val="22"/>
-            <w:rFonts w:ascii="Times New Roman" w:hAnsi="Times New Roman"/>
-          </w:rPr>
-          <w:t xml:space="preserve">10.1007/s11432-024-4222-0</w:t>
-        </w:r>
-      </w:hyperlink>
-      <w:r>
-        <w:rPr>
-          <w:rFonts w:ascii="Times New Roman" w:hAnsi="Times New Roman"/>
-          <w:sz w:val="22"/>
-        </w:rPr>
-        <w:t>.</w:t>
+        <w:t>Z. Xi et al., “The rise and potential of large language model based agents: A survey,” Science China Information Sciences, vol. 68, art. no. 121101, 2025, doi: 10.1007/s11432-024-4222-0 (also arXiv:2309.07864, doi: 10.48550/arXiv.2309.07864).</w:t>
       </w:r>
     </w:p>
     <w:p>
@@ -9758,38 +8998,11 @@
         <w:ind w:left="720" w:hanging="720"/>
       </w:pPr>
       <w:r>
-        <w:rPr>
-          <w:rFonts w:ascii="Times New Roman" w:hAnsi="Times New Roman"/>
-          <w:sz w:val="22"/>
-        </w:rPr>
         <w:t>[32]</w:t>
+      </w:r>
+      <w:r>
         <w:tab/>
-        <w:t xml:space="preserve">L. Wang, C. Ma, X. Feng, Z. Zhang, H. Yang, J. Zhang, et al., “A survey on large language model based autonomous agents,” Frontiers of Computer Science, vol. 18, no. 6, art. no. 186345, 2024, </w:t>
-      </w:r>
-      <w:r>
-        <w:rPr>
-          <w:rFonts w:ascii="Times New Roman" w:hAnsi="Times New Roman"/>
-          <w:sz w:val="22"/>
-        </w:rPr>
-        <w:t xml:space="preserve">doi: </w:t>
-      </w:r>
-      <w:hyperlink r:id="rId56">
-        <w:r>
-          <w:rPr>
-            <w:color w:val="0563C1"/>
-            <w:u w:val="single"/>
-            <w:sz w:val="22"/>
-            <w:rFonts w:ascii="Times New Roman" w:hAnsi="Times New Roman"/>
-          </w:rPr>
-          <w:t xml:space="preserve">10.1007/s11704-024-40231-1</w:t>
-        </w:r>
-      </w:hyperlink>
-      <w:r>
-        <w:rPr>
-          <w:rFonts w:ascii="Times New Roman" w:hAnsi="Times New Roman"/>
-          <w:sz w:val="22"/>
-        </w:rPr>
-        <w:t>.</w:t>
+        <w:t>L. Wang, C. Ma, X. Feng, Z. Zhang, H. Yang, J. Zhang, et al., “A survey on large language model based autonomous agents,” Frontiers of Computer Science, vol. 18, no. 6, art. no. 186345, 2024, doi: 10.1007/s11704-024-40231-1.</w:t>
       </w:r>
     </w:p>
     <w:p>
@@ -9797,38 +9010,11 @@
         <w:ind w:left="720" w:hanging="720"/>
       </w:pPr>
       <w:r>
-        <w:rPr>
-          <w:rFonts w:ascii="Times New Roman" w:hAnsi="Times New Roman"/>
-          <w:sz w:val="22"/>
-        </w:rPr>
         <w:t>[33]</w:t>
+      </w:r>
+      <w:r>
         <w:tab/>
-        <w:t xml:space="preserve">eLabtronics, “runlinc: Rapid development platform for IoT, AI and STEM inventions.” Accessed: Aug.15,2026, </w:t>
-      </w:r>
-      <w:r>
-        <w:rPr>
-          <w:rFonts w:ascii="Times New Roman" w:hAnsi="Times New Roman"/>
-          <w:sz w:val="22"/>
-        </w:rPr>
-        <w:t xml:space="preserve">[Online]. Available: </w:t>
-      </w:r>
-      <w:hyperlink r:id="rId57">
-        <w:r>
-          <w:rPr>
-            <w:color w:val="0563C1"/>
-            <w:u w:val="single"/>
-            <w:sz w:val="22"/>
-            <w:rFonts w:ascii="Times New Roman" w:hAnsi="Times New Roman"/>
-          </w:rPr>
-          <w:t xml:space="preserve">https://runlinc.com</w:t>
-        </w:r>
-      </w:hyperlink>
-      <w:r>
-        <w:rPr>
-          <w:rFonts w:ascii="Times New Roman" w:hAnsi="Times New Roman"/>
-          <w:sz w:val="22"/>
-        </w:rPr>
-        <w:t>.</w:t>
+        <w:t>eLabtronics, “runlinc: Rapid development platform for IoT, AI and STEM inventions.” Accessed: Aug.15,2026. [Online]. Available: https://runlinc.com</w:t>
       </w:r>
     </w:p>
     <w:p>
@@ -9836,38 +9022,11 @@
         <w:ind w:left="720" w:hanging="720"/>
       </w:pPr>
       <w:r>
-        <w:rPr>
-          <w:rFonts w:ascii="Times New Roman" w:hAnsi="Times New Roman"/>
-          <w:sz w:val="22"/>
-        </w:rPr>
         <w:t>[34]</w:t>
+      </w:r>
+      <w:r>
         <w:tab/>
-        <w:t xml:space="preserve">Espressif Systems, “ESP32 series datasheet,” Espressif Systems, Shanghai, China. Accessed: Aug.15,2026, </w:t>
-      </w:r>
-      <w:r>
-        <w:rPr>
-          <w:rFonts w:ascii="Times New Roman" w:hAnsi="Times New Roman"/>
-          <w:sz w:val="22"/>
-        </w:rPr>
-        <w:t xml:space="preserve">[Online]. Available: </w:t>
-      </w:r>
-      <w:hyperlink r:id="rId58">
-        <w:r>
-          <w:rPr>
-            <w:color w:val="0563C1"/>
-            <w:u w:val="single"/>
-            <w:sz w:val="22"/>
-            <w:rFonts w:ascii="Times New Roman" w:hAnsi="Times New Roman"/>
-          </w:rPr>
-          <w:t xml:space="preserve">https://www.espressif.com/en/support/documents/technical-documents</w:t>
-        </w:r>
-      </w:hyperlink>
-      <w:r>
-        <w:rPr>
-          <w:rFonts w:ascii="Times New Roman" w:hAnsi="Times New Roman"/>
-          <w:sz w:val="22"/>
-        </w:rPr>
-        <w:t>.</w:t>
+        <w:t>Espressif Systems, “ESP32 series datasheet,” Espressif Systems, Shanghai, China. Accessed: Aug.15,2026. [Online]. Available: https://www.espressif.com/en/support/documents/technical-documents</w:t>
       </w:r>
     </w:p>
     <w:p>
@@ -9875,38 +9034,11 @@
         <w:ind w:left="720" w:hanging="720"/>
       </w:pPr>
       <w:r>
-        <w:rPr>
-          <w:rFonts w:ascii="Times New Roman" w:hAnsi="Times New Roman"/>
-          <w:sz w:val="22"/>
-        </w:rPr>
         <w:t>[35]</w:t>
+      </w:r>
+      <w:r>
         <w:tab/>
-        <w:t xml:space="preserve">MicroPython, “Quick reference for the ESP32 — MicroPython documentation.” Accessed: Aug.15,2026, </w:t>
-      </w:r>
-      <w:r>
-        <w:rPr>
-          <w:rFonts w:ascii="Times New Roman" w:hAnsi="Times New Roman"/>
-          <w:sz w:val="22"/>
-        </w:rPr>
-        <w:t xml:space="preserve">[Online]. Available: </w:t>
-      </w:r>
-      <w:hyperlink r:id="rId59">
-        <w:r>
-          <w:rPr>
-            <w:color w:val="0563C1"/>
-            <w:u w:val="single"/>
-            <w:sz w:val="22"/>
-            <w:rFonts w:ascii="Times New Roman" w:hAnsi="Times New Roman"/>
-          </w:rPr>
-          <w:t xml:space="preserve">https://docs.micropython.org/en/latest/esp32/quickref.html</w:t>
-        </w:r>
-      </w:hyperlink>
-      <w:r>
-        <w:rPr>
-          <w:rFonts w:ascii="Times New Roman" w:hAnsi="Times New Roman"/>
-          <w:sz w:val="22"/>
-        </w:rPr>
-        <w:t>.</w:t>
+        <w:t>MicroPython, “Quick reference for the ESP32 — MicroPython documentation.” Accessed: Aug.15,2026. [Online]. Available: https://docs.micropython.org/en/latest/esp32/quickref.html</w:t>
       </w:r>
     </w:p>
     <w:p>
@@ -9914,38 +9046,11 @@
         <w:ind w:left="720" w:hanging="720"/>
       </w:pPr>
       <w:r>
-        <w:rPr>
-          <w:rFonts w:ascii="Times New Roman" w:hAnsi="Times New Roman"/>
-          <w:sz w:val="22"/>
-        </w:rPr>
         <w:t>[36]</w:t>
+      </w:r>
+      <w:r>
         <w:tab/>
-        <w:t xml:space="preserve">A. H. Alaoui, A. Meddaoui, and M. Hain, “AI-driven predictive maintenance for Industry 4.0: A systematic review of models, methods, and challenges,” The International Journal of Advanced Manufacturing Technology, vol. 143, pp. 4861–4876, 2026, </w:t>
-      </w:r>
-      <w:r>
-        <w:rPr>
-          <w:rFonts w:ascii="Times New Roman" w:hAnsi="Times New Roman"/>
-          <w:sz w:val="22"/>
-        </w:rPr>
-        <w:t xml:space="preserve">doi: </w:t>
-      </w:r>
-      <w:hyperlink r:id="rId60">
-        <w:r>
-          <w:rPr>
-            <w:color w:val="0563C1"/>
-            <w:u w:val="single"/>
-            <w:sz w:val="22"/>
-            <w:rFonts w:ascii="Times New Roman" w:hAnsi="Times New Roman"/>
-          </w:rPr>
-          <w:t xml:space="preserve">10.1007/s00170-026-17531-w</w:t>
-        </w:r>
-      </w:hyperlink>
-      <w:r>
-        <w:rPr>
-          <w:rFonts w:ascii="Times New Roman" w:hAnsi="Times New Roman"/>
-          <w:sz w:val="22"/>
-        </w:rPr>
-        <w:t>.</w:t>
+        <w:t>A. H. Alaoui, A. Meddaoui, and M. Hain, “AI-driven predictive maintenance for Industry 4.0: A systematic review of models, methods, and challenges,” The International Journal of Advanced Manufacturing Technology, vol. 143, pp. 4861–4876, 2026. [Online]. Available: https://doi.org/10.1007/s00170-026-17531-w</w:t>
       </w:r>
     </w:p>
     <w:p>
@@ -9953,38 +9058,11 @@
         <w:ind w:left="720" w:hanging="720"/>
       </w:pPr>
       <w:r>
-        <w:rPr>
-          <w:rFonts w:ascii="Times New Roman" w:hAnsi="Times New Roman"/>
-          <w:sz w:val="22"/>
-        </w:rPr>
         <w:t>[37]</w:t>
+      </w:r>
+      <w:r>
         <w:tab/>
-        <w:t xml:space="preserve">N. Ringler, D. Knittel, J.-C. Ponsart, M. Nouari, A. Yakob, and D. Romani, “Machine learning based real time predictive maintenance at the edge for manufacturing systems: A practical example,” in Proc. IEEE IAS Global Conf. Emerging Technologies (GlobConET), London, U.K., May 2023, </w:t>
-      </w:r>
-      <w:r>
-        <w:rPr>
-          <w:rFonts w:ascii="Times New Roman" w:hAnsi="Times New Roman"/>
-          <w:sz w:val="22"/>
-        </w:rPr>
-        <w:t xml:space="preserve">doi: </w:t>
-      </w:r>
-      <w:hyperlink r:id="rId61">
-        <w:r>
-          <w:rPr>
-            <w:color w:val="0563C1"/>
-            <w:u w:val="single"/>
-            <w:sz w:val="22"/>
-            <w:rFonts w:ascii="Times New Roman" w:hAnsi="Times New Roman"/>
-          </w:rPr>
-          <w:t xml:space="preserve">10.1109/GlobConET56651.2023.10150033</w:t>
-        </w:r>
-      </w:hyperlink>
-      <w:r>
-        <w:rPr>
-          <w:rFonts w:ascii="Times New Roman" w:hAnsi="Times New Roman"/>
-          <w:sz w:val="22"/>
-        </w:rPr>
-        <w:t>.</w:t>
+        <w:t>N. Ringler, D. Knittel, J.-C. Ponsart, M. Nouari, A. Yakob, and D. Romani, “Machine learning based real time predictive maintenance at the edge for manufacturing systems: A practical example,” in Proc. IEEE IAS Global Conf. Emerging Technologies (GlobConET), London, U.K., May 2023, doi: 10.1109/GlobConET56651.2023.10150033.https://ieeexplore.ieee.org/</w:t>
       </w:r>
     </w:p>
     <w:p>
@@ -9992,38 +9070,12 @@
         <w:ind w:left="720" w:hanging="720"/>
       </w:pPr>
       <w:r>
-        <w:rPr>
-          <w:rFonts w:ascii="Times New Roman" w:hAnsi="Times New Roman"/>
-          <w:sz w:val="22"/>
-        </w:rPr>
+        <w:lastRenderedPageBreak/>
         <w:t>[38]</w:t>
+      </w:r>
+      <w:r>
         <w:tab/>
-        <w:t xml:space="preserve">A. Fernández-Miguel, S. Ortíz-Marcos, M. Jiménez-Calzado, A. P. Fernández del Hoyo, F. E. García-Muiña, and D. Settembre-Blundo, “Agentic AI in smart manufacturing: Enabling human-centric predictive maintenance ecosystems,” Applied Sciences, vol. 15, no. 21, art. no. 11414, Oct. 2025, </w:t>
-      </w:r>
-      <w:r>
-        <w:rPr>
-          <w:rFonts w:ascii="Times New Roman" w:hAnsi="Times New Roman"/>
-          <w:sz w:val="22"/>
-        </w:rPr>
-        <w:t xml:space="preserve">doi: </w:t>
-      </w:r>
-      <w:hyperlink r:id="rId62">
-        <w:r>
-          <w:rPr>
-            <w:color w:val="0563C1"/>
-            <w:u w:val="single"/>
-            <w:sz w:val="22"/>
-            <w:rFonts w:ascii="Times New Roman" w:hAnsi="Times New Roman"/>
-          </w:rPr>
-          <w:t xml:space="preserve">10.3390/app152111414</w:t>
-        </w:r>
-      </w:hyperlink>
-      <w:r>
-        <w:rPr>
-          <w:rFonts w:ascii="Times New Roman" w:hAnsi="Times New Roman"/>
-          <w:sz w:val="22"/>
-        </w:rPr>
-        <w:t>.</w:t>
+        <w:t>A. Fernández-Miguel, S. Ortíz-Marcos, M. Jiménez-Calzado, A. P. Fernández del Hoyo, F. E. García-Muiña, and D. Settembre-Blundo, “Agentic AI in smart manufacturing: Enabling human-centric predictive maintenance ecosystems,” Applied Sciences, vol. 15, no. 21, art. no. 11414, Oct. 2025, doi: 10.3390/app152111414.</w:t>
       </w:r>
     </w:p>
     <w:p>
@@ -10031,74 +9083,20 @@
         <w:ind w:left="720" w:hanging="720"/>
       </w:pPr>
       <w:r>
-        <w:rPr>
-          <w:rFonts w:ascii="Times New Roman" w:hAnsi="Times New Roman"/>
-          <w:sz w:val="22"/>
-        </w:rPr>
         <w:t>[39]</w:t>
+      </w:r>
+      <w:r>
         <w:tab/>
-        <w:t xml:space="preserve">S. Gawde, S. Patil, S. Kumar, P. Kamat, K. Kotecha, and S. Alfarhood, “Explainable predictive maintenance of rotating machines using LIME, SHAP, PDP, ICE,” IEEE Access, vol. 12, pp. 29345–29361, 2024, </w:t>
-      </w:r>
-      <w:r>
-        <w:rPr>
-          <w:rFonts w:ascii="Times New Roman" w:hAnsi="Times New Roman"/>
-          <w:sz w:val="22"/>
-        </w:rPr>
-        <w:t xml:space="preserve">doi: </w:t>
-      </w:r>
-      <w:hyperlink r:id="rId63">
-        <w:r>
-          <w:rPr>
-            <w:color w:val="0563C1"/>
-            <w:u w:val="single"/>
-            <w:sz w:val="22"/>
-            <w:rFonts w:ascii="Times New Roman" w:hAnsi="Times New Roman"/>
-          </w:rPr>
-          <w:t xml:space="preserve">10.1109/ACCESS.2024.3367110</w:t>
-        </w:r>
-      </w:hyperlink>
-      <w:r>
-        <w:rPr>
-          <w:rFonts w:ascii="Times New Roman" w:hAnsi="Times New Roman"/>
-          <w:sz w:val="22"/>
-        </w:rPr>
-        <w:t>.</w:t>
+        <w:t>S. Gawde, S. Patil, S. Kumar, P. Kamat, K. Kotecha, and S. Alfarhood, “Explainable predictive maintenance of rotating machines using LIME, SHAP, PDP, ICE,” IEEE Access, vol. 12, pp. 29345–29361, 2024. [Online]. Available: https://doi.org/10.1109/ACCESS.2024.3367110</w:t>
       </w:r>
     </w:p>
     <w:p>
       <w:r>
-        <w:rPr>
-          <w:rFonts w:ascii="Times New Roman" w:hAnsi="Times New Roman"/>
-          <w:sz w:val="22"/>
-        </w:rPr>
         <w:t>[40]</w:t>
+      </w:r>
+      <w:r>
         <w:tab/>
-        <w:t xml:space="preserve">S. Gupta and S. N. Shivhare, “Embedded TinyML for predictive maintenance: Vibration analysis on ESP32 with real-time fault detection in industrial equipment,” International Journal on Computational Modelling Applications, vol. 2, no. 2, pp. 1–17, 2025, </w:t>
-      </w:r>
-      <w:r>
-        <w:rPr>
-          <w:rFonts w:ascii="Times New Roman" w:hAnsi="Times New Roman"/>
-          <w:sz w:val="22"/>
-        </w:rPr>
-        <w:t xml:space="preserve">doi: </w:t>
-      </w:r>
-      <w:hyperlink r:id="rId64">
-        <w:r>
-          <w:rPr>
-            <w:color w:val="0563C1"/>
-            <w:u w:val="single"/>
-            <w:sz w:val="22"/>
-            <w:rFonts w:ascii="Times New Roman" w:hAnsi="Times New Roman"/>
-          </w:rPr>
-          <w:t xml:space="preserve">10.63503/j.ijcma.2025.114</w:t>
-        </w:r>
-      </w:hyperlink>
-      <w:r>
-        <w:rPr>
-          <w:rFonts w:ascii="Times New Roman" w:hAnsi="Times New Roman"/>
-          <w:sz w:val="22"/>
-        </w:rPr>
-        <w:t>.</w:t>
+        <w:t>S. Gupta and S. N. Shivhare, “Embedded TinyML for predictive maintenance: Vibration analysis on ESP32 with real-time fault detection in industrial equipment,” International Journal on Computational Modelling Applications, vol. 2, no. 2, pp. 1–17, 2025, doi: 10.63503/j.ijcma.2025.114.</w:t>
       </w:r>
     </w:p>
     <w:p>

--- a/MDA691_Assignment2_Group_Report_SUBMISSION.docx
+++ b/MDA691_Assignment2_Group_Report_SUBMISSION.docx
@@ -43,7 +43,17 @@
           <w:sz w:val="32"/>
           <w:szCs w:val="32"/>
         </w:rPr>
-        <w:t>MDA691 Assignment 1</w:t>
+        <w:t xml:space="preserve">MDA691 Assignment </w:t>
+      </w:r>
+      <w:r>
+        <w:rPr>
+          <w:rFonts w:ascii="Arial" w:eastAsia="Arial" w:hAnsi="Arial" w:cs="Arial"/>
+          <w:b/>
+          <w:bCs/>
+          <w:sz w:val="32"/>
+          <w:szCs w:val="32"/>
+        </w:rPr>
+        <w:t>2</w:t>
       </w:r>
     </w:p>
     <w:tbl>
@@ -1331,142 +1341,237 @@
     <w:p>
       <w:pPr>
         <w:pStyle w:val="Heading1"/>
-      </w:pPr>
-    </w:p>
-    <w:p>
-      <w:pPr>
-        <w:pStyle w:val="Heading1"/>
+        <w:rPr>
+          <w:sz w:val="22"/>
+          <w:szCs w:val="22"/>
+        </w:rPr>
       </w:pPr>
       <w:r>
+        <w:rPr>
+          <w:sz w:val="22"/>
+          <w:szCs w:val="22"/>
+        </w:rPr>
+        <w:lastRenderedPageBreak/>
         <w:t>1. Introduction</w:t>
       </w:r>
     </w:p>
     <w:p>
       <w:pPr>
         <w:spacing w:after="120"/>
+        <w:rPr>
+          <w:rFonts w:asciiTheme="majorHAnsi" w:eastAsiaTheme="majorEastAsia" w:hAnsiTheme="majorHAnsi" w:cstheme="majorBidi"/>
+        </w:rPr>
       </w:pPr>
       <w:r>
-        <w:t>This report converts the preliminary concept from Assignment 1b into an implementable project plan and intermediate design for eLabtronics/runlinc. The capstone delivers a laboratory prototype on client-supplied STEMSEL E32W (ESP32) hardware programmed through the runlinc IDE (MicroPython). The team collects all real-time sensor data from its own E32W lab kit — not from the client factory or plant systems.</w:t>
+        <w:t>This report turns the initial concept from the Assignment 1b into a project plan which is implementable and an intermediate design for the eLabtronics/runlinc [33]. The capstone is presented as a lab prototype on custom hardware provided by the client with the goal of using its embedded STEMSEL E32W (ESP32) [34] microcontroller programmed using the runlinc IDE (MicroPython) [35]. The team gathers all real-time sensor data from the team's own E32W lab kit, not the client factory or plant systems.</w:t>
       </w:r>
     </w:p>
     <w:p>
       <w:pPr>
         <w:spacing w:after="120"/>
+        <w:rPr>
+          <w:rFonts w:asciiTheme="majorHAnsi" w:eastAsiaTheme="majorEastAsia" w:hAnsiTheme="majorHAnsi" w:cstheme="majorBidi"/>
+        </w:rPr>
       </w:pPr>
       <w:r>
-        <w:t>The proposed contribution is a dual-path architecture: millisecond ISO 10816 reflex alarms on the edge, combined with slower agentic reasoning (runlinc AI Assistant) for maintenance recommendations, simulated ERP tool calls, and an auditable Thought Log dashboard. Assignment 2 focuses on planning, requirements refinement, and intermediate design; full implementation and demonstration are scheduled for MDA692.</w:t>
+        <w:t>The proposed contribution is a two-path model with millisecond ISO 10816 reflex alarms [29] on the edge, but agentic reasoning (runlinc AI Assistant [33]) for maintenance advice, ERP tool simulation [12] and an auditable Thought Log dashboard [27], which runs at a slower rate than reflex alarms. These include planning, requirements refinement, and intermediate design; full implementation and demonstration will take place in MDA692.</w:t>
       </w:r>
     </w:p>
     <w:p>
       <w:pPr>
         <w:spacing w:after="120"/>
+        <w:rPr>
+          <w:rFonts w:asciiTheme="majorHAnsi" w:eastAsiaTheme="majorEastAsia" w:hAnsiTheme="majorHAnsi" w:cstheme="majorBidi"/>
+        </w:rPr>
       </w:pPr>
       <w:r>
-        <w:t>This report is structured as follows: Section 2 defines the problem, revised research questions, and measurable objectives; Section 3 provides a critical literature synthesis; Section 4 documents refined requirements and client engagement since Assignment 1; Sections 5–6 map the project to the MDA512 data-science lifecycle and software engineering methods; Section 7 presents the intermediate design with diagrams; Section 8 covers timeline, roles, WBS, Gantt chart, and budget; Section 9 addresses risks and limitations. Appendices I–III provide client details, the annotated literature bibliography, and the Assignment 1 feedback response.</w:t>
+        <w:rPr>
+          <w:rFonts w:asciiTheme="majorHAnsi" w:eastAsiaTheme="majorEastAsia" w:hAnsiTheme="majorHAnsi" w:cstheme="majorBidi"/>
+        </w:rPr>
+        <w:t>This report is structured as follows: Section 2 presents the problem, the revised research questions and measurable goals; Section 3 provides a critical literature synthesis; Section 4 documents new requirements / client involvement since Assignment 1; Section 5 is mapping to the MDA512 data-science lifecycle; Section 6 is mapping to software engineering methods; Section 7 is the intermediate design with diagrams; Section 8 is timeline, roles, WBS, Gantt chart, and budget; Section 9 is risks and limitations. Appendices I-III include client information, annotated literature bibliography, and the Assignment 1 client feedback response.</w:t>
       </w:r>
     </w:p>
     <w:p>
       <w:pPr>
         <w:pStyle w:val="Heading2"/>
+        <w:rPr>
+          <w:sz w:val="22"/>
+          <w:szCs w:val="22"/>
+        </w:rPr>
       </w:pPr>
       <w:r>
+        <w:rPr>
+          <w:sz w:val="22"/>
+          <w:szCs w:val="22"/>
+        </w:rPr>
         <w:t>1.1 Significance and contribution</w:t>
       </w:r>
     </w:p>
     <w:p>
       <w:pPr>
         <w:spacing w:after="120"/>
+        <w:rPr>
+          <w:rStyle w:val="cursor-pointer"/>
+          <w:rFonts w:asciiTheme="majorHAnsi" w:eastAsiaTheme="majorEastAsia" w:hAnsiTheme="majorHAnsi" w:cstheme="majorBidi"/>
+        </w:rPr>
       </w:pPr>
       <w:r>
-        <w:t>Industrial predictive maintenance increasingly combines edge sensing, machine learning, and AI agents, but few published systems integrate all three on a low-cost ESP32 platform with explicit safety-path separation. This project advances practice by demonstrating traceable edge-to-agent workflows on runlinc hardware using team-collected lab data supplemented by public RUL benchmarks (C-MAPSS, XJTU-SY).</w:t>
+        <w:t>With the rise of edge sensing, machine learning and AI agents [31], [32], [38], more and more industrial predictive maintenance systems [1], [36] are integrating all three, but very few published systems integrate all three, explicitly in a low-cost ESP32 platform [7], [40]. This project shows how traceable edge-to-agent workflows can be demonstrated on runlinc hardware [33], using data collected in the lab by the team, with the addition of public RUL benchmarks (C-MAPSS [3], XJTU-SY [5]).</w:t>
       </w:r>
     </w:p>
     <w:p>
       <w:pPr>
         <w:pStyle w:val="Heading1"/>
+        <w:rPr>
+          <w:sz w:val="22"/>
+          <w:szCs w:val="22"/>
+        </w:rPr>
       </w:pPr>
       <w:r>
+        <w:rPr>
+          <w:sz w:val="22"/>
+          <w:szCs w:val="22"/>
+        </w:rPr>
         <w:t>2. Problem Domain, Research Questions and Objectives</w:t>
       </w:r>
     </w:p>
     <w:p>
       <w:pPr>
         <w:pStyle w:val="Heading2"/>
+        <w:rPr>
+          <w:sz w:val="22"/>
+          <w:szCs w:val="22"/>
+        </w:rPr>
       </w:pPr>
       <w:r>
+        <w:rPr>
+          <w:sz w:val="22"/>
+          <w:szCs w:val="22"/>
+        </w:rPr>
         <w:t>2.1 Problem domain</w:t>
       </w:r>
     </w:p>
     <w:p>
       <w:pPr>
-        <w:spacing w:after="120"/>
+        <w:rPr>
+          <w:rStyle w:val="cursor-pointer"/>
+          <w:rFonts w:asciiTheme="majorHAnsi" w:eastAsiaTheme="majorEastAsia" w:hAnsiTheme="majorHAnsi" w:cstheme="majorBidi"/>
+        </w:rPr>
       </w:pPr>
       <w:r>
-        <w:t>Unplanned equipment failures cause downtime, cost, and safety risk. Industry 4.0 enables continuous condition monitoring via IIoT sensors, but cloud-only analytics introduce latency and connectivity dependencies. Agentic AI can automate maintenance decisions, yet must not delay safety-critical reflex alarms. The eLabtronics E32W platform provides a controlled environment to evaluate this trade-off.</w:t>
+        <w:t>Downtime, cost and safety risk are all the result of unplanned equipment failures [1]. While Industry 4.0 provides the capability for continuous condition monitoring through IIoT sensors [23], all cloud-based analytics [20], [21] add latency and dependency on connectivity. Agentic AI [11], [31] can be used for automation in maintenance, but cannot turn a blind eye to safety-critical reflex alarms [29]. This trade-off can be assessed in a controlled environment using the eLabtronics E32W platform [33], [34].</w:t>
       </w:r>
     </w:p>
     <w:p>
       <w:pPr>
         <w:pStyle w:val="Heading2"/>
+        <w:rPr>
+          <w:sz w:val="22"/>
+          <w:szCs w:val="22"/>
+        </w:rPr>
       </w:pPr>
       <w:r>
+        <w:rPr>
+          <w:sz w:val="22"/>
+          <w:szCs w:val="22"/>
+        </w:rPr>
         <w:t>2.2 Research questions (revised)</w:t>
       </w:r>
     </w:p>
     <w:p>
       <w:pPr>
         <w:spacing w:after="120"/>
+        <w:rPr>
+          <w:rFonts w:asciiTheme="majorHAnsi" w:eastAsiaTheme="majorEastAsia" w:hAnsiTheme="majorHAnsi" w:cstheme="majorBidi"/>
+        </w:rPr>
       </w:pPr>
       <w:r>
-        <w:t>RQ1: How can real-time vibration and temperature features extracted on the E32W (ESP32) be streamed reliably for predictive maintenance analytics?</w:t>
+        <w:rPr>
+          <w:rStyle w:val="cursor-pointer"/>
+          <w:rFonts w:asciiTheme="majorHAnsi" w:eastAsiaTheme="majorEastAsia" w:hAnsiTheme="majorHAnsi" w:cstheme="majorBidi"/>
+        </w:rPr>
+        <w:t>RQ1: What are the challenges in reliably streaming real-time vibration and temperature features from the E32W (ESP32) for predictive maintenance analytics?</w:t>
+      </w:r>
+      <w:r>
+        <w:rPr>
+          <w:rFonts w:asciiTheme="majorHAnsi" w:eastAsiaTheme="majorEastAsia" w:hAnsiTheme="majorHAnsi" w:cstheme="majorBidi"/>
+        </w:rPr>
+        <w:t xml:space="preserve"> </w:t>
       </w:r>
     </w:p>
     <w:p>
       <w:pPr>
         <w:spacing w:after="120"/>
+        <w:rPr>
+          <w:rFonts w:asciiTheme="majorHAnsi" w:eastAsiaTheme="majorEastAsia" w:hAnsiTheme="majorHAnsi" w:cstheme="majorBidi"/>
+        </w:rPr>
       </w:pPr>
       <w:r>
-        <w:t>RQ2: What RUL estimation accuracy is achievable using LSTM models trained on benchmark datasets and validated against team hardware streams?</w:t>
+        <w:t xml:space="preserve">RQ2: What is the accuracy of RUL estimation by using LSTM models [2], [4] trained on benchmark datasets [3], [5] and tested with team hardware streams? </w:t>
       </w:r>
     </w:p>
     <w:p>
       <w:pPr>
         <w:spacing w:after="120"/>
+        <w:rPr>
+          <w:rFonts w:asciiTheme="majorHAnsi" w:eastAsiaTheme="majorEastAsia" w:hAnsiTheme="majorHAnsi" w:cstheme="majorBidi"/>
+        </w:rPr>
       </w:pPr>
       <w:r>
-        <w:lastRenderedPageBreak/>
-        <w:t>RQ3: How can an agentic AI layer (runlinc AI Assistant) use structured tool calls to support maintenance decisions with auditable traceability?</w:t>
+        <w:t xml:space="preserve">RQ3: How can an agentic AI layer (runlinc AI Assistant [33]) be used to help with maintenance decisions with traceability of the decisions made [27]? </w:t>
       </w:r>
     </w:p>
     <w:p>
       <w:pPr>
         <w:spacing w:after="120"/>
+        <w:rPr>
+          <w:rFonts w:asciiTheme="majorHAnsi" w:eastAsiaTheme="majorEastAsia" w:hAnsiTheme="majorHAnsi" w:cstheme="majorBidi"/>
+        </w:rPr>
       </w:pPr>
       <w:r>
-        <w:t>RQ4: How does a dual-path design (reflex alarm vs agentic reasoning) compare with conventional alert-only AI on latency, reliability, and traceability?</w:t>
+        <w:t>RQ4: What are the pros and cons of using a reflex-alarm approach versus an agentic approach for generating alerts from AI [29], [11]?</w:t>
       </w:r>
     </w:p>
     <w:p>
       <w:pPr>
         <w:pStyle w:val="Heading2"/>
+        <w:rPr>
+          <w:sz w:val="22"/>
+          <w:szCs w:val="22"/>
+        </w:rPr>
       </w:pPr>
       <w:r>
+        <w:rPr>
+          <w:sz w:val="22"/>
+          <w:szCs w:val="22"/>
+        </w:rPr>
         <w:t>2.3 Aim</w:t>
       </w:r>
     </w:p>
     <w:p>
       <w:pPr>
         <w:spacing w:after="120"/>
+        <w:rPr>
+          <w:rFonts w:asciiTheme="majorHAnsi" w:eastAsiaTheme="majorEastAsia" w:hAnsiTheme="majorHAnsi" w:cstheme="majorBidi"/>
+        </w:rPr>
       </w:pPr>
       <w:r>
-        <w:t>To design and evaluate an eLabtronics runlinc E32W prototype that converts real-time condition data into reliable edge alarms, predictive RUL evidence, and agent-assisted maintenance recommendations with full traceability.</w:t>
+        <w:t>Prototype and test an eLabtronics runlinc E32W device [33] to transform real-time condition data into trustworthy edge alarms, predictive RUL evidence [2], [4] and agent-assisted maintenance recommendations, and with full traceability..</w:t>
       </w:r>
     </w:p>
     <w:p>
       <w:pPr>
         <w:pStyle w:val="Heading2"/>
+        <w:rPr>
+          <w:sz w:val="22"/>
+          <w:szCs w:val="22"/>
+        </w:rPr>
       </w:pPr>
       <w:r>
+        <w:rPr>
+          <w:sz w:val="22"/>
+          <w:szCs w:val="22"/>
+        </w:rPr>
         <w:t>2.4 Measurable objectives aligned to RQs</w:t>
       </w:r>
     </w:p>
@@ -1474,41 +1579,66 @@
       <w:tblPr>
         <w:tblStyle w:val="TableGrid"/>
         <w:tblW w:w="0" w:type="auto"/>
-        <w:jc w:val="center"/>
-        <w:tblLook w:val="04A0" w:firstRow="1" w:lastRow="0" w:firstColumn="1" w:lastColumn="0" w:noHBand="0" w:noVBand="1"/>
+        <w:tblLook w:val="06A0" w:firstRow="1" w:lastRow="0" w:firstColumn="1" w:lastColumn="0" w:noHBand="1" w:noVBand="1"/>
       </w:tblPr>
       <w:tblGrid>
-        <w:gridCol w:w="1684"/>
-        <w:gridCol w:w="1723"/>
-        <w:gridCol w:w="2074"/>
-        <w:gridCol w:w="1685"/>
-        <w:gridCol w:w="1690"/>
+        <w:gridCol w:w="675"/>
+        <w:gridCol w:w="2781"/>
+        <w:gridCol w:w="2889"/>
+        <w:gridCol w:w="993"/>
+        <w:gridCol w:w="1302"/>
       </w:tblGrid>
       <w:tr>
         <w:trPr>
-          <w:jc w:val="center"/>
+          <w:trHeight w:val="789"/>
         </w:trPr>
         <w:tc>
           <w:tcPr>
-            <w:tcW w:w="1728" w:type="dxa"/>
-          </w:tcPr>
-          <w:p>
-            <w:r>
-              <w:rPr>
+            <w:tcW w:w="675" w:type="dxa"/>
+          </w:tcPr>
+          <w:p>
+            <w:pPr>
+              <w:spacing w:before="240" w:after="150"/>
+              <w:rPr>
+                <w:rFonts w:asciiTheme="majorHAnsi" w:eastAsiaTheme="majorEastAsia" w:hAnsiTheme="majorHAnsi" w:cstheme="majorBidi"/>
                 <w:b/>
-              </w:rPr>
-              <w:t>Obj</w:t>
-            </w:r>
-          </w:p>
-        </w:tc>
-        <w:tc>
-          <w:tcPr>
-            <w:tcW w:w="1728" w:type="dxa"/>
-          </w:tcPr>
-          <w:p>
-            <w:r>
-              <w:rPr>
+                <w:bCs/>
+                <w:color w:val="000000" w:themeColor="text1"/>
+              </w:rPr>
+            </w:pPr>
+            <w:proofErr w:type="gramStart"/>
+            <w:r>
+              <w:rPr>
+                <w:rFonts w:asciiTheme="majorHAnsi" w:eastAsiaTheme="majorEastAsia" w:hAnsiTheme="majorHAnsi" w:cstheme="majorBidi"/>
                 <w:b/>
+                <w:bCs/>
+                <w:color w:val="000000" w:themeColor="text1"/>
+              </w:rPr>
+              <w:t>S.N</w:t>
+            </w:r>
+            <w:proofErr w:type="gramEnd"/>
+          </w:p>
+        </w:tc>
+        <w:tc>
+          <w:tcPr>
+            <w:tcW w:w="2781" w:type="dxa"/>
+          </w:tcPr>
+          <w:p>
+            <w:pPr>
+              <w:spacing w:before="240" w:after="240"/>
+              <w:rPr>
+                <w:rFonts w:asciiTheme="majorHAnsi" w:eastAsiaTheme="majorEastAsia" w:hAnsiTheme="majorHAnsi" w:cstheme="majorBidi"/>
+                <w:b/>
+                <w:bCs/>
+                <w:color w:val="000000" w:themeColor="text1"/>
+              </w:rPr>
+            </w:pPr>
+            <w:r>
+              <w:rPr>
+                <w:rFonts w:asciiTheme="majorHAnsi" w:eastAsiaTheme="majorEastAsia" w:hAnsiTheme="majorHAnsi" w:cstheme="majorBidi"/>
+                <w:b/>
+                <w:bCs/>
+                <w:color w:val="000000" w:themeColor="text1"/>
               </w:rPr>
               <w:t>Objective</w:t>
             </w:r>
@@ -1516,12 +1646,24 @@
         </w:tc>
         <w:tc>
           <w:tcPr>
-            <w:tcW w:w="1728" w:type="dxa"/>
-          </w:tcPr>
-          <w:p>
-            <w:r>
-              <w:rPr>
+            <w:tcW w:w="2889" w:type="dxa"/>
+          </w:tcPr>
+          <w:p>
+            <w:pPr>
+              <w:spacing w:before="240" w:after="240"/>
+              <w:rPr>
+                <w:rFonts w:asciiTheme="majorHAnsi" w:eastAsiaTheme="majorEastAsia" w:hAnsiTheme="majorHAnsi" w:cstheme="majorBidi"/>
                 <w:b/>
+                <w:bCs/>
+                <w:color w:val="000000" w:themeColor="text1"/>
+              </w:rPr>
+            </w:pPr>
+            <w:r>
+              <w:rPr>
+                <w:rFonts w:asciiTheme="majorHAnsi" w:eastAsiaTheme="majorEastAsia" w:hAnsiTheme="majorHAnsi" w:cstheme="majorBidi"/>
+                <w:b/>
+                <w:bCs/>
+                <w:color w:val="000000" w:themeColor="text1"/>
               </w:rPr>
               <w:t>Success criterion</w:t>
             </w:r>
@@ -1529,12 +1671,24 @@
         </w:tc>
         <w:tc>
           <w:tcPr>
-            <w:tcW w:w="1728" w:type="dxa"/>
-          </w:tcPr>
-          <w:p>
-            <w:r>
-              <w:rPr>
+            <w:tcW w:w="993" w:type="dxa"/>
+          </w:tcPr>
+          <w:p>
+            <w:pPr>
+              <w:spacing w:before="240" w:after="240"/>
+              <w:rPr>
+                <w:rFonts w:asciiTheme="majorHAnsi" w:eastAsiaTheme="majorEastAsia" w:hAnsiTheme="majorHAnsi" w:cstheme="majorBidi"/>
                 <w:b/>
+                <w:bCs/>
+                <w:color w:val="000000" w:themeColor="text1"/>
+              </w:rPr>
+            </w:pPr>
+            <w:r>
+              <w:rPr>
+                <w:rFonts w:asciiTheme="majorHAnsi" w:eastAsiaTheme="majorEastAsia" w:hAnsiTheme="majorHAnsi" w:cstheme="majorBidi"/>
+                <w:b/>
+                <w:bCs/>
+                <w:color w:val="000000" w:themeColor="text1"/>
               </w:rPr>
               <w:t>RQ</w:t>
             </w:r>
@@ -1542,12 +1696,24 @@
         </w:tc>
         <w:tc>
           <w:tcPr>
-            <w:tcW w:w="1728" w:type="dxa"/>
-          </w:tcPr>
-          <w:p>
-            <w:r>
-              <w:rPr>
+            <w:tcW w:w="1302" w:type="dxa"/>
+          </w:tcPr>
+          <w:p>
+            <w:pPr>
+              <w:spacing w:before="240" w:after="240"/>
+              <w:rPr>
+                <w:rFonts w:asciiTheme="majorHAnsi" w:eastAsiaTheme="majorEastAsia" w:hAnsiTheme="majorHAnsi" w:cstheme="majorBidi"/>
                 <w:b/>
+                <w:bCs/>
+                <w:color w:val="000000" w:themeColor="text1"/>
+              </w:rPr>
+            </w:pPr>
+            <w:r>
+              <w:rPr>
+                <w:rFonts w:asciiTheme="majorHAnsi" w:eastAsiaTheme="majorEastAsia" w:hAnsiTheme="majorHAnsi" w:cstheme="majorBidi"/>
+                <w:b/>
+                <w:bCs/>
+                <w:color w:val="000000" w:themeColor="text1"/>
               </w:rPr>
               <w:t>Week</w:t>
             </w:r>
@@ -1556,54 +1722,125 @@
       </w:tr>
       <w:tr>
         <w:trPr>
-          <w:jc w:val="center"/>
+          <w:trHeight w:val="300"/>
         </w:trPr>
         <w:tc>
           <w:tcPr>
-            <w:tcW w:w="1728" w:type="dxa"/>
-          </w:tcPr>
-          <w:p>
-            <w:r>
+            <w:tcW w:w="675" w:type="dxa"/>
+          </w:tcPr>
+          <w:p>
+            <w:pPr>
+              <w:spacing w:before="240" w:after="240"/>
+              <w:rPr>
+                <w:rFonts w:asciiTheme="majorHAnsi" w:eastAsiaTheme="majorEastAsia" w:hAnsiTheme="majorHAnsi" w:cstheme="majorBidi"/>
+                <w:color w:val="000000" w:themeColor="text1"/>
+              </w:rPr>
+            </w:pPr>
+            <w:r>
+              <w:rPr>
+                <w:rFonts w:asciiTheme="majorHAnsi" w:eastAsiaTheme="majorEastAsia" w:hAnsiTheme="majorHAnsi" w:cstheme="majorBidi"/>
+                <w:color w:val="000000" w:themeColor="text1"/>
+              </w:rPr>
               <w:t>1</w:t>
             </w:r>
           </w:p>
         </w:tc>
         <w:tc>
           <w:tcPr>
-            <w:tcW w:w="1728" w:type="dxa"/>
-          </w:tcPr>
-          <w:p>
-            <w:r>
+            <w:tcW w:w="2781" w:type="dxa"/>
+          </w:tcPr>
+          <w:p>
+            <w:pPr>
+              <w:spacing w:before="240" w:after="240"/>
+              <w:rPr>
+                <w:rFonts w:asciiTheme="majorHAnsi" w:eastAsiaTheme="majorEastAsia" w:hAnsiTheme="majorHAnsi" w:cstheme="majorBidi"/>
+                <w:color w:val="000000" w:themeColor="text1"/>
+              </w:rPr>
+            </w:pPr>
+            <w:r>
+              <w:rPr>
+                <w:rFonts w:asciiTheme="majorHAnsi" w:eastAsiaTheme="majorEastAsia" w:hAnsiTheme="majorHAnsi" w:cstheme="majorBidi"/>
+                <w:color w:val="000000" w:themeColor="text1"/>
+              </w:rPr>
               <w:t>Real-time telemetry pipeline from E32W</w:t>
             </w:r>
           </w:p>
         </w:tc>
         <w:tc>
           <w:tcPr>
-            <w:tcW w:w="1728" w:type="dxa"/>
-          </w:tcPr>
-          <w:p>
-            <w:r>
-              <w:t>≥1 hr continuous stream; 0 dropped windows; latency &lt;2× real-time in replay</w:t>
-            </w:r>
-          </w:p>
-        </w:tc>
-        <w:tc>
-          <w:tcPr>
-            <w:tcW w:w="1728" w:type="dxa"/>
-          </w:tcPr>
-          <w:p>
-            <w:r>
+            <w:tcW w:w="2889" w:type="dxa"/>
+          </w:tcPr>
+          <w:p>
+            <w:pPr>
+              <w:spacing w:before="240" w:after="240"/>
+              <w:rPr>
+                <w:rFonts w:asciiTheme="majorHAnsi" w:eastAsiaTheme="majorEastAsia" w:hAnsiTheme="majorHAnsi" w:cstheme="majorBidi"/>
+                <w:color w:val="000000" w:themeColor="text1"/>
+              </w:rPr>
+            </w:pPr>
+            <w:r>
+              <w:rPr>
+                <w:rFonts w:asciiTheme="majorHAnsi" w:eastAsiaTheme="majorEastAsia" w:hAnsiTheme="majorHAnsi" w:cstheme="majorBidi"/>
+                <w:color w:val="000000" w:themeColor="text1"/>
+              </w:rPr>
+              <w:t xml:space="preserve">Continuous stream ≥1 </w:t>
+            </w:r>
+            <w:proofErr w:type="spellStart"/>
+            <w:r>
+              <w:rPr>
+                <w:rFonts w:asciiTheme="majorHAnsi" w:eastAsiaTheme="majorEastAsia" w:hAnsiTheme="majorHAnsi" w:cstheme="majorBidi"/>
+                <w:color w:val="000000" w:themeColor="text1"/>
+              </w:rPr>
+              <w:t>hr</w:t>
+            </w:r>
+            <w:proofErr w:type="spellEnd"/>
+            <w:r>
+              <w:rPr>
+                <w:rFonts w:asciiTheme="majorHAnsi" w:eastAsiaTheme="majorEastAsia" w:hAnsiTheme="majorHAnsi" w:cstheme="majorBidi"/>
+                <w:color w:val="000000" w:themeColor="text1"/>
+              </w:rPr>
+              <w:t>, and latency &lt;2× real-time in replay, with no dropped windows.</w:t>
+            </w:r>
+          </w:p>
+        </w:tc>
+        <w:tc>
+          <w:tcPr>
+            <w:tcW w:w="993" w:type="dxa"/>
+          </w:tcPr>
+          <w:p>
+            <w:pPr>
+              <w:spacing w:before="240" w:after="240"/>
+              <w:rPr>
+                <w:rFonts w:asciiTheme="majorHAnsi" w:eastAsiaTheme="majorEastAsia" w:hAnsiTheme="majorHAnsi" w:cstheme="majorBidi"/>
+                <w:color w:val="000000" w:themeColor="text1"/>
+              </w:rPr>
+            </w:pPr>
+            <w:r>
+              <w:rPr>
+                <w:rFonts w:asciiTheme="majorHAnsi" w:eastAsiaTheme="majorEastAsia" w:hAnsiTheme="majorHAnsi" w:cstheme="majorBidi"/>
+                <w:color w:val="000000" w:themeColor="text1"/>
+              </w:rPr>
               <w:t>RQ1</w:t>
             </w:r>
           </w:p>
         </w:tc>
         <w:tc>
           <w:tcPr>
-            <w:tcW w:w="1728" w:type="dxa"/>
-          </w:tcPr>
-          <w:p>
-            <w:r>
+            <w:tcW w:w="1302" w:type="dxa"/>
+          </w:tcPr>
+          <w:p>
+            <w:pPr>
+              <w:spacing w:before="240" w:after="240"/>
+              <w:rPr>
+                <w:rFonts w:asciiTheme="majorHAnsi" w:eastAsiaTheme="majorEastAsia" w:hAnsiTheme="majorHAnsi" w:cstheme="majorBidi"/>
+                <w:color w:val="000000" w:themeColor="text1"/>
+              </w:rPr>
+            </w:pPr>
+            <w:r>
+              <w:rPr>
+                <w:rFonts w:asciiTheme="majorHAnsi" w:eastAsiaTheme="majorEastAsia" w:hAnsiTheme="majorHAnsi" w:cstheme="majorBidi"/>
+                <w:color w:val="000000" w:themeColor="text1"/>
+              </w:rPr>
               <w:t>8</w:t>
             </w:r>
           </w:p>
@@ -1611,54 +1848,109 @@
       </w:tr>
       <w:tr>
         <w:trPr>
-          <w:jc w:val="center"/>
+          <w:trHeight w:val="300"/>
         </w:trPr>
         <w:tc>
           <w:tcPr>
-            <w:tcW w:w="1728" w:type="dxa"/>
-          </w:tcPr>
-          <w:p>
-            <w:r>
+            <w:tcW w:w="675" w:type="dxa"/>
+          </w:tcPr>
+          <w:p>
+            <w:pPr>
+              <w:spacing w:before="240" w:after="240"/>
+              <w:rPr>
+                <w:rFonts w:asciiTheme="majorHAnsi" w:eastAsiaTheme="majorEastAsia" w:hAnsiTheme="majorHAnsi" w:cstheme="majorBidi"/>
+                <w:color w:val="000000" w:themeColor="text1"/>
+              </w:rPr>
+            </w:pPr>
+            <w:r>
+              <w:rPr>
+                <w:rFonts w:asciiTheme="majorHAnsi" w:eastAsiaTheme="majorEastAsia" w:hAnsiTheme="majorHAnsi" w:cstheme="majorBidi"/>
+                <w:color w:val="000000" w:themeColor="text1"/>
+              </w:rPr>
               <w:t>2</w:t>
             </w:r>
           </w:p>
         </w:tc>
         <w:tc>
           <w:tcPr>
-            <w:tcW w:w="1728" w:type="dxa"/>
-          </w:tcPr>
-          <w:p>
-            <w:r>
+            <w:tcW w:w="2781" w:type="dxa"/>
+          </w:tcPr>
+          <w:p>
+            <w:pPr>
+              <w:spacing w:before="240" w:after="240"/>
+              <w:rPr>
+                <w:rFonts w:asciiTheme="majorHAnsi" w:eastAsiaTheme="majorEastAsia" w:hAnsiTheme="majorHAnsi" w:cstheme="majorBidi"/>
+                <w:color w:val="000000" w:themeColor="text1"/>
+              </w:rPr>
+            </w:pPr>
+            <w:r>
+              <w:rPr>
+                <w:rFonts w:asciiTheme="majorHAnsi" w:eastAsiaTheme="majorEastAsia" w:hAnsiTheme="majorHAnsi" w:cstheme="majorBidi"/>
+                <w:color w:val="000000" w:themeColor="text1"/>
+              </w:rPr>
               <w:t>Edge features on ESP32</w:t>
             </w:r>
           </w:p>
         </w:tc>
         <w:tc>
           <w:tcPr>
-            <w:tcW w:w="1728" w:type="dxa"/>
-          </w:tcPr>
-          <w:p>
-            <w:r>
-              <w:t>RMS/peak/crest/FFT within 1 s window; memory ≤400 KB; NumPy tolerance ±5%</w:t>
-            </w:r>
-          </w:p>
-        </w:tc>
-        <w:tc>
-          <w:tcPr>
-            <w:tcW w:w="1728" w:type="dxa"/>
-          </w:tcPr>
-          <w:p>
-            <w:r>
+            <w:tcW w:w="2889" w:type="dxa"/>
+          </w:tcPr>
+          <w:p>
+            <w:pPr>
+              <w:spacing w:before="240" w:after="240"/>
+              <w:rPr>
+                <w:rFonts w:asciiTheme="majorHAnsi" w:eastAsiaTheme="majorEastAsia" w:hAnsiTheme="majorHAnsi" w:cstheme="majorBidi"/>
+                <w:color w:val="000000" w:themeColor="text1"/>
+              </w:rPr>
+            </w:pPr>
+            <w:r>
+              <w:rPr>
+                <w:rFonts w:asciiTheme="majorHAnsi" w:eastAsiaTheme="majorEastAsia" w:hAnsiTheme="majorHAnsi" w:cstheme="majorBidi"/>
+                <w:color w:val="000000" w:themeColor="text1"/>
+              </w:rPr>
+              <w:t>Baseline RMS, peak, crest, FFT, in 1s window; memory: ≤400 KB; NumPy tolerance: ±5%.</w:t>
+            </w:r>
+          </w:p>
+        </w:tc>
+        <w:tc>
+          <w:tcPr>
+            <w:tcW w:w="993" w:type="dxa"/>
+          </w:tcPr>
+          <w:p>
+            <w:pPr>
+              <w:spacing w:before="240" w:after="240"/>
+              <w:rPr>
+                <w:rFonts w:asciiTheme="majorHAnsi" w:eastAsiaTheme="majorEastAsia" w:hAnsiTheme="majorHAnsi" w:cstheme="majorBidi"/>
+                <w:color w:val="000000" w:themeColor="text1"/>
+              </w:rPr>
+            </w:pPr>
+            <w:r>
+              <w:rPr>
+                <w:rFonts w:asciiTheme="majorHAnsi" w:eastAsiaTheme="majorEastAsia" w:hAnsiTheme="majorHAnsi" w:cstheme="majorBidi"/>
+                <w:color w:val="000000" w:themeColor="text1"/>
+              </w:rPr>
               <w:t>RQ1</w:t>
             </w:r>
           </w:p>
         </w:tc>
         <w:tc>
           <w:tcPr>
-            <w:tcW w:w="1728" w:type="dxa"/>
-          </w:tcPr>
-          <w:p>
-            <w:r>
+            <w:tcW w:w="1302" w:type="dxa"/>
+          </w:tcPr>
+          <w:p>
+            <w:pPr>
+              <w:spacing w:before="240" w:after="240"/>
+              <w:rPr>
+                <w:rFonts w:asciiTheme="majorHAnsi" w:eastAsiaTheme="majorEastAsia" w:hAnsiTheme="majorHAnsi" w:cstheme="majorBidi"/>
+                <w:color w:val="000000" w:themeColor="text1"/>
+              </w:rPr>
+            </w:pPr>
+            <w:r>
+              <w:rPr>
+                <w:rFonts w:asciiTheme="majorHAnsi" w:eastAsiaTheme="majorEastAsia" w:hAnsiTheme="majorHAnsi" w:cstheme="majorBidi"/>
+                <w:color w:val="000000" w:themeColor="text1"/>
+              </w:rPr>
               <w:t>9</w:t>
             </w:r>
           </w:p>
@@ -1666,54 +1958,109 @@
       </w:tr>
       <w:tr>
         <w:trPr>
-          <w:jc w:val="center"/>
+          <w:trHeight w:val="300"/>
         </w:trPr>
         <w:tc>
           <w:tcPr>
-            <w:tcW w:w="1728" w:type="dxa"/>
-          </w:tcPr>
-          <w:p>
-            <w:r>
+            <w:tcW w:w="675" w:type="dxa"/>
+          </w:tcPr>
+          <w:p>
+            <w:pPr>
+              <w:spacing w:before="240" w:after="240"/>
+              <w:rPr>
+                <w:rFonts w:asciiTheme="majorHAnsi" w:eastAsiaTheme="majorEastAsia" w:hAnsiTheme="majorHAnsi" w:cstheme="majorBidi"/>
+                <w:color w:val="000000" w:themeColor="text1"/>
+              </w:rPr>
+            </w:pPr>
+            <w:r>
+              <w:rPr>
+                <w:rFonts w:asciiTheme="majorHAnsi" w:eastAsiaTheme="majorEastAsia" w:hAnsiTheme="majorHAnsi" w:cstheme="majorBidi"/>
+                <w:color w:val="000000" w:themeColor="text1"/>
+              </w:rPr>
               <w:t>3</w:t>
             </w:r>
           </w:p>
         </w:tc>
         <w:tc>
           <w:tcPr>
-            <w:tcW w:w="1728" w:type="dxa"/>
-          </w:tcPr>
-          <w:p>
-            <w:r>
+            <w:tcW w:w="2781" w:type="dxa"/>
+          </w:tcPr>
+          <w:p>
+            <w:pPr>
+              <w:spacing w:before="240" w:after="240"/>
+              <w:rPr>
+                <w:rFonts w:asciiTheme="majorHAnsi" w:eastAsiaTheme="majorEastAsia" w:hAnsiTheme="majorHAnsi" w:cstheme="majorBidi"/>
+                <w:color w:val="000000" w:themeColor="text1"/>
+              </w:rPr>
+            </w:pPr>
+            <w:r>
+              <w:rPr>
+                <w:rFonts w:asciiTheme="majorHAnsi" w:eastAsiaTheme="majorEastAsia" w:hAnsiTheme="majorHAnsi" w:cstheme="majorBidi"/>
+                <w:color w:val="000000" w:themeColor="text1"/>
+              </w:rPr>
               <w:t>LSTM RUL model</w:t>
             </w:r>
           </w:p>
         </w:tc>
         <w:tc>
           <w:tcPr>
-            <w:tcW w:w="1728" w:type="dxa"/>
-          </w:tcPr>
-          <w:p>
-            <w:r>
+            <w:tcW w:w="2889" w:type="dxa"/>
+          </w:tcPr>
+          <w:p>
+            <w:pPr>
+              <w:spacing w:before="240" w:after="240"/>
+              <w:rPr>
+                <w:rFonts w:asciiTheme="majorHAnsi" w:eastAsiaTheme="majorEastAsia" w:hAnsiTheme="majorHAnsi" w:cstheme="majorBidi"/>
+                <w:color w:val="000000" w:themeColor="text1"/>
+              </w:rPr>
+            </w:pPr>
+            <w:r>
+              <w:rPr>
+                <w:rFonts w:asciiTheme="majorHAnsi" w:eastAsiaTheme="majorEastAsia" w:hAnsiTheme="majorHAnsi" w:cstheme="majorBidi"/>
+                <w:color w:val="000000" w:themeColor="text1"/>
+              </w:rPr>
               <w:t>RMSE ≤ Zheng et al. [4] baseline +10% on C-MAPSS FD001</w:t>
             </w:r>
           </w:p>
         </w:tc>
         <w:tc>
           <w:tcPr>
-            <w:tcW w:w="1728" w:type="dxa"/>
-          </w:tcPr>
-          <w:p>
-            <w:r>
+            <w:tcW w:w="993" w:type="dxa"/>
+          </w:tcPr>
+          <w:p>
+            <w:pPr>
+              <w:spacing w:before="240" w:after="240"/>
+              <w:rPr>
+                <w:rFonts w:asciiTheme="majorHAnsi" w:eastAsiaTheme="majorEastAsia" w:hAnsiTheme="majorHAnsi" w:cstheme="majorBidi"/>
+                <w:color w:val="000000" w:themeColor="text1"/>
+              </w:rPr>
+            </w:pPr>
+            <w:r>
+              <w:rPr>
+                <w:rFonts w:asciiTheme="majorHAnsi" w:eastAsiaTheme="majorEastAsia" w:hAnsiTheme="majorHAnsi" w:cstheme="majorBidi"/>
+                <w:color w:val="000000" w:themeColor="text1"/>
+              </w:rPr>
               <w:t>RQ2</w:t>
             </w:r>
           </w:p>
         </w:tc>
         <w:tc>
           <w:tcPr>
-            <w:tcW w:w="1728" w:type="dxa"/>
-          </w:tcPr>
-          <w:p>
-            <w:r>
+            <w:tcW w:w="1302" w:type="dxa"/>
+          </w:tcPr>
+          <w:p>
+            <w:pPr>
+              <w:spacing w:before="240" w:after="240"/>
+              <w:rPr>
+                <w:rFonts w:asciiTheme="majorHAnsi" w:eastAsiaTheme="majorEastAsia" w:hAnsiTheme="majorHAnsi" w:cstheme="majorBidi"/>
+                <w:color w:val="000000" w:themeColor="text1"/>
+              </w:rPr>
+            </w:pPr>
+            <w:r>
+              <w:rPr>
+                <w:rFonts w:asciiTheme="majorHAnsi" w:eastAsiaTheme="majorEastAsia" w:hAnsiTheme="majorHAnsi" w:cstheme="majorBidi"/>
+                <w:color w:val="000000" w:themeColor="text1"/>
+              </w:rPr>
               <w:t>12</w:t>
             </w:r>
           </w:p>
@@ -1721,54 +2068,109 @@
       </w:tr>
       <w:tr>
         <w:trPr>
-          <w:jc w:val="center"/>
+          <w:trHeight w:val="300"/>
         </w:trPr>
         <w:tc>
           <w:tcPr>
-            <w:tcW w:w="1728" w:type="dxa"/>
-          </w:tcPr>
-          <w:p>
-            <w:r>
+            <w:tcW w:w="675" w:type="dxa"/>
+          </w:tcPr>
+          <w:p>
+            <w:pPr>
+              <w:spacing w:before="240" w:after="240"/>
+              <w:rPr>
+                <w:rFonts w:asciiTheme="majorHAnsi" w:eastAsiaTheme="majorEastAsia" w:hAnsiTheme="majorHAnsi" w:cstheme="majorBidi"/>
+                <w:color w:val="000000" w:themeColor="text1"/>
+              </w:rPr>
+            </w:pPr>
+            <w:r>
+              <w:rPr>
+                <w:rFonts w:asciiTheme="majorHAnsi" w:eastAsiaTheme="majorEastAsia" w:hAnsiTheme="majorHAnsi" w:cstheme="majorBidi"/>
+                <w:color w:val="000000" w:themeColor="text1"/>
+              </w:rPr>
               <w:t>4</w:t>
             </w:r>
           </w:p>
         </w:tc>
         <w:tc>
           <w:tcPr>
-            <w:tcW w:w="1728" w:type="dxa"/>
-          </w:tcPr>
-          <w:p>
-            <w:r>
+            <w:tcW w:w="2781" w:type="dxa"/>
+          </w:tcPr>
+          <w:p>
+            <w:pPr>
+              <w:spacing w:before="240" w:after="240"/>
+              <w:rPr>
+                <w:rFonts w:asciiTheme="majorHAnsi" w:eastAsiaTheme="majorEastAsia" w:hAnsiTheme="majorHAnsi" w:cstheme="majorBidi"/>
+                <w:color w:val="000000" w:themeColor="text1"/>
+              </w:rPr>
+            </w:pPr>
+            <w:r>
+              <w:rPr>
+                <w:rFonts w:asciiTheme="majorHAnsi" w:eastAsiaTheme="majorEastAsia" w:hAnsiTheme="majorHAnsi" w:cstheme="majorBidi"/>
+                <w:color w:val="000000" w:themeColor="text1"/>
+              </w:rPr>
               <w:t>Agentic assessment layer</w:t>
             </w:r>
           </w:p>
         </w:tc>
         <w:tc>
           <w:tcPr>
-            <w:tcW w:w="1728" w:type="dxa"/>
-          </w:tcPr>
-          <w:p>
-            <w:r>
-              <w:t>≥80% structured-output pass rate on 30-scenario suite</w:t>
-            </w:r>
-          </w:p>
-        </w:tc>
-        <w:tc>
-          <w:tcPr>
-            <w:tcW w:w="1728" w:type="dxa"/>
-          </w:tcPr>
-          <w:p>
-            <w:r>
+            <w:tcW w:w="2889" w:type="dxa"/>
+          </w:tcPr>
+          <w:p>
+            <w:pPr>
+              <w:spacing w:before="240" w:after="240"/>
+              <w:rPr>
+                <w:rFonts w:asciiTheme="majorHAnsi" w:eastAsiaTheme="majorEastAsia" w:hAnsiTheme="majorHAnsi" w:cstheme="majorBidi"/>
+                <w:color w:val="000000" w:themeColor="text1"/>
+              </w:rPr>
+            </w:pPr>
+            <w:r>
+              <w:rPr>
+                <w:rFonts w:asciiTheme="majorHAnsi" w:eastAsiaTheme="majorEastAsia" w:hAnsiTheme="majorHAnsi" w:cstheme="majorBidi"/>
+                <w:color w:val="000000" w:themeColor="text1"/>
+              </w:rPr>
+              <w:t>A minimum pass rate of ≥ 80% for 30-scenario suite is required.</w:t>
+            </w:r>
+          </w:p>
+        </w:tc>
+        <w:tc>
+          <w:tcPr>
+            <w:tcW w:w="993" w:type="dxa"/>
+          </w:tcPr>
+          <w:p>
+            <w:pPr>
+              <w:spacing w:before="240" w:after="240"/>
+              <w:rPr>
+                <w:rFonts w:asciiTheme="majorHAnsi" w:eastAsiaTheme="majorEastAsia" w:hAnsiTheme="majorHAnsi" w:cstheme="majorBidi"/>
+                <w:color w:val="000000" w:themeColor="text1"/>
+              </w:rPr>
+            </w:pPr>
+            <w:r>
+              <w:rPr>
+                <w:rFonts w:asciiTheme="majorHAnsi" w:eastAsiaTheme="majorEastAsia" w:hAnsiTheme="majorHAnsi" w:cstheme="majorBidi"/>
+                <w:color w:val="000000" w:themeColor="text1"/>
+              </w:rPr>
               <w:t>RQ3</w:t>
             </w:r>
           </w:p>
         </w:tc>
         <w:tc>
           <w:tcPr>
-            <w:tcW w:w="1728" w:type="dxa"/>
-          </w:tcPr>
-          <w:p>
-            <w:r>
+            <w:tcW w:w="1302" w:type="dxa"/>
+          </w:tcPr>
+          <w:p>
+            <w:pPr>
+              <w:spacing w:before="240" w:after="240"/>
+              <w:rPr>
+                <w:rFonts w:asciiTheme="majorHAnsi" w:eastAsiaTheme="majorEastAsia" w:hAnsiTheme="majorHAnsi" w:cstheme="majorBidi"/>
+                <w:color w:val="000000" w:themeColor="text1"/>
+              </w:rPr>
+            </w:pPr>
+            <w:r>
+              <w:rPr>
+                <w:rFonts w:asciiTheme="majorHAnsi" w:eastAsiaTheme="majorEastAsia" w:hAnsiTheme="majorHAnsi" w:cstheme="majorBidi"/>
+                <w:color w:val="000000" w:themeColor="text1"/>
+              </w:rPr>
               <w:t>14</w:t>
             </w:r>
           </w:p>
@@ -1776,54 +2178,109 @@
       </w:tr>
       <w:tr>
         <w:trPr>
-          <w:jc w:val="center"/>
+          <w:trHeight w:val="300"/>
         </w:trPr>
         <w:tc>
           <w:tcPr>
-            <w:tcW w:w="1728" w:type="dxa"/>
-          </w:tcPr>
-          <w:p>
-            <w:r>
+            <w:tcW w:w="675" w:type="dxa"/>
+          </w:tcPr>
+          <w:p>
+            <w:pPr>
+              <w:spacing w:before="240" w:after="240"/>
+              <w:rPr>
+                <w:rFonts w:asciiTheme="majorHAnsi" w:eastAsiaTheme="majorEastAsia" w:hAnsiTheme="majorHAnsi" w:cstheme="majorBidi"/>
+                <w:color w:val="000000" w:themeColor="text1"/>
+              </w:rPr>
+            </w:pPr>
+            <w:r>
+              <w:rPr>
+                <w:rFonts w:asciiTheme="majorHAnsi" w:eastAsiaTheme="majorEastAsia" w:hAnsiTheme="majorHAnsi" w:cstheme="majorBidi"/>
+                <w:color w:val="000000" w:themeColor="text1"/>
+              </w:rPr>
               <w:t>5</w:t>
             </w:r>
           </w:p>
         </w:tc>
         <w:tc>
           <w:tcPr>
-            <w:tcW w:w="1728" w:type="dxa"/>
-          </w:tcPr>
-          <w:p>
-            <w:r>
+            <w:tcW w:w="2781" w:type="dxa"/>
+          </w:tcPr>
+          <w:p>
+            <w:pPr>
+              <w:spacing w:before="240" w:after="240"/>
+              <w:rPr>
+                <w:rFonts w:asciiTheme="majorHAnsi" w:eastAsiaTheme="majorEastAsia" w:hAnsiTheme="majorHAnsi" w:cstheme="majorBidi"/>
+                <w:color w:val="000000" w:themeColor="text1"/>
+              </w:rPr>
+            </w:pPr>
+            <w:r>
+              <w:rPr>
+                <w:rFonts w:asciiTheme="majorHAnsi" w:eastAsiaTheme="majorEastAsia" w:hAnsiTheme="majorHAnsi" w:cstheme="majorBidi"/>
+                <w:color w:val="000000" w:themeColor="text1"/>
+              </w:rPr>
               <w:t>Simulated ERP/messaging tools</w:t>
             </w:r>
           </w:p>
         </w:tc>
         <w:tc>
           <w:tcPr>
-            <w:tcW w:w="1728" w:type="dxa"/>
-          </w:tcPr>
-          <w:p>
-            <w:r>
-              <w:t>100% schema-valid tool calls; ≥5 negative test cases handled</w:t>
-            </w:r>
-          </w:p>
-        </w:tc>
-        <w:tc>
-          <w:tcPr>
-            <w:tcW w:w="1728" w:type="dxa"/>
-          </w:tcPr>
-          <w:p>
-            <w:r>
+            <w:tcW w:w="2889" w:type="dxa"/>
+          </w:tcPr>
+          <w:p>
+            <w:pPr>
+              <w:spacing w:before="240" w:after="240"/>
+              <w:rPr>
+                <w:rFonts w:asciiTheme="majorHAnsi" w:eastAsiaTheme="majorEastAsia" w:hAnsiTheme="majorHAnsi" w:cstheme="majorBidi"/>
+                <w:color w:val="000000" w:themeColor="text1"/>
+              </w:rPr>
+            </w:pPr>
+            <w:r>
+              <w:rPr>
+                <w:rFonts w:asciiTheme="majorHAnsi" w:eastAsiaTheme="majorEastAsia" w:hAnsiTheme="majorHAnsi" w:cstheme="majorBidi"/>
+                <w:color w:val="000000" w:themeColor="text1"/>
+              </w:rPr>
+              <w:t>100%: All tool calls are schema valid; ≥ 5: All negative test cases are handled.</w:t>
+            </w:r>
+          </w:p>
+        </w:tc>
+        <w:tc>
+          <w:tcPr>
+            <w:tcW w:w="993" w:type="dxa"/>
+          </w:tcPr>
+          <w:p>
+            <w:pPr>
+              <w:spacing w:before="240" w:after="240"/>
+              <w:rPr>
+                <w:rFonts w:asciiTheme="majorHAnsi" w:eastAsiaTheme="majorEastAsia" w:hAnsiTheme="majorHAnsi" w:cstheme="majorBidi"/>
+                <w:color w:val="000000" w:themeColor="text1"/>
+              </w:rPr>
+            </w:pPr>
+            <w:r>
+              <w:rPr>
+                <w:rFonts w:asciiTheme="majorHAnsi" w:eastAsiaTheme="majorEastAsia" w:hAnsiTheme="majorHAnsi" w:cstheme="majorBidi"/>
+                <w:color w:val="000000" w:themeColor="text1"/>
+              </w:rPr>
               <w:t>RQ3</w:t>
             </w:r>
           </w:p>
         </w:tc>
         <w:tc>
           <w:tcPr>
-            <w:tcW w:w="1728" w:type="dxa"/>
-          </w:tcPr>
-          <w:p>
-            <w:r>
+            <w:tcW w:w="1302" w:type="dxa"/>
+          </w:tcPr>
+          <w:p>
+            <w:pPr>
+              <w:spacing w:before="240" w:after="240"/>
+              <w:rPr>
+                <w:rFonts w:asciiTheme="majorHAnsi" w:eastAsiaTheme="majorEastAsia" w:hAnsiTheme="majorHAnsi" w:cstheme="majorBidi"/>
+                <w:color w:val="000000" w:themeColor="text1"/>
+              </w:rPr>
+            </w:pPr>
+            <w:r>
+              <w:rPr>
+                <w:rFonts w:asciiTheme="majorHAnsi" w:eastAsiaTheme="majorEastAsia" w:hAnsiTheme="majorHAnsi" w:cstheme="majorBidi"/>
+                <w:color w:val="000000" w:themeColor="text1"/>
+              </w:rPr>
               <w:t>16</w:t>
             </w:r>
           </w:p>
@@ -1831,54 +2288,109 @@
       </w:tr>
       <w:tr>
         <w:trPr>
-          <w:jc w:val="center"/>
+          <w:trHeight w:val="300"/>
         </w:trPr>
         <w:tc>
           <w:tcPr>
-            <w:tcW w:w="1728" w:type="dxa"/>
-          </w:tcPr>
-          <w:p>
-            <w:r>
+            <w:tcW w:w="675" w:type="dxa"/>
+          </w:tcPr>
+          <w:p>
+            <w:pPr>
+              <w:spacing w:before="240" w:after="240"/>
+              <w:rPr>
+                <w:rFonts w:asciiTheme="majorHAnsi" w:eastAsiaTheme="majorEastAsia" w:hAnsiTheme="majorHAnsi" w:cstheme="majorBidi"/>
+                <w:color w:val="000000" w:themeColor="text1"/>
+              </w:rPr>
+            </w:pPr>
+            <w:r>
+              <w:rPr>
+                <w:rFonts w:asciiTheme="majorHAnsi" w:eastAsiaTheme="majorEastAsia" w:hAnsiTheme="majorHAnsi" w:cstheme="majorBidi"/>
+                <w:color w:val="000000" w:themeColor="text1"/>
+              </w:rPr>
               <w:t>6</w:t>
             </w:r>
           </w:p>
         </w:tc>
         <w:tc>
           <w:tcPr>
-            <w:tcW w:w="1728" w:type="dxa"/>
-          </w:tcPr>
-          <w:p>
-            <w:r>
+            <w:tcW w:w="2781" w:type="dxa"/>
+          </w:tcPr>
+          <w:p>
+            <w:pPr>
+              <w:spacing w:before="240" w:after="240"/>
+              <w:rPr>
+                <w:rFonts w:asciiTheme="majorHAnsi" w:eastAsiaTheme="majorEastAsia" w:hAnsiTheme="majorHAnsi" w:cstheme="majorBidi"/>
+                <w:color w:val="000000" w:themeColor="text1"/>
+              </w:rPr>
+            </w:pPr>
+            <w:r>
+              <w:rPr>
+                <w:rFonts w:asciiTheme="majorHAnsi" w:eastAsiaTheme="majorEastAsia" w:hAnsiTheme="majorHAnsi" w:cstheme="majorBidi"/>
+                <w:color w:val="000000" w:themeColor="text1"/>
+              </w:rPr>
               <w:t>Thought Log dashboard</w:t>
             </w:r>
           </w:p>
         </w:tc>
         <w:tc>
           <w:tcPr>
-            <w:tcW w:w="1728" w:type="dxa"/>
-          </w:tcPr>
-          <w:p>
-            <w:r>
-              <w:t>100% sample actions traceable to feature-window ID</w:t>
-            </w:r>
-          </w:p>
-        </w:tc>
-        <w:tc>
-          <w:tcPr>
-            <w:tcW w:w="1728" w:type="dxa"/>
-          </w:tcPr>
-          <w:p>
-            <w:r>
+            <w:tcW w:w="2889" w:type="dxa"/>
+          </w:tcPr>
+          <w:p>
+            <w:pPr>
+              <w:spacing w:before="240" w:after="240"/>
+              <w:rPr>
+                <w:rFonts w:asciiTheme="majorHAnsi" w:eastAsiaTheme="majorEastAsia" w:hAnsiTheme="majorHAnsi" w:cstheme="majorBidi"/>
+                <w:color w:val="000000" w:themeColor="text1"/>
+              </w:rPr>
+            </w:pPr>
+            <w:r>
+              <w:rPr>
+                <w:rFonts w:asciiTheme="majorHAnsi" w:eastAsiaTheme="majorEastAsia" w:hAnsiTheme="majorHAnsi" w:cstheme="majorBidi"/>
+                <w:color w:val="000000" w:themeColor="text1"/>
+              </w:rPr>
+              <w:t>All sample actions are linked to feature-window ID (100%)</w:t>
+            </w:r>
+          </w:p>
+        </w:tc>
+        <w:tc>
+          <w:tcPr>
+            <w:tcW w:w="993" w:type="dxa"/>
+          </w:tcPr>
+          <w:p>
+            <w:pPr>
+              <w:spacing w:before="240" w:after="240"/>
+              <w:rPr>
+                <w:rFonts w:asciiTheme="majorHAnsi" w:eastAsiaTheme="majorEastAsia" w:hAnsiTheme="majorHAnsi" w:cstheme="majorBidi"/>
+                <w:color w:val="000000" w:themeColor="text1"/>
+              </w:rPr>
+            </w:pPr>
+            <w:r>
+              <w:rPr>
+                <w:rFonts w:asciiTheme="majorHAnsi" w:eastAsiaTheme="majorEastAsia" w:hAnsiTheme="majorHAnsi" w:cstheme="majorBidi"/>
+                <w:color w:val="000000" w:themeColor="text1"/>
+              </w:rPr>
               <w:t>RQ3</w:t>
             </w:r>
           </w:p>
         </w:tc>
         <w:tc>
           <w:tcPr>
-            <w:tcW w:w="1728" w:type="dxa"/>
-          </w:tcPr>
-          <w:p>
-            <w:r>
+            <w:tcW w:w="1302" w:type="dxa"/>
+          </w:tcPr>
+          <w:p>
+            <w:pPr>
+              <w:spacing w:before="240" w:after="240"/>
+              <w:rPr>
+                <w:rFonts w:asciiTheme="majorHAnsi" w:eastAsiaTheme="majorEastAsia" w:hAnsiTheme="majorHAnsi" w:cstheme="majorBidi"/>
+                <w:color w:val="000000" w:themeColor="text1"/>
+              </w:rPr>
+            </w:pPr>
+            <w:r>
+              <w:rPr>
+                <w:rFonts w:asciiTheme="majorHAnsi" w:eastAsiaTheme="majorEastAsia" w:hAnsiTheme="majorHAnsi" w:cstheme="majorBidi"/>
+                <w:color w:val="000000" w:themeColor="text1"/>
+              </w:rPr>
               <w:t>18</w:t>
             </w:r>
           </w:p>
@@ -1886,54 +2398,109 @@
       </w:tr>
       <w:tr>
         <w:trPr>
-          <w:jc w:val="center"/>
+          <w:trHeight w:val="300"/>
         </w:trPr>
         <w:tc>
           <w:tcPr>
-            <w:tcW w:w="1728" w:type="dxa"/>
-          </w:tcPr>
-          <w:p>
-            <w:r>
+            <w:tcW w:w="675" w:type="dxa"/>
+          </w:tcPr>
+          <w:p>
+            <w:pPr>
+              <w:spacing w:before="240" w:after="240"/>
+              <w:rPr>
+                <w:rFonts w:asciiTheme="majorHAnsi" w:eastAsiaTheme="majorEastAsia" w:hAnsiTheme="majorHAnsi" w:cstheme="majorBidi"/>
+                <w:color w:val="000000" w:themeColor="text1"/>
+              </w:rPr>
+            </w:pPr>
+            <w:r>
+              <w:rPr>
+                <w:rFonts w:asciiTheme="majorHAnsi" w:eastAsiaTheme="majorEastAsia" w:hAnsiTheme="majorHAnsi" w:cstheme="majorBidi"/>
+                <w:color w:val="000000" w:themeColor="text1"/>
+              </w:rPr>
               <w:t>7</w:t>
             </w:r>
           </w:p>
         </w:tc>
         <w:tc>
           <w:tcPr>
-            <w:tcW w:w="1728" w:type="dxa"/>
-          </w:tcPr>
-          <w:p>
-            <w:r>
+            <w:tcW w:w="2781" w:type="dxa"/>
+          </w:tcPr>
+          <w:p>
+            <w:pPr>
+              <w:spacing w:before="240" w:after="240"/>
+              <w:rPr>
+                <w:rFonts w:asciiTheme="majorHAnsi" w:eastAsiaTheme="majorEastAsia" w:hAnsiTheme="majorHAnsi" w:cstheme="majorBidi"/>
+                <w:color w:val="000000" w:themeColor="text1"/>
+              </w:rPr>
+            </w:pPr>
+            <w:r>
+              <w:rPr>
+                <w:rFonts w:asciiTheme="majorHAnsi" w:eastAsiaTheme="majorEastAsia" w:hAnsiTheme="majorHAnsi" w:cstheme="majorBidi"/>
+                <w:color w:val="000000" w:themeColor="text1"/>
+              </w:rPr>
               <w:t>Dual-path benchmark</w:t>
             </w:r>
           </w:p>
         </w:tc>
         <w:tc>
           <w:tcPr>
-            <w:tcW w:w="1728" w:type="dxa"/>
-          </w:tcPr>
-          <w:p>
-            <w:r>
-              <w:t>Reflex alarm &lt;200 ms with agent API offline; agent cycle 2–10 s</w:t>
-            </w:r>
-          </w:p>
-        </w:tc>
-        <w:tc>
-          <w:tcPr>
-            <w:tcW w:w="1728" w:type="dxa"/>
-          </w:tcPr>
-          <w:p>
-            <w:r>
+            <w:tcW w:w="2889" w:type="dxa"/>
+          </w:tcPr>
+          <w:p>
+            <w:pPr>
+              <w:spacing w:before="240" w:after="240"/>
+              <w:rPr>
+                <w:rFonts w:asciiTheme="majorHAnsi" w:eastAsiaTheme="majorEastAsia" w:hAnsiTheme="majorHAnsi" w:cstheme="majorBidi"/>
+                <w:color w:val="000000" w:themeColor="text1"/>
+              </w:rPr>
+            </w:pPr>
+            <w:r>
+              <w:rPr>
+                <w:rFonts w:asciiTheme="majorHAnsi" w:eastAsiaTheme="majorEastAsia" w:hAnsiTheme="majorHAnsi" w:cstheme="majorBidi"/>
+                <w:color w:val="000000" w:themeColor="text1"/>
+              </w:rPr>
+              <w:t>Agent: N/A, Agent API: offline</w:t>
+            </w:r>
+          </w:p>
+        </w:tc>
+        <w:tc>
+          <w:tcPr>
+            <w:tcW w:w="993" w:type="dxa"/>
+          </w:tcPr>
+          <w:p>
+            <w:pPr>
+              <w:spacing w:before="240" w:after="240"/>
+              <w:rPr>
+                <w:rFonts w:asciiTheme="majorHAnsi" w:eastAsiaTheme="majorEastAsia" w:hAnsiTheme="majorHAnsi" w:cstheme="majorBidi"/>
+                <w:color w:val="000000" w:themeColor="text1"/>
+              </w:rPr>
+            </w:pPr>
+            <w:r>
+              <w:rPr>
+                <w:rFonts w:asciiTheme="majorHAnsi" w:eastAsiaTheme="majorEastAsia" w:hAnsiTheme="majorHAnsi" w:cstheme="majorBidi"/>
+                <w:color w:val="000000" w:themeColor="text1"/>
+              </w:rPr>
               <w:t>RQ4</w:t>
             </w:r>
           </w:p>
         </w:tc>
         <w:tc>
           <w:tcPr>
-            <w:tcW w:w="1728" w:type="dxa"/>
-          </w:tcPr>
-          <w:p>
-            <w:r>
+            <w:tcW w:w="1302" w:type="dxa"/>
+          </w:tcPr>
+          <w:p>
+            <w:pPr>
+              <w:spacing w:before="240" w:after="240"/>
+              <w:rPr>
+                <w:rFonts w:asciiTheme="majorHAnsi" w:eastAsiaTheme="majorEastAsia" w:hAnsiTheme="majorHAnsi" w:cstheme="majorBidi"/>
+                <w:color w:val="000000" w:themeColor="text1"/>
+              </w:rPr>
+            </w:pPr>
+            <w:r>
+              <w:rPr>
+                <w:rFonts w:asciiTheme="majorHAnsi" w:eastAsiaTheme="majorEastAsia" w:hAnsiTheme="majorHAnsi" w:cstheme="majorBidi"/>
+                <w:color w:val="000000" w:themeColor="text1"/>
+              </w:rPr>
               <w:t>20</w:t>
             </w:r>
           </w:p>
@@ -1944,49 +2511,121 @@
     <w:p>
       <w:pPr>
         <w:pStyle w:val="Heading1"/>
+        <w:rPr>
+          <w:rFonts w:asciiTheme="majorHAnsi" w:hAnsiTheme="majorHAnsi"/>
+          <w:sz w:val="22"/>
+          <w:szCs w:val="22"/>
+        </w:rPr>
       </w:pPr>
       <w:r>
+        <w:rPr>
+          <w:sz w:val="22"/>
+          <w:szCs w:val="22"/>
+        </w:rPr>
+        <w:lastRenderedPageBreak/>
         <w:t>3. Critical Literature Review Summary</w:t>
       </w:r>
     </w:p>
     <w:p>
       <w:pPr>
         <w:spacing w:after="120"/>
+        <w:rPr>
+          <w:rFonts w:asciiTheme="majorHAnsi" w:eastAsiaTheme="majorEastAsia" w:hAnsiTheme="majorHAnsi" w:cstheme="majorBidi"/>
+        </w:rPr>
       </w:pPr>
       <w:r>
-        <w:t>Assignment 1b literature was primarily descriptive. This report responds to supervisor feedback by adding critical comparison, synthesis across themes, and an explicit research gap. The full annotated bibliography (40 sources: 10 per member, 2023–2026, including peer-reviewed journal and conference papers) is submitted as Appendix II (MDA691_Assignment2_Appendix_II_Literature.docx) and must be uploaded with this report.</w:t>
+        <w:rPr>
+          <w:rStyle w:val="cursor-pointer"/>
+          <w:rFonts w:asciiTheme="majorHAnsi" w:eastAsiaTheme="majorEastAsia" w:hAnsiTheme="majorHAnsi" w:cstheme="majorBidi"/>
+        </w:rPr>
+        <w:t>Most of the literature in assignment 1b was descriptive.</w:t>
+      </w:r>
+      <w:r>
+        <w:rPr>
+          <w:rFonts w:asciiTheme="majorHAnsi" w:eastAsiaTheme="majorEastAsia" w:hAnsiTheme="majorHAnsi" w:cstheme="majorBidi"/>
+        </w:rPr>
+        <w:t xml:space="preserve"> </w:t>
+      </w:r>
+      <w:r>
+        <w:rPr>
+          <w:rStyle w:val="cursor-pointer"/>
+          <w:rFonts w:asciiTheme="majorHAnsi" w:eastAsiaTheme="majorEastAsia" w:hAnsiTheme="majorHAnsi" w:cstheme="majorBidi"/>
+        </w:rPr>
+        <w:t>This report addresses the supervisor's comments by incorporating critical comparison, synthesis across themes, and research gap.</w:t>
+      </w:r>
+      <w:r>
+        <w:rPr>
+          <w:rFonts w:asciiTheme="majorHAnsi" w:eastAsiaTheme="majorEastAsia" w:hAnsiTheme="majorHAnsi" w:cstheme="majorBidi"/>
+        </w:rPr>
+        <w:t xml:space="preserve"> </w:t>
+      </w:r>
+      <w:r>
+        <w:rPr>
+          <w:rStyle w:val="cursor-pointer"/>
+          <w:rFonts w:asciiTheme="majorHAnsi" w:eastAsiaTheme="majorEastAsia" w:hAnsiTheme="majorHAnsi" w:cstheme="majorBidi"/>
+        </w:rPr>
+        <w:t>A complete annotated bibliography (40 sources: 10 per member, 2023-2026, including peer-reviewed journal/conference papers) is due with this report and must be uploaded with this report as Appendix II (MDA691_Assignment2_Appendix_II_Literature.docx).</w:t>
       </w:r>
     </w:p>
     <w:p>
       <w:pPr>
         <w:pStyle w:val="Heading2"/>
+        <w:rPr>
+          <w:sz w:val="22"/>
+          <w:szCs w:val="22"/>
+        </w:rPr>
       </w:pPr>
       <w:r>
-        <w:lastRenderedPageBreak/>
+        <w:rPr>
+          <w:sz w:val="22"/>
+          <w:szCs w:val="22"/>
+        </w:rPr>
         <w:t>3.1 Critical synthesis</w:t>
       </w:r>
     </w:p>
     <w:p>
       <w:pPr>
-        <w:spacing w:after="120"/>
+        <w:pStyle w:val="Heading2"/>
+        <w:rPr>
+          <w:b w:val="0"/>
+          <w:bCs w:val="0"/>
+          <w:color w:val="auto"/>
+          <w:sz w:val="22"/>
+          <w:szCs w:val="22"/>
+        </w:rPr>
       </w:pPr>
       <w:r>
-        <w:t>Prior PdM surveys (Zonta et al. [1]) establish the Industry 4.0 context but treat edge hardware, RUL modelling, and agentic orchestration as separate concerns. Edge vibration studies on ESP32 (Kolok et al. [7]) demonstrate feasible anomaly detection at low cost, yet stop at classification — they do not publish RUL estimates, agent tool contracts, or auditable maintenance workflows. Conversely, LSTM RUL work (Zheng et al. [4], Wu et al. [2]) achieves strong benchmark accuracy but assumes cloud-scale compute and omits millisecond safety reflexes.</w:t>
-      </w:r>
-    </w:p>
-    <w:p>
-      <w:pPr>
-        <w:spacing w:after="120"/>
-      </w:pPr>
-      <w:r>
-        <w:t>Agentic AI frameworks (ReAct [11], industrial surveys [13]) show that tool-augmented LLMs can automate multi-step tasks, but published deployments rarely constrain tool schemas for safety-critical maintenance or separate reflex alarms from deliberative reasoning. Explainability research (Nor et al. [16], Huang et al. [15]) highlights trust and hallucination risks that matter when an agent recommends downtime or parts ordering. Our design therefore combines: (i) deterministic ISO reflex on-device, (ii) feature-vector RUL from validated models, and (iii) schema-validated agent tools with a Thought Log — a combination not found as an integrated system on the runlinc E32W platform.</w:t>
+        <w:t>Edge hardware, RUL modelling and agentic orchestration are seen as separate concerns while being treated as background of the Industry 4.0 context in previous PdM surveys (Zonta et al. [1]). The feasibility of anomaly detection at low cost is illustrated in edge vibration studies for ESP32 (Kolok et al. [7]; Brito et al. [8]; Jeleńska et al. [9]; Gupta and Shivhare [40]) but it only attains the classification step [10], without providing RUL estimates or agent tool contracts or even auditable maintenance workflows. In contrast, the LSTM RUL approach (Zheng et al. [4] and Wu et al. [2]; Smith and Randall [6]) has a high benchmark accuracy, but requires cloud-scale compute and excludes millisecond safety reflexes.</w:t>
       </w:r>
     </w:p>
     <w:p>
       <w:pPr>
         <w:pStyle w:val="Heading2"/>
+        <w:rPr>
+          <w:b w:val="0"/>
+          <w:bCs w:val="0"/>
+          <w:color w:val="auto"/>
+          <w:sz w:val="22"/>
+          <w:szCs w:val="22"/>
+        </w:rPr>
       </w:pPr>
       <w:r>
+        <w:t>Published deployments of agentic AI frameworks [11], [12], [13], [14] demonstrate the ability of tool-augmented LLMs to automate multi-step tasks, but do not necessarily restrict the schema of the tools for safety-critical maintenance tasks nor distinguish reflex alarms from deliberative reasoning. In explainability research (Nor et al. [16]; Huang et al. [15]; Matzka [17]; Nguyen et al. [18]), trust and hallucination dangers are highlighted to be valued when an agent makes a downtime or parts ordering suggestion. So, our design integrates: (i) deterministic ISO reflex on device, (ii) feature-vector RUL from validated models, and (iii) schema-validated agent tools [12], [14] and Thought Log, which is not integrated into the runlinc E32W platform [33], [38].</w:t>
+      </w:r>
+    </w:p>
+    <w:p>
+      <w:pPr>
+        <w:pStyle w:val="Heading2"/>
+        <w:rPr>
+          <w:sz w:val="22"/>
+          <w:szCs w:val="22"/>
+        </w:rPr>
+      </w:pPr>
+      <w:r>
+        <w:rPr>
+          <w:sz w:val="22"/>
+          <w:szCs w:val="22"/>
+        </w:rPr>
         <w:t>3.2 Comparative analysis</w:t>
       </w:r>
     </w:p>
@@ -2148,8 +2787,9 @@
             <w:tcW w:w="1728" w:type="dxa"/>
           </w:tcPr>
           <w:p>
-            <w:r>
-              <w:t>Kolok [7], TinyML ESP32 2025</w:t>
+            <w:pPr/>
+            <w:r>
+              <w:t>Kolok [7], Gupta and Shivhare [40]</w:t>
             </w:r>
           </w:p>
         </w:tc>
@@ -2203,8 +2843,9 @@
             <w:tcW w:w="1728" w:type="dxa"/>
           </w:tcPr>
           <w:p>
-            <w:r>
-              <w:t>Wu [2], Zheng [4], BLTTNet 2025</w:t>
+            <w:pPr/>
+            <w:r>
+              <w:t>Wu [2], Zheng [4], BLTTNet 2025 [37]</w:t>
             </w:r>
           </w:p>
         </w:tc>
@@ -2258,8 +2899,9 @@
             <w:tcW w:w="1728" w:type="dxa"/>
           </w:tcPr>
           <w:p>
-            <w:r>
-              <w:t>ReAct [11], Rayfield [13]</w:t>
+            <w:pPr/>
+            <w:r>
+              <w:t>ReAct [11], Rayfield [13], Zhou et al. [14]</w:t>
             </w:r>
           </w:p>
         </w:tc>
@@ -2313,8 +2955,9 @@
             <w:tcW w:w="1728" w:type="dxa"/>
           </w:tcPr>
           <w:p>
-            <w:r>
-              <w:t>Nor [16], Huang [15]</w:t>
+            <w:pPr/>
+            <w:r>
+              <w:t>Nor [16], Huang [15], Gawde et al. [39]</w:t>
             </w:r>
           </w:p>
         </w:tc>
@@ -2356,7 +2999,7 @@
         <w:spacing w:after="120"/>
       </w:pPr>
       <w:r>
-        <w:t>Research gap: no integrated end-to-end system combines ESP32 edge reflex alarms, LSTM RUL, and schema-validated agentic maintenance tools on the runlinc E32W platform with team-collected lab telemetry. Table 1 summarises how prior work falls short and how this project advances the state of practice.</w:t>
+        <w:t>Research gap: There is no system that integrates the ESP32 edge reflex alarms, LSTM RUL [2], [4], and agentic maintenance tools [11], [13], [14] on the runlinc E32W [33] platform with lab telemetry gathered by the team. A summary of the gaps in prior work and how this project contributes to the state of practice is summarized in Table 1. This project is intended to address an identified research gap. The project will fill a gap in research..</w:t>
       </w:r>
     </w:p>
     <w:p>
@@ -2364,34 +3007,61 @@
         <w:pStyle w:val="Heading2"/>
       </w:pPr>
       <w:r>
+        <w:rPr>
+          <w:sz w:val="22"/>
+          <w:szCs w:val="22"/>
+        </w:rPr>
         <w:t>3.3 Research gap and project positioning</w:t>
       </w:r>
     </w:p>
     <w:p>
       <w:pPr>
-        <w:spacing w:after="120"/>
+        <w:pStyle w:val="Heading2"/>
+        <w:rPr>
+          <w:rStyle w:val="cursor-pointer"/>
+          <w:b w:val="0"/>
+          <w:bCs w:val="0"/>
+          <w:color w:val="auto"/>
+          <w:sz w:val="22"/>
+          <w:szCs w:val="22"/>
+        </w:rPr>
       </w:pPr>
       <w:r>
-        <w:t xml:space="preserve">The gap is not merely technical — it is architectural and operational. Factory PdM systems often assume always-on cloud connectivity and human-in-the-loop alarm acknowledgement. Our capstone instead tests whether a student-team-scale prototype on client-supplied hardware can meet measurable targets for reflex latency, RUL accuracy, and agent traceability within a single </w:t>
-      </w:r>
-      <w:r>
-        <w:lastRenderedPageBreak/>
-        <w:t>trimester design phase, using lab data rather than production plant telemetry. This positions the project as a reproducible reference implementation for eLabtronics/runlinc rather than a generic Industry 4.0 survey.</w:t>
+        <w:t>The gap is more than just technical – architectural and operational. The factory PdM systems typically rely on constant connection to the cloud [19], [20] and manual acknowledgment of alarms. We take a student-team scale prototype built on client-provided hardware and test to see if it achieves measurable objectives in terms of reflex latency [29], RUL accuracy [2], [4] and agent traceability [27] within the first trimester of the design phase, based on lab data, not production plant telemetry. This places the project in the category of a "reproducible reference implementation" for the project eLabtronics/runlinc and not a "generic Industry 4.0 survey".</w:t>
       </w:r>
     </w:p>
     <w:p>
       <w:pPr>
-        <w:pStyle w:val="Heading1"/>
+        <w:pStyle w:val="Heading2"/>
+        <w:rPr>
+          <w:b w:val="0"/>
+          <w:bCs w:val="0"/>
+          <w:color w:val="auto"/>
+          <w:sz w:val="22"/>
+          <w:szCs w:val="22"/>
+        </w:rPr>
       </w:pPr>
       <w:r>
+        <w:rPr>
+          <w:sz w:val="22"/>
+          <w:szCs w:val="22"/>
+        </w:rPr>
         <w:t>4. Refined Project Requirements Since Assignment 1</w:t>
       </w:r>
     </w:p>
     <w:p>
       <w:pPr>
         <w:pStyle w:val="Heading2"/>
+        <w:rPr>
+          <w:sz w:val="22"/>
+          <w:szCs w:val="22"/>
+        </w:rPr>
       </w:pPr>
       <w:r>
+        <w:rPr>
+          <w:sz w:val="22"/>
+          <w:szCs w:val="22"/>
+        </w:rPr>
         <w:t>4.1 Client engagement evidence</w:t>
       </w:r>
     </w:p>
@@ -2403,12 +3073,12 @@
         <w:tblLook w:val="04A0" w:firstRow="1" w:lastRow="0" w:firstColumn="1" w:lastColumn="0" w:noHBand="0" w:noVBand="1"/>
       </w:tblPr>
       <w:tblGrid>
-        <w:gridCol w:w="1439"/>
-        <w:gridCol w:w="1440"/>
-        <w:gridCol w:w="1440"/>
-        <w:gridCol w:w="1439"/>
-        <w:gridCol w:w="1439"/>
-        <w:gridCol w:w="1659"/>
+        <w:gridCol w:w="1422"/>
+        <w:gridCol w:w="1434"/>
+        <w:gridCol w:w="1433"/>
+        <w:gridCol w:w="1429"/>
+        <w:gridCol w:w="1428"/>
+        <w:gridCol w:w="1710"/>
       </w:tblGrid>
       <w:tr>
         <w:trPr>
@@ -2823,81 +3493,203 @@
     <w:p>
       <w:pPr>
         <w:pStyle w:val="Heading2"/>
+        <w:rPr>
+          <w:sz w:val="22"/>
+          <w:szCs w:val="22"/>
+        </w:rPr>
       </w:pPr>
       <w:r>
+        <w:rPr>
+          <w:sz w:val="22"/>
+          <w:szCs w:val="22"/>
+        </w:rPr>
+        <w:lastRenderedPageBreak/>
         <w:t>4.2 Data requirements (revised)</w:t>
       </w:r>
     </w:p>
     <w:p>
       <w:pPr>
         <w:spacing w:after="120"/>
+        <w:rPr>
+          <w:rFonts w:asciiTheme="majorHAnsi" w:eastAsiaTheme="majorEastAsia" w:hAnsiTheme="majorHAnsi" w:cstheme="majorBidi"/>
+        </w:rPr>
+      </w:pPr>
+    </w:p>
+    <w:p>
+      <w:pPr>
+        <w:pStyle w:val="Heading2"/>
+        <w:rPr>
+          <w:rStyle w:val="cursor-pointer"/>
+          <w:b w:val="0"/>
+          <w:bCs w:val="0"/>
+          <w:color w:val="auto"/>
+          <w:sz w:val="22"/>
+          <w:szCs w:val="22"/>
+        </w:rPr>
       </w:pPr>
       <w:r>
-        <w:t>Primary data source: team-collected real-time streams from client-supplied E32W and 37-in-1 sensor kit. Client factory/plant telemetry is explicitly out of scope. Supplementary benchmark datasets (C-MAPSS FD001, XJTU-SY bearings) support RUL model training where lab data lacks sufficient failure labels.</w:t>
+        <w:t>Primary data source: realtime data streams collected by the team from client supplied E32W and 37-in-1 sensor kit [34]. Client factory/plant telemetry is considered out of scope. When failure label is not sufficiently provided, the RUL model can be trained with the supplementary benchmark datasets such as C-MAPSS FD001 [3], XJTU-SY bearings [5], [6].</w:t>
       </w:r>
     </w:p>
     <w:p>
       <w:pPr>
         <w:pStyle w:val="Heading2"/>
+        <w:rPr>
+          <w:sz w:val="22"/>
+          <w:szCs w:val="22"/>
+        </w:rPr>
       </w:pPr>
       <w:r>
+        <w:rPr>
+          <w:sz w:val="22"/>
+          <w:szCs w:val="22"/>
+        </w:rPr>
         <w:t>4.2.1 Team hardware data collection procedure</w:t>
       </w:r>
     </w:p>
     <w:p>
       <w:pPr>
-        <w:spacing w:after="120"/>
+        <w:rPr>
+          <w:rFonts w:asciiTheme="majorHAnsi" w:eastAsiaTheme="majorEastAsia" w:hAnsiTheme="majorHAnsi" w:cstheme="majorBidi"/>
+        </w:rPr>
       </w:pPr>
       <w:r>
-        <w:t>Connect KY-002 vibration sensor (GPIO 23), temperature sensor (GPIO 33), and buzzer (GPIO 34) to E32W via jumper wires.</w:t>
+        <w:rPr>
+          <w:rFonts w:asciiTheme="majorHAnsi" w:eastAsiaTheme="majorEastAsia" w:hAnsiTheme="majorHAnsi" w:cstheme="majorBidi"/>
+        </w:rPr>
+        <w:t>The team's hardware data collection procedure is as follows:</w:t>
       </w:r>
     </w:p>
     <w:p>
       <w:pPr>
-        <w:spacing w:after="120"/>
+        <w:pStyle w:val="ListParagraph"/>
+        <w:numPr>
+          <w:ilvl w:val="0"/>
+          <w:numId w:val="11"/>
+        </w:numPr>
+        <w:rPr>
+          <w:rStyle w:val="cursor-pointer"/>
+          <w:rFonts w:asciiTheme="majorHAnsi" w:eastAsiaTheme="majorEastAsia" w:hAnsiTheme="majorHAnsi" w:cstheme="majorBidi"/>
+        </w:rPr>
       </w:pPr>
       <w:r>
-        <w:t>Connect to runlinc hotspot; program via runlinc IDE (MicroPython).</w:t>
+        <w:rPr>
+          <w:rStyle w:val="cursor-pointer"/>
+          <w:rFonts w:asciiTheme="majorHAnsi" w:eastAsiaTheme="majorEastAsia" w:hAnsiTheme="majorHAnsi" w:cstheme="majorBidi"/>
+        </w:rPr>
+        <w:t>use jumper wires to connect KY-002 vibration sensor (GPIO 23), temp sensor (GPIO 33), and buzzer (GPIO 34) to E32W.</w:t>
       </w:r>
     </w:p>
     <w:p>
       <w:pPr>
-        <w:spacing w:after="120"/>
+        <w:pStyle w:val="ListParagraph"/>
+        <w:numPr>
+          <w:ilvl w:val="0"/>
+          <w:numId w:val="11"/>
+        </w:numPr>
+        <w:rPr>
+          <w:rStyle w:val="cursor-pointer"/>
+          <w:rFonts w:asciiTheme="majorHAnsi" w:eastAsiaTheme="majorEastAsia" w:hAnsiTheme="majorHAnsi" w:cstheme="majorBidi"/>
+        </w:rPr>
       </w:pPr>
       <w:r>
-        <w:t>Run controlled lab tests (normal vs induced vibration/temperature change).</w:t>
+        <w:t>Connect to runlinc hotspot [33], program using runlinc IDE (MicroPython) [35].</w:t>
       </w:r>
     </w:p>
     <w:p>
       <w:pPr>
-        <w:spacing w:after="120"/>
+        <w:pStyle w:val="ListParagraph"/>
+        <w:numPr>
+          <w:ilvl w:val="0"/>
+          <w:numId w:val="11"/>
+        </w:numPr>
+        <w:rPr>
+          <w:rFonts w:asciiTheme="majorHAnsi" w:eastAsiaTheme="majorEastAsia" w:hAnsiTheme="majorHAnsi" w:cstheme="majorBidi"/>
+        </w:rPr>
       </w:pPr>
       <w:r>
-        <w:lastRenderedPageBreak/>
-        <w:t>Log timestamped feature vectors locally; export CSV/JSON after each session.</w:t>
+        <w:rPr>
+          <w:rStyle w:val="cursor-pointer"/>
+          <w:rFonts w:asciiTheme="majorHAnsi" w:eastAsiaTheme="majorEastAsia" w:hAnsiTheme="majorHAnsi" w:cstheme="majorBidi"/>
+        </w:rPr>
+        <w:t>Conduct controlled laboratory tests (normal and induced vibration/temperature change).</w:t>
+      </w:r>
+      <w:r>
+        <w:rPr>
+          <w:rFonts w:asciiTheme="majorHAnsi" w:eastAsiaTheme="majorEastAsia" w:hAnsiTheme="majorHAnsi" w:cstheme="majorBidi"/>
+        </w:rPr>
+        <w:t xml:space="preserve"> </w:t>
       </w:r>
     </w:p>
     <w:p>
       <w:pPr>
-        <w:spacing w:after="120"/>
+        <w:pStyle w:val="ListParagraph"/>
+        <w:numPr>
+          <w:ilvl w:val="0"/>
+          <w:numId w:val="11"/>
+        </w:numPr>
+        <w:rPr>
+          <w:rFonts w:asciiTheme="majorHAnsi" w:eastAsiaTheme="majorEastAsia" w:hAnsiTheme="majorHAnsi" w:cstheme="majorBidi"/>
+        </w:rPr>
       </w:pPr>
       <w:r>
-        <w:t>Use replay harness to verify MQTT pipeline before live agent integration.</w:t>
+        <w:rPr>
+          <w:rStyle w:val="cursor-pointer"/>
+          <w:rFonts w:asciiTheme="majorHAnsi" w:eastAsiaTheme="majorEastAsia" w:hAnsiTheme="majorHAnsi" w:cstheme="majorBidi"/>
+        </w:rPr>
+        <w:t>Store feature vectors with timestamps locally, export to CSV/JSON afterwards.</w:t>
+      </w:r>
+      <w:r>
+        <w:rPr>
+          <w:rFonts w:asciiTheme="majorHAnsi" w:eastAsiaTheme="majorEastAsia" w:hAnsiTheme="majorHAnsi" w:cstheme="majorBidi"/>
+        </w:rPr>
+        <w:t xml:space="preserve"> </w:t>
       </w:r>
     </w:p>
     <w:p>
       <w:pPr>
-        <w:spacing w:after="120"/>
+        <w:pStyle w:val="ListParagraph"/>
+        <w:numPr>
+          <w:ilvl w:val="0"/>
+          <w:numId w:val="11"/>
+        </w:numPr>
+        <w:rPr>
+          <w:rFonts w:asciiTheme="majorHAnsi" w:eastAsiaTheme="majorEastAsia" w:hAnsiTheme="majorHAnsi" w:cstheme="majorBidi"/>
+        </w:rPr>
       </w:pPr>
       <w:r>
-        <w:t>Supplement with C-MAPSS/XJTU-SY benchmarks for RUL model training.</w:t>
+        <w:t xml:space="preserve">Test MQTT pipeline [22], [23] using replay harness prior to live agent integration. </w:t>
+      </w:r>
+    </w:p>
+    <w:p>
+      <w:pPr>
+        <w:pStyle w:val="ListParagraph"/>
+        <w:numPr>
+          <w:ilvl w:val="0"/>
+          <w:numId w:val="11"/>
+        </w:numPr>
+        <w:rPr>
+          <w:rStyle w:val="cursor-pointer"/>
+          <w:rFonts w:asciiTheme="majorHAnsi" w:eastAsiaTheme="majorEastAsia" w:hAnsiTheme="majorHAnsi" w:cstheme="majorBidi"/>
+        </w:rPr>
+      </w:pPr>
+      <w:r>
+        <w:t>Add C-MAPSS/XJTU-SY benchmarks [3], [5], [6] for RUL model training.</w:t>
       </w:r>
     </w:p>
     <w:p>
       <w:pPr>
         <w:pStyle w:val="Heading2"/>
+        <w:rPr>
+          <w:sz w:val="22"/>
+          <w:szCs w:val="22"/>
+        </w:rPr>
       </w:pPr>
       <w:r>
+        <w:rPr>
+          <w:sz w:val="22"/>
+          <w:szCs w:val="22"/>
+        </w:rPr>
         <w:t>4.3 Functional requirements (refined)</w:t>
       </w:r>
     </w:p>
@@ -3101,7 +3893,7 @@
           </w:tcPr>
           <w:p>
             <w:r>
-              <w:t>Schema defined §7.3</w:t>
+              <w:t>Schema defined 7.3</w:t>
             </w:r>
           </w:p>
         </w:tc>
@@ -3514,9 +4306,12 @@
     <w:p>
       <w:pPr>
         <w:spacing w:after="120"/>
+        <w:rPr>
+          <w:rFonts w:asciiTheme="majorHAnsi" w:eastAsiaTheme="majorEastAsia" w:hAnsiTheme="majorHAnsi" w:cstheme="majorBidi"/>
+        </w:rPr>
       </w:pPr>
       <w:r>
-        <w:t>The team maps project stages to the data science project lifecycle practised in MDA512 and CRISP-DM [12]. Each stage produces a verifiable deliverable and a decision gate before the next stage begins. Because hardware access and agent behaviour introduce uncertainty, failed quality checks return work to requirements or data preparation rather than proceeding to deployment.</w:t>
+        <w:t>The team maps project stages data science project lifecycle that is followed in MDA512 and CRISP-DM. There is a decision gate at the end of each stage, giving a tangible result before moving on to the next stage. If there is any uncertainty due to hardware access or agent behavior, the failed quality checks rollback to requirements or data preparation instead of going to deployment.</w:t>
       </w:r>
     </w:p>
     <w:tbl>
@@ -3633,7 +4428,7 @@
           </w:tcPr>
           <w:p>
             <w:r>
-              <w:t>A1b + §2</w:t>
+              <w:t>A1b + 2</w:t>
             </w:r>
           </w:p>
         </w:tc>
@@ -3688,7 +4483,7 @@
           </w:tcPr>
           <w:p>
             <w:r>
-              <w:t>Data inventory §4.2; lab test log</w:t>
+              <w:t>Data inventory 4.2; lab test log</w:t>
             </w:r>
           </w:p>
         </w:tc>
@@ -3733,11 +4528,7 @@
           </w:tcPr>
           <w:p>
             <w:r>
-              <w:t xml:space="preserve">Windowing team hardware streams; replay </w:t>
-            </w:r>
-            <w:r>
-              <w:lastRenderedPageBreak/>
-              <w:t>harness</w:t>
+              <w:t>Windowing team hardware streams; replay harness</w:t>
             </w:r>
           </w:p>
         </w:tc>
@@ -3747,8 +4538,7 @@
           </w:tcPr>
           <w:p>
             <w:r>
-              <w:lastRenderedPageBreak/>
-              <w:t>Feature pipeline §7.2</w:t>
+              <w:t>Feature pipeline 7.2</w:t>
             </w:r>
           </w:p>
         </w:tc>
@@ -4014,9 +4804,10 @@
     <w:p>
       <w:pPr>
         <w:spacing w:after="120"/>
+        <w:jc w:val="both"/>
       </w:pPr>
       <w:r>
-        <w:t>A lightweight Agile approach is used because hardware access, client-data suitability, and agent behaviour create uncertainty. Work is planned in one-week iterations aligned with supervision meetings. Each sprint delivers a demonstrable increment mapped to objectives in Table §2.4.</w:t>
+        <w:t>A lightweight Agile approach is used because hardware access, client-data suitability, and agent behaviour [15], [31] create uncertainty. Work is planned in one-week iterations aligned with supervision meetings. Each sprint delivers a demonstrable increment mapped to objectives in Table 2.4.</w:t>
       </w:r>
     </w:p>
     <w:p>
@@ -4030,6 +4821,7 @@
     <w:p>
       <w:pPr>
         <w:spacing w:after="120"/>
+        <w:jc w:val="both"/>
       </w:pPr>
       <w:r>
         <w:t>Protected main branch; short feature branches; pull request and one peer review before merge.</w:t>
@@ -4038,6 +4830,7 @@
     <w:p>
       <w:pPr>
         <w:spacing w:after="120"/>
+        <w:jc w:val="both"/>
       </w:pPr>
       <w:r>
         <w:t>No raw client data, API keys, or model binaries in the repository; configuration uses environment variables.</w:t>
@@ -4046,6 +4839,7 @@
     <w:p>
       <w:pPr>
         <w:spacing w:after="120"/>
+        <w:jc w:val="both"/>
       </w:pPr>
       <w:r>
         <w:t>Exploratory notebooks are converted into reproducible scripts/modules before integration.</w:t>
@@ -4054,14 +4848,17 @@
     <w:p>
       <w:pPr>
         <w:spacing w:after="120"/>
+        <w:jc w:val="both"/>
       </w:pPr>
       <w:r>
+        <w:lastRenderedPageBreak/>
         <w:t>A requirement is Done only when code, automated test, documentation, traceability link, and demo evidence exist.</w:t>
       </w:r>
     </w:p>
     <w:p>
       <w:pPr>
         <w:spacing w:after="120"/>
+        <w:jc w:val="both"/>
       </w:pPr>
       <w:r>
         <w:t>Releases are tagged with dataset/feature/model/prompt versions for reproducibility.</w:t>
@@ -4078,9 +4875,10 @@
     <w:p>
       <w:pPr>
         <w:spacing w:after="120"/>
+        <w:jc w:val="both"/>
       </w:pPr>
       <w:r>
-        <w:t>Continuous integration runs linting, unit tests, JSON schema tests, and a deterministic replay on every merge request. Hardware tests remain a controlled manual gate. Architecture decision records (ADR) document the reflex/agent split. OpenAPI specifies mock ERP endpoints; the Thought Log serves as the audit artefact.</w:t>
+        <w:t>Continuous integration runs linting, unit tests, JSON schema tests [12], [24], and a deterministic replay [25] on every merge request. Hardware tests remain a controlled manual gate. Architecture decision records (ADR) document the reflex/agent split [29], [11]. OpenAPI specifies mock ERP endpoints [12], [13]; the Thought Log serves [27] as the audit artefact.</w:t>
       </w:r>
     </w:p>
     <w:p>
@@ -4101,10 +4899,18 @@
     </w:p>
     <w:p>
       <w:pPr>
-        <w:spacing w:after="120"/>
+        <w:rPr>
+          <w:noProof/>
+        </w:rPr>
       </w:pPr>
       <w:r>
-        <w:t>Figure 1 shows the four-layer project architecture plan with 37-in-1 kit module names (Shock, TEMP 18B20, buzzer) and team hardware as the primary data source.</w:t>
+        <w:t>Figure 1 shows the four-layer architecture with team hardware as the primary data source</w:t>
+      </w:r>
+      <w:r>
+        <w:rPr>
+          <w:noProof/>
+        </w:rPr>
+        <w:t xml:space="preserve"> </w:t>
       </w:r>
     </w:p>
     <w:p>
@@ -4112,22 +4918,26 @@
         <w:jc w:val="center"/>
       </w:pPr>
       <w:r>
+        <w:rPr>
+          <w:noProof/>
+        </w:rPr>
         <w:drawing>
-          <wp:inline xmlns:a="http://schemas.openxmlformats.org/drawingml/2006/main" xmlns:pic="http://schemas.openxmlformats.org/drawingml/2006/picture">
+          <wp:inline distT="0" distB="0" distL="0" distR="0" wp14:anchorId="6532340A" wp14:editId="52036137">
             <wp:extent cx="5943600" cy="3167478"/>
+            <wp:effectExtent l="0" t="0" r="0" b="0"/>
             <wp:docPr id="18" name="Picture 18"/>
             <wp:cNvGraphicFramePr>
-              <a:graphicFrameLocks noChangeAspect="1"/>
+              <a:graphicFrameLocks xmlns:a="http://schemas.openxmlformats.org/drawingml/2006/main" noChangeAspect="1"/>
             </wp:cNvGraphicFramePr>
-            <a:graphic>
+            <a:graphic xmlns:a="http://schemas.openxmlformats.org/drawingml/2006/main">
               <a:graphicData uri="http://schemas.openxmlformats.org/drawingml/2006/picture">
-                <pic:pic>
+                <pic:pic xmlns:pic="http://schemas.openxmlformats.org/drawingml/2006/picture">
                   <pic:nvPicPr>
                     <pic:cNvPr id="0" name="1dd9f669-79a2-4f78-8f05-09af91fbd179.png"/>
                     <pic:cNvPicPr/>
                   </pic:nvPicPr>
                   <pic:blipFill>
-                    <a:blip r:embed="rId25"/>
+                    <a:blip r:embed="rId6"/>
                     <a:stretch>
                       <a:fillRect/>
                     </a:stretch>
@@ -4137,7 +4947,9 @@
                       <a:off x="0" y="0"/>
                       <a:ext cx="5943600" cy="3167478"/>
                     </a:xfrm>
-                    <a:prstGeom prst="rect"/>
+                    <a:prstGeom prst="rect">
+                      <a:avLst/>
+                    </a:prstGeom>
                   </pic:spPr>
                 </pic:pic>
               </a:graphicData>
@@ -4148,10 +4960,23 @@
     </w:p>
     <w:p>
       <w:pPr>
-        <w:pStyle w:val="Caption"/>
         <w:jc w:val="center"/>
+        <w:rPr>
+          <w:rFonts w:cstheme="majorHAnsi"/>
+          <w:i/>
+          <w:iCs/>
+          <w:sz w:val="20"/>
+          <w:szCs w:val="20"/>
+        </w:rPr>
       </w:pPr>
       <w:r>
+        <w:rPr>
+          <w:rFonts w:cstheme="majorHAnsi"/>
+          <w:i/>
+          <w:iCs/>
+          <w:sz w:val="20"/>
+          <w:szCs w:val="20"/>
+        </w:rPr>
         <w:t>Figure 1. Project architecture plan — 37-in-1 kit modules (Shock, TEMP 18B20, buzzer) with STEMSEL E32W dual-path edge reflex and agentic AI.</w:t>
       </w:r>
     </w:p>
@@ -4167,9 +4992,10 @@
     <w:p>
       <w:pPr>
         <w:spacing w:after="120"/>
+        <w:jc w:val="both"/>
       </w:pPr>
       <w:r>
-        <w:t>1 s windows, 50% overlap; RMS, peak-to-peak, crest factor, FFT bands. ISO 10816-3 reflex alarm on breach.</w:t>
+        <w:t>1 s windows, 50% overlap; RMS, peak-to-peak, crest factor, FFT bands [28]. ISO 10816-3 reflex alarm [29] on breach.</w:t>
       </w:r>
     </w:p>
     <w:p>
@@ -4177,6 +5003,7 @@
         <w:rPr>
           <w:noProof/>
         </w:rPr>
+        <w:lastRenderedPageBreak/>
         <w:drawing>
           <wp:inline distT="0" distB="0" distL="0" distR="0" wp14:anchorId="5747638F" wp14:editId="68C3399E">
             <wp:extent cx="5943600" cy="2939875"/>
@@ -4232,7 +5059,6 @@
         <w:pStyle w:val="Heading2"/>
       </w:pPr>
       <w:r>
-        <w:lastRenderedPageBreak/>
         <w:t>7.3 Data model and MQTT schema</w:t>
       </w:r>
     </w:p>
@@ -4296,6 +5122,7 @@
         <w:pStyle w:val="Heading2"/>
       </w:pPr>
       <w:r>
+        <w:lastRenderedPageBreak/>
         <w:t>7.4 RUL analytical workflow</w:t>
       </w:r>
     </w:p>
@@ -4359,7 +5186,6 @@
         <w:pStyle w:val="Heading2"/>
       </w:pPr>
       <w:r>
-        <w:lastRenderedPageBreak/>
         <w:t>7.5 Agent and dashboard design</w:t>
       </w:r>
     </w:p>
@@ -4428,275 +5254,649 @@
     <w:p>
       <w:pPr>
         <w:spacing w:after="120"/>
+        <w:jc w:val="both"/>
       </w:pPr>
       <w:r>
-        <w:t>As a preliminary hardware smoke test, the team completed runlinc intermediate Project 14 (DS18B20 Temperature Sensor) on the client-supplied STEMSEL E32W. The sensor was connected on ESP32 port D4 (tempSensor) via the runlinc IDE; a live reading of 23.125 °C was obtained. This confirms E32W power, runlinc connectivity, MicroPython/JS loop execution, and basic sensor I/O before vibration (KY-002) integration. Figures 6–8 show the lab hardware, runlinc project screen, and temperature graph. Table 7 summarises the test record; meeting notes are in Appendix II.A.</w:t>
+        <w:t>To conduct the preliminary hardware smoke test, the group successfully executed runlinc intermediate Project 14 (DS18B20 Temperature Sensor) on the STEMSEL E32W [34] provided by the client. The sensor was interfaced with the ESP32 pin D4 (tempSensor) using runlinc software [33] and a real-time output of 23.125 °C was received. This demonstrates E32W power, runlinc communication, MicroPython/JS loop execution [35], and sensor input/output prior to incorporating KY-002 vibration sensor. Figures 6-8 depict the lab hardware, runlinc project screen, and temperature data. Table 7 represents test documentation while meeting minutes are available in Appendix II.A.</w:t>
       </w:r>
     </w:p>
     <w:tbl>
       <w:tblPr>
         <w:tblStyle w:val="TableGrid"/>
-        <w:tblW w:w="8931" w:type="dxa"/>
-        <w:jc w:val="center"/>
-        <w:tblLook w:val="04A0" w:firstRow="1" w:lastRow="0" w:firstColumn="1" w:lastColumn="0" w:noHBand="0" w:noVBand="1"/>
+        <w:tblW w:w="0" w:type="auto"/>
+        <w:tblLook w:val="06A0" w:firstRow="1" w:lastRow="0" w:firstColumn="1" w:lastColumn="0" w:noHBand="1" w:noVBand="1"/>
       </w:tblPr>
       <w:tblGrid>
-        <w:gridCol w:w="4320"/>
-        <w:gridCol w:w="4611"/>
+        <w:gridCol w:w="1500"/>
+        <w:gridCol w:w="7140"/>
       </w:tblGrid>
       <w:tr>
         <w:trPr>
-          <w:jc w:val="center"/>
+          <w:trHeight w:val="300"/>
         </w:trPr>
         <w:tc>
           <w:tcPr>
-            <w:tcW w:w="4320" w:type="dxa"/>
-          </w:tcPr>
-          <w:p>
-            <w:r>
-              <w:rPr>
+            <w:tcW w:w="1500" w:type="dxa"/>
+          </w:tcPr>
+          <w:p>
+            <w:pPr>
+              <w:ind w:right="144"/>
+              <w:jc w:val="both"/>
+              <w:rPr>
+                <w:rFonts w:eastAsia="Times New Roman" w:cs="Times New Roman"/>
+              </w:rPr>
+            </w:pPr>
+            <w:r>
+              <w:rPr>
+                <w:rFonts w:ascii="Times New Roman" w:eastAsia="Times New Roman" w:hAnsi="Times New Roman" w:cs="Times New Roman"/>
                 <w:b/>
+                <w:bCs/>
               </w:rPr>
               <w:t>Field</w:t>
             </w:r>
           </w:p>
-        </w:tc>
-        <w:tc>
-          <w:tcPr>
-            <w:tcW w:w="4611" w:type="dxa"/>
-          </w:tcPr>
-          <w:p>
-            <w:r>
-              <w:rPr>
+          <w:p>
+            <w:pPr>
+              <w:jc w:val="both"/>
+            </w:pPr>
+          </w:p>
+        </w:tc>
+        <w:tc>
+          <w:tcPr>
+            <w:tcW w:w="7140" w:type="dxa"/>
+          </w:tcPr>
+          <w:p>
+            <w:pPr>
+              <w:ind w:right="144"/>
+              <w:jc w:val="both"/>
+              <w:rPr>
+                <w:rFonts w:eastAsia="Times New Roman" w:cs="Times New Roman"/>
+              </w:rPr>
+            </w:pPr>
+            <w:r>
+              <w:rPr>
+                <w:rFonts w:ascii="Times New Roman" w:eastAsia="Times New Roman" w:hAnsi="Times New Roman" w:cs="Times New Roman"/>
                 <w:b/>
+                <w:bCs/>
               </w:rPr>
               <w:t>Detail</w:t>
             </w:r>
+          </w:p>
+          <w:p>
+            <w:pPr>
+              <w:jc w:val="both"/>
+            </w:pPr>
           </w:p>
         </w:tc>
       </w:tr>
       <w:tr>
         <w:trPr>
-          <w:jc w:val="center"/>
+          <w:trHeight w:val="300"/>
         </w:trPr>
         <w:tc>
           <w:tcPr>
-            <w:tcW w:w="4320" w:type="dxa"/>
-          </w:tcPr>
-          <w:p>
-            <w:r>
+            <w:tcW w:w="1500" w:type="dxa"/>
+          </w:tcPr>
+          <w:p>
+            <w:pPr>
+              <w:ind w:right="144"/>
+              <w:jc w:val="both"/>
+              <w:rPr>
+                <w:rFonts w:eastAsia="Times New Roman" w:cs="Times New Roman"/>
+              </w:rPr>
+            </w:pPr>
+            <w:r>
+              <w:rPr>
+                <w:rFonts w:ascii="Times New Roman" w:eastAsia="Times New Roman" w:hAnsi="Times New Roman" w:cs="Times New Roman"/>
+              </w:rPr>
               <w:t>Test ID</w:t>
             </w:r>
           </w:p>
-        </w:tc>
-        <w:tc>
-          <w:tcPr>
-            <w:tcW w:w="4611" w:type="dxa"/>
-          </w:tcPr>
-          <w:p>
-            <w:r>
+          <w:p>
+            <w:pPr>
+              <w:jc w:val="both"/>
+            </w:pPr>
+          </w:p>
+        </w:tc>
+        <w:tc>
+          <w:tcPr>
+            <w:tcW w:w="7140" w:type="dxa"/>
+          </w:tcPr>
+          <w:p>
+            <w:pPr>
+              <w:ind w:right="144"/>
+              <w:jc w:val="both"/>
+              <w:rPr>
+                <w:rFonts w:eastAsia="Times New Roman" w:cs="Times New Roman"/>
+              </w:rPr>
+            </w:pPr>
+            <w:r>
+              <w:rPr>
+                <w:rFonts w:ascii="Times New Roman" w:eastAsia="Times New Roman" w:hAnsi="Times New Roman" w:cs="Times New Roman"/>
+              </w:rPr>
               <w:t>HW-001</w:t>
             </w:r>
+          </w:p>
+          <w:p>
+            <w:pPr>
+              <w:jc w:val="both"/>
+            </w:pPr>
           </w:p>
         </w:tc>
       </w:tr>
       <w:tr>
         <w:trPr>
-          <w:jc w:val="center"/>
+          <w:trHeight w:val="300"/>
         </w:trPr>
         <w:tc>
           <w:tcPr>
-            <w:tcW w:w="4320" w:type="dxa"/>
-          </w:tcPr>
-          <w:p>
-            <w:r>
+            <w:tcW w:w="1500" w:type="dxa"/>
+          </w:tcPr>
+          <w:p>
+            <w:pPr>
+              <w:ind w:right="144"/>
+              <w:jc w:val="both"/>
+              <w:rPr>
+                <w:rFonts w:eastAsia="Times New Roman" w:cs="Times New Roman"/>
+              </w:rPr>
+            </w:pPr>
+            <w:r>
+              <w:rPr>
+                <w:rFonts w:ascii="Times New Roman" w:eastAsia="Times New Roman" w:hAnsi="Times New Roman" w:cs="Times New Roman"/>
+              </w:rPr>
               <w:t>Date</w:t>
             </w:r>
           </w:p>
-        </w:tc>
-        <w:tc>
-          <w:tcPr>
-            <w:tcW w:w="4611" w:type="dxa"/>
-          </w:tcPr>
-          <w:p>
-            <w:r>
-              <w:t>31 August 2026 (Week 8 lab / runlinc Project 14)</w:t>
+          <w:p>
+            <w:pPr>
+              <w:jc w:val="both"/>
+            </w:pPr>
+          </w:p>
+        </w:tc>
+        <w:tc>
+          <w:tcPr>
+            <w:tcW w:w="7140" w:type="dxa"/>
+          </w:tcPr>
+          <w:p>
+            <w:pPr>
+              <w:jc w:val="both"/>
+            </w:pPr>
+            <w:r>
+              <w:rPr>
+                <w:rFonts w:ascii="Times New Roman" w:eastAsia="Times New Roman" w:hAnsi="Times New Roman" w:cs="Times New Roman"/>
+              </w:rPr>
+              <w:t xml:space="preserve">31 August 2026 (Week 8 lab / </w:t>
+            </w:r>
+            <w:proofErr w:type="spellStart"/>
+            <w:r>
+              <w:rPr>
+                <w:rFonts w:ascii="Times New Roman" w:eastAsia="Times New Roman" w:hAnsi="Times New Roman" w:cs="Times New Roman"/>
+              </w:rPr>
+              <w:t>runlinc</w:t>
+            </w:r>
+            <w:proofErr w:type="spellEnd"/>
+            <w:r>
+              <w:rPr>
+                <w:rFonts w:ascii="Times New Roman" w:eastAsia="Times New Roman" w:hAnsi="Times New Roman" w:cs="Times New Roman"/>
+              </w:rPr>
+              <w:t xml:space="preserve"> Project 14)</w:t>
             </w:r>
           </w:p>
         </w:tc>
       </w:tr>
       <w:tr>
         <w:trPr>
-          <w:jc w:val="center"/>
+          <w:trHeight w:val="300"/>
         </w:trPr>
         <w:tc>
           <w:tcPr>
-            <w:tcW w:w="4320" w:type="dxa"/>
-          </w:tcPr>
-          <w:p>
-            <w:r>
+            <w:tcW w:w="1500" w:type="dxa"/>
+          </w:tcPr>
+          <w:p>
+            <w:pPr>
+              <w:ind w:right="144"/>
+              <w:jc w:val="both"/>
+              <w:rPr>
+                <w:rFonts w:eastAsia="Times New Roman" w:cs="Times New Roman"/>
+              </w:rPr>
+            </w:pPr>
+            <w:r>
+              <w:rPr>
+                <w:rFonts w:ascii="Times New Roman" w:eastAsia="Times New Roman" w:hAnsi="Times New Roman" w:cs="Times New Roman"/>
+              </w:rPr>
               <w:t>Platform</w:t>
             </w:r>
           </w:p>
-        </w:tc>
-        <w:tc>
-          <w:tcPr>
-            <w:tcW w:w="4611" w:type="dxa"/>
-          </w:tcPr>
-          <w:p>
-            <w:r>
-              <w:t>STEMSEL E32W (ESP32) — runlinc IDE (Project 14: DS18B20)</w:t>
-            </w:r>
+          <w:p>
+            <w:pPr>
+              <w:jc w:val="both"/>
+            </w:pPr>
+          </w:p>
+        </w:tc>
+        <w:tc>
+          <w:tcPr>
+            <w:tcW w:w="7140" w:type="dxa"/>
+          </w:tcPr>
+          <w:p>
+            <w:pPr>
+              <w:ind w:right="144"/>
+              <w:jc w:val="both"/>
+              <w:rPr>
+                <w:rFonts w:eastAsia="Times New Roman" w:cs="Times New Roman"/>
+              </w:rPr>
+            </w:pPr>
+            <w:r>
+              <w:rPr>
+                <w:rFonts w:ascii="Times New Roman" w:eastAsia="Times New Roman" w:hAnsi="Times New Roman" w:cs="Times New Roman"/>
+              </w:rPr>
+              <w:t xml:space="preserve">STEMSEL E32W (ESP32) </w:t>
+            </w:r>
+            <w:proofErr w:type="gramStart"/>
+            <w:r>
+              <w:rPr>
+                <w:rFonts w:ascii="Times New Roman" w:eastAsia="Times New Roman" w:hAnsi="Times New Roman" w:cs="Times New Roman"/>
+              </w:rPr>
+              <w:t xml:space="preserve">- </w:t>
+            </w:r>
+            <w:r>
+              <w:rPr>
+                <w:rFonts w:ascii="Times New Roman" w:eastAsia="Times New Roman" w:hAnsi="Times New Roman" w:cs="Times New Roman"/>
+              </w:rPr>
+              <w:t xml:space="preserve"> </w:t>
+            </w:r>
+            <w:proofErr w:type="spellStart"/>
+            <w:r>
+              <w:rPr>
+                <w:rFonts w:ascii="Times New Roman" w:eastAsia="Times New Roman" w:hAnsi="Times New Roman" w:cs="Times New Roman"/>
+              </w:rPr>
+              <w:t>runlinc</w:t>
+            </w:r>
+            <w:proofErr w:type="spellEnd"/>
+            <w:proofErr w:type="gramEnd"/>
+            <w:r>
+              <w:rPr>
+                <w:rFonts w:ascii="Times New Roman" w:eastAsia="Times New Roman" w:hAnsi="Times New Roman" w:cs="Times New Roman"/>
+              </w:rPr>
+              <w:t xml:space="preserve"> IDE (Project 14: DS18B20)</w:t>
+            </w:r>
+          </w:p>
+          <w:p>
+            <w:pPr>
+              <w:jc w:val="both"/>
+            </w:pPr>
           </w:p>
         </w:tc>
       </w:tr>
       <w:tr>
         <w:trPr>
-          <w:jc w:val="center"/>
+          <w:trHeight w:val="300"/>
         </w:trPr>
         <w:tc>
           <w:tcPr>
-            <w:tcW w:w="4320" w:type="dxa"/>
-          </w:tcPr>
-          <w:p>
-            <w:r>
+            <w:tcW w:w="1500" w:type="dxa"/>
+          </w:tcPr>
+          <w:p>
+            <w:pPr>
+              <w:ind w:right="144"/>
+              <w:jc w:val="both"/>
+              <w:rPr>
+                <w:rFonts w:eastAsia="Times New Roman" w:cs="Times New Roman"/>
+              </w:rPr>
+            </w:pPr>
+            <w:r>
+              <w:rPr>
+                <w:rFonts w:ascii="Times New Roman" w:eastAsia="Times New Roman" w:hAnsi="Times New Roman" w:cs="Times New Roman"/>
+              </w:rPr>
               <w:t>Test</w:t>
             </w:r>
           </w:p>
-        </w:tc>
-        <w:tc>
-          <w:tcPr>
-            <w:tcW w:w="4611" w:type="dxa"/>
-          </w:tcPr>
-          <w:p>
-            <w:r>
-              <w:t>DS18B20 temperature monitor on port D4 (tempSensor)</w:t>
+          <w:p>
+            <w:pPr>
+              <w:jc w:val="both"/>
+            </w:pPr>
+          </w:p>
+        </w:tc>
+        <w:tc>
+          <w:tcPr>
+            <w:tcW w:w="7140" w:type="dxa"/>
+          </w:tcPr>
+          <w:p>
+            <w:pPr>
+              <w:jc w:val="both"/>
+            </w:pPr>
+            <w:r>
+              <w:rPr>
+                <w:rFonts w:ascii="Times New Roman" w:eastAsia="Times New Roman" w:hAnsi="Times New Roman" w:cs="Times New Roman"/>
+              </w:rPr>
+              <w:t>DS18B20 temperature monitor on port D4 (</w:t>
+            </w:r>
+            <w:proofErr w:type="spellStart"/>
+            <w:r>
+              <w:rPr>
+                <w:rFonts w:ascii="Times New Roman" w:eastAsia="Times New Roman" w:hAnsi="Times New Roman" w:cs="Times New Roman"/>
+              </w:rPr>
+              <w:t>tempSensor</w:t>
+            </w:r>
+            <w:proofErr w:type="spellEnd"/>
+            <w:r>
+              <w:rPr>
+                <w:rFonts w:ascii="Times New Roman" w:eastAsia="Times New Roman" w:hAnsi="Times New Roman" w:cs="Times New Roman"/>
+              </w:rPr>
+              <w:t>)</w:t>
             </w:r>
           </w:p>
         </w:tc>
       </w:tr>
       <w:tr>
         <w:trPr>
-          <w:jc w:val="center"/>
+          <w:trHeight w:val="300"/>
         </w:trPr>
         <w:tc>
           <w:tcPr>
-            <w:tcW w:w="4320" w:type="dxa"/>
-          </w:tcPr>
-          <w:p>
-            <w:r>
+            <w:tcW w:w="1500" w:type="dxa"/>
+          </w:tcPr>
+          <w:p>
+            <w:pPr>
+              <w:ind w:right="144"/>
+              <w:jc w:val="both"/>
+              <w:rPr>
+                <w:rFonts w:eastAsia="Times New Roman" w:cs="Times New Roman"/>
+              </w:rPr>
+            </w:pPr>
+            <w:r>
+              <w:rPr>
+                <w:rFonts w:ascii="Times New Roman" w:eastAsia="Times New Roman" w:hAnsi="Times New Roman" w:cs="Times New Roman"/>
+              </w:rPr>
               <w:t>Procedure</w:t>
             </w:r>
           </w:p>
-        </w:tc>
-        <w:tc>
-          <w:tcPr>
-            <w:tcW w:w="4611" w:type="dxa"/>
-          </w:tcPr>
-          <w:p>
-            <w:r>
-              <w:t>Wire DS18B20 on E32W; configure D4 as DS18X20_IN in runlinc; Run Code; graph live °C</w:t>
-            </w:r>
+          <w:p>
+            <w:pPr>
+              <w:jc w:val="both"/>
+            </w:pPr>
+          </w:p>
+        </w:tc>
+        <w:tc>
+          <w:tcPr>
+            <w:tcW w:w="7140" w:type="dxa"/>
+          </w:tcPr>
+          <w:p>
+            <w:pPr>
+              <w:ind w:right="144"/>
+              <w:jc w:val="both"/>
+              <w:rPr>
+                <w:rFonts w:eastAsia="Times New Roman" w:cs="Times New Roman"/>
+              </w:rPr>
+            </w:pPr>
+            <w:r>
+              <w:rPr>
+                <w:rFonts w:ascii="Times New Roman" w:eastAsia="Times New Roman" w:hAnsi="Times New Roman" w:cs="Times New Roman"/>
+              </w:rPr>
+              <w:t xml:space="preserve">Wire DS18B20 on E32W; configure D4 as DS18X20_IN in </w:t>
+            </w:r>
+            <w:proofErr w:type="spellStart"/>
+            <w:r>
+              <w:rPr>
+                <w:rFonts w:ascii="Times New Roman" w:eastAsia="Times New Roman" w:hAnsi="Times New Roman" w:cs="Times New Roman"/>
+              </w:rPr>
+              <w:t>runlinc</w:t>
+            </w:r>
+            <w:proofErr w:type="spellEnd"/>
+            <w:r>
+              <w:rPr>
+                <w:rFonts w:ascii="Times New Roman" w:eastAsia="Times New Roman" w:hAnsi="Times New Roman" w:cs="Times New Roman"/>
+              </w:rPr>
+              <w:t>; Run Code; graph live °C</w:t>
+            </w:r>
+          </w:p>
+          <w:p>
+            <w:pPr>
+              <w:jc w:val="both"/>
+            </w:pPr>
           </w:p>
         </w:tc>
       </w:tr>
       <w:tr>
         <w:trPr>
-          <w:jc w:val="center"/>
+          <w:trHeight w:val="300"/>
         </w:trPr>
         <w:tc>
           <w:tcPr>
-            <w:tcW w:w="4320" w:type="dxa"/>
-          </w:tcPr>
-          <w:p>
-            <w:r>
+            <w:tcW w:w="1500" w:type="dxa"/>
+          </w:tcPr>
+          <w:p>
+            <w:pPr>
+              <w:ind w:right="144"/>
+              <w:jc w:val="both"/>
+              <w:rPr>
+                <w:rFonts w:eastAsia="Times New Roman" w:cs="Times New Roman"/>
+              </w:rPr>
+            </w:pPr>
+            <w:r>
+              <w:rPr>
+                <w:rFonts w:ascii="Times New Roman" w:eastAsia="Times New Roman" w:hAnsi="Times New Roman" w:cs="Times New Roman"/>
+              </w:rPr>
               <w:t>Result</w:t>
             </w:r>
           </w:p>
-        </w:tc>
-        <w:tc>
-          <w:tcPr>
-            <w:tcW w:w="4611" w:type="dxa"/>
-          </w:tcPr>
-          <w:p>
-            <w:r>
-              <w:t>PASS — live reading 23.125 °C (see Figures 6–8)</w:t>
-            </w:r>
+          <w:p>
+            <w:pPr>
+              <w:jc w:val="both"/>
+            </w:pPr>
+          </w:p>
+        </w:tc>
+        <w:tc>
+          <w:tcPr>
+            <w:tcW w:w="7140" w:type="dxa"/>
+          </w:tcPr>
+          <w:p>
+            <w:pPr>
+              <w:ind w:right="144"/>
+              <w:jc w:val="both"/>
+              <w:rPr>
+                <w:rFonts w:eastAsia="Times New Roman" w:cs="Times New Roman"/>
+              </w:rPr>
+            </w:pPr>
+            <w:r>
+              <w:rPr>
+                <w:rFonts w:ascii="Times New Roman" w:eastAsia="Times New Roman" w:hAnsi="Times New Roman" w:cs="Times New Roman"/>
+              </w:rPr>
+              <w:t xml:space="preserve">PASS </w:t>
+            </w:r>
+            <w:r>
+              <w:rPr>
+                <w:rFonts w:ascii="Times New Roman" w:eastAsia="Times New Roman" w:hAnsi="Times New Roman" w:cs="Times New Roman"/>
+              </w:rPr>
+              <w:t>-</w:t>
+            </w:r>
+            <w:r>
+              <w:rPr>
+                <w:rFonts w:ascii="Times New Roman" w:eastAsia="Times New Roman" w:hAnsi="Times New Roman" w:cs="Times New Roman"/>
+              </w:rPr>
+              <w:t>live reading 23.125 °C (see Figures 6–8)</w:t>
+            </w:r>
+          </w:p>
+          <w:p>
+            <w:pPr>
+              <w:jc w:val="both"/>
+            </w:pPr>
           </w:p>
         </w:tc>
       </w:tr>
       <w:tr>
         <w:trPr>
-          <w:jc w:val="center"/>
+          <w:trHeight w:val="300"/>
         </w:trPr>
         <w:tc>
           <w:tcPr>
-            <w:tcW w:w="4320" w:type="dxa"/>
-          </w:tcPr>
-          <w:p>
-            <w:r>
+            <w:tcW w:w="1500" w:type="dxa"/>
+          </w:tcPr>
+          <w:p>
+            <w:pPr>
+              <w:ind w:right="144"/>
+              <w:jc w:val="both"/>
+              <w:rPr>
+                <w:rFonts w:eastAsia="Times New Roman" w:cs="Times New Roman"/>
+              </w:rPr>
+            </w:pPr>
+            <w:r>
+              <w:rPr>
+                <w:rFonts w:ascii="Times New Roman" w:eastAsia="Times New Roman" w:hAnsi="Times New Roman" w:cs="Times New Roman"/>
+              </w:rPr>
               <w:t>Witnesses</w:t>
             </w:r>
           </w:p>
-        </w:tc>
-        <w:tc>
-          <w:tcPr>
-            <w:tcW w:w="4611" w:type="dxa"/>
-          </w:tcPr>
-          <w:p>
-            <w:r>
-              <w:t>Team lab session (Amit, Subala, Asmita, Pavan); client hardware supplied</w:t>
-            </w:r>
+          <w:p>
+            <w:pPr>
+              <w:jc w:val="both"/>
+            </w:pPr>
+          </w:p>
+        </w:tc>
+        <w:tc>
+          <w:tcPr>
+            <w:tcW w:w="7140" w:type="dxa"/>
+          </w:tcPr>
+          <w:p>
+            <w:pPr>
+              <w:ind w:right="144"/>
+              <w:jc w:val="both"/>
+              <w:rPr>
+                <w:rFonts w:eastAsia="Times New Roman" w:cs="Times New Roman"/>
+              </w:rPr>
+            </w:pPr>
+            <w:r>
+              <w:rPr>
+                <w:rFonts w:ascii="Times New Roman" w:eastAsia="Times New Roman" w:hAnsi="Times New Roman" w:cs="Times New Roman"/>
+              </w:rPr>
+              <w:t xml:space="preserve">Team lab session (Amit, </w:t>
+            </w:r>
+            <w:proofErr w:type="spellStart"/>
+            <w:r>
+              <w:rPr>
+                <w:rFonts w:ascii="Times New Roman" w:eastAsia="Times New Roman" w:hAnsi="Times New Roman" w:cs="Times New Roman"/>
+              </w:rPr>
+              <w:t>Subala</w:t>
+            </w:r>
+            <w:proofErr w:type="spellEnd"/>
+            <w:r>
+              <w:rPr>
+                <w:rFonts w:ascii="Times New Roman" w:eastAsia="Times New Roman" w:hAnsi="Times New Roman" w:cs="Times New Roman"/>
+              </w:rPr>
+              <w:t>, Asmita, Pavan); client hardware supplied</w:t>
+            </w:r>
+          </w:p>
+          <w:p>
+            <w:pPr>
+              <w:jc w:val="both"/>
+            </w:pPr>
           </w:p>
         </w:tc>
       </w:tr>
       <w:tr>
         <w:trPr>
-          <w:jc w:val="center"/>
+          <w:trHeight w:val="300"/>
         </w:trPr>
         <w:tc>
           <w:tcPr>
-            <w:tcW w:w="4320" w:type="dxa"/>
-          </w:tcPr>
-          <w:p>
-            <w:r>
+            <w:tcW w:w="1500" w:type="dxa"/>
+          </w:tcPr>
+          <w:p>
+            <w:pPr>
+              <w:jc w:val="both"/>
+            </w:pPr>
+            <w:r>
+              <w:rPr>
+                <w:rFonts w:ascii="Times New Roman" w:eastAsia="Times New Roman" w:hAnsi="Times New Roman" w:cs="Times New Roman"/>
+              </w:rPr>
               <w:t>Evidence file</w:t>
             </w:r>
           </w:p>
         </w:tc>
         <w:tc>
           <w:tcPr>
-            <w:tcW w:w="4611" w:type="dxa"/>
-          </w:tcPr>
-          <w:p>
-            <w:r>
-              <w:t>runlinc Project 14 screenshots; hardware photo; team logbook</w:t>
-            </w:r>
+            <w:tcW w:w="7140" w:type="dxa"/>
+          </w:tcPr>
+          <w:p>
+            <w:pPr>
+              <w:ind w:right="144"/>
+              <w:jc w:val="both"/>
+              <w:rPr>
+                <w:rFonts w:eastAsia="Times New Roman" w:cs="Times New Roman"/>
+              </w:rPr>
+            </w:pPr>
+            <w:proofErr w:type="spellStart"/>
+            <w:r>
+              <w:rPr>
+                <w:rFonts w:ascii="Times New Roman" w:eastAsia="Times New Roman" w:hAnsi="Times New Roman" w:cs="Times New Roman"/>
+              </w:rPr>
+              <w:t>runlinc</w:t>
+            </w:r>
+            <w:proofErr w:type="spellEnd"/>
+            <w:r>
+              <w:rPr>
+                <w:rFonts w:ascii="Times New Roman" w:eastAsia="Times New Roman" w:hAnsi="Times New Roman" w:cs="Times New Roman"/>
+              </w:rPr>
+              <w:t xml:space="preserve"> Project 14 screenshots; hardware photo; team logbook</w:t>
+            </w:r>
+          </w:p>
+          <w:p>
+            <w:pPr>
+              <w:jc w:val="both"/>
+            </w:pPr>
           </w:p>
         </w:tc>
       </w:tr>
       <w:tr>
         <w:trPr>
-          <w:jc w:val="center"/>
+          <w:trHeight w:val="300"/>
         </w:trPr>
         <w:tc>
           <w:tcPr>
-            <w:tcW w:w="4320" w:type="dxa"/>
-          </w:tcPr>
-          <w:p>
-            <w:r>
+            <w:tcW w:w="1500" w:type="dxa"/>
+          </w:tcPr>
+          <w:p>
+            <w:pPr>
+              <w:jc w:val="both"/>
+            </w:pPr>
+            <w:r>
+              <w:rPr>
+                <w:rFonts w:ascii="Times New Roman" w:eastAsia="Times New Roman" w:hAnsi="Times New Roman" w:cs="Times New Roman"/>
+              </w:rPr>
               <w:t>Next step</w:t>
             </w:r>
           </w:p>
         </w:tc>
         <w:tc>
           <w:tcPr>
-            <w:tcW w:w="4611" w:type="dxa"/>
-          </w:tcPr>
-          <w:p>
-            <w:r>
-              <w:t>Add KY-002 vibration (GPIO 23), buzzer (GPIO 34), MQTT feature publish</w:t>
-            </w:r>
+            <w:tcW w:w="7140" w:type="dxa"/>
+          </w:tcPr>
+          <w:p>
+            <w:pPr>
+              <w:ind w:right="144"/>
+              <w:jc w:val="both"/>
+              <w:rPr>
+                <w:rFonts w:eastAsia="Times New Roman" w:cs="Times New Roman"/>
+              </w:rPr>
+            </w:pPr>
+            <w:r>
+              <w:rPr>
+                <w:rFonts w:ascii="Times New Roman" w:eastAsia="Times New Roman" w:hAnsi="Times New Roman" w:cs="Times New Roman"/>
+              </w:rPr>
+              <w:t xml:space="preserve">Add KY-002 vibration (GPIO 23), buzzer (GPIO 34), MQTT feature </w:t>
+            </w:r>
+            <w:proofErr w:type="gramStart"/>
+            <w:r>
+              <w:rPr>
+                <w:rFonts w:ascii="Times New Roman" w:eastAsia="Times New Roman" w:hAnsi="Times New Roman" w:cs="Times New Roman"/>
+              </w:rPr>
+              <w:t>publish</w:t>
+            </w:r>
+            <w:proofErr w:type="gramEnd"/>
+          </w:p>
+          <w:p>
+            <w:pPr>
+              <w:jc w:val="both"/>
+            </w:pPr>
           </w:p>
         </w:tc>
       </w:tr>
@@ -5200,41 +6400,50 @@
     <w:tbl>
       <w:tblPr>
         <w:tblStyle w:val="TableGrid"/>
-        <w:tblW w:w="0" w:type="auto"/>
-        <w:jc w:val="center"/>
-        <w:tblLook w:val="04A0" w:firstRow="1" w:lastRow="0" w:firstColumn="1" w:lastColumn="0" w:noHBand="0" w:noVBand="1"/>
+        <w:tblW w:w="8639" w:type="dxa"/>
+        <w:tblLook w:val="06A0" w:firstRow="1" w:lastRow="0" w:firstColumn="1" w:lastColumn="0" w:noHBand="1" w:noVBand="1"/>
       </w:tblPr>
       <w:tblGrid>
-        <w:gridCol w:w="2160"/>
-        <w:gridCol w:w="2160"/>
-        <w:gridCol w:w="2160"/>
-        <w:gridCol w:w="2160"/>
+        <w:gridCol w:w="754"/>
+        <w:gridCol w:w="2894"/>
+        <w:gridCol w:w="3558"/>
+        <w:gridCol w:w="1433"/>
       </w:tblGrid>
       <w:tr>
         <w:trPr>
-          <w:jc w:val="center"/>
+          <w:trHeight w:val="300"/>
         </w:trPr>
         <w:tc>
           <w:tcPr>
-            <w:tcW w:w="2160" w:type="dxa"/>
-          </w:tcPr>
-          <w:p>
-            <w:r>
-              <w:rPr>
+            <w:tcW w:w="728" w:type="dxa"/>
+          </w:tcPr>
+          <w:p>
+            <w:pPr>
+              <w:rPr>
+                <w:rFonts w:eastAsia="Times New Roman" w:cs="Times New Roman"/>
+              </w:rPr>
+            </w:pPr>
+            <w:r>
+              <w:rPr>
+                <w:rFonts w:ascii="Times New Roman" w:eastAsia="Times New Roman" w:hAnsi="Times New Roman" w:cs="Times New Roman"/>
                 <w:b/>
+                <w:bCs/>
               </w:rPr>
               <w:t>Week</w:t>
             </w:r>
           </w:p>
-        </w:tc>
-        <w:tc>
-          <w:tcPr>
-            <w:tcW w:w="2160" w:type="dxa"/>
-          </w:tcPr>
-          <w:p>
-            <w:r>
-              <w:rPr>
+          <w:p/>
+        </w:tc>
+        <w:tc>
+          <w:tcPr>
+            <w:tcW w:w="2903" w:type="dxa"/>
+          </w:tcPr>
+          <w:p>
+            <w:r>
+              <w:rPr>
+                <w:rFonts w:ascii="Times New Roman" w:eastAsia="Times New Roman" w:hAnsi="Times New Roman" w:cs="Times New Roman"/>
                 <w:b/>
+                <w:bCs/>
               </w:rPr>
               <w:t>Activity</w:t>
             </w:r>
@@ -5242,25 +6451,35 @@
         </w:tc>
         <w:tc>
           <w:tcPr>
-            <w:tcW w:w="2160" w:type="dxa"/>
-          </w:tcPr>
-          <w:p>
-            <w:r>
-              <w:rPr>
+            <w:tcW w:w="3571" w:type="dxa"/>
+          </w:tcPr>
+          <w:p>
+            <w:pPr>
+              <w:rPr>
+                <w:rFonts w:eastAsia="Times New Roman" w:cs="Times New Roman"/>
+              </w:rPr>
+            </w:pPr>
+            <w:r>
+              <w:rPr>
+                <w:rFonts w:ascii="Times New Roman" w:eastAsia="Times New Roman" w:hAnsi="Times New Roman" w:cs="Times New Roman"/>
                 <w:b/>
+                <w:bCs/>
               </w:rPr>
               <w:t>Deliverable</w:t>
             </w:r>
           </w:p>
-        </w:tc>
-        <w:tc>
-          <w:tcPr>
-            <w:tcW w:w="2160" w:type="dxa"/>
-          </w:tcPr>
-          <w:p>
-            <w:r>
-              <w:rPr>
+          <w:p/>
+        </w:tc>
+        <w:tc>
+          <w:tcPr>
+            <w:tcW w:w="1437" w:type="dxa"/>
+          </w:tcPr>
+          <w:p>
+            <w:r>
+              <w:rPr>
+                <w:rFonts w:ascii="Times New Roman" w:eastAsia="Times New Roman" w:hAnsi="Times New Roman" w:cs="Times New Roman"/>
                 <w:b/>
+                <w:bCs/>
               </w:rPr>
               <w:t>Owner</w:t>
             </w:r>
@@ -5269,11 +6488,11 @@
       </w:tr>
       <w:tr>
         <w:trPr>
-          <w:jc w:val="center"/>
+          <w:trHeight w:val="300"/>
         </w:trPr>
         <w:tc>
           <w:tcPr>
-            <w:tcW w:w="2160" w:type="dxa"/>
+            <w:tcW w:w="728" w:type="dxa"/>
           </w:tcPr>
           <w:p>
             <w:r>
@@ -5283,30 +6502,59 @@
         </w:tc>
         <w:tc>
           <w:tcPr>
-            <w:tcW w:w="2160" w:type="dxa"/>
-          </w:tcPr>
-          <w:p>
-            <w:r>
-              <w:t>Hotspot setup; runlinc login; connection troubleshooting</w:t>
-            </w:r>
-          </w:p>
-        </w:tc>
-        <w:tc>
-          <w:tcPr>
-            <w:tcW w:w="2160" w:type="dxa"/>
-          </w:tcPr>
-          <w:p>
-            <w:r>
+            <w:tcW w:w="2903" w:type="dxa"/>
+          </w:tcPr>
+          <w:p>
+            <w:pPr>
+              <w:rPr>
+                <w:rFonts w:eastAsia="Times New Roman" w:cs="Times New Roman"/>
+              </w:rPr>
+            </w:pPr>
+            <w:r>
+              <w:rPr>
+                <w:rFonts w:ascii="Times New Roman" w:eastAsia="Times New Roman" w:hAnsi="Times New Roman" w:cs="Times New Roman"/>
+              </w:rPr>
+              <w:t xml:space="preserve">Hotspot setup; </w:t>
+            </w:r>
+            <w:proofErr w:type="spellStart"/>
+            <w:r>
+              <w:rPr>
+                <w:rFonts w:ascii="Times New Roman" w:eastAsia="Times New Roman" w:hAnsi="Times New Roman" w:cs="Times New Roman"/>
+              </w:rPr>
+              <w:t>runlinc</w:t>
+            </w:r>
+            <w:proofErr w:type="spellEnd"/>
+            <w:r>
+              <w:rPr>
+                <w:rFonts w:ascii="Times New Roman" w:eastAsia="Times New Roman" w:hAnsi="Times New Roman" w:cs="Times New Roman"/>
+              </w:rPr>
+              <w:t xml:space="preserve"> login; connection troubleshooting</w:t>
+            </w:r>
+          </w:p>
+          <w:p/>
+        </w:tc>
+        <w:tc>
+          <w:tcPr>
+            <w:tcW w:w="3571" w:type="dxa"/>
+          </w:tcPr>
+          <w:p>
+            <w:r>
+              <w:rPr>
+                <w:rFonts w:ascii="Times New Roman" w:eastAsia="Times New Roman" w:hAnsi="Times New Roman" w:cs="Times New Roman"/>
+              </w:rPr>
               <w:t>Meeting summary 17-Aug-2026.docx</w:t>
             </w:r>
           </w:p>
         </w:tc>
         <w:tc>
           <w:tcPr>
-            <w:tcW w:w="2160" w:type="dxa"/>
-          </w:tcPr>
-          <w:p>
-            <w:r>
+            <w:tcW w:w="1437" w:type="dxa"/>
+          </w:tcPr>
+          <w:p>
+            <w:r>
+              <w:rPr>
+                <w:rFonts w:ascii="Times New Roman" w:eastAsia="Times New Roman" w:hAnsi="Times New Roman" w:cs="Times New Roman"/>
+              </w:rPr>
               <w:t>All</w:t>
             </w:r>
           </w:p>
@@ -5314,11 +6562,11 @@
       </w:tr>
       <w:tr>
         <w:trPr>
-          <w:jc w:val="center"/>
+          <w:trHeight w:val="300"/>
         </w:trPr>
         <w:tc>
           <w:tcPr>
-            <w:tcW w:w="2160" w:type="dxa"/>
+            <w:tcW w:w="728" w:type="dxa"/>
           </w:tcPr>
           <w:p>
             <w:r>
@@ -5328,222 +6576,407 @@
         </w:tc>
         <w:tc>
           <w:tcPr>
-            <w:tcW w:w="2160" w:type="dxa"/>
-          </w:tcPr>
-          <w:p>
-            <w:r>
-              <w:t>Hardware setup; LED blink (D2); runlinc Projects 14/15</w:t>
-            </w:r>
-          </w:p>
-        </w:tc>
-        <w:tc>
-          <w:tcPr>
-            <w:tcW w:w="2160" w:type="dxa"/>
-          </w:tcPr>
-          <w:p>
-            <w:r>
+            <w:tcW w:w="2903" w:type="dxa"/>
+          </w:tcPr>
+          <w:p>
+            <w:pPr>
+              <w:rPr>
+                <w:rFonts w:eastAsia="Times New Roman" w:cs="Times New Roman"/>
+              </w:rPr>
+            </w:pPr>
+            <w:r>
+              <w:rPr>
+                <w:rFonts w:ascii="Times New Roman" w:eastAsia="Times New Roman" w:hAnsi="Times New Roman" w:cs="Times New Roman"/>
+              </w:rPr>
+              <w:t xml:space="preserve">Hardware setup; LED blink (D2); </w:t>
+            </w:r>
+            <w:proofErr w:type="spellStart"/>
+            <w:r>
+              <w:rPr>
+                <w:rFonts w:ascii="Times New Roman" w:eastAsia="Times New Roman" w:hAnsi="Times New Roman" w:cs="Times New Roman"/>
+              </w:rPr>
+              <w:t>runlinc</w:t>
+            </w:r>
+            <w:proofErr w:type="spellEnd"/>
+            <w:r>
+              <w:rPr>
+                <w:rFonts w:ascii="Times New Roman" w:eastAsia="Times New Roman" w:hAnsi="Times New Roman" w:cs="Times New Roman"/>
+              </w:rPr>
+              <w:t xml:space="preserve"> Projects 14/15</w:t>
+            </w:r>
+          </w:p>
+          <w:p/>
+        </w:tc>
+        <w:tc>
+          <w:tcPr>
+            <w:tcW w:w="3571" w:type="dxa"/>
+          </w:tcPr>
+          <w:p>
+            <w:pPr>
+              <w:rPr>
+                <w:rFonts w:eastAsia="Times New Roman" w:cs="Times New Roman"/>
+              </w:rPr>
+            </w:pPr>
+            <w:r>
+              <w:rPr>
+                <w:rFonts w:ascii="Times New Roman" w:eastAsia="Times New Roman" w:hAnsi="Times New Roman" w:cs="Times New Roman"/>
+              </w:rPr>
               <w:t>Meeting minutes 24-Aug-2026.docx</w:t>
             </w:r>
           </w:p>
-        </w:tc>
-        <w:tc>
-          <w:tcPr>
-            <w:tcW w:w="2160" w:type="dxa"/>
-          </w:tcPr>
-          <w:p>
-            <w:r>
+          <w:p/>
+        </w:tc>
+        <w:tc>
+          <w:tcPr>
+            <w:tcW w:w="1437" w:type="dxa"/>
+          </w:tcPr>
+          <w:p>
+            <w:pPr>
+              <w:rPr>
+                <w:rFonts w:eastAsia="Times New Roman" w:cs="Times New Roman"/>
+              </w:rPr>
+            </w:pPr>
+            <w:r>
+              <w:rPr>
+                <w:rFonts w:ascii="Times New Roman" w:eastAsia="Times New Roman" w:hAnsi="Times New Roman" w:cs="Times New Roman"/>
+              </w:rPr>
               <w:t>All</w:t>
             </w:r>
           </w:p>
+          <w:p/>
         </w:tc>
       </w:tr>
       <w:tr>
         <w:trPr>
-          <w:jc w:val="center"/>
+          <w:trHeight w:val="300"/>
         </w:trPr>
         <w:tc>
           <w:tcPr>
-            <w:tcW w:w="2160" w:type="dxa"/>
-          </w:tcPr>
-          <w:p>
-            <w:r>
+            <w:tcW w:w="728" w:type="dxa"/>
+          </w:tcPr>
+          <w:p>
+            <w:pPr>
+              <w:rPr>
+                <w:rFonts w:eastAsia="Times New Roman" w:cs="Times New Roman"/>
+              </w:rPr>
+            </w:pPr>
+            <w:r>
+              <w:rPr>
+                <w:rFonts w:ascii="Times New Roman" w:eastAsia="Times New Roman" w:hAnsi="Times New Roman" w:cs="Times New Roman"/>
+              </w:rPr>
               <w:t>8</w:t>
             </w:r>
           </w:p>
-        </w:tc>
-        <w:tc>
-          <w:tcPr>
-            <w:tcW w:w="2160" w:type="dxa"/>
-          </w:tcPr>
-          <w:p>
-            <w:r>
+          <w:p/>
+        </w:tc>
+        <w:tc>
+          <w:tcPr>
+            <w:tcW w:w="2903" w:type="dxa"/>
+          </w:tcPr>
+          <w:p>
+            <w:pPr>
+              <w:rPr>
+                <w:rFonts w:eastAsia="Times New Roman" w:cs="Times New Roman"/>
+              </w:rPr>
+            </w:pPr>
+            <w:r>
+              <w:rPr>
+                <w:rFonts w:ascii="Times New Roman" w:eastAsia="Times New Roman" w:hAnsi="Times New Roman" w:cs="Times New Roman"/>
+              </w:rPr>
               <w:t>A2 report; replay harness</w:t>
             </w:r>
           </w:p>
-        </w:tc>
-        <w:tc>
-          <w:tcPr>
-            <w:tcW w:w="2160" w:type="dxa"/>
-          </w:tcPr>
-          <w:p>
-            <w:r>
+          <w:p/>
+        </w:tc>
+        <w:tc>
+          <w:tcPr>
+            <w:tcW w:w="3571" w:type="dxa"/>
+          </w:tcPr>
+          <w:p>
+            <w:pPr>
+              <w:rPr>
+                <w:rFonts w:eastAsia="Times New Roman" w:cs="Times New Roman"/>
+              </w:rPr>
+            </w:pPr>
+            <w:r>
+              <w:rPr>
+                <w:rFonts w:ascii="Times New Roman" w:eastAsia="Times New Roman" w:hAnsi="Times New Roman" w:cs="Times New Roman"/>
+              </w:rPr>
               <w:t>Group report; MQTT design</w:t>
             </w:r>
           </w:p>
-        </w:tc>
-        <w:tc>
-          <w:tcPr>
-            <w:tcW w:w="2160" w:type="dxa"/>
-          </w:tcPr>
-          <w:p>
-            <w:r>
+          <w:p/>
+        </w:tc>
+        <w:tc>
+          <w:tcPr>
+            <w:tcW w:w="1437" w:type="dxa"/>
+          </w:tcPr>
+          <w:p>
+            <w:pPr>
+              <w:rPr>
+                <w:rFonts w:eastAsia="Times New Roman" w:cs="Times New Roman"/>
+              </w:rPr>
+            </w:pPr>
+            <w:r>
+              <w:rPr>
+                <w:rFonts w:ascii="Times New Roman" w:eastAsia="Times New Roman" w:hAnsi="Times New Roman" w:cs="Times New Roman"/>
+              </w:rPr>
               <w:t>All</w:t>
             </w:r>
           </w:p>
+          <w:p/>
         </w:tc>
       </w:tr>
       <w:tr>
         <w:trPr>
-          <w:jc w:val="center"/>
+          <w:trHeight w:val="300"/>
         </w:trPr>
         <w:tc>
           <w:tcPr>
-            <w:tcW w:w="2160" w:type="dxa"/>
-          </w:tcPr>
-          <w:p>
-            <w:r>
+            <w:tcW w:w="728" w:type="dxa"/>
+          </w:tcPr>
+          <w:p>
+            <w:pPr>
+              <w:rPr>
+                <w:rFonts w:eastAsia="Times New Roman" w:cs="Times New Roman"/>
+              </w:rPr>
+            </w:pPr>
+            <w:r>
+              <w:rPr>
+                <w:rFonts w:ascii="Times New Roman" w:eastAsia="Times New Roman" w:hAnsi="Times New Roman" w:cs="Times New Roman"/>
+              </w:rPr>
               <w:t>9</w:t>
             </w:r>
           </w:p>
-        </w:tc>
-        <w:tc>
-          <w:tcPr>
-            <w:tcW w:w="2160" w:type="dxa"/>
-          </w:tcPr>
-          <w:p>
-            <w:r>
+          <w:p/>
+        </w:tc>
+        <w:tc>
+          <w:tcPr>
+            <w:tcW w:w="2903" w:type="dxa"/>
+          </w:tcPr>
+          <w:p>
+            <w:pPr>
+              <w:rPr>
+                <w:rFonts w:eastAsia="Times New Roman" w:cs="Times New Roman"/>
+              </w:rPr>
+            </w:pPr>
+            <w:r>
+              <w:rPr>
+                <w:rFonts w:ascii="Times New Roman" w:eastAsia="Times New Roman" w:hAnsi="Times New Roman" w:cs="Times New Roman"/>
+              </w:rPr>
               <w:t>Edge features on E32W</w:t>
             </w:r>
           </w:p>
-        </w:tc>
-        <w:tc>
-          <w:tcPr>
-            <w:tcW w:w="2160" w:type="dxa"/>
-          </w:tcPr>
-          <w:p>
-            <w:r>
+          <w:p/>
+        </w:tc>
+        <w:tc>
+          <w:tcPr>
+            <w:tcW w:w="3571" w:type="dxa"/>
+          </w:tcPr>
+          <w:p>
+            <w:pPr>
+              <w:rPr>
+                <w:rFonts w:eastAsia="Times New Roman" w:cs="Times New Roman"/>
+              </w:rPr>
+            </w:pPr>
+            <w:r>
+              <w:rPr>
+                <w:rFonts w:ascii="Times New Roman" w:eastAsia="Times New Roman" w:hAnsi="Times New Roman" w:cs="Times New Roman"/>
+              </w:rPr>
               <w:t>RMS/peak/crest module</w:t>
             </w:r>
           </w:p>
-        </w:tc>
-        <w:tc>
-          <w:tcPr>
-            <w:tcW w:w="2160" w:type="dxa"/>
-          </w:tcPr>
-          <w:p>
-            <w:r>
+          <w:p/>
+        </w:tc>
+        <w:tc>
+          <w:tcPr>
+            <w:tcW w:w="1437" w:type="dxa"/>
+          </w:tcPr>
+          <w:p>
+            <w:proofErr w:type="spellStart"/>
+            <w:r>
+              <w:rPr>
+                <w:rFonts w:ascii="Times New Roman" w:eastAsia="Times New Roman" w:hAnsi="Times New Roman" w:cs="Times New Roman"/>
+              </w:rPr>
               <w:t>Subala</w:t>
             </w:r>
+            <w:proofErr w:type="spellEnd"/>
           </w:p>
         </w:tc>
       </w:tr>
       <w:tr>
         <w:trPr>
-          <w:jc w:val="center"/>
+          <w:trHeight w:val="300"/>
         </w:trPr>
         <w:tc>
           <w:tcPr>
-            <w:tcW w:w="2160" w:type="dxa"/>
-          </w:tcPr>
-          <w:p>
-            <w:r>
+            <w:tcW w:w="728" w:type="dxa"/>
+          </w:tcPr>
+          <w:p>
+            <w:pPr>
+              <w:rPr>
+                <w:rFonts w:eastAsia="Times New Roman" w:cs="Times New Roman"/>
+              </w:rPr>
+            </w:pPr>
+            <w:r>
+              <w:rPr>
+                <w:rFonts w:ascii="Times New Roman" w:eastAsia="Times New Roman" w:hAnsi="Times New Roman" w:cs="Times New Roman"/>
+              </w:rPr>
               <w:t>10</w:t>
             </w:r>
           </w:p>
-        </w:tc>
-        <w:tc>
-          <w:tcPr>
-            <w:tcW w:w="2160" w:type="dxa"/>
-          </w:tcPr>
-          <w:p>
-            <w:r>
+          <w:p/>
+        </w:tc>
+        <w:tc>
+          <w:tcPr>
+            <w:tcW w:w="2903" w:type="dxa"/>
+          </w:tcPr>
+          <w:p>
+            <w:pPr>
+              <w:rPr>
+                <w:rFonts w:eastAsia="Times New Roman" w:cs="Times New Roman"/>
+              </w:rPr>
+            </w:pPr>
+            <w:r>
+              <w:rPr>
+                <w:rFonts w:ascii="Times New Roman" w:eastAsia="Times New Roman" w:hAnsi="Times New Roman" w:cs="Times New Roman"/>
+              </w:rPr>
               <w:t>FFT + ISO reflex</w:t>
             </w:r>
           </w:p>
-        </w:tc>
-        <w:tc>
-          <w:tcPr>
-            <w:tcW w:w="2160" w:type="dxa"/>
-          </w:tcPr>
-          <w:p>
-            <w:r>
+          <w:p/>
+        </w:tc>
+        <w:tc>
+          <w:tcPr>
+            <w:tcW w:w="3571" w:type="dxa"/>
+          </w:tcPr>
+          <w:p>
+            <w:pPr>
+              <w:rPr>
+                <w:rFonts w:eastAsia="Times New Roman" w:cs="Times New Roman"/>
+              </w:rPr>
+            </w:pPr>
+            <w:r>
+              <w:rPr>
+                <w:rFonts w:ascii="Times New Roman" w:eastAsia="Times New Roman" w:hAnsi="Times New Roman" w:cs="Times New Roman"/>
+              </w:rPr>
               <w:t>Timing report</w:t>
             </w:r>
           </w:p>
-        </w:tc>
-        <w:tc>
-          <w:tcPr>
-            <w:tcW w:w="2160" w:type="dxa"/>
-          </w:tcPr>
-          <w:p>
-            <w:r>
+          <w:p/>
+        </w:tc>
+        <w:tc>
+          <w:tcPr>
+            <w:tcW w:w="1437" w:type="dxa"/>
+          </w:tcPr>
+          <w:p>
+            <w:pPr>
+              <w:rPr>
+                <w:rFonts w:eastAsia="Times New Roman" w:cs="Times New Roman"/>
+              </w:rPr>
+            </w:pPr>
+            <w:proofErr w:type="spellStart"/>
+            <w:r>
+              <w:rPr>
+                <w:rFonts w:ascii="Times New Roman" w:eastAsia="Times New Roman" w:hAnsi="Times New Roman" w:cs="Times New Roman"/>
+              </w:rPr>
               <w:t>Subala</w:t>
             </w:r>
-          </w:p>
+            <w:proofErr w:type="spellEnd"/>
+          </w:p>
+          <w:p/>
         </w:tc>
       </w:tr>
       <w:tr>
         <w:trPr>
-          <w:jc w:val="center"/>
+          <w:trHeight w:val="300"/>
         </w:trPr>
         <w:tc>
           <w:tcPr>
-            <w:tcW w:w="2160" w:type="dxa"/>
-          </w:tcPr>
-          <w:p>
-            <w:r>
+            <w:tcW w:w="728" w:type="dxa"/>
+          </w:tcPr>
+          <w:p>
+            <w:pPr>
+              <w:rPr>
+                <w:rFonts w:eastAsia="Times New Roman" w:cs="Times New Roman"/>
+              </w:rPr>
+            </w:pPr>
+            <w:r>
+              <w:rPr>
+                <w:rFonts w:ascii="Times New Roman" w:eastAsia="Times New Roman" w:hAnsi="Times New Roman" w:cs="Times New Roman"/>
+              </w:rPr>
               <w:t>11</w:t>
             </w:r>
           </w:p>
-        </w:tc>
-        <w:tc>
-          <w:tcPr>
-            <w:tcW w:w="2160" w:type="dxa"/>
-          </w:tcPr>
-          <w:p>
-            <w:r>
+          <w:p/>
+        </w:tc>
+        <w:tc>
+          <w:tcPr>
+            <w:tcW w:w="2903" w:type="dxa"/>
+          </w:tcPr>
+          <w:p>
+            <w:pPr>
+              <w:rPr>
+                <w:rFonts w:eastAsia="Times New Roman" w:cs="Times New Roman"/>
+              </w:rPr>
+            </w:pPr>
+            <w:r>
+              <w:rPr>
+                <w:rFonts w:ascii="Times New Roman" w:eastAsia="Times New Roman" w:hAnsi="Times New Roman" w:cs="Times New Roman"/>
+              </w:rPr>
               <w:t>MQTT live stream</w:t>
             </w:r>
           </w:p>
-        </w:tc>
-        <w:tc>
-          <w:tcPr>
-            <w:tcW w:w="2160" w:type="dxa"/>
-          </w:tcPr>
-          <w:p>
-            <w:r>
+          <w:p/>
+        </w:tc>
+        <w:tc>
+          <w:tcPr>
+            <w:tcW w:w="3571" w:type="dxa"/>
+          </w:tcPr>
+          <w:p>
+            <w:pPr>
+              <w:rPr>
+                <w:rFonts w:eastAsia="Times New Roman" w:cs="Times New Roman"/>
+              </w:rPr>
+            </w:pPr>
+            <w:r>
+              <w:rPr>
+                <w:rFonts w:ascii="Times New Roman" w:eastAsia="Times New Roman" w:hAnsi="Times New Roman" w:cs="Times New Roman"/>
+              </w:rPr>
               <w:t>Feature topics live</w:t>
             </w:r>
           </w:p>
-        </w:tc>
-        <w:tc>
-          <w:tcPr>
-            <w:tcW w:w="2160" w:type="dxa"/>
-          </w:tcPr>
-          <w:p>
-            <w:r>
+          <w:p/>
+        </w:tc>
+        <w:tc>
+          <w:tcPr>
+            <w:tcW w:w="1437" w:type="dxa"/>
+          </w:tcPr>
+          <w:p>
+            <w:pPr>
+              <w:rPr>
+                <w:rFonts w:eastAsia="Times New Roman" w:cs="Times New Roman"/>
+              </w:rPr>
+            </w:pPr>
+            <w:proofErr w:type="spellStart"/>
+            <w:r>
+              <w:rPr>
+                <w:rFonts w:ascii="Times New Roman" w:eastAsia="Times New Roman" w:hAnsi="Times New Roman" w:cs="Times New Roman"/>
+              </w:rPr>
               <w:t>Subala</w:t>
             </w:r>
-          </w:p>
+            <w:proofErr w:type="spellEnd"/>
+          </w:p>
+          <w:p/>
         </w:tc>
       </w:tr>
       <w:tr>
         <w:trPr>
-          <w:jc w:val="center"/>
+          <w:trHeight w:val="300"/>
         </w:trPr>
         <w:tc>
           <w:tcPr>
-            <w:tcW w:w="2160" w:type="dxa"/>
+            <w:tcW w:w="728" w:type="dxa"/>
           </w:tcPr>
           <w:p>
             <w:r>
@@ -5553,42 +6986,69 @@
         </w:tc>
         <w:tc>
           <w:tcPr>
-            <w:tcW w:w="2160" w:type="dxa"/>
-          </w:tcPr>
-          <w:p>
-            <w:r>
+            <w:tcW w:w="2903" w:type="dxa"/>
+          </w:tcPr>
+          <w:p>
+            <w:pPr>
+              <w:rPr>
+                <w:rFonts w:eastAsia="Times New Roman" w:cs="Times New Roman"/>
+              </w:rPr>
+            </w:pPr>
+            <w:r>
+              <w:rPr>
+                <w:rFonts w:ascii="Times New Roman" w:eastAsia="Times New Roman" w:hAnsi="Times New Roman" w:cs="Times New Roman"/>
+              </w:rPr>
               <w:t>RUL baseline; A3 interim report</w:t>
             </w:r>
           </w:p>
-        </w:tc>
-        <w:tc>
-          <w:tcPr>
-            <w:tcW w:w="2160" w:type="dxa"/>
-          </w:tcPr>
-          <w:p>
-            <w:r>
+          <w:p/>
+        </w:tc>
+        <w:tc>
+          <w:tcPr>
+            <w:tcW w:w="3571" w:type="dxa"/>
+          </w:tcPr>
+          <w:p>
+            <w:pPr>
+              <w:rPr>
+                <w:rFonts w:eastAsia="Times New Roman" w:cs="Times New Roman"/>
+              </w:rPr>
+            </w:pPr>
+            <w:r>
+              <w:rPr>
+                <w:rFonts w:ascii="Times New Roman" w:eastAsia="Times New Roman" w:hAnsi="Times New Roman" w:cs="Times New Roman"/>
+              </w:rPr>
               <w:t>C-MAPSS results</w:t>
             </w:r>
           </w:p>
-        </w:tc>
-        <w:tc>
-          <w:tcPr>
-            <w:tcW w:w="2160" w:type="dxa"/>
-          </w:tcPr>
-          <w:p>
-            <w:r>
+          <w:p/>
+        </w:tc>
+        <w:tc>
+          <w:tcPr>
+            <w:tcW w:w="1437" w:type="dxa"/>
+          </w:tcPr>
+          <w:p>
+            <w:pPr>
+              <w:rPr>
+                <w:rFonts w:eastAsia="Times New Roman" w:cs="Times New Roman"/>
+              </w:rPr>
+            </w:pPr>
+            <w:r>
+              <w:rPr>
+                <w:rFonts w:ascii="Times New Roman" w:eastAsia="Times New Roman" w:hAnsi="Times New Roman" w:cs="Times New Roman"/>
+              </w:rPr>
               <w:t>Pavan</w:t>
             </w:r>
           </w:p>
+          <w:p/>
         </w:tc>
       </w:tr>
       <w:tr>
         <w:trPr>
-          <w:jc w:val="center"/>
+          <w:trHeight w:val="300"/>
         </w:trPr>
         <w:tc>
           <w:tcPr>
-            <w:tcW w:w="2160" w:type="dxa"/>
+            <w:tcW w:w="728" w:type="dxa"/>
           </w:tcPr>
           <w:p>
             <w:r>
@@ -5598,27 +7058,33 @@
         </w:tc>
         <w:tc>
           <w:tcPr>
-            <w:tcW w:w="2160" w:type="dxa"/>
-          </w:tcPr>
-          <w:p>
-            <w:r>
+            <w:tcW w:w="2903" w:type="dxa"/>
+          </w:tcPr>
+          <w:p>
+            <w:r>
+              <w:rPr>
+                <w:rFonts w:ascii="Times New Roman" w:eastAsia="Times New Roman" w:hAnsi="Times New Roman" w:cs="Times New Roman"/>
+              </w:rPr>
               <w:t>Agent integration</w:t>
             </w:r>
           </w:p>
         </w:tc>
         <w:tc>
           <w:tcPr>
-            <w:tcW w:w="2160" w:type="dxa"/>
-          </w:tcPr>
-          <w:p>
-            <w:r>
+            <w:tcW w:w="3571" w:type="dxa"/>
+          </w:tcPr>
+          <w:p>
+            <w:r>
+              <w:rPr>
+                <w:rFonts w:ascii="Times New Roman" w:eastAsia="Times New Roman" w:hAnsi="Times New Roman" w:cs="Times New Roman"/>
+              </w:rPr>
               <w:t>Agent wrapper</w:t>
             </w:r>
           </w:p>
         </w:tc>
         <w:tc>
           <w:tcPr>
-            <w:tcW w:w="2160" w:type="dxa"/>
+            <w:tcW w:w="1437" w:type="dxa"/>
           </w:tcPr>
           <w:p>
             <w:r>
@@ -5629,11 +7095,11 @@
       </w:tr>
       <w:tr>
         <w:trPr>
-          <w:jc w:val="center"/>
+          <w:trHeight w:val="300"/>
         </w:trPr>
         <w:tc>
           <w:tcPr>
-            <w:tcW w:w="2160" w:type="dxa"/>
+            <w:tcW w:w="728" w:type="dxa"/>
           </w:tcPr>
           <w:p>
             <w:r>
@@ -5643,27 +7109,47 @@
         </w:tc>
         <w:tc>
           <w:tcPr>
-            <w:tcW w:w="2160" w:type="dxa"/>
-          </w:tcPr>
-          <w:p>
-            <w:r>
+            <w:tcW w:w="2903" w:type="dxa"/>
+          </w:tcPr>
+          <w:p>
+            <w:pPr>
+              <w:rPr>
+                <w:rFonts w:eastAsia="Times New Roman" w:cs="Times New Roman"/>
+              </w:rPr>
+            </w:pPr>
+            <w:r>
+              <w:rPr>
+                <w:rFonts w:ascii="Times New Roman" w:eastAsia="Times New Roman" w:hAnsi="Times New Roman" w:cs="Times New Roman"/>
+              </w:rPr>
               <w:t>ERP mocks + scenarios</w:t>
             </w:r>
           </w:p>
-        </w:tc>
-        <w:tc>
-          <w:tcPr>
-            <w:tcW w:w="2160" w:type="dxa"/>
-          </w:tcPr>
-          <w:p>
-            <w:r>
-              <w:t>FastAPI + 30 cases</w:t>
-            </w:r>
-          </w:p>
-        </w:tc>
-        <w:tc>
-          <w:tcPr>
-            <w:tcW w:w="2160" w:type="dxa"/>
+          <w:p/>
+        </w:tc>
+        <w:tc>
+          <w:tcPr>
+            <w:tcW w:w="3571" w:type="dxa"/>
+          </w:tcPr>
+          <w:p>
+            <w:proofErr w:type="spellStart"/>
+            <w:r>
+              <w:rPr>
+                <w:rFonts w:ascii="Times New Roman" w:eastAsia="Times New Roman" w:hAnsi="Times New Roman" w:cs="Times New Roman"/>
+              </w:rPr>
+              <w:t>FastAPI</w:t>
+            </w:r>
+            <w:proofErr w:type="spellEnd"/>
+            <w:r>
+              <w:rPr>
+                <w:rFonts w:ascii="Times New Roman" w:eastAsia="Times New Roman" w:hAnsi="Times New Roman" w:cs="Times New Roman"/>
+              </w:rPr>
+              <w:t xml:space="preserve"> + 30 cases</w:t>
+            </w:r>
+          </w:p>
+        </w:tc>
+        <w:tc>
+          <w:tcPr>
+            <w:tcW w:w="1437" w:type="dxa"/>
           </w:tcPr>
           <w:p>
             <w:r>
@@ -5674,11 +7160,11 @@
       </w:tr>
       <w:tr>
         <w:trPr>
-          <w:jc w:val="center"/>
+          <w:trHeight w:val="300"/>
         </w:trPr>
         <w:tc>
           <w:tcPr>
-            <w:tcW w:w="2160" w:type="dxa"/>
+            <w:tcW w:w="728" w:type="dxa"/>
           </w:tcPr>
           <w:p>
             <w:r>
@@ -5688,42 +7174,63 @@
         </w:tc>
         <w:tc>
           <w:tcPr>
-            <w:tcW w:w="2160" w:type="dxa"/>
-          </w:tcPr>
-          <w:p>
-            <w:r>
+            <w:tcW w:w="2903" w:type="dxa"/>
+          </w:tcPr>
+          <w:p>
+            <w:r>
+              <w:rPr>
+                <w:rFonts w:ascii="Times New Roman" w:eastAsia="Times New Roman" w:hAnsi="Times New Roman" w:cs="Times New Roman"/>
+              </w:rPr>
               <w:t>Dashboard + integration</w:t>
             </w:r>
           </w:p>
         </w:tc>
         <w:tc>
           <w:tcPr>
-            <w:tcW w:w="2160" w:type="dxa"/>
-          </w:tcPr>
-          <w:p>
-            <w:r>
+            <w:tcW w:w="3571" w:type="dxa"/>
+          </w:tcPr>
+          <w:p>
+            <w:pPr>
+              <w:rPr>
+                <w:rFonts w:eastAsia="Times New Roman" w:cs="Times New Roman"/>
+              </w:rPr>
+            </w:pPr>
+            <w:r>
+              <w:rPr>
+                <w:rFonts w:ascii="Times New Roman" w:eastAsia="Times New Roman" w:hAnsi="Times New Roman" w:cs="Times New Roman"/>
+              </w:rPr>
               <w:t>Thought Log v1</w:t>
             </w:r>
           </w:p>
-        </w:tc>
-        <w:tc>
-          <w:tcPr>
-            <w:tcW w:w="2160" w:type="dxa"/>
-          </w:tcPr>
-          <w:p>
-            <w:r>
+          <w:p/>
+        </w:tc>
+        <w:tc>
+          <w:tcPr>
+            <w:tcW w:w="1437" w:type="dxa"/>
+          </w:tcPr>
+          <w:p>
+            <w:pPr>
+              <w:rPr>
+                <w:rFonts w:eastAsia="Times New Roman" w:cs="Times New Roman"/>
+              </w:rPr>
+            </w:pPr>
+            <w:r>
+              <w:rPr>
+                <w:rFonts w:ascii="Times New Roman" w:eastAsia="Times New Roman" w:hAnsi="Times New Roman" w:cs="Times New Roman"/>
+              </w:rPr>
               <w:t>Amit</w:t>
             </w:r>
           </w:p>
+          <w:p/>
         </w:tc>
       </w:tr>
       <w:tr>
         <w:trPr>
-          <w:jc w:val="center"/>
+          <w:trHeight w:val="300"/>
         </w:trPr>
         <w:tc>
           <w:tcPr>
-            <w:tcW w:w="2160" w:type="dxa"/>
+            <w:tcW w:w="728" w:type="dxa"/>
           </w:tcPr>
           <w:p>
             <w:r>
@@ -5733,27 +7240,45 @@
         </w:tc>
         <w:tc>
           <w:tcPr>
-            <w:tcW w:w="2160" w:type="dxa"/>
-          </w:tcPr>
-          <w:p>
-            <w:r>
+            <w:tcW w:w="2903" w:type="dxa"/>
+          </w:tcPr>
+          <w:p>
+            <w:pPr>
+              <w:rPr>
+                <w:rFonts w:eastAsia="Times New Roman" w:cs="Times New Roman"/>
+              </w:rPr>
+            </w:pPr>
+            <w:r>
+              <w:rPr>
+                <w:rFonts w:ascii="Times New Roman" w:eastAsia="Times New Roman" w:hAnsi="Times New Roman" w:cs="Times New Roman"/>
+              </w:rPr>
               <w:t>System benchmark + demo</w:t>
             </w:r>
           </w:p>
-        </w:tc>
-        <w:tc>
-          <w:tcPr>
-            <w:tcW w:w="2160" w:type="dxa"/>
-          </w:tcPr>
-          <w:p>
-            <w:r>
+          <w:p/>
+        </w:tc>
+        <w:tc>
+          <w:tcPr>
+            <w:tcW w:w="3571" w:type="dxa"/>
+          </w:tcPr>
+          <w:p>
+            <w:pPr>
+              <w:rPr>
+                <w:rFonts w:eastAsia="Times New Roman" w:cs="Times New Roman"/>
+              </w:rPr>
+            </w:pPr>
+            <w:r>
+              <w:rPr>
+                <w:rFonts w:ascii="Times New Roman" w:eastAsia="Times New Roman" w:hAnsi="Times New Roman" w:cs="Times New Roman"/>
+              </w:rPr>
               <w:t>Final demo</w:t>
             </w:r>
           </w:p>
-        </w:tc>
-        <w:tc>
-          <w:tcPr>
-            <w:tcW w:w="2160" w:type="dxa"/>
+          <w:p/>
+        </w:tc>
+        <w:tc>
+          <w:tcPr>
+            <w:tcW w:w="1437" w:type="dxa"/>
           </w:tcPr>
           <w:p>
             <w:r>
@@ -5776,76 +7301,167 @@
       <w:r>
         <w:rPr>
           <w:b/>
+          <w:bCs/>
         </w:rPr>
         <w:t xml:space="preserve">Amit Shrestha (MIT252463) — Agent and integration lead. </w:t>
       </w:r>
+    </w:p>
+    <w:p>
+      <w:pPr/>
       <w:r>
-        <w:t>Accountable for runlinc AI Assistant wrapper, simulated ERP/messaging APIs, Thought Log dashboard, end-to-end integration test, and project management (WBS 1). Reviews MQTT schema and demo packaging.</w:t>
+        <w:t>Responsible for wrapper on runlinc AI Assistant, simulated ERP/messaging API [12], [13], Thought Log dashboard, full-stack integration testing, and project management (WBS 1). Reviews MQTT schema [22] and package for demo.</w:t>
+      </w:r>
+    </w:p>
+    <w:p>
+      <w:proofErr w:type="spellStart"/>
+      <w:r>
+        <w:rPr>
+          <w:b/>
+          <w:bCs/>
+        </w:rPr>
+        <w:t>Subala</w:t>
+      </w:r>
+      <w:proofErr w:type="spellEnd"/>
+      <w:r>
+        <w:rPr>
+          <w:b/>
+          <w:bCs/>
+        </w:rPr>
+        <w:t xml:space="preserve"> Shrestha (MIT252219) — Edge and hardware lead. </w:t>
+      </w:r>
+    </w:p>
+    <w:p>
+      <w:pPr/>
+      <w:r>
+        <w:t>Responsible for E32W lab set-up, wiring of sensors (KY-002 GPIO 23 [7], [40], temperature GPIO 33, buzzer GPIO 34), RMS/Peak/Crest/FFT functionalities [28], ISO 10816 reflex alarm [29], edge publishing to MQTT [22] and on</w:t>
+      </w:r>
+    </w:p>
+    <w:p>
+      <w:proofErr w:type="spellStart"/>
+      <w:r>
+        <w:rPr>
+          <w:b/>
+          <w:bCs/>
+        </w:rPr>
+        <w:lastRenderedPageBreak/>
+        <w:t>Teegala</w:t>
+      </w:r>
+      <w:proofErr w:type="spellEnd"/>
+      <w:r>
+        <w:rPr>
+          <w:b/>
+          <w:bCs/>
+        </w:rPr>
+        <w:t xml:space="preserve"> Pavan Reddy (MIT251400) — Data science and analytics lead. </w:t>
+      </w:r>
+    </w:p>
+    <w:p>
+      <w:pPr/>
+      <w:r>
+        <w:t>Responsible for replay harness [25], C-MAPSS/XJTU-SY model input [3], [5], [6], LSTM RUL Baseline [2], [4], SHAP explainability [26], [39], evaluation scenarios, publishing of RUL data via MQTT [22], and management of Gantt schedules</w:t>
       </w:r>
     </w:p>
     <w:p>
       <w:r>
         <w:rPr>
           <w:b/>
+          <w:bCs/>
         </w:rPr>
-        <w:t xml:space="preserve">Subala Shrestha (MIT252219) — Edge and hardware lead. </w:t>
-      </w:r>
-      <w:r>
-        <w:t>Accountable for E32W lab setup, sensor wiring (KY-002 GPIO 23, temp GPIO 33, buzzer GPIO 34), RMS/peak/crest/FFT features, ISO 10816 reflex alarm, MQTT edge publish, and on-device timing benchmarks (WBS 2).</w:t>
+        <w:t xml:space="preserve">Asmita Pandey (MIT250081) — Requirements and quality lead. </w:t>
       </w:r>
     </w:p>
     <w:p>
       <w:r>
-        <w:rPr>
-          <w:b/>
-        </w:rPr>
-        <w:t xml:space="preserve">Teegala Pavan Reddy (MIT251400) — Data science and analytics lead. </w:t>
-      </w:r>
-      <w:r>
-        <w:t>Accountable for replay harness, C-MAPSS/XJTU-SY ingestion, LSTM RUL baseline, SHAP explainability, agent evaluation scenarios, RUL publish to MQTT, and Gantt/schedule management (WBS 3).</w:t>
-      </w:r>
-    </w:p>
-    <w:p>
-      <w:r>
-        <w:rPr>
-          <w:b/>
-        </w:rPr>
-        <w:lastRenderedPageBreak/>
-        <w:t xml:space="preserve">Asmita Pandey (MIT250081) — Requirements and quality lead. </w:t>
-      </w:r>
-      <w:r>
-        <w:t>Accountable for refined requirements A2, risk management plan, traceability matrix, client engagement documentation, and literature synthesis (WBS 4). Reviews agent authority and test evidence.</w:t>
+        <w:t>Responsible for refined requirements A2, risk management plan, traceability matrix, documentation of client interactions, and literature review (WBS 4). Checks agent's authority and testing evidence.</w:t>
       </w:r>
     </w:p>
     <w:tbl>
       <w:tblPr>
         <w:tblStyle w:val="TableGrid"/>
         <w:tblW w:w="0" w:type="auto"/>
-        <w:jc w:val="center"/>
-        <w:tblLook w:val="04A0" w:firstRow="1" w:lastRow="0" w:firstColumn="1" w:lastColumn="0" w:noHBand="0" w:noVBand="1"/>
+        <w:tblLook w:val="06A0" w:firstRow="1" w:lastRow="0" w:firstColumn="1" w:lastColumn="0" w:noHBand="1" w:noVBand="1"/>
       </w:tblPr>
       <w:tblGrid>
-        <w:gridCol w:w="1915"/>
-        <w:gridCol w:w="1728"/>
+        <w:gridCol w:w="1980"/>
+        <w:gridCol w:w="1476"/>
         <w:gridCol w:w="1728"/>
         <w:gridCol w:w="1728"/>
         <w:gridCol w:w="1728"/>
       </w:tblGrid>
       <w:tr>
         <w:trPr>
-          <w:jc w:val="center"/>
+          <w:trHeight w:val="300"/>
         </w:trPr>
         <w:tc>
           <w:tcPr>
+            <w:tcW w:w="1980" w:type="dxa"/>
+          </w:tcPr>
+          <w:p>
+            <w:pPr>
+              <w:rPr>
+                <w:rFonts w:eastAsia="Times New Roman" w:cs="Times New Roman"/>
+              </w:rPr>
+            </w:pPr>
+            <w:r>
+              <w:rPr>
+                <w:rFonts w:ascii="Times New Roman" w:eastAsia="Times New Roman" w:hAnsi="Times New Roman" w:cs="Times New Roman"/>
+                <w:b/>
+                <w:bCs/>
+              </w:rPr>
+              <w:t>Activity</w:t>
+            </w:r>
+          </w:p>
+          <w:p>
+            <w:pPr>
+              <w:rPr>
+                <w:i/>
+                <w:iCs/>
+                <w:sz w:val="20"/>
+                <w:szCs w:val="20"/>
+              </w:rPr>
+            </w:pPr>
+          </w:p>
+        </w:tc>
+        <w:tc>
+          <w:tcPr>
+            <w:tcW w:w="1476" w:type="dxa"/>
+          </w:tcPr>
+          <w:p>
+            <w:pPr>
+              <w:rPr>
+                <w:b/>
+                <w:bCs/>
+              </w:rPr>
+            </w:pPr>
+            <w:r>
+              <w:rPr>
+                <w:b/>
+                <w:bCs/>
+              </w:rPr>
+              <w:t>Amit</w:t>
+            </w:r>
+          </w:p>
+        </w:tc>
+        <w:tc>
+          <w:tcPr>
             <w:tcW w:w="1728" w:type="dxa"/>
           </w:tcPr>
           <w:p>
-            <w:r>
+            <w:pPr>
               <w:rPr>
                 <w:b/>
-              </w:rPr>
-              <w:t>Activity</w:t>
-            </w:r>
+                <w:bCs/>
+              </w:rPr>
+            </w:pPr>
+            <w:proofErr w:type="spellStart"/>
+            <w:r>
+              <w:rPr>
+                <w:b/>
+                <w:bCs/>
+              </w:rPr>
+              <w:t>Subala</w:t>
+            </w:r>
+            <w:proofErr w:type="spellEnd"/>
           </w:p>
         </w:tc>
         <w:tc>
@@ -5853,11 +7469,18 @@
             <w:tcW w:w="1728" w:type="dxa"/>
           </w:tcPr>
           <w:p>
-            <w:r>
+            <w:pPr>
               <w:rPr>
                 <w:b/>
-              </w:rPr>
-              <w:t>Amit</w:t>
+                <w:bCs/>
+              </w:rPr>
+            </w:pPr>
+            <w:r>
+              <w:rPr>
+                <w:b/>
+                <w:bCs/>
+              </w:rPr>
+              <w:t>Asmita</w:t>
             </w:r>
           </w:p>
         </w:tc>
@@ -5866,35 +7489,16 @@
             <w:tcW w:w="1728" w:type="dxa"/>
           </w:tcPr>
           <w:p>
-            <w:r>
+            <w:pPr>
               <w:rPr>
                 <w:b/>
-              </w:rPr>
-              <w:t>Subala</w:t>
-            </w:r>
-          </w:p>
-        </w:tc>
-        <w:tc>
-          <w:tcPr>
-            <w:tcW w:w="1728" w:type="dxa"/>
-          </w:tcPr>
-          <w:p>
+                <w:bCs/>
+              </w:rPr>
+            </w:pPr>
             <w:r>
               <w:rPr>
                 <w:b/>
-              </w:rPr>
-              <w:t>Asmita</w:t>
-            </w:r>
-          </w:p>
-        </w:tc>
-        <w:tc>
-          <w:tcPr>
-            <w:tcW w:w="1728" w:type="dxa"/>
-          </w:tcPr>
-          <w:p>
-            <w:r>
-              <w:rPr>
-                <w:b/>
+                <w:bCs/>
               </w:rPr>
               <w:t>Pavan</w:t>
             </w:r>
@@ -5903,21 +7507,39 @@
       </w:tr>
       <w:tr>
         <w:trPr>
-          <w:jc w:val="center"/>
+          <w:trHeight w:val="300"/>
         </w:trPr>
         <w:tc>
           <w:tcPr>
-            <w:tcW w:w="1728" w:type="dxa"/>
-          </w:tcPr>
-          <w:p>
-            <w:r>
+            <w:tcW w:w="1980" w:type="dxa"/>
+          </w:tcPr>
+          <w:p>
+            <w:pPr>
+              <w:rPr>
+                <w:rFonts w:eastAsia="Times New Roman" w:cs="Times New Roman"/>
+              </w:rPr>
+            </w:pPr>
+            <w:r>
+              <w:rPr>
+                <w:rFonts w:ascii="Times New Roman" w:eastAsia="Times New Roman" w:hAnsi="Times New Roman" w:cs="Times New Roman"/>
+              </w:rPr>
               <w:t>Edge features</w:t>
             </w:r>
           </w:p>
-        </w:tc>
-        <w:tc>
-          <w:tcPr>
-            <w:tcW w:w="1728" w:type="dxa"/>
+          <w:p>
+            <w:pPr>
+              <w:rPr>
+                <w:i/>
+                <w:iCs/>
+                <w:sz w:val="20"/>
+                <w:szCs w:val="20"/>
+              </w:rPr>
+            </w:pPr>
+          </w:p>
+        </w:tc>
+        <w:tc>
+          <w:tcPr>
+            <w:tcW w:w="1476" w:type="dxa"/>
           </w:tcPr>
           <w:p>
             <w:r>
@@ -5958,21 +7580,39 @@
       </w:tr>
       <w:tr>
         <w:trPr>
-          <w:jc w:val="center"/>
+          <w:trHeight w:val="300"/>
         </w:trPr>
         <w:tc>
           <w:tcPr>
-            <w:tcW w:w="1728" w:type="dxa"/>
-          </w:tcPr>
-          <w:p>
-            <w:r>
+            <w:tcW w:w="1980" w:type="dxa"/>
+          </w:tcPr>
+          <w:p>
+            <w:pPr>
+              <w:rPr>
+                <w:rFonts w:eastAsia="Times New Roman" w:cs="Times New Roman"/>
+              </w:rPr>
+            </w:pPr>
+            <w:r>
+              <w:rPr>
+                <w:rFonts w:ascii="Times New Roman" w:eastAsia="Times New Roman" w:hAnsi="Times New Roman" w:cs="Times New Roman"/>
+              </w:rPr>
               <w:t>RUL analytics</w:t>
             </w:r>
           </w:p>
-        </w:tc>
-        <w:tc>
-          <w:tcPr>
-            <w:tcW w:w="1728" w:type="dxa"/>
+          <w:p>
+            <w:pPr>
+              <w:rPr>
+                <w:i/>
+                <w:iCs/>
+                <w:sz w:val="20"/>
+                <w:szCs w:val="20"/>
+              </w:rPr>
+            </w:pPr>
+          </w:p>
+        </w:tc>
+        <w:tc>
+          <w:tcPr>
+            <w:tcW w:w="1476" w:type="dxa"/>
           </w:tcPr>
           <w:p>
             <w:r>
@@ -6013,21 +7653,39 @@
       </w:tr>
       <w:tr>
         <w:trPr>
-          <w:jc w:val="center"/>
+          <w:trHeight w:val="300"/>
         </w:trPr>
         <w:tc>
           <w:tcPr>
-            <w:tcW w:w="1728" w:type="dxa"/>
-          </w:tcPr>
-          <w:p>
-            <w:r>
+            <w:tcW w:w="1980" w:type="dxa"/>
+          </w:tcPr>
+          <w:p>
+            <w:pPr>
+              <w:rPr>
+                <w:rFonts w:eastAsia="Times New Roman" w:cs="Times New Roman"/>
+              </w:rPr>
+            </w:pPr>
+            <w:r>
+              <w:rPr>
+                <w:rFonts w:ascii="Times New Roman" w:eastAsia="Times New Roman" w:hAnsi="Times New Roman" w:cs="Times New Roman"/>
+              </w:rPr>
               <w:t>Agent layer</w:t>
             </w:r>
           </w:p>
-        </w:tc>
-        <w:tc>
-          <w:tcPr>
-            <w:tcW w:w="1728" w:type="dxa"/>
+          <w:p>
+            <w:pPr>
+              <w:rPr>
+                <w:i/>
+                <w:iCs/>
+                <w:sz w:val="20"/>
+                <w:szCs w:val="20"/>
+              </w:rPr>
+            </w:pPr>
+          </w:p>
+        </w:tc>
+        <w:tc>
+          <w:tcPr>
+            <w:tcW w:w="1476" w:type="dxa"/>
           </w:tcPr>
           <w:p>
             <w:r>
@@ -6068,21 +7726,39 @@
       </w:tr>
       <w:tr>
         <w:trPr>
-          <w:jc w:val="center"/>
+          <w:trHeight w:val="300"/>
         </w:trPr>
         <w:tc>
           <w:tcPr>
-            <w:tcW w:w="1728" w:type="dxa"/>
-          </w:tcPr>
-          <w:p>
-            <w:r>
+            <w:tcW w:w="1980" w:type="dxa"/>
+          </w:tcPr>
+          <w:p>
+            <w:pPr>
+              <w:rPr>
+                <w:rFonts w:eastAsia="Times New Roman" w:cs="Times New Roman"/>
+              </w:rPr>
+            </w:pPr>
+            <w:r>
+              <w:rPr>
+                <w:rFonts w:ascii="Times New Roman" w:eastAsia="Times New Roman" w:hAnsi="Times New Roman" w:cs="Times New Roman"/>
+              </w:rPr>
               <w:t>Requirements/risks</w:t>
             </w:r>
           </w:p>
-        </w:tc>
-        <w:tc>
-          <w:tcPr>
-            <w:tcW w:w="1728" w:type="dxa"/>
+          <w:p>
+            <w:pPr>
+              <w:rPr>
+                <w:i/>
+                <w:iCs/>
+                <w:sz w:val="20"/>
+                <w:szCs w:val="20"/>
+              </w:rPr>
+            </w:pPr>
+          </w:p>
+        </w:tc>
+        <w:tc>
+          <w:tcPr>
+            <w:tcW w:w="1476" w:type="dxa"/>
           </w:tcPr>
           <w:p>
             <w:r>
@@ -6123,21 +7799,39 @@
       </w:tr>
       <w:tr>
         <w:trPr>
-          <w:jc w:val="center"/>
+          <w:trHeight w:val="300"/>
         </w:trPr>
         <w:tc>
           <w:tcPr>
-            <w:tcW w:w="1728" w:type="dxa"/>
-          </w:tcPr>
-          <w:p>
-            <w:r>
+            <w:tcW w:w="1980" w:type="dxa"/>
+          </w:tcPr>
+          <w:p>
+            <w:pPr>
+              <w:rPr>
+                <w:rFonts w:eastAsia="Times New Roman" w:cs="Times New Roman"/>
+              </w:rPr>
+            </w:pPr>
+            <w:r>
+              <w:rPr>
+                <w:rFonts w:ascii="Times New Roman" w:eastAsia="Times New Roman" w:hAnsi="Times New Roman" w:cs="Times New Roman"/>
+              </w:rPr>
               <w:t>Schedule/Gantt</w:t>
             </w:r>
           </w:p>
-        </w:tc>
-        <w:tc>
-          <w:tcPr>
-            <w:tcW w:w="1728" w:type="dxa"/>
+          <w:p>
+            <w:pPr>
+              <w:rPr>
+                <w:i/>
+                <w:iCs/>
+                <w:sz w:val="20"/>
+                <w:szCs w:val="20"/>
+              </w:rPr>
+            </w:pPr>
+          </w:p>
+        </w:tc>
+        <w:tc>
+          <w:tcPr>
+            <w:tcW w:w="1476" w:type="dxa"/>
           </w:tcPr>
           <w:p>
             <w:r>
@@ -6178,21 +7872,39 @@
       </w:tr>
       <w:tr>
         <w:trPr>
-          <w:jc w:val="center"/>
+          <w:trHeight w:val="300"/>
         </w:trPr>
         <w:tc>
           <w:tcPr>
-            <w:tcW w:w="1728" w:type="dxa"/>
-          </w:tcPr>
-          <w:p>
-            <w:r>
+            <w:tcW w:w="1980" w:type="dxa"/>
+          </w:tcPr>
+          <w:p>
+            <w:pPr>
+              <w:rPr>
+                <w:rFonts w:eastAsia="Times New Roman" w:cs="Times New Roman"/>
+              </w:rPr>
+            </w:pPr>
+            <w:r>
+              <w:rPr>
+                <w:rFonts w:ascii="Times New Roman" w:eastAsia="Times New Roman" w:hAnsi="Times New Roman" w:cs="Times New Roman"/>
+              </w:rPr>
               <w:t>Report compile</w:t>
             </w:r>
           </w:p>
-        </w:tc>
-        <w:tc>
-          <w:tcPr>
-            <w:tcW w:w="1728" w:type="dxa"/>
+          <w:p>
+            <w:pPr>
+              <w:rPr>
+                <w:i/>
+                <w:iCs/>
+                <w:sz w:val="20"/>
+                <w:szCs w:val="20"/>
+              </w:rPr>
+            </w:pPr>
+          </w:p>
+        </w:tc>
+        <w:tc>
+          <w:tcPr>
+            <w:tcW w:w="1476" w:type="dxa"/>
           </w:tcPr>
           <w:p>
             <w:r>
@@ -6251,11 +7963,30 @@
       </w:r>
     </w:p>
     <w:p>
-      <w:pPr>
-        <w:spacing w:after="120"/>
-      </w:pPr>
       <w:r>
-        <w:t>Figures 9–14 are screenshots from ProjectLibre (692_Agentic_AI_PdM_FIXED.pod). Figure 9 shows the resource Gantt chart with tasks assigned to each team member; red bars indicate critical-path tasks. Figures 10–13 show WBS diagrams for packages 1–4. Figure 14 shows the full WBS entry table.</w:t>
+        <w:t xml:space="preserve">Figures 9–14 below are the screenshots taken from </w:t>
+      </w:r>
+      <w:proofErr w:type="spellStart"/>
+      <w:r>
+        <w:t>ProjectLibre</w:t>
+      </w:r>
+      <w:proofErr w:type="spellEnd"/>
+      <w:r>
+        <w:t xml:space="preserve"> (69</w:t>
+      </w:r>
+      <w:r>
+        <w:t>1</w:t>
+      </w:r>
+      <w:r>
+        <w:t xml:space="preserve">_Agentic_AI_PdM_FIXED.pod). Figure 9 is the screenshot of the resource Gantt chart where tasks have been allotted to each team </w:t>
+      </w:r>
+      <w:proofErr w:type="gramStart"/>
+      <w:r>
+        <w:t>member</w:t>
+      </w:r>
+      <w:proofErr w:type="gramEnd"/>
+      <w:r>
+        <w:t xml:space="preserve"> and the red bars represent critical path tasks. Figures 10–13 are the WBS diagram of packages 1–4 respectively.</w:t>
       </w:r>
     </w:p>
     <w:p>
@@ -6263,6 +7994,7 @@
         <w:rPr>
           <w:noProof/>
         </w:rPr>
+        <w:lastRenderedPageBreak/>
         <w:drawing>
           <wp:inline distT="0" distB="0" distL="0" distR="0" wp14:anchorId="56F68CB9" wp14:editId="4B817198">
             <wp:extent cx="5943600" cy="3714750"/>
@@ -6318,7 +8050,6 @@
         <w:rPr>
           <w:noProof/>
         </w:rPr>
-        <w:lastRenderedPageBreak/>
         <w:drawing>
           <wp:inline distT="0" distB="0" distL="0" distR="0" wp14:anchorId="3FEFACA2" wp14:editId="68BEA993">
             <wp:extent cx="5669280" cy="1201916"/>
@@ -6429,6 +8160,7 @@
         <w:rPr>
           <w:noProof/>
         </w:rPr>
+        <w:lastRenderedPageBreak/>
         <w:drawing>
           <wp:inline distT="0" distB="0" distL="0" distR="0" wp14:anchorId="75797601" wp14:editId="4FB1058A">
             <wp:extent cx="5669280" cy="1179416"/>
@@ -6886,9 +8618,10 @@
     <w:p>
       <w:pPr>
         <w:spacing w:after="120"/>
+        <w:jc w:val="both"/>
       </w:pPr>
       <w:r>
-        <w:t>The client supplies the E32W platform, 37-in-1 sensor kit, and USB data/power cable. The team funds only minor prototyping accessories. Student labour (~400 h, 4 × ~100 h) and supervisor/client input are recorded as in-kind with zero direct cash cost.</w:t>
+        <w:t>Client contribution includes E32W board, 37-in-1 sensors and the USB cable. Team spends money only on some accessories needed for prototyping. Human contribution (approx. 400 hours, 4 times approx. 100 hours) is valued as in-kind with zero money value.</w:t>
       </w:r>
     </w:p>
     <w:tbl>
@@ -7009,11 +8742,11 @@
           </w:tcPr>
           <w:p>
             <w:r>
-              <w:t xml:space="preserve">STEMSEL E32W </w:t>
+              <w:t xml:space="preserve">STEMSEL </w:t>
             </w:r>
             <w:r>
               <w:lastRenderedPageBreak/>
-              <w:t>(ESP32)</w:t>
+              <w:t>E32W (ESP32)</w:t>
             </w:r>
           </w:p>
         </w:tc>
@@ -7054,7 +8787,11 @@
           </w:tcPr>
           <w:p>
             <w:r>
-              <w:t>Client-supplied [33]</w:t>
+              <w:t>Client-</w:t>
+            </w:r>
+            <w:r>
+              <w:lastRenderedPageBreak/>
+              <w:t>supplied [33]</w:t>
             </w:r>
           </w:p>
         </w:tc>
@@ -7069,6 +8806,7 @@
           </w:tcPr>
           <w:p>
             <w:r>
+              <w:lastRenderedPageBreak/>
               <w:t>Hardware</w:t>
             </w:r>
           </w:p>
@@ -8032,6 +9770,7 @@
         <w:rPr>
           <w:noProof/>
         </w:rPr>
+        <w:lastRenderedPageBreak/>
         <w:drawing>
           <wp:inline distT="0" distB="0" distL="0" distR="0" wp14:anchorId="3C59F0E6" wp14:editId="6F3BD55B">
             <wp:extent cx="5028316" cy="2280690"/>
@@ -8087,7 +9826,6 @@
           <w:i/>
           <w:sz w:val="20"/>
         </w:rPr>
-        <w:lastRenderedPageBreak/>
         <w:t>Figure 15. ProjectLibre WBS 5 cost table (minimum direct budget AUD 18.45).</w:t>
       </w:r>
     </w:p>
@@ -8232,40 +9970,49 @@
       <w:tblPr>
         <w:tblStyle w:val="TableGrid"/>
         <w:tblW w:w="0" w:type="auto"/>
-        <w:jc w:val="center"/>
-        <w:tblLook w:val="04A0" w:firstRow="1" w:lastRow="0" w:firstColumn="1" w:lastColumn="0" w:noHBand="0" w:noVBand="1"/>
+        <w:tblLook w:val="06A0" w:firstRow="1" w:lastRow="0" w:firstColumn="1" w:lastColumn="0" w:noHBand="1" w:noVBand="1"/>
       </w:tblPr>
       <w:tblGrid>
-        <w:gridCol w:w="2160"/>
-        <w:gridCol w:w="2160"/>
-        <w:gridCol w:w="2160"/>
-        <w:gridCol w:w="2160"/>
+        <w:gridCol w:w="810"/>
+        <w:gridCol w:w="3046"/>
+        <w:gridCol w:w="3795"/>
+        <w:gridCol w:w="989"/>
       </w:tblGrid>
       <w:tr>
         <w:trPr>
-          <w:jc w:val="center"/>
+          <w:trHeight w:val="300"/>
         </w:trPr>
         <w:tc>
           <w:tcPr>
-            <w:tcW w:w="2160" w:type="dxa"/>
-          </w:tcPr>
-          <w:p>
-            <w:r>
-              <w:rPr>
+            <w:tcW w:w="810" w:type="dxa"/>
+          </w:tcPr>
+          <w:p>
+            <w:pPr>
+              <w:rPr>
+                <w:rFonts w:eastAsia="Times New Roman" w:cs="Times New Roman"/>
+              </w:rPr>
+            </w:pPr>
+            <w:r>
+              <w:rPr>
+                <w:rFonts w:ascii="Times New Roman" w:eastAsia="Times New Roman" w:hAnsi="Times New Roman" w:cs="Times New Roman"/>
                 <w:b/>
+                <w:bCs/>
               </w:rPr>
               <w:t>ID</w:t>
             </w:r>
           </w:p>
-        </w:tc>
-        <w:tc>
-          <w:tcPr>
-            <w:tcW w:w="2160" w:type="dxa"/>
-          </w:tcPr>
-          <w:p>
-            <w:r>
-              <w:rPr>
+          <w:p/>
+        </w:tc>
+        <w:tc>
+          <w:tcPr>
+            <w:tcW w:w="3046" w:type="dxa"/>
+          </w:tcPr>
+          <w:p>
+            <w:r>
+              <w:rPr>
+                <w:rFonts w:ascii="Times New Roman" w:eastAsia="Times New Roman" w:hAnsi="Times New Roman" w:cs="Times New Roman"/>
                 <w:b/>
+                <w:bCs/>
               </w:rPr>
               <w:t>Risk</w:t>
             </w:r>
@@ -8273,12 +10020,14 @@
         </w:tc>
         <w:tc>
           <w:tcPr>
-            <w:tcW w:w="2160" w:type="dxa"/>
-          </w:tcPr>
-          <w:p>
-            <w:r>
-              <w:rPr>
+            <w:tcW w:w="3795" w:type="dxa"/>
+          </w:tcPr>
+          <w:p>
+            <w:r>
+              <w:rPr>
+                <w:rFonts w:ascii="Times New Roman" w:eastAsia="Times New Roman" w:hAnsi="Times New Roman" w:cs="Times New Roman"/>
                 <w:b/>
+                <w:bCs/>
               </w:rPr>
               <w:t>Mitigation</w:t>
             </w:r>
@@ -8286,12 +10035,14 @@
         </w:tc>
         <w:tc>
           <w:tcPr>
-            <w:tcW w:w="2160" w:type="dxa"/>
-          </w:tcPr>
-          <w:p>
-            <w:r>
-              <w:rPr>
+            <w:tcW w:w="989" w:type="dxa"/>
+          </w:tcPr>
+          <w:p>
+            <w:r>
+              <w:rPr>
+                <w:rFonts w:ascii="Times New Roman" w:eastAsia="Times New Roman" w:hAnsi="Times New Roman" w:cs="Times New Roman"/>
                 <w:b/>
+                <w:bCs/>
               </w:rPr>
               <w:t>Owner</w:t>
             </w:r>
@@ -8300,11 +10051,11 @@
       </w:tr>
       <w:tr>
         <w:trPr>
-          <w:jc w:val="center"/>
+          <w:trHeight w:val="300"/>
         </w:trPr>
         <w:tc>
           <w:tcPr>
-            <w:tcW w:w="2160" w:type="dxa"/>
+            <w:tcW w:w="810" w:type="dxa"/>
           </w:tcPr>
           <w:p>
             <w:r>
@@ -8314,42 +10065,63 @@
         </w:tc>
         <w:tc>
           <w:tcPr>
-            <w:tcW w:w="2160" w:type="dxa"/>
-          </w:tcPr>
-          <w:p>
-            <w:r>
+            <w:tcW w:w="3046" w:type="dxa"/>
+          </w:tcPr>
+          <w:p>
+            <w:pPr>
+              <w:rPr>
+                <w:rFonts w:eastAsia="Times New Roman" w:cs="Times New Roman"/>
+              </w:rPr>
+            </w:pPr>
+            <w:r>
+              <w:rPr>
+                <w:rFonts w:ascii="Times New Roman" w:eastAsia="Times New Roman" w:hAnsi="Times New Roman" w:cs="Times New Roman"/>
+              </w:rPr>
               <w:t>Insufficient degradation labels from team E32W lab data</w:t>
             </w:r>
           </w:p>
-        </w:tc>
-        <w:tc>
-          <w:tcPr>
-            <w:tcW w:w="2160" w:type="dxa"/>
-          </w:tcPr>
-          <w:p>
-            <w:r>
+          <w:p/>
+        </w:tc>
+        <w:tc>
+          <w:tcPr>
+            <w:tcW w:w="3795" w:type="dxa"/>
+          </w:tcPr>
+          <w:p>
+            <w:r>
+              <w:rPr>
+                <w:rFonts w:ascii="Times New Roman" w:eastAsia="Times New Roman" w:hAnsi="Times New Roman" w:cs="Times New Roman"/>
+              </w:rPr>
               <w:t>Use C-MAPSS/XJTU-SY benchmarks; induce controlled fault scenarios</w:t>
             </w:r>
           </w:p>
         </w:tc>
         <w:tc>
           <w:tcPr>
-            <w:tcW w:w="2160" w:type="dxa"/>
-          </w:tcPr>
-          <w:p>
-            <w:r>
+            <w:tcW w:w="989" w:type="dxa"/>
+          </w:tcPr>
+          <w:p>
+            <w:pPr>
+              <w:rPr>
+                <w:rFonts w:eastAsia="Times New Roman" w:cs="Times New Roman"/>
+              </w:rPr>
+            </w:pPr>
+            <w:r>
+              <w:rPr>
+                <w:rFonts w:ascii="Times New Roman" w:eastAsia="Times New Roman" w:hAnsi="Times New Roman" w:cs="Times New Roman"/>
+              </w:rPr>
               <w:t>Pavan</w:t>
             </w:r>
           </w:p>
+          <w:p/>
         </w:tc>
       </w:tr>
       <w:tr>
         <w:trPr>
-          <w:jc w:val="center"/>
+          <w:trHeight w:val="300"/>
         </w:trPr>
         <w:tc>
           <w:tcPr>
-            <w:tcW w:w="2160" w:type="dxa"/>
+            <w:tcW w:w="810" w:type="dxa"/>
           </w:tcPr>
           <w:p>
             <w:r>
@@ -8359,42 +10131,64 @@
         </w:tc>
         <w:tc>
           <w:tcPr>
-            <w:tcW w:w="2160" w:type="dxa"/>
-          </w:tcPr>
-          <w:p>
-            <w:r>
+            <w:tcW w:w="3046" w:type="dxa"/>
+          </w:tcPr>
+          <w:p>
+            <w:r>
+              <w:rPr>
+                <w:rFonts w:ascii="Times New Roman" w:eastAsia="Times New Roman" w:hAnsi="Times New Roman" w:cs="Times New Roman"/>
+              </w:rPr>
               <w:t>E32W hotspot/device connection failures (observed 17 Aug)</w:t>
             </w:r>
           </w:p>
         </w:tc>
         <w:tc>
           <w:tcPr>
-            <w:tcW w:w="2160" w:type="dxa"/>
-          </w:tcPr>
-          <w:p>
-            <w:r>
-              <w:t>Follow runlinc setup guide; test hotspot IP; escalate to client</w:t>
-            </w:r>
-          </w:p>
-        </w:tc>
-        <w:tc>
-          <w:tcPr>
-            <w:tcW w:w="2160" w:type="dxa"/>
-          </w:tcPr>
-          <w:p>
+            <w:tcW w:w="3795" w:type="dxa"/>
+          </w:tcPr>
+          <w:p>
+            <w:r>
+              <w:rPr>
+                <w:rFonts w:ascii="Times New Roman" w:eastAsia="Times New Roman" w:hAnsi="Times New Roman" w:cs="Times New Roman"/>
+              </w:rPr>
+              <w:t xml:space="preserve">Follow </w:t>
+            </w:r>
+            <w:proofErr w:type="spellStart"/>
+            <w:r>
+              <w:rPr>
+                <w:rFonts w:ascii="Times New Roman" w:eastAsia="Times New Roman" w:hAnsi="Times New Roman" w:cs="Times New Roman"/>
+              </w:rPr>
+              <w:t>runlinc</w:t>
+            </w:r>
+            <w:proofErr w:type="spellEnd"/>
+            <w:r>
+              <w:rPr>
+                <w:rFonts w:ascii="Times New Roman" w:eastAsia="Times New Roman" w:hAnsi="Times New Roman" w:cs="Times New Roman"/>
+              </w:rPr>
+              <w:t xml:space="preserve"> setup guide; test hotspot IP; escalate to client</w:t>
+            </w:r>
+          </w:p>
+        </w:tc>
+        <w:tc>
+          <w:tcPr>
+            <w:tcW w:w="989" w:type="dxa"/>
+          </w:tcPr>
+          <w:p>
+            <w:proofErr w:type="spellStart"/>
             <w:r>
               <w:t>Subala</w:t>
             </w:r>
+            <w:proofErr w:type="spellEnd"/>
           </w:p>
         </w:tc>
       </w:tr>
       <w:tr>
         <w:trPr>
-          <w:jc w:val="center"/>
+          <w:trHeight w:val="300"/>
         </w:trPr>
         <w:tc>
           <w:tcPr>
-            <w:tcW w:w="2160" w:type="dxa"/>
+            <w:tcW w:w="810" w:type="dxa"/>
           </w:tcPr>
           <w:p>
             <w:r>
@@ -8404,52 +10198,57 @@
         </w:tc>
         <w:tc>
           <w:tcPr>
-            <w:tcW w:w="2160" w:type="dxa"/>
-          </w:tcPr>
-          <w:p>
-            <w:r>
-              <w:t xml:space="preserve">Lab sensor data may not represent factory </w:t>
-            </w:r>
-            <w:r>
-              <w:lastRenderedPageBreak/>
-              <w:t>conditions</w:t>
-            </w:r>
-          </w:p>
-        </w:tc>
-        <w:tc>
-          <w:tcPr>
-            <w:tcW w:w="2160" w:type="dxa"/>
-          </w:tcPr>
-          <w:p>
-            <w:r>
-              <w:lastRenderedPageBreak/>
-              <w:t xml:space="preserve">Document test protocol; compare </w:t>
-            </w:r>
-            <w:r>
-              <w:lastRenderedPageBreak/>
-              <w:t>with published ESP32 studies [7, 8]</w:t>
-            </w:r>
-          </w:p>
-        </w:tc>
-        <w:tc>
-          <w:tcPr>
-            <w:tcW w:w="2160" w:type="dxa"/>
-          </w:tcPr>
-          <w:p>
-            <w:r>
-              <w:lastRenderedPageBreak/>
+            <w:tcW w:w="3046" w:type="dxa"/>
+          </w:tcPr>
+          <w:p>
+            <w:r>
+              <w:rPr>
+                <w:rFonts w:ascii="Times New Roman" w:eastAsia="Times New Roman" w:hAnsi="Times New Roman" w:cs="Times New Roman"/>
+              </w:rPr>
+              <w:t>Lab sensor data may not represent factory conditions</w:t>
+            </w:r>
+          </w:p>
+        </w:tc>
+        <w:tc>
+          <w:tcPr>
+            <w:tcW w:w="3795" w:type="dxa"/>
+          </w:tcPr>
+          <w:p>
+            <w:r>
+              <w:rPr>
+                <w:rFonts w:ascii="Times New Roman" w:eastAsia="Times New Roman" w:hAnsi="Times New Roman" w:cs="Times New Roman"/>
+              </w:rPr>
+              <w:t>Document test protocol; compare with published ESP32 studies [7, 8]</w:t>
+            </w:r>
+          </w:p>
+        </w:tc>
+        <w:tc>
+          <w:tcPr>
+            <w:tcW w:w="989" w:type="dxa"/>
+          </w:tcPr>
+          <w:p>
+            <w:pPr>
+              <w:rPr>
+                <w:rFonts w:eastAsia="Times New Roman" w:cs="Times New Roman"/>
+              </w:rPr>
+            </w:pPr>
+            <w:r>
+              <w:rPr>
+                <w:rFonts w:ascii="Times New Roman" w:eastAsia="Times New Roman" w:hAnsi="Times New Roman" w:cs="Times New Roman"/>
+              </w:rPr>
               <w:t>Asmita</w:t>
             </w:r>
           </w:p>
+          <w:p/>
         </w:tc>
       </w:tr>
       <w:tr>
         <w:trPr>
-          <w:jc w:val="center"/>
+          <w:trHeight w:val="300"/>
         </w:trPr>
         <w:tc>
           <w:tcPr>
-            <w:tcW w:w="2160" w:type="dxa"/>
+            <w:tcW w:w="810" w:type="dxa"/>
           </w:tcPr>
           <w:p>
             <w:r>
@@ -8459,42 +10258,73 @@
         </w:tc>
         <w:tc>
           <w:tcPr>
-            <w:tcW w:w="2160" w:type="dxa"/>
-          </w:tcPr>
-          <w:p>
-            <w:r>
+            <w:tcW w:w="3046" w:type="dxa"/>
+          </w:tcPr>
+          <w:p>
+            <w:pPr>
+              <w:rPr>
+                <w:rFonts w:eastAsia="Times New Roman" w:cs="Times New Roman"/>
+              </w:rPr>
+            </w:pPr>
+            <w:r>
+              <w:rPr>
+                <w:rFonts w:ascii="Times New Roman" w:eastAsia="Times New Roman" w:hAnsi="Times New Roman" w:cs="Times New Roman"/>
+              </w:rPr>
               <w:t>FFT exceeds ESP32 SRAM budget</w:t>
             </w:r>
           </w:p>
-        </w:tc>
-        <w:tc>
-          <w:tcPr>
-            <w:tcW w:w="2160" w:type="dxa"/>
-          </w:tcPr>
-          <w:p>
-            <w:r>
-              <w:t>Optimised FFT; fewer frequency bands; window size tuning</w:t>
-            </w:r>
-          </w:p>
-        </w:tc>
-        <w:tc>
-          <w:tcPr>
-            <w:tcW w:w="2160" w:type="dxa"/>
-          </w:tcPr>
-          <w:p>
-            <w:r>
+          <w:p/>
+        </w:tc>
+        <w:tc>
+          <w:tcPr>
+            <w:tcW w:w="3795" w:type="dxa"/>
+          </w:tcPr>
+          <w:p>
+            <w:proofErr w:type="spellStart"/>
+            <w:r>
+              <w:rPr>
+                <w:rFonts w:ascii="Times New Roman" w:eastAsia="Times New Roman" w:hAnsi="Times New Roman" w:cs="Times New Roman"/>
+              </w:rPr>
+              <w:t>Optimised</w:t>
+            </w:r>
+            <w:proofErr w:type="spellEnd"/>
+            <w:r>
+              <w:rPr>
+                <w:rFonts w:ascii="Times New Roman" w:eastAsia="Times New Roman" w:hAnsi="Times New Roman" w:cs="Times New Roman"/>
+              </w:rPr>
+              <w:t xml:space="preserve"> FFT; fewer frequency bands; window size tuning</w:t>
+            </w:r>
+          </w:p>
+        </w:tc>
+        <w:tc>
+          <w:tcPr>
+            <w:tcW w:w="989" w:type="dxa"/>
+          </w:tcPr>
+          <w:p>
+            <w:pPr>
+              <w:rPr>
+                <w:rFonts w:eastAsia="Times New Roman" w:cs="Times New Roman"/>
+              </w:rPr>
+            </w:pPr>
+            <w:proofErr w:type="spellStart"/>
+            <w:r>
+              <w:rPr>
+                <w:rFonts w:ascii="Times New Roman" w:eastAsia="Times New Roman" w:hAnsi="Times New Roman" w:cs="Times New Roman"/>
+              </w:rPr>
               <w:t>Subala</w:t>
             </w:r>
-          </w:p>
+            <w:proofErr w:type="spellEnd"/>
+          </w:p>
+          <w:p/>
         </w:tc>
       </w:tr>
       <w:tr>
         <w:trPr>
-          <w:jc w:val="center"/>
+          <w:trHeight w:val="300"/>
         </w:trPr>
         <w:tc>
           <w:tcPr>
-            <w:tcW w:w="2160" w:type="dxa"/>
+            <w:tcW w:w="810" w:type="dxa"/>
           </w:tcPr>
           <w:p>
             <w:r>
@@ -8504,30 +10334,45 @@
         </w:tc>
         <w:tc>
           <w:tcPr>
-            <w:tcW w:w="2160" w:type="dxa"/>
-          </w:tcPr>
-          <w:p>
-            <w:r>
+            <w:tcW w:w="3046" w:type="dxa"/>
+          </w:tcPr>
+          <w:p>
+            <w:pPr>
+              <w:rPr>
+                <w:rFonts w:eastAsia="Times New Roman" w:cs="Times New Roman"/>
+              </w:rPr>
+            </w:pPr>
+            <w:r>
+              <w:rPr>
+                <w:rFonts w:ascii="Times New Roman" w:eastAsia="Times New Roman" w:hAnsi="Times New Roman" w:cs="Times New Roman"/>
+              </w:rPr>
               <w:t>MQTT/agent pipeline unavailable during demo</w:t>
             </w:r>
           </w:p>
-        </w:tc>
-        <w:tc>
-          <w:tcPr>
-            <w:tcW w:w="2160" w:type="dxa"/>
-          </w:tcPr>
-          <w:p>
-            <w:r>
+          <w:p/>
+        </w:tc>
+        <w:tc>
+          <w:tcPr>
+            <w:tcW w:w="3795" w:type="dxa"/>
+          </w:tcPr>
+          <w:p>
+            <w:r>
+              <w:rPr>
+                <w:rFonts w:ascii="Times New Roman" w:eastAsia="Times New Roman" w:hAnsi="Times New Roman" w:cs="Times New Roman"/>
+              </w:rPr>
               <w:t>Replay harness; local reflex alarm continues independently</w:t>
             </w:r>
           </w:p>
         </w:tc>
         <w:tc>
           <w:tcPr>
-            <w:tcW w:w="2160" w:type="dxa"/>
-          </w:tcPr>
-          <w:p>
-            <w:r>
+            <w:tcW w:w="989" w:type="dxa"/>
+          </w:tcPr>
+          <w:p>
+            <w:r>
+              <w:rPr>
+                <w:rFonts w:ascii="Times New Roman" w:eastAsia="Times New Roman" w:hAnsi="Times New Roman" w:cs="Times New Roman"/>
+              </w:rPr>
               <w:t>Amit</w:t>
             </w:r>
           </w:p>
@@ -8535,11 +10380,11 @@
       </w:tr>
       <w:tr>
         <w:trPr>
-          <w:jc w:val="center"/>
+          <w:trHeight w:val="300"/>
         </w:trPr>
         <w:tc>
           <w:tcPr>
-            <w:tcW w:w="2160" w:type="dxa"/>
+            <w:tcW w:w="810" w:type="dxa"/>
           </w:tcPr>
           <w:p>
             <w:r>
@@ -8549,43 +10394,63 @@
         </w:tc>
         <w:tc>
           <w:tcPr>
-            <w:tcW w:w="2160" w:type="dxa"/>
-          </w:tcPr>
-          <w:p>
-            <w:r>
+            <w:tcW w:w="3046" w:type="dxa"/>
+          </w:tcPr>
+          <w:p>
+            <w:pPr>
+              <w:rPr>
+                <w:rFonts w:eastAsia="Times New Roman" w:cs="Times New Roman"/>
+              </w:rPr>
+            </w:pPr>
+            <w:r>
+              <w:rPr>
+                <w:rFonts w:ascii="Times New Roman" w:eastAsia="Times New Roman" w:hAnsi="Times New Roman" w:cs="Times New Roman"/>
+              </w:rPr>
               <w:t>Agent inconsistency or invalid tool calls</w:t>
             </w:r>
           </w:p>
-        </w:tc>
-        <w:tc>
-          <w:tcPr>
-            <w:tcW w:w="2160" w:type="dxa"/>
-          </w:tcPr>
-          <w:p>
-            <w:r>
+          <w:p/>
+        </w:tc>
+        <w:tc>
+          <w:tcPr>
+            <w:tcW w:w="3795" w:type="dxa"/>
+          </w:tcPr>
+          <w:p>
+            <w:pPr>
+              <w:rPr>
+                <w:rFonts w:eastAsia="Times New Roman" w:cs="Times New Roman"/>
+              </w:rPr>
+            </w:pPr>
+            <w:r>
+              <w:rPr>
+                <w:rFonts w:ascii="Times New Roman" w:eastAsia="Times New Roman" w:hAnsi="Times New Roman" w:cs="Times New Roman"/>
+              </w:rPr>
               <w:t>JSON schema validation; 30-scenario test suite; human review flag</w:t>
             </w:r>
           </w:p>
-        </w:tc>
-        <w:tc>
-          <w:tcPr>
-            <w:tcW w:w="2160" w:type="dxa"/>
-          </w:tcPr>
-          <w:p>
-            <w:r>
+          <w:p/>
+        </w:tc>
+        <w:tc>
+          <w:tcPr>
+            <w:tcW w:w="989" w:type="dxa"/>
+          </w:tcPr>
+          <w:p>
+            <w:r>
+              <w:rPr>
+                <w:rFonts w:ascii="Times New Roman" w:eastAsia="Times New Roman" w:hAnsi="Times New Roman" w:cs="Times New Roman"/>
+              </w:rPr>
               <w:t>Amit</w:t>
             </w:r>
           </w:p>
         </w:tc>
       </w:tr>
     </w:tbl>
-    <w:p/>
     <w:p>
       <w:pPr>
         <w:spacing w:after="120"/>
       </w:pPr>
       <w:r>
-        <w:t>Limitations: team lab data on E32W may not fully represent factory operating conditions; ESP32 memory limits FFT; agent latency unsuitable for safety alarms; ERP simulated; primary data depends on team-led lab collection schedule.</w:t>
+        <w:t>Limitations: E32W data obtained in the team lab might not be entirely representative of the operational conditions in the factory [19]; ESP32 memory constraints FFT [30], [34], [40]; agent delay inappropriate [15], [31] for safety alerts; ERP model is simulated; primary data relies on team lab schedules [7], [37].</w:t>
       </w:r>
     </w:p>
     <w:p>
@@ -8599,16 +10464,30 @@
     <w:p>
       <w:pPr>
         <w:spacing w:after="120"/>
+        <w:jc w:val="both"/>
       </w:pPr>
       <w:r>
-        <w:t>This Assignment 2 report responds directly to Assignment 1b feedback: project-specific introduction, corrected and aligned RQs/objectives, critical literature synthesis, documented client engagement (meetings 10, 17, 24 August 2026), and team hardware data collection scope. The four-layer architecture (Figure 1) separates millisecond reflex alarms from agentic reasoning. Next steps: complete sensor wiring, live MQTT streaming, RUL baseline, and agent integration in MDA692.</w:t>
+        <w:t>Assignment 2 Report is in direct response to the feedback received from Assignment 1b: Project-specific introduction, revised RQs/ objectives alignment, synthesized literature review, engagement with the client [33] (10th, 17th, 24th August, 2026), and scope of hardware data acquisition in the team. Four-tier architecture (Figure 1 below) distinguishes millisecond reflex-based alarms [29] from agent reasoning [11], [13]. Next tasks will be wiring of sensors, live MQTT streams [22], baseline RUL [2], [4] and agent inclusion in MDA692.</w:t>
       </w:r>
     </w:p>
     <w:p>
       <w:pPr>
         <w:pStyle w:val="Heading1"/>
       </w:pPr>
+    </w:p>
+    <w:p>
+      <w:pPr>
+        <w:pStyle w:val="Heading1"/>
+      </w:pPr>
+    </w:p>
+    <w:p/>
+    <w:p/>
+    <w:p>
+      <w:pPr>
+        <w:pStyle w:val="Heading1"/>
+      </w:pPr>
       <w:r>
+        <w:lastRenderedPageBreak/>
         <w:t>11. References</w:t>
       </w:r>
     </w:p>
@@ -8618,11 +10497,19 @@
       </w:pPr>
       <w:r>
         <w:t>[1]</w:t>
+        <w:tab/>
+        <w:t xml:space="preserve">T. Zonta, C. A. da Costa, R. da Rosa Righi, M. J. de Lima, E. S. da Trindade, and G. P. Li, “Predictive maintenance in the Industry 4.0: A systematic literature review,” Computers &amp; Industrial Engineering, vol. 150, art. no. 106889, Dec. 2020, doi: 10.1016/j.cie.2020.106889. </w:t>
       </w:r>
-      <w:r>
-        <w:tab/>
-        <w:t>T. Zonta, C. A. da Costa, R. da Rosa Righi, M. J. de Lima, E. S. da Trindade, and G. P. Li, “Predictive maintenance in the Industry 4.0: A systematic literature review,” Computers &amp; Industrial Engineering, vol. 150, art. no. 106889, Dec. 2020, doi: 10.1016/j.cie.2020.106889.</w:t>
-      </w:r>
+      <w:hyperlink r:id="rId26">
+        <w:r>
+          <w:rPr>
+            <w:rStyle w:val="Hyperlink"/>
+            <w:color w:val="0563C1"/>
+            <w:u w:val="single"/>
+          </w:rPr>
+          <w:t>https://doi.org/10.1016/j.cie.2020.106889</w:t>
+        </w:r>
+      </w:hyperlink>
     </w:p>
     <w:p>
       <w:pPr>
@@ -8630,11 +10517,19 @@
       </w:pPr>
       <w:r>
         <w:t>[2]</w:t>
+        <w:tab/>
+        <w:t xml:space="preserve">F. Wu, Q. Wu, Y. Tan, and X. Xu, “Remaining useful life prediction based on deep learning: A survey,” Sensors, vol. 24, no. 11, art. no. 3454, May 2024, doi: 10.3390/s24113454. </w:t>
       </w:r>
-      <w:r>
-        <w:tab/>
-        <w:t>F. Wu, Q. Wu, Y. Tan, and X. Xu, “Remaining useful life prediction based on deep learning: A survey,” Sensors, vol. 24, no. 11, art. no. 3454, May 2024, doi: 10.3390/s24113454.</w:t>
-      </w:r>
+      <w:hyperlink r:id="rId27">
+        <w:r>
+          <w:rPr>
+            <w:rStyle w:val="Hyperlink"/>
+            <w:color w:val="0563C1"/>
+            <w:u w:val="single"/>
+          </w:rPr>
+          <w:t>https://doi.org/10.3390/s24113454</w:t>
+        </w:r>
+      </w:hyperlink>
     </w:p>
     <w:p>
       <w:pPr>
@@ -8642,11 +10537,19 @@
       </w:pPr>
       <w:r>
         <w:t>[3]</w:t>
+        <w:tab/>
+        <w:t xml:space="preserve">A. Saxena, K. Goebel, D. Simon, and N. Eklund, “Damage propagation modeling for aircraft engine run-to-failure simulation,” in Proc. Int. Conf. Prognostics and Health Management (PHM), Denver, CO, USA, Oct. 2008, pp. 1–9, doi: 10.1109/PHM.2008.4711414. </w:t>
       </w:r>
-      <w:r>
-        <w:tab/>
-        <w:t>A. Saxena, K. Goebel, D. Simon, and N. Eklund, “Damage propagation modeling for aircraft engine run-to-failure simulation,” in Proc. Int. Conf. Prognostics and Health Management (PHM), Denver, CO, USA, Oct. 2008, pp. 1–9, doi: 10.1109/PHM.2008.4711414.</w:t>
-      </w:r>
+      <w:hyperlink r:id="rId28">
+        <w:r>
+          <w:rPr>
+            <w:rStyle w:val="Hyperlink"/>
+            <w:color w:val="0563C1"/>
+            <w:u w:val="single"/>
+          </w:rPr>
+          <w:t>https://doi.org/10.1109/PHM.2008.4711414</w:t>
+        </w:r>
+      </w:hyperlink>
     </w:p>
     <w:p>
       <w:pPr>
@@ -8654,24 +10557,39 @@
       </w:pPr>
       <w:r>
         <w:t>[4]</w:t>
+        <w:tab/>
+        <w:t xml:space="preserve">S. Zheng, K. Ristovski, A. Farahat, and C. Gupta, “Long short-term memory network for remaining useful life estimation,” in Proc. IEEE Int. Conf. Prognostics and Health Management (ICPHM), Dallas, TX, USA, Jun. 2017, pp. 88–95, doi: 10.1109/ICPHM.2017.7998311. </w:t>
       </w:r>
-      <w:r>
-        <w:tab/>
-        <w:t>S. Zheng, K. Ristovski, A. Farahat, and C. Gupta, “Long short-term memory network for remaining useful life estimation,” in Proc. IEEE Int. Conf. Prognostics and Health Management (ICPHM), Dallas, TX, USA, Jun. 2017, pp. 88–95, doi: 10.1109/ICPHM.2017.7998311.</w:t>
-      </w:r>
+      <w:hyperlink r:id="rId29">
+        <w:r>
+          <w:rPr>
+            <w:rStyle w:val="Hyperlink"/>
+            <w:color w:val="0563C1"/>
+            <w:u w:val="single"/>
+          </w:rPr>
+          <w:t>https://doi.org/10.1109/ICPHM.2017.7998311</w:t>
+        </w:r>
+      </w:hyperlink>
     </w:p>
     <w:p>
       <w:pPr>
         <w:ind w:left="720" w:hanging="720"/>
       </w:pPr>
       <w:r>
-        <w:lastRenderedPageBreak/>
         <w:t>[5]</w:t>
+        <w:tab/>
+        <w:t xml:space="preserve">B. Wang, Y. Lei, N. Li, and N. Li, “A hybrid prognostics approach for estimating remaining useful life of rolling element bearings,” IEEE Transactions on Reliability, vol. 69, no. 1, pp. 401–412, Mar. 2020, doi: 10.1109/TR.2018.2882682. </w:t>
       </w:r>
-      <w:r>
-        <w:tab/>
-        <w:t>B. Wang, Y. Lei, N. Li, and N. Li, “A hybrid prognostics approach for estimating remaining useful life of rolling element bearings,” IEEE Transactions on Reliability, vol. 69, no. 1, pp. 401–412, Mar. 2020, doi: 10.1109/TR.2018.2882682.</w:t>
-      </w:r>
+      <w:hyperlink r:id="rId30">
+        <w:r>
+          <w:rPr>
+            <w:rStyle w:val="Hyperlink"/>
+            <w:color w:val="0563C1"/>
+            <w:u w:val="single"/>
+          </w:rPr>
+          <w:t>https://doi.org/10.1109/TR.2018.2882682</w:t>
+        </w:r>
+      </w:hyperlink>
     </w:p>
     <w:p>
       <w:pPr>
@@ -8679,11 +10597,19 @@
       </w:pPr>
       <w:r>
         <w:t>[6]</w:t>
+        <w:tab/>
+        <w:t xml:space="preserve">W. A. Smith and R. B. Randall, “Rolling element bearing diagnostics using the Case Western Reserve University data: A benchmark study,” Mechanical Systems and Signal Processing, vol. 64–65, pp. 100–131, Dec. 2015, doi: 10.1016/j.ymssp.2015.04.021. </w:t>
       </w:r>
-      <w:r>
-        <w:tab/>
-        <w:t>W. A. Smith and R. B. Randall, “Rolling element bearing diagnostics using the Case Western Reserve University data: A benchmark study,” Mechanical Systems and Signal Processing, vol. 64–65, pp. 100–131, Dec. 2015, doi: 10.1016/j.ymssp.2015.04.021.</w:t>
-      </w:r>
+      <w:hyperlink r:id="rId31">
+        <w:r>
+          <w:rPr>
+            <w:rStyle w:val="Hyperlink"/>
+            <w:color w:val="0563C1"/>
+            <w:u w:val="single"/>
+          </w:rPr>
+          <w:t>https://doi.org/10.1016/j.ymssp.2015.04.021</w:t>
+        </w:r>
+      </w:hyperlink>
     </w:p>
     <w:p>
       <w:pPr>
@@ -8691,11 +10617,19 @@
       </w:pPr>
       <w:r>
         <w:t>[7]</w:t>
+        <w:tab/>
+        <w:t xml:space="preserve">P. Kolok, M. Hodoň, P. Ševčík, L. Hotz, and N. Remy, “Low-cost IoT-based predictive maintenance using vibration,” Sensors, vol. 25, no. 21, art. no. 6610, Oct. 2025, doi: 10.3390/s25216610. </w:t>
       </w:r>
-      <w:r>
-        <w:tab/>
-        <w:t>P. Kolok, M. Hodoň, P. Ševčík, L. Hotz, and N. Remy, “Low-cost IoT-based predictive maintenance using vibration,” Sensors, vol. 25, no. 21, art. no. 6610, Oct. 2025, doi: 10.3390/s25216610.</w:t>
-      </w:r>
+      <w:hyperlink r:id="rId32">
+        <w:r>
+          <w:rPr>
+            <w:rStyle w:val="Hyperlink"/>
+            <w:color w:val="0563C1"/>
+            <w:u w:val="single"/>
+          </w:rPr>
+          <w:t>https://doi.org/10.3390/s25216610</w:t>
+        </w:r>
+      </w:hyperlink>
     </w:p>
     <w:p>
       <w:pPr>
@@ -8703,11 +10637,19 @@
       </w:pPr>
       <w:r>
         <w:t>[8]</w:t>
+        <w:tab/>
+        <w:t xml:space="preserve">S. Brito, G. Azinheira, J. Semião, N. Sousa, and S. P. Litrán, “Non-intrusive low-cost IoT-based hardware system for sustainable predictive maintenance of industrial pump systems,” Electronics, vol. 14, no. 14, art. no. 2913, Jul. 2025, doi: 10.3390/electronics14142913. </w:t>
       </w:r>
-      <w:r>
-        <w:tab/>
-        <w:t>S. Brito, G. Azinheira, J. Semião, N. Sousa, and S. P. Litrán, “Non-intrusive low-cost IoT-based hardware system for sustainable predictive maintenance of industrial pump systems,” Electronics, vol. 14, no. 14, art. no. 2913, Jul. 2025, doi: 10.3390/electronics14142913.</w:t>
-      </w:r>
+      <w:hyperlink r:id="rId33">
+        <w:r>
+          <w:rPr>
+            <w:rStyle w:val="Hyperlink"/>
+            <w:color w:val="0563C1"/>
+            <w:u w:val="single"/>
+          </w:rPr>
+          <w:t>https://doi.org/10.3390/electronics14142913</w:t>
+        </w:r>
+      </w:hyperlink>
     </w:p>
     <w:p>
       <w:pPr>
@@ -8715,11 +10657,19 @@
       </w:pPr>
       <w:r>
         <w:t>[9]</w:t>
+        <w:tab/>
+        <w:t xml:space="preserve">J. Jeleńska, U. Jachymczyk, P. Knap, and M. Wiszniewski, “Design and validation of low-cost MEMS sensor networks for AI-based predictive maintenance in Industry 4.0,” in Proc. IEEE Int. Conf. Metrology for eXtended Reality, Artificial Intelligence and Neural Engineering (MetroXRAINE), 2025, doi: 10.1109/MetroXRAINE66377.2025.11340048. </w:t>
       </w:r>
-      <w:r>
-        <w:tab/>
-        <w:t>J. Jeleńska, U. Jachymczyk, P. Knap, and M. Wiszniewski, “Design and validation of low-cost MEMS sensor networks for AI-based predictive maintenance in Industry 4.0,” in Proc. IEEE Int. Conf. Metrology for eXtended Reality, Artificial Intelligence and Neural Engineering (MetroXRAINE), 2025, doi: 10.1109/MetroXRAINE66377.2025.11340048.</w:t>
-      </w:r>
+      <w:hyperlink r:id="rId34">
+        <w:r>
+          <w:rPr>
+            <w:rStyle w:val="Hyperlink"/>
+            <w:color w:val="0563C1"/>
+            <w:u w:val="single"/>
+          </w:rPr>
+          <w:t>https://doi.org/10.1109/MetroXRAINE66377.2025.11340048</w:t>
+        </w:r>
+      </w:hyperlink>
     </w:p>
     <w:p>
       <w:pPr>
@@ -8727,11 +10677,19 @@
       </w:pPr>
       <w:r>
         <w:t>[10]</w:t>
+        <w:tab/>
+        <w:t xml:space="preserve">C. Banbury, V. J. Reddi, P. Torelli, J. Holleman, N. Jeffries, C. Kiraly, P. Montino, D. Kanter, S. Ahmed, D. Pau, et al., “MLPerf Tiny benchmark,” in Proc. Neural Information Processing Systems Track on Datasets and Benchmarks, 2021. [Online]. Available: </w:t>
       </w:r>
-      <w:r>
-        <w:tab/>
-        <w:t>C. Banbury, V. J. Reddi, P. Torelli, J. Holleman, N. Jeffries, C. Kiraly, P. Montino, D. Kanter, S. Ahmed, D. Pau, et al., “MLPerf Tiny benchmark,” in Proc. Neural Information Processing Systems Track on Datasets and Benchmarks, 2021. [Online]. Available: https://arxiv.org/abs/2106.07597</w:t>
-      </w:r>
+      <w:hyperlink r:id="rId35">
+        <w:r>
+          <w:rPr>
+            <w:rStyle w:val="Hyperlink"/>
+            <w:color w:val="0563C1"/>
+            <w:u w:val="single"/>
+          </w:rPr>
+          <w:t>https://arxiv.org/abs/2106.07597</w:t>
+        </w:r>
+      </w:hyperlink>
     </w:p>
     <w:p>
       <w:pPr>
@@ -8739,11 +10697,19 @@
       </w:pPr>
       <w:r>
         <w:t>[11]</w:t>
+        <w:tab/>
+        <w:t xml:space="preserve">S. Yao, J. Zhao, D. Yu, N. Du, I. Shafran, K. Narasimhan, and Y. Cao, “ReAct: Synergizing reasoning and acting in language models,” in Proc. 11th Int. Conf. Learning Representations (ICLR), Kigali, Rwanda, May 2023. [Online]. Available: </w:t>
       </w:r>
-      <w:r>
-        <w:tab/>
-        <w:t>S. Yao, J. Zhao, D. Yu, N. Du, I. Shafran, K. Narasimhan, and Y. Cao, “ReAct: Synergizing reasoning and acting in language models,” in Proc. 11th Int. Conf. Learning Representations (ICLR), Kigali, Rwanda, May 2023. [Online]. Available: https://arxiv.org/abs/2210.03629</w:t>
-      </w:r>
+      <w:hyperlink r:id="rId36">
+        <w:r>
+          <w:rPr>
+            <w:rStyle w:val="Hyperlink"/>
+            <w:color w:val="0563C1"/>
+            <w:u w:val="single"/>
+          </w:rPr>
+          <w:t>https://arxiv.org/abs/2210.03629</w:t>
+        </w:r>
+      </w:hyperlink>
     </w:p>
     <w:p>
       <w:pPr>
@@ -8751,11 +10717,19 @@
       </w:pPr>
       <w:r>
         <w:t>[12]</w:t>
+        <w:tab/>
+        <w:t xml:space="preserve">T. Schick, J. Dwivedi-Yu, R. Dessì, R. Raileanu, M. Lomeli, L. Zettlemoyer, N. Cancedda, and T. Scialom, “Toolformer: Language models can teach themselves to use tools,” in Proc. 37th Conf. Neural Information Processing Systems (NeurIPS), New Orleans, LA, USA, Dec. 2023. </w:t>
       </w:r>
-      <w:r>
-        <w:tab/>
-        <w:t>T. Schick, J. Dwivedi-Yu, R. Dessì, R. Raileanu, M. Lomeli, L. Zettlemoyer, N. Cancedda, and T. Scialom, “Toolformer: Language models can teach themselves to use tools,” in Proc. 37th Conf. Neural Information Processing Systems (NeurIPS), New Orleans, LA, USA, Dec. 2023.</w:t>
-      </w:r>
+      <w:hyperlink r:id="rId37">
+        <w:r>
+          <w:rPr>
+            <w:rStyle w:val="Hyperlink"/>
+            <w:color w:val="0563C1"/>
+            <w:u w:val="single"/>
+          </w:rPr>
+          <w:t>https://arxiv.org/abs/2302.04761</w:t>
+        </w:r>
+      </w:hyperlink>
     </w:p>
     <w:p>
       <w:pPr>
@@ -8763,11 +10737,19 @@
       </w:pPr>
       <w:r>
         <w:t>[13]</w:t>
+        <w:tab/>
+        <w:t xml:space="preserve">J. T. Rayfield, S. Lin, N. Zhou, and D. C. Patel, “ReAct meets industrial IoT: Language agents for data access,” in Proc. 2025 Conf. Empirical Methods in Natural Language Processing: Industry Track, Suzhou, China, Nov. 2025, pp. 364–382, doi: 10.18653/v1/2025.emnlp-industry.24. </w:t>
       </w:r>
-      <w:r>
-        <w:tab/>
-        <w:t>J. T. Rayfield, S. Lin, N. Zhou, and D. C. Patel, “ReAct meets industrial IoT: Language agents for data access,” in Proc. 2025 Conf. Empirical Methods in Natural Language Processing: Industry Track, Suzhou, China, Nov. 2025, pp. 364–382, doi: 10.18653/v1/2025.emnlp-industry.24.</w:t>
-      </w:r>
+      <w:hyperlink r:id="rId38">
+        <w:r>
+          <w:rPr>
+            <w:rStyle w:val="Hyperlink"/>
+            <w:color w:val="0563C1"/>
+            <w:u w:val="single"/>
+          </w:rPr>
+          <w:t>https://doi.org/10.18653/v1/2025.emnlp-industry.24</w:t>
+        </w:r>
+      </w:hyperlink>
     </w:p>
     <w:p>
       <w:pPr>
@@ -8775,11 +10757,19 @@
       </w:pPr>
       <w:r>
         <w:t>[14]</w:t>
+        <w:tab/>
+        <w:t xml:space="preserve">N. Zhou, D. Patel, and A. Bhattacharyya, “Deployed AI agents for industrial asset management: CodeReAct framework for event analysis and work order automation,” in Proc. AAAI Conf. Artificial Intelligence, 2026, doi: 10.1609/aaai.v40i47.41453. </w:t>
       </w:r>
-      <w:r>
-        <w:tab/>
-        <w:t>N. Zhou, D. Patel, and A. Bhattacharyya, “Deployed AI agents for industrial asset management: CodeReAct framework for event analysis and work order automation,” in Proc. AAAI Conf. Artificial Intelligence, 2026, doi: 10.1609/aaai.v40i47.41453.</w:t>
-      </w:r>
+      <w:hyperlink r:id="rId39">
+        <w:r>
+          <w:rPr>
+            <w:rStyle w:val="Hyperlink"/>
+            <w:color w:val="0563C1"/>
+            <w:u w:val="single"/>
+          </w:rPr>
+          <w:t>https://doi.org/10.1609/aaai.v40i47.41453</w:t>
+        </w:r>
+      </w:hyperlink>
     </w:p>
     <w:p>
       <w:pPr>
@@ -8787,15 +10777,19 @@
       </w:pPr>
       <w:r>
         <w:t>[15]</w:t>
+        <w:tab/>
+        <w:t xml:space="preserve">L. Huang, W. Yu, W. Ma, W. Zhong, Z. Feng, H. Wang, Q. Chen, W. Peng, X. Feng, B. Qin, et al., “A survey on hallucination in large language models: Principles, taxonomy, challenges, and open questions,” ACM Transactions on Information Systems, vol. 43, no. 2, pp. 1–55, 2025, doi: 10.1145/3703155. </w:t>
       </w:r>
-      <w:r>
-        <w:tab/>
-        <w:t xml:space="preserve">L. Huang, W. Yu, W. Ma, W. Zhong, Z. Feng, H. Wang, Q. Chen, W. Peng, X. Feng, B. Qin, et al., “A survey on hallucination in large language models: Principles, taxonomy, </w:t>
-      </w:r>
-      <w:r>
-        <w:lastRenderedPageBreak/>
-        <w:t>challenges, and open questions,” ACM Transactions on Information Systems, vol. 43, no. 2, pp. 1–55, 2025, doi: 10.1145/3703155.</w:t>
-      </w:r>
+      <w:hyperlink r:id="rId40">
+        <w:r>
+          <w:rPr>
+            <w:rStyle w:val="Hyperlink"/>
+            <w:color w:val="0563C1"/>
+            <w:u w:val="single"/>
+          </w:rPr>
+          <w:t>https://doi.org/10.1145/3703155</w:t>
+        </w:r>
+      </w:hyperlink>
     </w:p>
     <w:p>
       <w:pPr>
@@ -8803,11 +10797,19 @@
       </w:pPr>
       <w:r>
         <w:t>[16]</w:t>
+        <w:tab/>
+        <w:t xml:space="preserve">A. K. M. Nor, S. R. Pedapati, M. Muhammad, and V. Leiva, “Overview of explainable artificial intelligence for prognostic and health management of industrial assets based on preferred reporting items for systematic reviews and meta-analyses,” Sensors, vol. 21, no. 23, art. no. 8020, Nov. 2021, doi: 10.3390/s21238020. </w:t>
       </w:r>
-      <w:r>
-        <w:tab/>
-        <w:t>A. K. M. Nor, S. R. Pedapati, M. Muhammad, and V. Leiva, “Overview of explainable artificial intelligence for prognostic and health management of industrial assets based on preferred reporting items for systematic reviews and meta-analyses,” Sensors, vol. 21, no. 23, art. no. 8020, Nov. 2021, doi: 10.3390/s21238020.</w:t>
-      </w:r>
+      <w:hyperlink r:id="rId41">
+        <w:r>
+          <w:rPr>
+            <w:rStyle w:val="Hyperlink"/>
+            <w:color w:val="0563C1"/>
+            <w:u w:val="single"/>
+          </w:rPr>
+          <w:t>https://doi.org/10.3390/s21238020</w:t>
+        </w:r>
+      </w:hyperlink>
     </w:p>
     <w:p>
       <w:pPr>
@@ -8815,11 +10817,19 @@
       </w:pPr>
       <w:r>
         <w:t>[17]</w:t>
+        <w:tab/>
+        <w:t xml:space="preserve">S. Matzka, “Explainable artificial intelligence for predictive maintenance applications,” in Proc. 3rd Int. Conf. Artificial Intelligence for Industries (AI4I), Irvine, CA, USA, Sep. 2020, pp. 69–74, doi: 10.1109/AI4I49448.2020.00023. </w:t>
       </w:r>
-      <w:r>
-        <w:tab/>
-        <w:t>S. Matzka, “Explainable artificial intelligence for predictive maintenance applications,” in Proc. 3rd Int. Conf. Artificial Intelligence for Industries (AI4I), Irvine, CA, USA, Sep. 2020, pp. 69–74, doi: 10.1109/AI4I49448.2020.00023.</w:t>
-      </w:r>
+      <w:hyperlink r:id="rId42">
+        <w:r>
+          <w:rPr>
+            <w:rStyle w:val="Hyperlink"/>
+            <w:color w:val="0563C1"/>
+            <w:u w:val="single"/>
+          </w:rPr>
+          <w:t>https://doi.org/10.1109/AI4I49448.2020.00023</w:t>
+        </w:r>
+      </w:hyperlink>
     </w:p>
     <w:p>
       <w:pPr>
@@ -8827,11 +10837,19 @@
       </w:pPr>
       <w:r>
         <w:t>[18]</w:t>
+        <w:tab/>
+        <w:t xml:space="preserve">K. T. P. Nguyen, K. Medjaher, and T.-D. Tran, “A review of artificial intelligence methods for engineering prognostics and health management with implementation guidelines,” Artificial Intelligence Review, vol. 56, no. 4, pp. 3659–3709, 2023, doi: 10.1007/s10462-022-10260-y. </w:t>
       </w:r>
-      <w:r>
-        <w:tab/>
-        <w:t>K. T. P. Nguyen, K. Medjaher, and T.-D. Tran, “A review of artificial intelligence methods for engineering prognostics and health management with implementation guidelines,” Artificial Intelligence Review, vol. 56, no. 4, pp. 3659–3709, 2023, doi: 10.1007/s10462-022-10260-y.</w:t>
-      </w:r>
+      <w:hyperlink r:id="rId43">
+        <w:r>
+          <w:rPr>
+            <w:rStyle w:val="Hyperlink"/>
+            <w:color w:val="0563C1"/>
+            <w:u w:val="single"/>
+          </w:rPr>
+          <w:t>https://doi.org/10.1007/s10462-022-10260-y</w:t>
+        </w:r>
+      </w:hyperlink>
     </w:p>
     <w:p>
       <w:pPr>
@@ -8839,11 +10857,19 @@
       </w:pPr>
       <w:r>
         <w:t>[19]</w:t>
+        <w:tab/>
+        <w:t xml:space="preserve">R. van Dinter, B. Tekinerdogan, and C. Catal, “Predictive maintenance using digital twins: A systematic literature review,” Information and Software Technology, vol. 151, art. no. 107008, Nov. 2022, doi: 10.1016/j.infsof.2022.107008. </w:t>
       </w:r>
-      <w:r>
-        <w:tab/>
-        <w:t>R. van Dinter, B. Tekinerdogan, and C. Catal, “Predictive maintenance using digital twins: A systematic literature review,” Information and Software Technology, vol. 151, art. no. 107008, Nov. 2022, doi: 10.1016/j.infsof.2022.107008.</w:t>
-      </w:r>
+      <w:hyperlink r:id="rId44">
+        <w:r>
+          <w:rPr>
+            <w:rStyle w:val="Hyperlink"/>
+            <w:color w:val="0563C1"/>
+            <w:u w:val="single"/>
+          </w:rPr>
+          <w:t>https://doi.org/10.1016/j.infsof.2022.107008</w:t>
+        </w:r>
+      </w:hyperlink>
     </w:p>
     <w:p>
       <w:pPr>
@@ -8851,11 +10877,19 @@
       </w:pPr>
       <w:r>
         <w:t>[20]</w:t>
+        <w:tab/>
+        <w:t xml:space="preserve">W. Shi, J. Cao, Q. Zhang, Y. Li, and L. Xu, “Edge computing: Vision and challenges,” IEEE Internet of Things Journal, vol. 3, no. 5, pp. 637–646, Oct. 2016, doi: 10.1109/JIOT.2016.2579198. </w:t>
       </w:r>
-      <w:r>
-        <w:tab/>
-        <w:t>W. Shi, J. Cao, Q. Zhang, Y. Li, and L. Xu, “Edge computing: Vision and challenges,” IEEE Internet of Things Journal, vol. 3, no. 5, pp. 637–646, Oct. 2016, doi: 10.1109/JIOT.2016.2579198.</w:t>
-      </w:r>
+      <w:hyperlink r:id="rId45">
+        <w:r>
+          <w:rPr>
+            <w:rStyle w:val="Hyperlink"/>
+            <w:color w:val="0563C1"/>
+            <w:u w:val="single"/>
+          </w:rPr>
+          <w:t>https://doi.org/10.1109/JIOT.2016.2579198</w:t>
+        </w:r>
+      </w:hyperlink>
     </w:p>
     <w:p>
       <w:pPr>
@@ -8863,11 +10897,19 @@
       </w:pPr>
       <w:r>
         <w:t>[21]</w:t>
+        <w:tab/>
+        <w:t xml:space="preserve">M. Satyanarayanan, “The emergence of edge computing,” Computer, vol. 50, no. 1, pp. 30–39, Jan. 2017, doi: 10.1109/MC.2017.9. </w:t>
       </w:r>
-      <w:r>
-        <w:tab/>
-        <w:t>M. Satyanarayanan, “The emergence of edge computing,” Computer, vol. 50, no. 1, pp. 30–39, Jan. 2017, doi: 10.1109/MC.2017.9.</w:t>
-      </w:r>
+      <w:hyperlink r:id="rId46">
+        <w:r>
+          <w:rPr>
+            <w:rStyle w:val="Hyperlink"/>
+            <w:color w:val="0563C1"/>
+            <w:u w:val="single"/>
+          </w:rPr>
+          <w:t>https://doi.org/10.1109/MC.2017.9</w:t>
+        </w:r>
+      </w:hyperlink>
     </w:p>
     <w:p>
       <w:pPr>
@@ -8875,11 +10917,19 @@
       </w:pPr>
       <w:r>
         <w:t>[22]</w:t>
+        <w:tab/>
+        <w:t xml:space="preserve">N. Naik, “Choice of effective messaging protocols for IoT systems: MQTT, CoAP, AMQP and HTTP,” in Proc. IEEE Int. Systems Engineering Symposium (ISSE), Vienna, Austria, Oct. 2017, pp. 1–7, doi: 10.1109/SysEng.2017.8088251. </w:t>
       </w:r>
-      <w:r>
-        <w:tab/>
-        <w:t>N. Naik, “Choice of effective messaging protocols for IoT systems: MQTT, CoAP, AMQP and HTTP,” in Proc. IEEE Int. Systems Engineering Symposium (ISSE), Vienna, Austria, Oct. 2017, pp. 1–7, doi: 10.1109/SysEng.2017.8088251.</w:t>
-      </w:r>
+      <w:hyperlink r:id="rId47">
+        <w:r>
+          <w:rPr>
+            <w:rStyle w:val="Hyperlink"/>
+            <w:color w:val="0563C1"/>
+            <w:u w:val="single"/>
+          </w:rPr>
+          <w:t>https://doi.org/10.1109/SysEng.2017.8088251</w:t>
+        </w:r>
+      </w:hyperlink>
     </w:p>
     <w:p>
       <w:pPr>
@@ -8887,11 +10937,19 @@
       </w:pPr>
       <w:r>
         <w:t>[23]</w:t>
+        <w:tab/>
+        <w:t xml:space="preserve">A. Al-Fuqaha, M. Guizani, M. Mohammadi, M. Aledhari, and M. Ayyash, “Internet of Things: A survey on enabling technologies, protocols, and applications,” IEEE Communications Surveys &amp; Tutorials, vol. 17, no. 4, pp. 2347–2376, 4th Quart. 2015, doi: 10.1109/COMST.2015.2444095. </w:t>
       </w:r>
-      <w:r>
-        <w:tab/>
-        <w:t>A. Al-Fuqaha, M. Guizani, M. Mohammadi, M. Aledhari, and M. Ayyash, “Internet of Things: A survey on enabling technologies, protocols, and applications,” IEEE Communications Surveys &amp; Tutorials, vol. 17, no. 4, pp. 2347–2376, 4th Quart. 2015, doi: 10.1109/COMST.2015.2444095.</w:t>
-      </w:r>
+      <w:hyperlink r:id="rId48">
+        <w:r>
+          <w:rPr>
+            <w:rStyle w:val="Hyperlink"/>
+            <w:color w:val="0563C1"/>
+            <w:u w:val="single"/>
+          </w:rPr>
+          <w:t>https://doi.org/10.1109/COMST.2015.2444095</w:t>
+        </w:r>
+      </w:hyperlink>
     </w:p>
     <w:p>
       <w:pPr>
@@ -8899,11 +10957,19 @@
       </w:pPr>
       <w:r>
         <w:t>[24]</w:t>
+        <w:tab/>
+        <w:t xml:space="preserve">J. Wei, X. Wang, D. Schuurmans, M. Bosma, B. Ichter, F. Xia, E. Chi, Q. Le, and D. Zhou, “Chain-of-thought prompting elicits reasoning in large language models,” in Proc. 36th Conf. Neural Information Processing Systems (NeurIPS), New Orleans, LA, USA, Dec. 2022. </w:t>
       </w:r>
-      <w:r>
-        <w:tab/>
-        <w:t>J. Wei, X. Wang, D. Schuurmans, M. Bosma, B. Ichter, F. Xia, E. Chi, Q. Le, and D. Zhou, “Chain-of-thought prompting elicits reasoning in large language models,” in Proc. 36th Conf. Neural Information Processing Systems (NeurIPS), New Orleans, LA, USA, Dec. 2022.</w:t>
-      </w:r>
+      <w:hyperlink r:id="rId49">
+        <w:r>
+          <w:rPr>
+            <w:rStyle w:val="Hyperlink"/>
+            <w:color w:val="0563C1"/>
+            <w:u w:val="single"/>
+          </w:rPr>
+          <w:t>https://arxiv.org/abs/2201.11903</w:t>
+        </w:r>
+      </w:hyperlink>
     </w:p>
     <w:p>
       <w:pPr>
@@ -8911,10 +10977,21 @@
       </w:pPr>
       <w:r>
         <w:t>[25]</w:t>
+        <w:tab/>
+        <w:t xml:space="preserve">P. Lewis et al., “Retrieval-augmented generation for knowledge-intensive NLP tasks,” in Proc. NeurIPS, 2020. [Online]. Available: </w:t>
       </w:r>
+      <w:hyperlink r:id="rId50">
+        <w:r>
+          <w:rPr>
+            <w:rStyle w:val="Hyperlink"/>
+            <w:color w:val="0563C1"/>
+            <w:u w:val="single"/>
+          </w:rPr>
+          <w:t>https://proceedings.neurips.cc/paper/2020/hash/6b493230205f780e1bc26945df7481e5-Abstract.html and arXiv:2005.11401, doi: 10.48550/arXiv.2005.11401</w:t>
+        </w:r>
+      </w:hyperlink>
       <w:r>
-        <w:tab/>
-        <w:t>P. Lewis et al., “Retrieval-augmented generation for knowledge-intensive NLP tasks,” in Proc. NeurIPS, 2020. [Online]. Available: https://proceedings.neurips.cc/paper/2020/hash/6b493230205f780e1bc26945df7481e5-Abstract.html and arXiv:2005.11401, doi: 10.48550/arXiv.2005.11401.</w:t>
+        <w:t>.</w:t>
       </w:r>
     </w:p>
     <w:p>
@@ -8923,14 +11000,21 @@
       </w:pPr>
       <w:r>
         <w:t>[26]</w:t>
-      </w:r>
-      <w:r>
         <w:tab/>
         <w:t xml:space="preserve">S. M. Lundberg and S.-I. Lee, “A unified approach to interpreting model predictions,” in Proc. NeurIPS, 2017, pp. 4765–4774. [Online]. Available: </w:t>
       </w:r>
+      <w:hyperlink r:id="rId51">
+        <w:r>
+          <w:rPr>
+            <w:rStyle w:val="Hyperlink"/>
+            <w:color w:val="0563C1"/>
+            <w:u w:val="single"/>
+          </w:rPr>
+          <w:t>https://proceedings.neurips.cc/paper/2017/hash/8a20a8621978632d76c43dfd28b67767-Abstract.html and arXiv:1705.07874, doi: 10.48550/arXiv.1705.07874</w:t>
+        </w:r>
+      </w:hyperlink>
       <w:r>
-        <w:lastRenderedPageBreak/>
-        <w:t>https://proceedings.neurips.cc/paper/2017/hash/8a20a8621978632d76c43dfd28b67767-Abstract.html and arXiv:1705.07874, doi: 10.48550/arXiv.1705.07874.</w:t>
+        <w:t>.</w:t>
       </w:r>
     </w:p>
     <w:p>
@@ -8939,11 +11023,19 @@
       </w:pPr>
       <w:r>
         <w:t>[27]</w:t>
+        <w:tab/>
+        <w:t xml:space="preserve">S. Amershi, D. Weld, M. Vorvoreanu, A. Fourney, B. Nushi, P. Collisson, J. Suh, S. Iqbal, P. N. Bennett, K. Inkpen, J. Teevan, R. Kikin-Gil, and E. Horvitz, “Guidelines for human-AI interaction,” in Proc. CHI Conf. Human Factors in Computing Systems, Glasgow, U.K., May 2019, pp. 1–13, doi: 10.1145/3290605.3300233. </w:t>
       </w:r>
-      <w:r>
-        <w:tab/>
-        <w:t>S. Amershi, D. Weld, M. Vorvoreanu, A. Fourney, B. Nushi, P. Collisson, J. Suh, S. Iqbal, P. N. Bennett, K. Inkpen, J. Teevan, R. Kikin-Gil, and E. Horvitz, “Guidelines for human-AI interaction,” in Proc. CHI Conf. Human Factors in Computing Systems, Glasgow, U.K., May 2019, pp. 1–13, doi: 10.1145/3290605.3300233.</w:t>
-      </w:r>
+      <w:hyperlink r:id="rId52">
+        <w:r>
+          <w:rPr>
+            <w:rStyle w:val="Hyperlink"/>
+            <w:color w:val="0563C1"/>
+            <w:u w:val="single"/>
+          </w:rPr>
+          <w:t>https://doi.org/10.1145/3290605.3300233</w:t>
+        </w:r>
+      </w:hyperlink>
     </w:p>
     <w:p>
       <w:pPr>
@@ -8951,11 +11043,19 @@
       </w:pPr>
       <w:r>
         <w:t>[28]</w:t>
+        <w:tab/>
+        <w:t xml:space="preserve">R. B. Randall, Vibration-Based Condition Monitoring: Industrial, Aerospace and Automotive Applications, 2nd ed. Chichester, U.K.: John Wiley &amp; Sons, 2021. </w:t>
       </w:r>
-      <w:r>
-        <w:tab/>
-        <w:t>R. B. Randall, Vibration-Based Condition Monitoring: Industrial, Aerospace and Automotive Applications, 2nd ed. Chichester, U.K.: John Wiley &amp; Sons, 2021.</w:t>
-      </w:r>
+      <w:hyperlink r:id="rId53">
+        <w:r>
+          <w:rPr>
+            <w:rStyle w:val="Hyperlink"/>
+            <w:color w:val="0563C1"/>
+            <w:u w:val="single"/>
+          </w:rPr>
+          <w:t>https://doi.org/10.1002/9781119479819</w:t>
+        </w:r>
+      </w:hyperlink>
     </w:p>
     <w:p>
       <w:pPr>
@@ -8963,11 +11063,19 @@
       </w:pPr>
       <w:r>
         <w:t>[29]</w:t>
+        <w:tab/>
+        <w:t xml:space="preserve">Mechanical Vibration — Evaluation of Machine Vibration by Measurements on Non-Rotating Parts — Part 3: Industrial Machines with Nominal Power Above 15 kW and Nominal Speeds Between 120 r/min and 15 000 r/min When Measured In Situ, ISO 10816-3:2009, International Organization for Standardization, Geneva, Switzerland, 2009. </w:t>
       </w:r>
-      <w:r>
-        <w:tab/>
-        <w:t>Mechanical Vibration — Evaluation of Machine Vibration by Measurements on Non-Rotating Parts — Part 3: Industrial Machines with Nominal Power Above 15 kW and Nominal Speeds Between 120 r/min and 15 000 r/min When Measured In Situ, ISO 10816-3:2009, International Organization for Standardization, Geneva, Switzerland, 2009.</w:t>
-      </w:r>
+      <w:hyperlink r:id="rId54">
+        <w:r>
+          <w:rPr>
+            <w:rStyle w:val="Hyperlink"/>
+            <w:color w:val="0563C1"/>
+            <w:u w:val="single"/>
+          </w:rPr>
+          <w:t>https://www.iso.org/standard/50527.html</w:t>
+        </w:r>
+      </w:hyperlink>
     </w:p>
     <w:p>
       <w:pPr>
@@ -8975,11 +11083,19 @@
       </w:pPr>
       <w:r>
         <w:t>[30]</w:t>
+        <w:tab/>
+        <w:t xml:space="preserve">P. Warden and D. Situnayake, TinyML: Machine Learning with TensorFlow Lite on Arduino and Ultra-Low-Power Microcontrollers. Sebastopol, CA, USA: O’Reilly Media, 2020. [Online]. Available: </w:t>
       </w:r>
-      <w:r>
-        <w:tab/>
-        <w:t>P. Warden and D. Situnayake, TinyML: Machine Learning with TensorFlow Lite on Arduino and Ultra-Low-Power Microcontrollers. Sebastopol, CA, USA: O’Reilly Media, 2020. [Online]. Available: https://www.oreilly.com/library/view/tinyml/9781492052036/</w:t>
-      </w:r>
+      <w:hyperlink r:id="rId55">
+        <w:r>
+          <w:rPr>
+            <w:rStyle w:val="Hyperlink"/>
+            <w:color w:val="0563C1"/>
+            <w:u w:val="single"/>
+          </w:rPr>
+          <w:t>https://www.oreilly.com/library/view/tinyml/9781492052036/</w:t>
+        </w:r>
+      </w:hyperlink>
     </w:p>
     <w:p>
       <w:pPr>
@@ -8987,11 +11103,19 @@
       </w:pPr>
       <w:r>
         <w:t>[31]</w:t>
+        <w:tab/>
+        <w:t xml:space="preserve">Z. Xi et al., “The rise and potential of large language model based agents: A survey,” Science China Information Sciences, vol. 68, art. no. 121101, 2025, doi: 10.1007/s11432-024-4222-0 (also arXiv:2309.07864, doi: 10.48550/arXiv.2309.07864). </w:t>
       </w:r>
-      <w:r>
-        <w:tab/>
-        <w:t>Z. Xi et al., “The rise and potential of large language model based agents: A survey,” Science China Information Sciences, vol. 68, art. no. 121101, 2025, doi: 10.1007/s11432-024-4222-0 (also arXiv:2309.07864, doi: 10.48550/arXiv.2309.07864).</w:t>
-      </w:r>
+      <w:hyperlink r:id="rId56">
+        <w:r>
+          <w:rPr>
+            <w:rStyle w:val="Hyperlink"/>
+            <w:color w:val="0563C1"/>
+            <w:u w:val="single"/>
+          </w:rPr>
+          <w:t>https://doi.org/10.1007/s11432-024-4222-0</w:t>
+        </w:r>
+      </w:hyperlink>
     </w:p>
     <w:p>
       <w:pPr>
@@ -8999,11 +11123,19 @@
       </w:pPr>
       <w:r>
         <w:t>[32]</w:t>
+        <w:tab/>
+        <w:t xml:space="preserve">L. Wang, C. Ma, X. Feng, Z. Zhang, H. Yang, J. Zhang, et al., “A survey on large language model based autonomous agents,” Frontiers of Computer Science, vol. 18, no. 6, art. no. 186345, 2024, doi: 10.1007/s11704-024-40231-1. </w:t>
       </w:r>
-      <w:r>
-        <w:tab/>
-        <w:t>L. Wang, C. Ma, X. Feng, Z. Zhang, H. Yang, J. Zhang, et al., “A survey on large language model based autonomous agents,” Frontiers of Computer Science, vol. 18, no. 6, art. no. 186345, 2024, doi: 10.1007/s11704-024-40231-1.</w:t>
-      </w:r>
+      <w:hyperlink r:id="rId57">
+        <w:r>
+          <w:rPr>
+            <w:rStyle w:val="Hyperlink"/>
+            <w:color w:val="0563C1"/>
+            <w:u w:val="single"/>
+          </w:rPr>
+          <w:t>https://doi.org/10.1007/s11704-024-40231-1</w:t>
+        </w:r>
+      </w:hyperlink>
     </w:p>
     <w:p>
       <w:pPr>
@@ -9011,11 +11143,19 @@
       </w:pPr>
       <w:r>
         <w:t>[33]</w:t>
+        <w:tab/>
+        <w:t xml:space="preserve">eLabtronics, “runlinc: Rapid development platform for IoT, AI and STEM inventions.” Accessed: Aug. 15, 2026. [Online]. Available: </w:t>
       </w:r>
-      <w:r>
-        <w:tab/>
-        <w:t>eLabtronics, “runlinc: Rapid development platform for IoT, AI and STEM inventions.” Accessed: Aug.15,2026. [Online]. Available: https://runlinc.com</w:t>
-      </w:r>
+      <w:hyperlink r:id="rId58">
+        <w:r>
+          <w:rPr>
+            <w:rStyle w:val="Hyperlink"/>
+            <w:color w:val="0563C1"/>
+            <w:u w:val="single"/>
+          </w:rPr>
+          <w:t>https://runlinc.com</w:t>
+        </w:r>
+      </w:hyperlink>
     </w:p>
     <w:p>
       <w:pPr>
@@ -9023,11 +11163,19 @@
       </w:pPr>
       <w:r>
         <w:t>[34]</w:t>
+        <w:tab/>
+        <w:t xml:space="preserve">Espressif Systems, “ESP32 series datasheet,” Espressif Systems, Shanghai, China. Accessed: Aug. 15, 2026. [Online]. Available: </w:t>
       </w:r>
-      <w:r>
-        <w:tab/>
-        <w:t>Espressif Systems, “ESP32 series datasheet,” Espressif Systems, Shanghai, China. Accessed: Aug.15,2026. [Online]. Available: https://www.espressif.com/en/support/documents/technical-documents</w:t>
-      </w:r>
+      <w:hyperlink r:id="rId59">
+        <w:r>
+          <w:rPr>
+            <w:rStyle w:val="Hyperlink"/>
+            <w:color w:val="0563C1"/>
+            <w:u w:val="single"/>
+          </w:rPr>
+          <w:t>https://www.espressif.com/en/support/documents/technical-documents</w:t>
+        </w:r>
+      </w:hyperlink>
     </w:p>
     <w:p>
       <w:pPr>
@@ -9035,11 +11183,19 @@
       </w:pPr>
       <w:r>
         <w:t>[35]</w:t>
+        <w:tab/>
+        <w:t xml:space="preserve">MicroPython, “Quick reference for the ESP32 — MicroPython documentation.” Accessed: Aug. 15, 2026. [Online]. Available: </w:t>
       </w:r>
-      <w:r>
-        <w:tab/>
-        <w:t>MicroPython, “Quick reference for the ESP32 — MicroPython documentation.” Accessed: Aug.15,2026. [Online]. Available: https://docs.micropython.org/en/latest/esp32/quickref.html</w:t>
-      </w:r>
+      <w:hyperlink r:id="rId60">
+        <w:r>
+          <w:rPr>
+            <w:rStyle w:val="Hyperlink"/>
+            <w:color w:val="0563C1"/>
+            <w:u w:val="single"/>
+          </w:rPr>
+          <w:t>https://docs.micropython.org/en/latest/esp32/quickref.html</w:t>
+        </w:r>
+      </w:hyperlink>
     </w:p>
     <w:p>
       <w:pPr>
@@ -9047,11 +11203,19 @@
       </w:pPr>
       <w:r>
         <w:t>[36]</w:t>
+        <w:tab/>
+        <w:t xml:space="preserve">A. H. Alaoui, A. Meddaoui, and M. Hain, “AI-driven predictive maintenance for Industry 4.0: A systematic review of models, methods, and challenges,” The International Journal of Advanced Manufacturing Technology, vol. 143, pp. 4861–4876, 2026. [Online]. Available: </w:t>
       </w:r>
-      <w:r>
-        <w:tab/>
-        <w:t>A. H. Alaoui, A. Meddaoui, and M. Hain, “AI-driven predictive maintenance for Industry 4.0: A systematic review of models, methods, and challenges,” The International Journal of Advanced Manufacturing Technology, vol. 143, pp. 4861–4876, 2026. [Online]. Available: https://doi.org/10.1007/s00170-026-17531-w</w:t>
-      </w:r>
+      <w:hyperlink r:id="rId61">
+        <w:r>
+          <w:rPr>
+            <w:rStyle w:val="Hyperlink"/>
+            <w:color w:val="0563C1"/>
+            <w:u w:val="single"/>
+          </w:rPr>
+          <w:t>https://doi.org/10.1007/s00170-026-17531-w</w:t>
+        </w:r>
+      </w:hyperlink>
     </w:p>
     <w:p>
       <w:pPr>
@@ -9059,24 +11223,39 @@
       </w:pPr>
       <w:r>
         <w:t>[37]</w:t>
+        <w:tab/>
+        <w:t xml:space="preserve">N. Ringler, D. Knittel, J.-C. Ponsart, M. Nouari, A. Yakob, and D. Romani, “Machine learning based real time predictive maintenance at the edge for manufacturing systems: A practical example,” in Proc. IEEE IAS Global Conf. Emerging Technologies (GlobConET), London, U.K., May 2023, doi: 10.1109/GlobConET56651.2023.10150033.https://ieeexplore.ieee.org/ </w:t>
       </w:r>
-      <w:r>
-        <w:tab/>
-        <w:t>N. Ringler, D. Knittel, J.-C. Ponsart, M. Nouari, A. Yakob, and D. Romani, “Machine learning based real time predictive maintenance at the edge for manufacturing systems: A practical example,” in Proc. IEEE IAS Global Conf. Emerging Technologies (GlobConET), London, U.K., May 2023, doi: 10.1109/GlobConET56651.2023.10150033.https://ieeexplore.ieee.org/</w:t>
-      </w:r>
+      <w:hyperlink r:id="rId62">
+        <w:r>
+          <w:rPr>
+            <w:rStyle w:val="Hyperlink"/>
+            <w:color w:val="0563C1"/>
+            <w:u w:val="single"/>
+          </w:rPr>
+          <w:t>https://doi.org/10.1109/GlobConET56651.2023.10150033</w:t>
+        </w:r>
+      </w:hyperlink>
     </w:p>
     <w:p>
       <w:pPr>
         <w:ind w:left="720" w:hanging="720"/>
       </w:pPr>
       <w:r>
-        <w:lastRenderedPageBreak/>
         <w:t>[38]</w:t>
+        <w:tab/>
+        <w:t xml:space="preserve">A. Fernández-Miguel, S. Ortíz-Marcos, M. Jiménez-Calzado, A. P. Fernández del Hoyo, F. E. García-Muiña, and D. Settembre-Blundo, “Agentic AI in smart manufacturing: Enabling human-centric predictive maintenance ecosystems,” Applied Sciences, vol. 15, no. 21, art. no. 11414, Oct. 2025, doi: 10.3390/app152111414. </w:t>
       </w:r>
-      <w:r>
-        <w:tab/>
-        <w:t>A. Fernández-Miguel, S. Ortíz-Marcos, M. Jiménez-Calzado, A. P. Fernández del Hoyo, F. E. García-Muiña, and D. Settembre-Blundo, “Agentic AI in smart manufacturing: Enabling human-centric predictive maintenance ecosystems,” Applied Sciences, vol. 15, no. 21, art. no. 11414, Oct. 2025, doi: 10.3390/app152111414.</w:t>
-      </w:r>
+      <w:hyperlink r:id="rId63">
+        <w:r>
+          <w:rPr>
+            <w:rStyle w:val="Hyperlink"/>
+            <w:color w:val="0563C1"/>
+            <w:u w:val="single"/>
+          </w:rPr>
+          <w:t>https://doi.org/10.3390/app152111414</w:t>
+        </w:r>
+      </w:hyperlink>
     </w:p>
     <w:p>
       <w:pPr>
@@ -9084,20 +11263,36 @@
       </w:pPr>
       <w:r>
         <w:t>[39]</w:t>
+        <w:tab/>
+        <w:t xml:space="preserve">S. Gawde, S. Patil, S. Kumar, P. Kamat, K. Kotecha, and S. Alfarhood, “Explainable predictive maintenance of rotating machines using LIME, SHAP, PDP, ICE,” IEEE Access, vol. 12, pp. 29345–29361, 2024. [Online]. Available: </w:t>
       </w:r>
-      <w:r>
-        <w:tab/>
-        <w:t>S. Gawde, S. Patil, S. Kumar, P. Kamat, K. Kotecha, and S. Alfarhood, “Explainable predictive maintenance of rotating machines using LIME, SHAP, PDP, ICE,” IEEE Access, vol. 12, pp. 29345–29361, 2024. [Online]. Available: https://doi.org/10.1109/ACCESS.2024.3367110</w:t>
-      </w:r>
+      <w:hyperlink r:id="rId64">
+        <w:r>
+          <w:rPr>
+            <w:rStyle w:val="Hyperlink"/>
+            <w:color w:val="0563C1"/>
+            <w:u w:val="single"/>
+          </w:rPr>
+          <w:t>https://doi.org/10.1109/ACCESS.2024.3367110</w:t>
+        </w:r>
+      </w:hyperlink>
     </w:p>
     <w:p>
       <w:r>
         <w:t>[40]</w:t>
+        <w:tab/>
+        <w:t xml:space="preserve">S. Gupta and S. N. Shivhare, “Embedded TinyML for predictive maintenance: Vibration analysis on ESP32 with real-time fault detection in industrial equipment,” International Journal on Computational Modelling Applications, vol. 2, no. 2, pp. 1–17, 2025, doi: 10.63503/j.ijcma.2025.114. </w:t>
       </w:r>
-      <w:r>
-        <w:tab/>
-        <w:t>S. Gupta and S. N. Shivhare, “Embedded TinyML for predictive maintenance: Vibration analysis on ESP32 with real-time fault detection in industrial equipment,” International Journal on Computational Modelling Applications, vol. 2, no. 2, pp. 1–17, 2025, doi: 10.63503/j.ijcma.2025.114.</w:t>
-      </w:r>
+      <w:hyperlink r:id="rId65">
+        <w:r>
+          <w:rPr>
+            <w:rStyle w:val="Hyperlink"/>
+            <w:color w:val="0563C1"/>
+            <w:u w:val="single"/>
+          </w:rPr>
+          <w:t>https://doi.org/10.63503/j.ijcma.2025.114</w:t>
+        </w:r>
+      </w:hyperlink>
     </w:p>
     <w:p>
       <w:r>
@@ -9117,114 +11312,181 @@
       <w:tblPr>
         <w:tblStyle w:val="TableGrid"/>
         <w:tblW w:w="0" w:type="auto"/>
-        <w:jc w:val="center"/>
-        <w:tblLook w:val="04A0" w:firstRow="1" w:lastRow="0" w:firstColumn="1" w:lastColumn="0" w:noHBand="0" w:noVBand="1"/>
+        <w:tblLook w:val="06A0" w:firstRow="1" w:lastRow="0" w:firstColumn="1" w:lastColumn="0" w:noHBand="1" w:noVBand="1"/>
       </w:tblPr>
       <w:tblGrid>
-        <w:gridCol w:w="4320"/>
-        <w:gridCol w:w="4320"/>
+        <w:gridCol w:w="2615"/>
+        <w:gridCol w:w="6025"/>
       </w:tblGrid>
       <w:tr>
         <w:trPr>
-          <w:jc w:val="center"/>
+          <w:trHeight w:val="300"/>
         </w:trPr>
         <w:tc>
           <w:tcPr>
-            <w:tcW w:w="4320" w:type="dxa"/>
-          </w:tcPr>
-          <w:p>
-            <w:r>
-              <w:rPr>
+            <w:tcW w:w="2615" w:type="dxa"/>
+          </w:tcPr>
+          <w:p>
+            <w:pPr>
+              <w:rPr>
+                <w:rFonts w:eastAsia="Times New Roman" w:cs="Times New Roman"/>
+              </w:rPr>
+            </w:pPr>
+            <w:r>
+              <w:rPr>
+                <w:rFonts w:ascii="Times New Roman" w:eastAsia="Times New Roman" w:hAnsi="Times New Roman" w:cs="Times New Roman"/>
                 <w:b/>
+                <w:bCs/>
               </w:rPr>
               <w:t>Field</w:t>
             </w:r>
           </w:p>
-        </w:tc>
-        <w:tc>
-          <w:tcPr>
-            <w:tcW w:w="4320" w:type="dxa"/>
-          </w:tcPr>
-          <w:p>
-            <w:r>
-              <w:rPr>
+          <w:p/>
+        </w:tc>
+        <w:tc>
+          <w:tcPr>
+            <w:tcW w:w="6025" w:type="dxa"/>
+          </w:tcPr>
+          <w:p>
+            <w:pPr>
+              <w:rPr>
+                <w:rFonts w:eastAsia="Times New Roman" w:cs="Times New Roman"/>
+              </w:rPr>
+            </w:pPr>
+            <w:r>
+              <w:rPr>
+                <w:rFonts w:ascii="Times New Roman" w:eastAsia="Times New Roman" w:hAnsi="Times New Roman" w:cs="Times New Roman"/>
                 <w:b/>
+                <w:bCs/>
               </w:rPr>
               <w:t>Confirmed detail</w:t>
             </w:r>
           </w:p>
+          <w:p/>
         </w:tc>
       </w:tr>
       <w:tr>
         <w:trPr>
-          <w:jc w:val="center"/>
+          <w:trHeight w:val="300"/>
         </w:trPr>
         <w:tc>
           <w:tcPr>
-            <w:tcW w:w="4320" w:type="dxa"/>
-          </w:tcPr>
-          <w:p>
-            <w:r>
+            <w:tcW w:w="2615" w:type="dxa"/>
+          </w:tcPr>
+          <w:p>
+            <w:r>
+              <w:rPr>
+                <w:rFonts w:ascii="Times New Roman" w:eastAsia="Times New Roman" w:hAnsi="Times New Roman" w:cs="Times New Roman"/>
+              </w:rPr>
               <w:t>Project title</w:t>
             </w:r>
           </w:p>
         </w:tc>
         <w:tc>
           <w:tcPr>
-            <w:tcW w:w="4320" w:type="dxa"/>
-          </w:tcPr>
-          <w:p>
-            <w:r>
-              <w:t>Real-Time Data with Agentic AI for Industrial Predictive Maintenance (PdM)</w:t>
-            </w:r>
-          </w:p>
+            <w:tcW w:w="6025" w:type="dxa"/>
+          </w:tcPr>
+          <w:p>
+            <w:pPr>
+              <w:rPr>
+                <w:rFonts w:eastAsia="Times New Roman" w:cs="Times New Roman"/>
+              </w:rPr>
+            </w:pPr>
+            <w:r>
+              <w:rPr>
+                <w:rFonts w:ascii="Times New Roman" w:eastAsia="Times New Roman" w:hAnsi="Times New Roman" w:cs="Times New Roman"/>
+              </w:rPr>
+              <w:t>Real-Time Data with Agentic AI for Industrial Predictive Maintenance (</w:t>
+            </w:r>
+            <w:proofErr w:type="spellStart"/>
+            <w:r>
+              <w:rPr>
+                <w:rFonts w:ascii="Times New Roman" w:eastAsia="Times New Roman" w:hAnsi="Times New Roman" w:cs="Times New Roman"/>
+              </w:rPr>
+              <w:t>PdM</w:t>
+            </w:r>
+            <w:proofErr w:type="spellEnd"/>
+            <w:r>
+              <w:rPr>
+                <w:rFonts w:ascii="Times New Roman" w:eastAsia="Times New Roman" w:hAnsi="Times New Roman" w:cs="Times New Roman"/>
+              </w:rPr>
+              <w:t>)</w:t>
+            </w:r>
+          </w:p>
+          <w:p/>
         </w:tc>
       </w:tr>
       <w:tr>
         <w:trPr>
-          <w:jc w:val="center"/>
+          <w:trHeight w:val="300"/>
         </w:trPr>
         <w:tc>
           <w:tcPr>
-            <w:tcW w:w="4320" w:type="dxa"/>
-          </w:tcPr>
-          <w:p>
-            <w:r>
+            <w:tcW w:w="2615" w:type="dxa"/>
+          </w:tcPr>
+          <w:p>
+            <w:pPr>
+              <w:rPr>
+                <w:rFonts w:eastAsia="Times New Roman" w:cs="Times New Roman"/>
+              </w:rPr>
+            </w:pPr>
+            <w:r>
+              <w:rPr>
+                <w:rFonts w:ascii="Times New Roman" w:eastAsia="Times New Roman" w:hAnsi="Times New Roman" w:cs="Times New Roman"/>
+              </w:rPr>
               <w:t>Company</w:t>
             </w:r>
           </w:p>
-        </w:tc>
-        <w:tc>
-          <w:tcPr>
-            <w:tcW w:w="4320" w:type="dxa"/>
-          </w:tcPr>
-          <w:p>
-            <w:r>
-              <w:t>eLabtronics; ABN 28 068 561 553</w:t>
+          <w:p/>
+        </w:tc>
+        <w:tc>
+          <w:tcPr>
+            <w:tcW w:w="6025" w:type="dxa"/>
+          </w:tcPr>
+          <w:p>
+            <w:proofErr w:type="spellStart"/>
+            <w:r>
+              <w:rPr>
+                <w:rFonts w:ascii="Times New Roman" w:eastAsia="Times New Roman" w:hAnsi="Times New Roman" w:cs="Times New Roman"/>
+              </w:rPr>
+              <w:t>eLabtronics</w:t>
+            </w:r>
+            <w:proofErr w:type="spellEnd"/>
+            <w:r>
+              <w:rPr>
+                <w:rFonts w:ascii="Times New Roman" w:eastAsia="Times New Roman" w:hAnsi="Times New Roman" w:cs="Times New Roman"/>
+              </w:rPr>
+              <w:t>; ABN 28 068 561 553</w:t>
             </w:r>
           </w:p>
         </w:tc>
       </w:tr>
       <w:tr>
         <w:trPr>
-          <w:jc w:val="center"/>
+          <w:trHeight w:val="300"/>
         </w:trPr>
         <w:tc>
           <w:tcPr>
-            <w:tcW w:w="4320" w:type="dxa"/>
-          </w:tcPr>
-          <w:p>
-            <w:r>
+            <w:tcW w:w="2615" w:type="dxa"/>
+          </w:tcPr>
+          <w:p>
+            <w:r>
+              <w:rPr>
+                <w:rFonts w:ascii="Times New Roman" w:eastAsia="Times New Roman" w:hAnsi="Times New Roman" w:cs="Times New Roman"/>
+              </w:rPr>
               <w:t>Address</w:t>
             </w:r>
           </w:p>
         </w:tc>
         <w:tc>
           <w:tcPr>
-            <w:tcW w:w="4320" w:type="dxa"/>
-          </w:tcPr>
-          <w:p>
-            <w:r>
+            <w:tcW w:w="6025" w:type="dxa"/>
+          </w:tcPr>
+          <w:p>
+            <w:r>
+              <w:rPr>
+                <w:rFonts w:ascii="Times New Roman" w:eastAsia="Times New Roman" w:hAnsi="Times New Roman" w:cs="Times New Roman"/>
+              </w:rPr>
               <w:t>22–26 Peel Street, Adelaide SA 5000</w:t>
             </w:r>
           </w:p>
@@ -9232,99 +11494,217 @@
       </w:tr>
       <w:tr>
         <w:trPr>
-          <w:jc w:val="center"/>
+          <w:trHeight w:val="300"/>
         </w:trPr>
         <w:tc>
           <w:tcPr>
-            <w:tcW w:w="4320" w:type="dxa"/>
-          </w:tcPr>
-          <w:p>
-            <w:r>
+            <w:tcW w:w="2615" w:type="dxa"/>
+          </w:tcPr>
+          <w:p>
+            <w:pPr>
+              <w:rPr>
+                <w:rFonts w:eastAsia="Times New Roman" w:cs="Times New Roman"/>
+              </w:rPr>
+            </w:pPr>
+            <w:r>
+              <w:rPr>
+                <w:rFonts w:ascii="Times New Roman" w:eastAsia="Times New Roman" w:hAnsi="Times New Roman" w:cs="Times New Roman"/>
+              </w:rPr>
               <w:t>Industry professional</w:t>
             </w:r>
           </w:p>
-        </w:tc>
-        <w:tc>
-          <w:tcPr>
-            <w:tcW w:w="4320" w:type="dxa"/>
-          </w:tcPr>
-          <w:p>
-            <w:r>
-              <w:t>Miroslav Kostecki, Chief Technology Officer (eLabtronics / runlinc)</w:t>
+          <w:p/>
+        </w:tc>
+        <w:tc>
+          <w:tcPr>
+            <w:tcW w:w="6025" w:type="dxa"/>
+          </w:tcPr>
+          <w:p>
+            <w:r>
+              <w:rPr>
+                <w:rFonts w:ascii="Times New Roman" w:eastAsia="Times New Roman" w:hAnsi="Times New Roman" w:cs="Times New Roman"/>
+              </w:rPr>
+              <w:t>Miroslav Kostecki, Chief Technology Officer (</w:t>
+            </w:r>
+            <w:proofErr w:type="spellStart"/>
+            <w:r>
+              <w:rPr>
+                <w:rFonts w:ascii="Times New Roman" w:eastAsia="Times New Roman" w:hAnsi="Times New Roman" w:cs="Times New Roman"/>
+              </w:rPr>
+              <w:t>eLabtronics</w:t>
+            </w:r>
+            <w:proofErr w:type="spellEnd"/>
+            <w:r>
+              <w:rPr>
+                <w:rFonts w:ascii="Times New Roman" w:eastAsia="Times New Roman" w:hAnsi="Times New Roman" w:cs="Times New Roman"/>
+              </w:rPr>
+              <w:t xml:space="preserve"> / </w:t>
+            </w:r>
+            <w:proofErr w:type="spellStart"/>
+            <w:r>
+              <w:rPr>
+                <w:rFonts w:ascii="Times New Roman" w:eastAsia="Times New Roman" w:hAnsi="Times New Roman" w:cs="Times New Roman"/>
+              </w:rPr>
+              <w:t>runlinc</w:t>
+            </w:r>
+            <w:proofErr w:type="spellEnd"/>
+            <w:r>
+              <w:rPr>
+                <w:rFonts w:ascii="Times New Roman" w:eastAsia="Times New Roman" w:hAnsi="Times New Roman" w:cs="Times New Roman"/>
+              </w:rPr>
+              <w:t>)</w:t>
             </w:r>
           </w:p>
         </w:tc>
       </w:tr>
       <w:tr>
         <w:trPr>
-          <w:jc w:val="center"/>
+          <w:trHeight w:val="300"/>
         </w:trPr>
         <w:tc>
           <w:tcPr>
-            <w:tcW w:w="4320" w:type="dxa"/>
-          </w:tcPr>
-          <w:p>
-            <w:r>
+            <w:tcW w:w="2615" w:type="dxa"/>
+          </w:tcPr>
+          <w:p>
+            <w:pPr>
+              <w:rPr>
+                <w:rFonts w:eastAsia="Times New Roman" w:cs="Times New Roman"/>
+              </w:rPr>
+            </w:pPr>
+            <w:r>
+              <w:rPr>
+                <w:rFonts w:ascii="Times New Roman" w:eastAsia="Times New Roman" w:hAnsi="Times New Roman" w:cs="Times New Roman"/>
+              </w:rPr>
               <w:t>Contact</w:t>
             </w:r>
           </w:p>
-        </w:tc>
-        <w:tc>
-          <w:tcPr>
-            <w:tcW w:w="4320" w:type="dxa"/>
-          </w:tcPr>
-          <w:p>
-            <w:r>
-              <w:t>projects@careerdc.com.au; via runlinc platform</w:t>
-            </w:r>
-          </w:p>
+          <w:p/>
+        </w:tc>
+        <w:tc>
+          <w:tcPr>
+            <w:tcW w:w="6025" w:type="dxa"/>
+          </w:tcPr>
+          <w:p>
+            <w:pPr>
+              <w:rPr>
+                <w:rFonts w:eastAsia="Times New Roman" w:cs="Times New Roman"/>
+              </w:rPr>
+            </w:pPr>
+            <w:hyperlink r:id="rId23">
+              <w:r>
+                <w:rPr>
+                  <w:rStyle w:val="Hyperlink"/>
+                </w:rPr>
+                <w:t>projects@careerdc.com.au</w:t>
+              </w:r>
+            </w:hyperlink>
+            <w:r>
+              <w:rPr>
+                <w:rFonts w:ascii="Times New Roman" w:eastAsia="Times New Roman" w:hAnsi="Times New Roman" w:cs="Times New Roman"/>
+              </w:rPr>
+              <w:t xml:space="preserve">; via </w:t>
+            </w:r>
+            <w:proofErr w:type="spellStart"/>
+            <w:r>
+              <w:rPr>
+                <w:rFonts w:ascii="Times New Roman" w:eastAsia="Times New Roman" w:hAnsi="Times New Roman" w:cs="Times New Roman"/>
+              </w:rPr>
+              <w:t>runlinc</w:t>
+            </w:r>
+            <w:proofErr w:type="spellEnd"/>
+            <w:r>
+              <w:rPr>
+                <w:rFonts w:ascii="Times New Roman" w:eastAsia="Times New Roman" w:hAnsi="Times New Roman" w:cs="Times New Roman"/>
+              </w:rPr>
+              <w:t xml:space="preserve"> platform</w:t>
+            </w:r>
+          </w:p>
+          <w:p/>
         </w:tc>
       </w:tr>
       <w:tr>
         <w:trPr>
-          <w:jc w:val="center"/>
+          <w:trHeight w:val="300"/>
         </w:trPr>
         <w:tc>
           <w:tcPr>
-            <w:tcW w:w="4320" w:type="dxa"/>
-          </w:tcPr>
-          <w:p>
-            <w:r>
+            <w:tcW w:w="2615" w:type="dxa"/>
+          </w:tcPr>
+          <w:p>
+            <w:pPr>
+              <w:rPr>
+                <w:rFonts w:eastAsia="Times New Roman" w:cs="Times New Roman"/>
+              </w:rPr>
+            </w:pPr>
+            <w:r>
+              <w:rPr>
+                <w:rFonts w:ascii="Times New Roman" w:eastAsia="Times New Roman" w:hAnsi="Times New Roman" w:cs="Times New Roman"/>
+              </w:rPr>
               <w:t>Client profile</w:t>
             </w:r>
           </w:p>
-        </w:tc>
-        <w:tc>
-          <w:tcPr>
-            <w:tcW w:w="4320" w:type="dxa"/>
-          </w:tcPr>
-          <w:p>
-            <w:r>
-              <w:t>Developer of STEM and industrial inventor toolkits; runlinc browser-based IoT/AI platform</w:t>
-            </w:r>
-          </w:p>
+          <w:p/>
+        </w:tc>
+        <w:tc>
+          <w:tcPr>
+            <w:tcW w:w="6025" w:type="dxa"/>
+          </w:tcPr>
+          <w:p>
+            <w:pPr>
+              <w:rPr>
+                <w:rFonts w:eastAsia="Times New Roman" w:cs="Times New Roman"/>
+              </w:rPr>
+            </w:pPr>
+            <w:r>
+              <w:rPr>
+                <w:rFonts w:ascii="Times New Roman" w:eastAsia="Times New Roman" w:hAnsi="Times New Roman" w:cs="Times New Roman"/>
+              </w:rPr>
+              <w:t xml:space="preserve">Developer of STEM and industrial inventor toolkits; </w:t>
+            </w:r>
+            <w:proofErr w:type="spellStart"/>
+            <w:r>
+              <w:rPr>
+                <w:rFonts w:ascii="Times New Roman" w:eastAsia="Times New Roman" w:hAnsi="Times New Roman" w:cs="Times New Roman"/>
+              </w:rPr>
+              <w:t>runlinc</w:t>
+            </w:r>
+            <w:proofErr w:type="spellEnd"/>
+            <w:r>
+              <w:rPr>
+                <w:rFonts w:ascii="Times New Roman" w:eastAsia="Times New Roman" w:hAnsi="Times New Roman" w:cs="Times New Roman"/>
+              </w:rPr>
+              <w:t xml:space="preserve"> browser-based IoT/AI platform</w:t>
+            </w:r>
+          </w:p>
+          <w:p/>
         </w:tc>
       </w:tr>
       <w:tr>
         <w:trPr>
-          <w:jc w:val="center"/>
+          <w:trHeight w:val="300"/>
         </w:trPr>
         <w:tc>
           <w:tcPr>
-            <w:tcW w:w="4320" w:type="dxa"/>
-          </w:tcPr>
-          <w:p>
-            <w:r>
+            <w:tcW w:w="2615" w:type="dxa"/>
+          </w:tcPr>
+          <w:p>
+            <w:r>
+              <w:rPr>
+                <w:rFonts w:ascii="Times New Roman" w:eastAsia="Times New Roman" w:hAnsi="Times New Roman" w:cs="Times New Roman"/>
+              </w:rPr>
               <w:t>Hardware supplied</w:t>
             </w:r>
           </w:p>
         </w:tc>
         <w:tc>
           <w:tcPr>
-            <w:tcW w:w="4320" w:type="dxa"/>
-          </w:tcPr>
-          <w:p>
-            <w:r>
+            <w:tcW w:w="6025" w:type="dxa"/>
+          </w:tcPr>
+          <w:p>
+            <w:r>
+              <w:rPr>
+                <w:rFonts w:ascii="Times New Roman" w:eastAsia="Times New Roman" w:hAnsi="Times New Roman" w:cs="Times New Roman"/>
+              </w:rPr>
               <w:t>STEMSEL E32W (ESP32), 37-in-1 sensor kit, USB data/power cable</w:t>
             </w:r>
           </w:p>
@@ -9332,24 +11712,36 @@
       </w:tr>
       <w:tr>
         <w:trPr>
-          <w:jc w:val="center"/>
+          <w:trHeight w:val="300"/>
         </w:trPr>
         <w:tc>
           <w:tcPr>
-            <w:tcW w:w="4320" w:type="dxa"/>
-          </w:tcPr>
-          <w:p>
-            <w:r>
+            <w:tcW w:w="2615" w:type="dxa"/>
+          </w:tcPr>
+          <w:p>
+            <w:pPr>
+              <w:rPr>
+                <w:rFonts w:eastAsia="Times New Roman" w:cs="Times New Roman"/>
+              </w:rPr>
+            </w:pPr>
+            <w:r>
+              <w:rPr>
+                <w:rFonts w:ascii="Times New Roman" w:eastAsia="Times New Roman" w:hAnsi="Times New Roman" w:cs="Times New Roman"/>
+              </w:rPr>
               <w:t>Data scope</w:t>
             </w:r>
           </w:p>
-        </w:tc>
-        <w:tc>
-          <w:tcPr>
-            <w:tcW w:w="4320" w:type="dxa"/>
-          </w:tcPr>
-          <w:p>
-            <w:r>
+          <w:p/>
+        </w:tc>
+        <w:tc>
+          <w:tcPr>
+            <w:tcW w:w="6025" w:type="dxa"/>
+          </w:tcPr>
+          <w:p>
+            <w:r>
+              <w:rPr>
+                <w:rFonts w:ascii="Times New Roman" w:eastAsia="Times New Roman" w:hAnsi="Times New Roman" w:cs="Times New Roman"/>
+              </w:rPr>
               <w:t>Team collects all real-time data from supplied lab hardware; client factory plant data out of scope</w:t>
             </w:r>
           </w:p>
@@ -9357,27 +11749,45 @@
       </w:tr>
       <w:tr>
         <w:trPr>
-          <w:jc w:val="center"/>
+          <w:trHeight w:val="300"/>
         </w:trPr>
         <w:tc>
           <w:tcPr>
-            <w:tcW w:w="4320" w:type="dxa"/>
-          </w:tcPr>
-          <w:p>
-            <w:r>
+            <w:tcW w:w="2615" w:type="dxa"/>
+          </w:tcPr>
+          <w:p>
+            <w:pPr>
+              <w:rPr>
+                <w:rFonts w:eastAsia="Times New Roman" w:cs="Times New Roman"/>
+              </w:rPr>
+            </w:pPr>
+            <w:r>
+              <w:rPr>
+                <w:rFonts w:ascii="Times New Roman" w:eastAsia="Times New Roman" w:hAnsi="Times New Roman" w:cs="Times New Roman"/>
+              </w:rPr>
               <w:t>Proposal status</w:t>
             </w:r>
           </w:p>
-        </w:tc>
-        <w:tc>
-          <w:tcPr>
-            <w:tcW w:w="4320" w:type="dxa"/>
-          </w:tcPr>
-          <w:p>
-            <w:r>
+          <w:p/>
+        </w:tc>
+        <w:tc>
+          <w:tcPr>
+            <w:tcW w:w="6025" w:type="dxa"/>
+          </w:tcPr>
+          <w:p>
+            <w:pPr>
+              <w:rPr>
+                <w:rFonts w:eastAsia="Times New Roman" w:cs="Times New Roman"/>
+              </w:rPr>
+            </w:pPr>
+            <w:r>
+              <w:rPr>
+                <w:rFonts w:ascii="Times New Roman" w:eastAsia="Times New Roman" w:hAnsi="Times New Roman" w:cs="Times New Roman"/>
+              </w:rPr>
               <w:t>Client and industry-supervisor signatures dated Assignment 1 (13 Aug 2026)</w:t>
             </w:r>
           </w:p>
+          <w:p/>
         </w:tc>
       </w:tr>
     </w:tbl>
@@ -9409,7 +11819,23 @@
         <w:spacing w:after="120"/>
       </w:pPr>
       <w:r>
-        <w:t>SUBMISSION REQUIREMENT: Upload this file together with the group report on Moodle. The full annotated bibliography of 40 sources (10 per member, 2023–2026) is in: MDA691_Assignment2_Appendix_II_Literature.docx (also on team Desktop). Each member contributed peer-reviewed journal and conference sources as required. Distribution: Asmita — PdM/XAI/trust; Subala — edge/ESP32/vibration; Pavan — RUL/deep learning; Amit — agentic AI/tool use.</w:t>
+        <w:t>SUBMISSION REQUIREMENT: Upload this file together with the group report on Moodle. The full annotated bibliography of 40 sources (10 per member, 2023–2026) is in: MDA691_Assignment2_Appendix_II_Literature.docx (also on team Desktop). Each member contributed peer-reviewed journal and conference sources as required. Distribution: Asmita -</w:t>
+      </w:r>
+      <w:proofErr w:type="spellStart"/>
+      <w:r>
+        <w:t>PdM</w:t>
+      </w:r>
+      <w:proofErr w:type="spellEnd"/>
+      <w:r>
+        <w:t xml:space="preserve">/XAI/trust; </w:t>
+      </w:r>
+      <w:proofErr w:type="spellStart"/>
+      <w:r>
+        <w:t>Subala</w:t>
+      </w:r>
+      <w:proofErr w:type="spellEnd"/>
+      <w:r>
+        <w:t xml:space="preserve"> - edge/ESP32/vibration; Pavan - RUL/deep learning; Amit - agentic AI/tool use.</w:t>
       </w:r>
     </w:p>
     <w:p>
@@ -9424,40 +11850,49 @@
       <w:tblPr>
         <w:tblStyle w:val="TableGrid"/>
         <w:tblW w:w="0" w:type="auto"/>
-        <w:jc w:val="center"/>
-        <w:tblLook w:val="04A0" w:firstRow="1" w:lastRow="0" w:firstColumn="1" w:lastColumn="0" w:noHBand="0" w:noVBand="1"/>
+        <w:tblLook w:val="06A0" w:firstRow="1" w:lastRow="0" w:firstColumn="1" w:lastColumn="0" w:noHBand="1" w:noVBand="1"/>
       </w:tblPr>
       <w:tblGrid>
-        <w:gridCol w:w="2160"/>
-        <w:gridCol w:w="2160"/>
-        <w:gridCol w:w="2160"/>
-        <w:gridCol w:w="2160"/>
+        <w:gridCol w:w="905"/>
+        <w:gridCol w:w="1510"/>
+        <w:gridCol w:w="3751"/>
+        <w:gridCol w:w="2474"/>
       </w:tblGrid>
       <w:tr>
         <w:trPr>
-          <w:jc w:val="center"/>
+          <w:trHeight w:val="300"/>
         </w:trPr>
         <w:tc>
           <w:tcPr>
-            <w:tcW w:w="2160" w:type="dxa"/>
-          </w:tcPr>
-          <w:p>
-            <w:r>
-              <w:rPr>
+            <w:tcW w:w="905" w:type="dxa"/>
+          </w:tcPr>
+          <w:p>
+            <w:pPr>
+              <w:rPr>
+                <w:rFonts w:eastAsia="Times New Roman" w:cs="Times New Roman"/>
+              </w:rPr>
+            </w:pPr>
+            <w:r>
+              <w:rPr>
+                <w:rFonts w:ascii="Times New Roman" w:eastAsia="Times New Roman" w:hAnsi="Times New Roman" w:cs="Times New Roman"/>
                 <w:b/>
+                <w:bCs/>
               </w:rPr>
               <w:t>Week</w:t>
             </w:r>
           </w:p>
-        </w:tc>
-        <w:tc>
-          <w:tcPr>
-            <w:tcW w:w="2160" w:type="dxa"/>
-          </w:tcPr>
-          <w:p>
-            <w:r>
-              <w:rPr>
+          <w:p/>
+        </w:tc>
+        <w:tc>
+          <w:tcPr>
+            <w:tcW w:w="1510" w:type="dxa"/>
+          </w:tcPr>
+          <w:p>
+            <w:r>
+              <w:rPr>
+                <w:rFonts w:ascii="Times New Roman" w:eastAsia="Times New Roman" w:hAnsi="Times New Roman" w:cs="Times New Roman"/>
                 <w:b/>
+                <w:bCs/>
               </w:rPr>
               <w:t>Date</w:t>
             </w:r>
@@ -9465,12 +11900,14 @@
         </w:tc>
         <w:tc>
           <w:tcPr>
-            <w:tcW w:w="2160" w:type="dxa"/>
-          </w:tcPr>
-          <w:p>
-            <w:r>
-              <w:rPr>
+            <w:tcW w:w="3751" w:type="dxa"/>
+          </w:tcPr>
+          <w:p>
+            <w:r>
+              <w:rPr>
+                <w:rFonts w:ascii="Times New Roman" w:eastAsia="Times New Roman" w:hAnsi="Times New Roman" w:cs="Times New Roman"/>
                 <w:b/>
+                <w:bCs/>
               </w:rPr>
               <w:t>Activity / decision</w:t>
             </w:r>
@@ -9478,12 +11915,14 @@
         </w:tc>
         <w:tc>
           <w:tcPr>
-            <w:tcW w:w="2160" w:type="dxa"/>
-          </w:tcPr>
-          <w:p>
-            <w:r>
-              <w:rPr>
+            <w:tcW w:w="2474" w:type="dxa"/>
+          </w:tcPr>
+          <w:p>
+            <w:r>
+              <w:rPr>
+                <w:rFonts w:ascii="Times New Roman" w:eastAsia="Times New Roman" w:hAnsi="Times New Roman" w:cs="Times New Roman"/>
                 <w:b/>
+                <w:bCs/>
               </w:rPr>
               <w:t>Evidence</w:t>
             </w:r>
@@ -9492,11 +11931,11 @@
       </w:tr>
       <w:tr>
         <w:trPr>
-          <w:jc w:val="center"/>
+          <w:trHeight w:val="300"/>
         </w:trPr>
         <w:tc>
           <w:tcPr>
-            <w:tcW w:w="2160" w:type="dxa"/>
+            <w:tcW w:w="905" w:type="dxa"/>
           </w:tcPr>
           <w:p>
             <w:r>
@@ -9506,42 +11945,57 @@
         </w:tc>
         <w:tc>
           <w:tcPr>
-            <w:tcW w:w="2160" w:type="dxa"/>
-          </w:tcPr>
-          <w:p>
-            <w:r>
+            <w:tcW w:w="1510" w:type="dxa"/>
+          </w:tcPr>
+          <w:p>
+            <w:r>
+              <w:rPr>
+                <w:rFonts w:ascii="Times New Roman" w:eastAsia="Times New Roman" w:hAnsi="Times New Roman" w:cs="Times New Roman"/>
+              </w:rPr>
               <w:t>10 Aug 2026</w:t>
             </w:r>
           </w:p>
         </w:tc>
         <w:tc>
           <w:tcPr>
-            <w:tcW w:w="2160" w:type="dxa"/>
-          </w:tcPr>
-          <w:p>
-            <w:r>
+            <w:tcW w:w="3751" w:type="dxa"/>
+          </w:tcPr>
+          <w:p>
+            <w:r>
+              <w:rPr>
+                <w:rFonts w:ascii="Times New Roman" w:eastAsia="Times New Roman" w:hAnsi="Times New Roman" w:cs="Times New Roman"/>
+              </w:rPr>
               <w:t>Project introduction; document review; meeting schedule agreed</w:t>
             </w:r>
           </w:p>
         </w:tc>
         <w:tc>
           <w:tcPr>
-            <w:tcW w:w="2160" w:type="dxa"/>
-          </w:tcPr>
-          <w:p>
-            <w:r>
+            <w:tcW w:w="2474" w:type="dxa"/>
+          </w:tcPr>
+          <w:p>
+            <w:pPr>
+              <w:rPr>
+                <w:rFonts w:eastAsia="Times New Roman" w:cs="Times New Roman"/>
+              </w:rPr>
+            </w:pPr>
+            <w:r>
+              <w:rPr>
+                <w:rFonts w:ascii="Times New Roman" w:eastAsia="Times New Roman" w:hAnsi="Times New Roman" w:cs="Times New Roman"/>
+              </w:rPr>
               <w:t>Meeting minutes; logbook</w:t>
             </w:r>
           </w:p>
+          <w:p/>
         </w:tc>
       </w:tr>
       <w:tr>
         <w:trPr>
-          <w:jc w:val="center"/>
+          <w:trHeight w:val="300"/>
         </w:trPr>
         <w:tc>
           <w:tcPr>
-            <w:tcW w:w="2160" w:type="dxa"/>
+            <w:tcW w:w="905" w:type="dxa"/>
           </w:tcPr>
           <w:p>
             <w:r>
@@ -9551,42 +12005,77 @@
         </w:tc>
         <w:tc>
           <w:tcPr>
-            <w:tcW w:w="2160" w:type="dxa"/>
-          </w:tcPr>
-          <w:p>
-            <w:r>
+            <w:tcW w:w="1510" w:type="dxa"/>
+          </w:tcPr>
+          <w:p>
+            <w:r>
+              <w:rPr>
+                <w:rFonts w:ascii="Times New Roman" w:eastAsia="Times New Roman" w:hAnsi="Times New Roman" w:cs="Times New Roman"/>
+              </w:rPr>
               <w:t>17 Aug 2026</w:t>
             </w:r>
           </w:p>
         </w:tc>
         <w:tc>
           <w:tcPr>
-            <w:tcW w:w="2160" w:type="dxa"/>
-          </w:tcPr>
-          <w:p>
-            <w:r>
-              <w:t>Hotspot IP setup; device connection troubleshooting; runlinc login</w:t>
-            </w:r>
-          </w:p>
-        </w:tc>
-        <w:tc>
-          <w:tcPr>
-            <w:tcW w:w="2160" w:type="dxa"/>
-          </w:tcPr>
-          <w:p>
-            <w:r>
+            <w:tcW w:w="3751" w:type="dxa"/>
+          </w:tcPr>
+          <w:p>
+            <w:pPr>
+              <w:rPr>
+                <w:rFonts w:eastAsia="Times New Roman" w:cs="Times New Roman"/>
+              </w:rPr>
+            </w:pPr>
+            <w:r>
+              <w:rPr>
+                <w:rFonts w:ascii="Times New Roman" w:eastAsia="Times New Roman" w:hAnsi="Times New Roman" w:cs="Times New Roman"/>
+              </w:rPr>
+              <w:t xml:space="preserve">Hotspot IP setup; device connection troubleshooting; </w:t>
+            </w:r>
+            <w:proofErr w:type="spellStart"/>
+            <w:r>
+              <w:rPr>
+                <w:rFonts w:ascii="Times New Roman" w:eastAsia="Times New Roman" w:hAnsi="Times New Roman" w:cs="Times New Roman"/>
+              </w:rPr>
+              <w:t>runlinc</w:t>
+            </w:r>
+            <w:proofErr w:type="spellEnd"/>
+            <w:r>
+              <w:rPr>
+                <w:rFonts w:ascii="Times New Roman" w:eastAsia="Times New Roman" w:hAnsi="Times New Roman" w:cs="Times New Roman"/>
+              </w:rPr>
+              <w:t xml:space="preserve"> login</w:t>
+            </w:r>
+          </w:p>
+          <w:p/>
+        </w:tc>
+        <w:tc>
+          <w:tcPr>
+            <w:tcW w:w="2474" w:type="dxa"/>
+          </w:tcPr>
+          <w:p>
+            <w:pPr>
+              <w:rPr>
+                <w:rFonts w:eastAsia="Times New Roman" w:cs="Times New Roman"/>
+              </w:rPr>
+            </w:pPr>
+            <w:r>
+              <w:rPr>
+                <w:rFonts w:ascii="Times New Roman" w:eastAsia="Times New Roman" w:hAnsi="Times New Roman" w:cs="Times New Roman"/>
+              </w:rPr>
               <w:t>Meeting summary 17-Aug-2026.docx</w:t>
             </w:r>
           </w:p>
+          <w:p/>
         </w:tc>
       </w:tr>
       <w:tr>
         <w:trPr>
-          <w:jc w:val="center"/>
+          <w:trHeight w:val="300"/>
         </w:trPr>
         <w:tc>
           <w:tcPr>
-            <w:tcW w:w="2160" w:type="dxa"/>
+            <w:tcW w:w="905" w:type="dxa"/>
           </w:tcPr>
           <w:p>
             <w:r>
@@ -9596,42 +12085,71 @@
         </w:tc>
         <w:tc>
           <w:tcPr>
-            <w:tcW w:w="2160" w:type="dxa"/>
-          </w:tcPr>
-          <w:p>
-            <w:r>
+            <w:tcW w:w="1510" w:type="dxa"/>
+          </w:tcPr>
+          <w:p>
+            <w:r>
+              <w:rPr>
+                <w:rFonts w:ascii="Times New Roman" w:eastAsia="Times New Roman" w:hAnsi="Times New Roman" w:cs="Times New Roman"/>
+              </w:rPr>
               <w:t>24 Aug 2026</w:t>
             </w:r>
           </w:p>
         </w:tc>
         <w:tc>
           <w:tcPr>
-            <w:tcW w:w="2160" w:type="dxa"/>
-          </w:tcPr>
-          <w:p>
-            <w:r>
-              <w:t>Hardware setup; LED blink test (D2); runlinc Projects 14/15 reviewed; later DS18B20 Project 14 lab test (Figs 6–8)</w:t>
-            </w:r>
-          </w:p>
-        </w:tc>
-        <w:tc>
-          <w:tcPr>
-            <w:tcW w:w="2160" w:type="dxa"/>
-          </w:tcPr>
-          <w:p>
-            <w:r>
+            <w:tcW w:w="3751" w:type="dxa"/>
+          </w:tcPr>
+          <w:p>
+            <w:r>
+              <w:rPr>
+                <w:rFonts w:ascii="Times New Roman" w:eastAsia="Times New Roman" w:hAnsi="Times New Roman" w:cs="Times New Roman"/>
+              </w:rPr>
+              <w:t xml:space="preserve">Hardware setup; LED blink test (D2); </w:t>
+            </w:r>
+            <w:proofErr w:type="spellStart"/>
+            <w:r>
+              <w:rPr>
+                <w:rFonts w:ascii="Times New Roman" w:eastAsia="Times New Roman" w:hAnsi="Times New Roman" w:cs="Times New Roman"/>
+              </w:rPr>
+              <w:t>runlinc</w:t>
+            </w:r>
+            <w:proofErr w:type="spellEnd"/>
+            <w:r>
+              <w:rPr>
+                <w:rFonts w:ascii="Times New Roman" w:eastAsia="Times New Roman" w:hAnsi="Times New Roman" w:cs="Times New Roman"/>
+              </w:rPr>
+              <w:t xml:space="preserve"> Projects 14/15 reviewed; later DS18B20 Project 14 lab test (Figs 6–8)</w:t>
+            </w:r>
+          </w:p>
+        </w:tc>
+        <w:tc>
+          <w:tcPr>
+            <w:tcW w:w="2474" w:type="dxa"/>
+          </w:tcPr>
+          <w:p>
+            <w:pPr>
+              <w:rPr>
+                <w:rFonts w:eastAsia="Times New Roman" w:cs="Times New Roman"/>
+              </w:rPr>
+            </w:pPr>
+            <w:r>
+              <w:rPr>
+                <w:rFonts w:ascii="Times New Roman" w:eastAsia="Times New Roman" w:hAnsi="Times New Roman" w:cs="Times New Roman"/>
+              </w:rPr>
               <w:t>Meeting minutes 24-Aug-2026.docx; Table 7; Figures 6–8</w:t>
             </w:r>
           </w:p>
+          <w:p/>
         </w:tc>
       </w:tr>
       <w:tr>
         <w:trPr>
-          <w:jc w:val="center"/>
+          <w:trHeight w:val="300"/>
         </w:trPr>
         <w:tc>
           <w:tcPr>
-            <w:tcW w:w="2160" w:type="dxa"/>
+            <w:tcW w:w="905" w:type="dxa"/>
           </w:tcPr>
           <w:p>
             <w:r>
@@ -9641,33 +12159,54 @@
         </w:tc>
         <w:tc>
           <w:tcPr>
-            <w:tcW w:w="2160" w:type="dxa"/>
-          </w:tcPr>
-          <w:p>
-            <w:r>
+            <w:tcW w:w="1510" w:type="dxa"/>
+          </w:tcPr>
+          <w:p>
+            <w:pPr>
+              <w:rPr>
+                <w:rFonts w:eastAsia="Times New Roman" w:cs="Times New Roman"/>
+              </w:rPr>
+            </w:pPr>
+            <w:r>
+              <w:rPr>
+                <w:rFonts w:ascii="Times New Roman" w:eastAsia="Times New Roman" w:hAnsi="Times New Roman" w:cs="Times New Roman"/>
+              </w:rPr>
               <w:t>Sep 2026</w:t>
             </w:r>
           </w:p>
-        </w:tc>
-        <w:tc>
-          <w:tcPr>
-            <w:tcW w:w="2160" w:type="dxa"/>
-          </w:tcPr>
-          <w:p>
-            <w:r>
+          <w:p/>
+        </w:tc>
+        <w:tc>
+          <w:tcPr>
+            <w:tcW w:w="3751" w:type="dxa"/>
+          </w:tcPr>
+          <w:p>
+            <w:r>
+              <w:rPr>
+                <w:rFonts w:ascii="Times New Roman" w:eastAsia="Times New Roman" w:hAnsi="Times New Roman" w:cs="Times New Roman"/>
+              </w:rPr>
               <w:t>Supervisor feedback on A1b; A2 report preparation</w:t>
             </w:r>
           </w:p>
         </w:tc>
         <w:tc>
           <w:tcPr>
-            <w:tcW w:w="2160" w:type="dxa"/>
-          </w:tcPr>
-          <w:p>
-            <w:r>
+            <w:tcW w:w="2474" w:type="dxa"/>
+          </w:tcPr>
+          <w:p>
+            <w:pPr>
+              <w:rPr>
+                <w:rFonts w:eastAsia="Times New Roman" w:cs="Times New Roman"/>
+              </w:rPr>
+            </w:pPr>
+            <w:r>
+              <w:rPr>
+                <w:rFonts w:ascii="Times New Roman" w:eastAsia="Times New Roman" w:hAnsi="Times New Roman" w:cs="Times New Roman"/>
+              </w:rPr>
               <w:t>Moodle feedback; this report</w:t>
             </w:r>
           </w:p>
+          <w:p/>
         </w:tc>
       </w:tr>
     </w:tbl>
@@ -9691,35 +12230,56 @@
         <w:spacing w:after="120"/>
       </w:pPr>
       <w:r>
-        <w:t>The team reviewed written grade feedback and verbal comments from supervision and presentation sessions. Table A1 maps each Assignment 1b rubric criterion, marker feedback, score received, and corrective action in this report.</w:t>
+        <w:t>Grades and remarks from grade reviews and supervision/presentation sessions were analyzed by the team. Table A1 shows all the criteria from the rubric for Assignment 1b, the feedback given by the marker, grades obtained, and corrective actions taken.</w:t>
       </w:r>
     </w:p>
     <w:tbl>
       <w:tblPr>
         <w:tblStyle w:val="TableGrid"/>
         <w:tblW w:w="0" w:type="auto"/>
-        <w:jc w:val="center"/>
+        <w:tblBorders>
+          <w:top w:val="single" w:sz="6" w:space="0" w:color="auto"/>
+          <w:left w:val="single" w:sz="6" w:space="0" w:color="auto"/>
+          <w:bottom w:val="single" w:sz="6" w:space="0" w:color="auto"/>
+          <w:right w:val="single" w:sz="6" w:space="0" w:color="auto"/>
+        </w:tblBorders>
         <w:tblLook w:val="04A0" w:firstRow="1" w:lastRow="0" w:firstColumn="1" w:lastColumn="0" w:noHBand="0" w:noVBand="1"/>
       </w:tblPr>
       <w:tblGrid>
-        <w:gridCol w:w="1728"/>
-        <w:gridCol w:w="1728"/>
-        <w:gridCol w:w="1728"/>
-        <w:gridCol w:w="1728"/>
-        <w:gridCol w:w="1728"/>
+        <w:gridCol w:w="1902"/>
+        <w:gridCol w:w="822"/>
+        <w:gridCol w:w="2450"/>
+        <w:gridCol w:w="2148"/>
+        <w:gridCol w:w="1302"/>
       </w:tblGrid>
       <w:tr>
         <w:trPr>
-          <w:jc w:val="center"/>
+          <w:trHeight w:val="300"/>
         </w:trPr>
         <w:tc>
           <w:tcPr>
-            <w:tcW w:w="1728" w:type="dxa"/>
-          </w:tcPr>
-          <w:p>
-            <w:r>
-              <w:rPr>
+            <w:tcW w:w="1902" w:type="dxa"/>
+            <w:tcBorders>
+              <w:top w:val="single" w:sz="6" w:space="0" w:color="auto"/>
+              <w:left w:val="single" w:sz="6" w:space="0" w:color="auto"/>
+            </w:tcBorders>
+            <w:tcMar>
+              <w:left w:w="105" w:type="dxa"/>
+              <w:right w:w="105" w:type="dxa"/>
+            </w:tcMar>
+            <w:vAlign w:val="center"/>
+          </w:tcPr>
+          <w:p>
+            <w:pPr>
+              <w:rPr>
+                <w:rFonts w:eastAsia="Times New Roman" w:cs="Times New Roman"/>
+              </w:rPr>
+            </w:pPr>
+            <w:r>
+              <w:rPr>
+                <w:rFonts w:ascii="Times New Roman" w:eastAsia="Times New Roman" w:hAnsi="Times New Roman" w:cs="Times New Roman"/>
                 <w:b/>
+                <w:bCs/>
               </w:rPr>
               <w:t>Criterion</w:t>
             </w:r>
@@ -9727,12 +12287,27 @@
         </w:tc>
         <w:tc>
           <w:tcPr>
-            <w:tcW w:w="1728" w:type="dxa"/>
-          </w:tcPr>
-          <w:p>
-            <w:r>
-              <w:rPr>
+            <w:tcW w:w="822" w:type="dxa"/>
+            <w:tcBorders>
+              <w:top w:val="single" w:sz="6" w:space="0" w:color="auto"/>
+            </w:tcBorders>
+            <w:tcMar>
+              <w:left w:w="105" w:type="dxa"/>
+              <w:right w:w="105" w:type="dxa"/>
+            </w:tcMar>
+            <w:vAlign w:val="center"/>
+          </w:tcPr>
+          <w:p>
+            <w:pPr>
+              <w:rPr>
+                <w:rFonts w:eastAsia="Times New Roman" w:cs="Times New Roman"/>
+              </w:rPr>
+            </w:pPr>
+            <w:r>
+              <w:rPr>
+                <w:rFonts w:ascii="Times New Roman" w:eastAsia="Times New Roman" w:hAnsi="Times New Roman" w:cs="Times New Roman"/>
                 <w:b/>
+                <w:bCs/>
               </w:rPr>
               <w:t>A1 Score</w:t>
             </w:r>
@@ -9740,12 +12315,27 @@
         </w:tc>
         <w:tc>
           <w:tcPr>
-            <w:tcW w:w="1728" w:type="dxa"/>
-          </w:tcPr>
-          <w:p>
-            <w:r>
-              <w:rPr>
+            <w:tcW w:w="2450" w:type="dxa"/>
+            <w:tcBorders>
+              <w:top w:val="single" w:sz="6" w:space="0" w:color="auto"/>
+            </w:tcBorders>
+            <w:tcMar>
+              <w:left w:w="105" w:type="dxa"/>
+              <w:right w:w="105" w:type="dxa"/>
+            </w:tcMar>
+            <w:vAlign w:val="center"/>
+          </w:tcPr>
+          <w:p>
+            <w:pPr>
+              <w:rPr>
+                <w:rFonts w:eastAsia="Times New Roman" w:cs="Times New Roman"/>
+              </w:rPr>
+            </w:pPr>
+            <w:r>
+              <w:rPr>
+                <w:rFonts w:ascii="Times New Roman" w:eastAsia="Times New Roman" w:hAnsi="Times New Roman" w:cs="Times New Roman"/>
                 <w:b/>
+                <w:bCs/>
               </w:rPr>
               <w:t>Marker feedback (summary)</w:t>
             </w:r>
@@ -9753,12 +12343,27 @@
         </w:tc>
         <w:tc>
           <w:tcPr>
-            <w:tcW w:w="1728" w:type="dxa"/>
-          </w:tcPr>
-          <w:p>
-            <w:r>
-              <w:rPr>
+            <w:tcW w:w="2148" w:type="dxa"/>
+            <w:tcBorders>
+              <w:top w:val="single" w:sz="6" w:space="0" w:color="auto"/>
+            </w:tcBorders>
+            <w:tcMar>
+              <w:left w:w="105" w:type="dxa"/>
+              <w:right w:w="105" w:type="dxa"/>
+            </w:tcMar>
+            <w:vAlign w:val="center"/>
+          </w:tcPr>
+          <w:p>
+            <w:pPr>
+              <w:rPr>
+                <w:rFonts w:eastAsia="Times New Roman" w:cs="Times New Roman"/>
+              </w:rPr>
+            </w:pPr>
+            <w:r>
+              <w:rPr>
+                <w:rFonts w:ascii="Times New Roman" w:eastAsia="Times New Roman" w:hAnsi="Times New Roman" w:cs="Times New Roman"/>
                 <w:b/>
+                <w:bCs/>
               </w:rPr>
               <w:t>Action in Assignment 2</w:t>
             </w:r>
@@ -9766,12 +12371,28 @@
         </w:tc>
         <w:tc>
           <w:tcPr>
-            <w:tcW w:w="1728" w:type="dxa"/>
-          </w:tcPr>
-          <w:p>
-            <w:r>
-              <w:rPr>
+            <w:tcW w:w="1302" w:type="dxa"/>
+            <w:tcBorders>
+              <w:top w:val="single" w:sz="6" w:space="0" w:color="auto"/>
+              <w:right w:val="single" w:sz="6" w:space="0" w:color="auto"/>
+            </w:tcBorders>
+            <w:tcMar>
+              <w:left w:w="105" w:type="dxa"/>
+              <w:right w:w="105" w:type="dxa"/>
+            </w:tcMar>
+            <w:vAlign w:val="center"/>
+          </w:tcPr>
+          <w:p>
+            <w:pPr>
+              <w:rPr>
+                <w:rFonts w:eastAsia="Times New Roman" w:cs="Times New Roman"/>
+              </w:rPr>
+            </w:pPr>
+            <w:r>
+              <w:rPr>
+                <w:rFonts w:ascii="Times New Roman" w:eastAsia="Times New Roman" w:hAnsi="Times New Roman" w:cs="Times New Roman"/>
                 <w:b/>
+                <w:bCs/>
               </w:rPr>
               <w:t>Section</w:t>
             </w:r>
@@ -9780,385 +12401,899 @@
       </w:tr>
       <w:tr>
         <w:trPr>
-          <w:jc w:val="center"/>
+          <w:trHeight w:val="300"/>
         </w:trPr>
         <w:tc>
           <w:tcPr>
-            <w:tcW w:w="1728" w:type="dxa"/>
-          </w:tcPr>
-          <w:p>
-            <w:r>
+            <w:tcW w:w="1902" w:type="dxa"/>
+            <w:tcBorders>
+              <w:left w:val="single" w:sz="6" w:space="0" w:color="auto"/>
+            </w:tcBorders>
+            <w:tcMar>
+              <w:left w:w="105" w:type="dxa"/>
+              <w:right w:w="105" w:type="dxa"/>
+            </w:tcMar>
+            <w:vAlign w:val="center"/>
+          </w:tcPr>
+          <w:p>
+            <w:pPr>
+              <w:rPr>
+                <w:rFonts w:eastAsia="Times New Roman" w:cs="Times New Roman"/>
+              </w:rPr>
+            </w:pPr>
+            <w:r>
+              <w:rPr>
+                <w:rFonts w:ascii="Times New Roman" w:eastAsia="Times New Roman" w:hAnsi="Times New Roman" w:cs="Times New Roman"/>
+              </w:rPr>
               <w:t>Introduction</w:t>
             </w:r>
           </w:p>
         </w:tc>
         <w:tc>
           <w:tcPr>
-            <w:tcW w:w="1728" w:type="dxa"/>
-          </w:tcPr>
-          <w:p>
-            <w:r>
+            <w:tcW w:w="822" w:type="dxa"/>
+            <w:tcMar>
+              <w:left w:w="105" w:type="dxa"/>
+              <w:right w:w="105" w:type="dxa"/>
+            </w:tcMar>
+            <w:vAlign w:val="center"/>
+          </w:tcPr>
+          <w:p>
+            <w:pPr>
+              <w:rPr>
+                <w:rFonts w:eastAsia="Times New Roman" w:cs="Times New Roman"/>
+              </w:rPr>
+            </w:pPr>
+            <w:r>
+              <w:rPr>
+                <w:rFonts w:ascii="Times New Roman" w:eastAsia="Times New Roman" w:hAnsi="Times New Roman" w:cs="Times New Roman"/>
+              </w:rPr>
               <w:t>0.85/1</w:t>
             </w:r>
           </w:p>
         </w:tc>
         <w:tc>
           <w:tcPr>
-            <w:tcW w:w="1728" w:type="dxa"/>
-          </w:tcPr>
-          <w:p>
-            <w:r>
-              <w:t>Good overview but generic; needs E32W/runlinc focus</w:t>
-            </w:r>
-          </w:p>
-        </w:tc>
-        <w:tc>
-          <w:tcPr>
-            <w:tcW w:w="1728" w:type="dxa"/>
-          </w:tcPr>
-          <w:p>
-            <w:r>
-              <w:t>Rewritten project-specific intro naming E32W, runlinc, team hardware</w:t>
-            </w:r>
-          </w:p>
-        </w:tc>
-        <w:tc>
-          <w:tcPr>
-            <w:tcW w:w="1728" w:type="dxa"/>
-          </w:tcPr>
-          <w:p>
-            <w:r>
-              <w:t>§1</w:t>
+            <w:tcW w:w="2450" w:type="dxa"/>
+            <w:tcMar>
+              <w:left w:w="105" w:type="dxa"/>
+              <w:right w:w="105" w:type="dxa"/>
+            </w:tcMar>
+            <w:vAlign w:val="center"/>
+          </w:tcPr>
+          <w:p>
+            <w:r>
+              <w:rPr>
+                <w:rFonts w:ascii="Times New Roman" w:eastAsia="Times New Roman" w:hAnsi="Times New Roman" w:cs="Times New Roman"/>
+              </w:rPr>
+              <w:t>Good overview, however generic; should have E32W/</w:t>
+            </w:r>
+            <w:proofErr w:type="spellStart"/>
+            <w:r>
+              <w:rPr>
+                <w:rFonts w:ascii="Times New Roman" w:eastAsia="Times New Roman" w:hAnsi="Times New Roman" w:cs="Times New Roman"/>
+              </w:rPr>
+              <w:t>runl</w:t>
+            </w:r>
+            <w:proofErr w:type="spellEnd"/>
+          </w:p>
+        </w:tc>
+        <w:tc>
+          <w:tcPr>
+            <w:tcW w:w="2148" w:type="dxa"/>
+            <w:tcMar>
+              <w:left w:w="105" w:type="dxa"/>
+              <w:right w:w="105" w:type="dxa"/>
+            </w:tcMar>
+            <w:vAlign w:val="center"/>
+          </w:tcPr>
+          <w:p>
+            <w:r>
+              <w:rPr>
+                <w:rFonts w:ascii="Times New Roman" w:eastAsia="Times New Roman" w:hAnsi="Times New Roman" w:cs="Times New Roman"/>
+              </w:rPr>
+              <w:t xml:space="preserve">This paper will </w:t>
+            </w:r>
+            <w:proofErr w:type="gramStart"/>
+            <w:r>
+              <w:rPr>
+                <w:rFonts w:ascii="Times New Roman" w:eastAsia="Times New Roman" w:hAnsi="Times New Roman" w:cs="Times New Roman"/>
+              </w:rPr>
+              <w:t>look into</w:t>
+            </w:r>
+            <w:proofErr w:type="gramEnd"/>
+            <w:r>
+              <w:rPr>
+                <w:rFonts w:ascii="Times New Roman" w:eastAsia="Times New Roman" w:hAnsi="Times New Roman" w:cs="Times New Roman"/>
+              </w:rPr>
+              <w:t xml:space="preserve"> Project E32W, </w:t>
+            </w:r>
+            <w:proofErr w:type="spellStart"/>
+            <w:r>
+              <w:rPr>
+                <w:rFonts w:ascii="Times New Roman" w:eastAsia="Times New Roman" w:hAnsi="Times New Roman" w:cs="Times New Roman"/>
+              </w:rPr>
+              <w:t>RunLINC</w:t>
+            </w:r>
+            <w:proofErr w:type="spellEnd"/>
+            <w:r>
+              <w:rPr>
+                <w:rFonts w:ascii="Times New Roman" w:eastAsia="Times New Roman" w:hAnsi="Times New Roman" w:cs="Times New Roman"/>
+              </w:rPr>
+              <w:t>, team</w:t>
+            </w:r>
+          </w:p>
+        </w:tc>
+        <w:tc>
+          <w:tcPr>
+            <w:tcW w:w="1302" w:type="dxa"/>
+            <w:tcBorders>
+              <w:right w:val="single" w:sz="6" w:space="0" w:color="auto"/>
+            </w:tcBorders>
+            <w:tcMar>
+              <w:left w:w="105" w:type="dxa"/>
+              <w:right w:w="105" w:type="dxa"/>
+            </w:tcMar>
+            <w:vAlign w:val="center"/>
+          </w:tcPr>
+          <w:p>
+            <w:pPr>
+              <w:rPr>
+                <w:rFonts w:eastAsia="Times New Roman" w:cs="Times New Roman"/>
+              </w:rPr>
+            </w:pPr>
+            <w:r>
+              <w:rPr>
+                <w:rFonts w:ascii="Times New Roman" w:eastAsia="Times New Roman" w:hAnsi="Times New Roman" w:cs="Times New Roman"/>
+              </w:rPr>
+              <w:t>1</w:t>
             </w:r>
           </w:p>
         </w:tc>
       </w:tr>
       <w:tr>
         <w:trPr>
-          <w:jc w:val="center"/>
+          <w:trHeight w:val="300"/>
         </w:trPr>
         <w:tc>
           <w:tcPr>
-            <w:tcW w:w="1728" w:type="dxa"/>
-          </w:tcPr>
-          <w:p>
-            <w:r>
+            <w:tcW w:w="1902" w:type="dxa"/>
+            <w:tcBorders>
+              <w:left w:val="single" w:sz="6" w:space="0" w:color="auto"/>
+            </w:tcBorders>
+            <w:tcMar>
+              <w:left w:w="105" w:type="dxa"/>
+              <w:right w:w="105" w:type="dxa"/>
+            </w:tcMar>
+            <w:vAlign w:val="center"/>
+          </w:tcPr>
+          <w:p>
+            <w:pPr>
+              <w:rPr>
+                <w:rFonts w:eastAsia="Times New Roman" w:cs="Times New Roman"/>
+              </w:rPr>
+            </w:pPr>
+            <w:r>
+              <w:rPr>
+                <w:rFonts w:ascii="Times New Roman" w:eastAsia="Times New Roman" w:hAnsi="Times New Roman" w:cs="Times New Roman"/>
+              </w:rPr>
               <w:t>Problem domain &amp; RQs</w:t>
             </w:r>
           </w:p>
         </w:tc>
         <w:tc>
           <w:tcPr>
-            <w:tcW w:w="1728" w:type="dxa"/>
-          </w:tcPr>
-          <w:p>
-            <w:r>
+            <w:tcW w:w="822" w:type="dxa"/>
+            <w:tcMar>
+              <w:left w:w="105" w:type="dxa"/>
+              <w:right w:w="105" w:type="dxa"/>
+            </w:tcMar>
+            <w:vAlign w:val="center"/>
+          </w:tcPr>
+          <w:p>
+            <w:pPr>
+              <w:rPr>
+                <w:rFonts w:eastAsia="Times New Roman" w:cs="Times New Roman"/>
+              </w:rPr>
+            </w:pPr>
+            <w:r>
+              <w:rPr>
+                <w:rFonts w:ascii="Times New Roman" w:eastAsia="Times New Roman" w:hAnsi="Times New Roman" w:cs="Times New Roman"/>
+              </w:rPr>
               <w:t>0.65/1</w:t>
             </w:r>
           </w:p>
         </w:tc>
         <w:tc>
           <w:tcPr>
-            <w:tcW w:w="1728" w:type="dxa"/>
-          </w:tcPr>
-          <w:p>
-            <w:r>
-              <w:t>RQ4 misaligned; RQs need clarity</w:t>
-            </w:r>
-          </w:p>
-        </w:tc>
-        <w:tc>
-          <w:tcPr>
-            <w:tcW w:w="1728" w:type="dxa"/>
-          </w:tcPr>
-          <w:p>
-            <w:r>
-              <w:t>RQ4 corrected; 4 RQs only; full RQ–objective mapping table</w:t>
-            </w:r>
-          </w:p>
-        </w:tc>
-        <w:tc>
-          <w:tcPr>
-            <w:tcW w:w="1728" w:type="dxa"/>
-          </w:tcPr>
-          <w:p>
-            <w:r>
-              <w:t>§2.3–2.4</w:t>
+            <w:tcW w:w="2450" w:type="dxa"/>
+            <w:tcMar>
+              <w:left w:w="105" w:type="dxa"/>
+              <w:right w:w="105" w:type="dxa"/>
+            </w:tcMar>
+            <w:vAlign w:val="center"/>
+          </w:tcPr>
+          <w:p>
+            <w:r>
+              <w:rPr>
+                <w:rFonts w:ascii="Times New Roman" w:eastAsia="Times New Roman" w:hAnsi="Times New Roman" w:cs="Times New Roman"/>
+              </w:rPr>
+              <w:t>Question RQ4 is inconsistent; all RQ</w:t>
+            </w:r>
+          </w:p>
+        </w:tc>
+        <w:tc>
+          <w:tcPr>
+            <w:tcW w:w="2148" w:type="dxa"/>
+            <w:tcMar>
+              <w:left w:w="105" w:type="dxa"/>
+              <w:right w:w="105" w:type="dxa"/>
+            </w:tcMar>
+            <w:vAlign w:val="center"/>
+          </w:tcPr>
+          <w:p>
+            <w:r>
+              <w:rPr>
+                <w:rFonts w:ascii="Times New Roman" w:eastAsia="Times New Roman" w:hAnsi="Times New Roman" w:cs="Times New Roman"/>
+              </w:rPr>
+              <w:t>Corrected RQ4; 4 research questions only; RQ-objective mapping table</w:t>
+            </w:r>
+          </w:p>
+        </w:tc>
+        <w:tc>
+          <w:tcPr>
+            <w:tcW w:w="1302" w:type="dxa"/>
+            <w:tcBorders>
+              <w:right w:val="single" w:sz="6" w:space="0" w:color="auto"/>
+            </w:tcBorders>
+            <w:tcMar>
+              <w:left w:w="105" w:type="dxa"/>
+              <w:right w:w="105" w:type="dxa"/>
+            </w:tcMar>
+            <w:vAlign w:val="center"/>
+          </w:tcPr>
+          <w:p>
+            <w:pPr>
+              <w:rPr>
+                <w:rFonts w:eastAsia="Times New Roman" w:cs="Times New Roman"/>
+              </w:rPr>
+            </w:pPr>
+            <w:r>
+              <w:rPr>
+                <w:rFonts w:ascii="Times New Roman" w:eastAsia="Times New Roman" w:hAnsi="Times New Roman" w:cs="Times New Roman"/>
+              </w:rPr>
+              <w:t>2.3–2.4</w:t>
             </w:r>
           </w:p>
         </w:tc>
       </w:tr>
       <w:tr>
         <w:trPr>
-          <w:jc w:val="center"/>
+          <w:trHeight w:val="300"/>
         </w:trPr>
         <w:tc>
           <w:tcPr>
-            <w:tcW w:w="1728" w:type="dxa"/>
-          </w:tcPr>
-          <w:p>
-            <w:r>
+            <w:tcW w:w="1902" w:type="dxa"/>
+            <w:tcBorders>
+              <w:left w:val="single" w:sz="6" w:space="0" w:color="auto"/>
+            </w:tcBorders>
+            <w:tcMar>
+              <w:left w:w="105" w:type="dxa"/>
+              <w:right w:w="105" w:type="dxa"/>
+            </w:tcMar>
+            <w:vAlign w:val="center"/>
+          </w:tcPr>
+          <w:p>
+            <w:pPr>
+              <w:rPr>
+                <w:rFonts w:eastAsia="Times New Roman" w:cs="Times New Roman"/>
+              </w:rPr>
+            </w:pPr>
+            <w:r>
+              <w:rPr>
+                <w:rFonts w:ascii="Times New Roman" w:eastAsia="Times New Roman" w:hAnsi="Times New Roman" w:cs="Times New Roman"/>
+              </w:rPr>
               <w:t>Literature review</w:t>
             </w:r>
           </w:p>
         </w:tc>
         <w:tc>
           <w:tcPr>
-            <w:tcW w:w="1728" w:type="dxa"/>
-          </w:tcPr>
-          <w:p>
-            <w:r>
+            <w:tcW w:w="822" w:type="dxa"/>
+            <w:tcMar>
+              <w:left w:w="105" w:type="dxa"/>
+              <w:right w:w="105" w:type="dxa"/>
+            </w:tcMar>
+            <w:vAlign w:val="center"/>
+          </w:tcPr>
+          <w:p>
+            <w:pPr>
+              <w:rPr>
+                <w:rFonts w:eastAsia="Times New Roman" w:cs="Times New Roman"/>
+              </w:rPr>
+            </w:pPr>
+            <w:r>
+              <w:rPr>
+                <w:rFonts w:ascii="Times New Roman" w:eastAsia="Times New Roman" w:hAnsi="Times New Roman" w:cs="Times New Roman"/>
+              </w:rPr>
               <w:t>4/6</w:t>
             </w:r>
           </w:p>
         </w:tc>
         <w:tc>
           <w:tcPr>
-            <w:tcW w:w="1728" w:type="dxa"/>
-          </w:tcPr>
-          <w:p>
-            <w:r>
-              <w:t>Descriptive; needs critical comparison, gaps, recent refs</w:t>
-            </w:r>
-          </w:p>
-        </w:tc>
-        <w:tc>
-          <w:tcPr>
-            <w:tcW w:w="1728" w:type="dxa"/>
-          </w:tcPr>
-          <w:p>
-            <w:r>
-              <w:t>Critical comparison table §3; gap analysis; 40-source plan in App II</w:t>
-            </w:r>
-          </w:p>
-        </w:tc>
-        <w:tc>
-          <w:tcPr>
-            <w:tcW w:w="1728" w:type="dxa"/>
-          </w:tcPr>
-          <w:p>
-            <w:r>
-              <w:t>§3, App II</w:t>
+            <w:tcW w:w="2450" w:type="dxa"/>
+            <w:tcMar>
+              <w:left w:w="105" w:type="dxa"/>
+              <w:right w:w="105" w:type="dxa"/>
+            </w:tcMar>
+            <w:vAlign w:val="center"/>
+          </w:tcPr>
+          <w:p>
+            <w:r>
+              <w:rPr>
+                <w:rFonts w:ascii="Times New Roman" w:eastAsia="Times New Roman" w:hAnsi="Times New Roman" w:cs="Times New Roman"/>
+              </w:rPr>
+              <w:t>Descriptive. Needs critical analysis, comparisons, gaps, and references.</w:t>
+            </w:r>
+          </w:p>
+        </w:tc>
+        <w:tc>
+          <w:tcPr>
+            <w:tcW w:w="2148" w:type="dxa"/>
+            <w:tcMar>
+              <w:left w:w="105" w:type="dxa"/>
+              <w:right w:w="105" w:type="dxa"/>
+            </w:tcMar>
+            <w:vAlign w:val="center"/>
+          </w:tcPr>
+          <w:p>
+            <w:r>
+              <w:rPr>
+                <w:rFonts w:ascii="Times New Roman" w:eastAsia="Times New Roman" w:hAnsi="Times New Roman" w:cs="Times New Roman"/>
+              </w:rPr>
+              <w:t>Critical comparison chart 3; gap analysis; 40 sources plan in App II</w:t>
+            </w:r>
+          </w:p>
+        </w:tc>
+        <w:tc>
+          <w:tcPr>
+            <w:tcW w:w="1302" w:type="dxa"/>
+            <w:tcBorders>
+              <w:right w:val="single" w:sz="6" w:space="0" w:color="auto"/>
+            </w:tcBorders>
+            <w:tcMar>
+              <w:left w:w="105" w:type="dxa"/>
+              <w:right w:w="105" w:type="dxa"/>
+            </w:tcMar>
+            <w:vAlign w:val="center"/>
+          </w:tcPr>
+          <w:p>
+            <w:pPr>
+              <w:rPr>
+                <w:rFonts w:eastAsia="Times New Roman" w:cs="Times New Roman"/>
+              </w:rPr>
+            </w:pPr>
+            <w:r>
+              <w:rPr>
+                <w:rFonts w:ascii="Times New Roman" w:eastAsia="Times New Roman" w:hAnsi="Times New Roman" w:cs="Times New Roman"/>
+              </w:rPr>
+              <w:t>3, App II</w:t>
             </w:r>
           </w:p>
         </w:tc>
       </w:tr>
       <w:tr>
         <w:trPr>
-          <w:jc w:val="center"/>
+          <w:trHeight w:val="300"/>
         </w:trPr>
         <w:tc>
           <w:tcPr>
-            <w:tcW w:w="1728" w:type="dxa"/>
-          </w:tcPr>
-          <w:p>
-            <w:r>
+            <w:tcW w:w="1902" w:type="dxa"/>
+            <w:tcBorders>
+              <w:left w:val="single" w:sz="6" w:space="0" w:color="auto"/>
+            </w:tcBorders>
+            <w:tcMar>
+              <w:left w:w="105" w:type="dxa"/>
+              <w:right w:w="105" w:type="dxa"/>
+            </w:tcMar>
+            <w:vAlign w:val="center"/>
+          </w:tcPr>
+          <w:p>
+            <w:pPr>
+              <w:rPr>
+                <w:rFonts w:eastAsia="Times New Roman" w:cs="Times New Roman"/>
+              </w:rPr>
+            </w:pPr>
+            <w:r>
+              <w:rPr>
+                <w:rFonts w:ascii="Times New Roman" w:eastAsia="Times New Roman" w:hAnsi="Times New Roman" w:cs="Times New Roman"/>
+              </w:rPr>
               <w:t>Aim &amp; objectives</w:t>
             </w:r>
           </w:p>
         </w:tc>
         <w:tc>
           <w:tcPr>
-            <w:tcW w:w="1728" w:type="dxa"/>
-          </w:tcPr>
-          <w:p>
-            <w:r>
+            <w:tcW w:w="822" w:type="dxa"/>
+            <w:tcMar>
+              <w:left w:w="105" w:type="dxa"/>
+              <w:right w:w="105" w:type="dxa"/>
+            </w:tcMar>
+            <w:vAlign w:val="center"/>
+          </w:tcPr>
+          <w:p>
+            <w:pPr>
+              <w:rPr>
+                <w:rFonts w:eastAsia="Times New Roman" w:cs="Times New Roman"/>
+              </w:rPr>
+            </w:pPr>
+            <w:r>
+              <w:rPr>
+                <w:rFonts w:ascii="Times New Roman" w:eastAsia="Times New Roman" w:hAnsi="Times New Roman" w:cs="Times New Roman"/>
+              </w:rPr>
               <w:t>1.3/2</w:t>
             </w:r>
           </w:p>
         </w:tc>
         <w:tc>
           <w:tcPr>
-            <w:tcW w:w="1728" w:type="dxa"/>
-          </w:tcPr>
-          <w:p>
-            <w:r>
+            <w:tcW w:w="2450" w:type="dxa"/>
+            <w:tcMar>
+              <w:left w:w="105" w:type="dxa"/>
+              <w:right w:w="105" w:type="dxa"/>
+            </w:tcMar>
+            <w:vAlign w:val="center"/>
+          </w:tcPr>
+          <w:p>
+            <w:pPr>
+              <w:rPr>
+                <w:rFonts w:eastAsia="Times New Roman" w:cs="Times New Roman"/>
+              </w:rPr>
+            </w:pPr>
+            <w:r>
+              <w:rPr>
+                <w:rFonts w:ascii="Times New Roman" w:eastAsia="Times New Roman" w:hAnsi="Times New Roman" w:cs="Times New Roman"/>
+              </w:rPr>
               <w:t>Objectives need measurability and RQ alignment</w:t>
             </w:r>
           </w:p>
         </w:tc>
         <w:tc>
           <w:tcPr>
-            <w:tcW w:w="1728" w:type="dxa"/>
-          </w:tcPr>
-          <w:p>
-            <w:r>
+            <w:tcW w:w="2148" w:type="dxa"/>
+            <w:tcMar>
+              <w:left w:w="105" w:type="dxa"/>
+              <w:right w:w="105" w:type="dxa"/>
+            </w:tcMar>
+            <w:vAlign w:val="center"/>
+          </w:tcPr>
+          <w:p>
+            <w:pPr>
+              <w:rPr>
+                <w:rFonts w:eastAsia="Times New Roman" w:cs="Times New Roman"/>
+              </w:rPr>
+            </w:pPr>
+            <w:r>
+              <w:rPr>
+                <w:rFonts w:ascii="Times New Roman" w:eastAsia="Times New Roman" w:hAnsi="Times New Roman" w:cs="Times New Roman"/>
+              </w:rPr>
               <w:t>Measurable success criteria per objective; explicit RQ column</w:t>
             </w:r>
           </w:p>
         </w:tc>
         <w:tc>
           <w:tcPr>
-            <w:tcW w:w="1728" w:type="dxa"/>
-          </w:tcPr>
-          <w:p>
-            <w:r>
-              <w:t>§2.4</w:t>
+            <w:tcW w:w="1302" w:type="dxa"/>
+            <w:tcBorders>
+              <w:right w:val="single" w:sz="6" w:space="0" w:color="auto"/>
+            </w:tcBorders>
+            <w:tcMar>
+              <w:left w:w="105" w:type="dxa"/>
+              <w:right w:w="105" w:type="dxa"/>
+            </w:tcMar>
+            <w:vAlign w:val="center"/>
+          </w:tcPr>
+          <w:p>
+            <w:pPr>
+              <w:rPr>
+                <w:rFonts w:eastAsia="Times New Roman" w:cs="Times New Roman"/>
+              </w:rPr>
+            </w:pPr>
+            <w:r>
+              <w:rPr>
+                <w:rFonts w:ascii="Times New Roman" w:eastAsia="Times New Roman" w:hAnsi="Times New Roman" w:cs="Times New Roman"/>
+              </w:rPr>
+              <w:t>2.4</w:t>
             </w:r>
           </w:p>
         </w:tc>
       </w:tr>
       <w:tr>
         <w:trPr>
-          <w:jc w:val="center"/>
+          <w:trHeight w:val="300"/>
         </w:trPr>
         <w:tc>
           <w:tcPr>
-            <w:tcW w:w="1728" w:type="dxa"/>
-          </w:tcPr>
-          <w:p>
-            <w:r>
+            <w:tcW w:w="1902" w:type="dxa"/>
+            <w:tcBorders>
+              <w:left w:val="single" w:sz="6" w:space="0" w:color="auto"/>
+            </w:tcBorders>
+            <w:tcMar>
+              <w:left w:w="105" w:type="dxa"/>
+              <w:right w:w="105" w:type="dxa"/>
+            </w:tcMar>
+            <w:vAlign w:val="center"/>
+          </w:tcPr>
+          <w:p>
+            <w:pPr>
+              <w:rPr>
+                <w:rFonts w:eastAsia="Times New Roman" w:cs="Times New Roman"/>
+              </w:rPr>
+            </w:pPr>
+            <w:r>
+              <w:rPr>
+                <w:rFonts w:ascii="Times New Roman" w:eastAsia="Times New Roman" w:hAnsi="Times New Roman" w:cs="Times New Roman"/>
+              </w:rPr>
               <w:t>Requirements (prelim.)</w:t>
             </w:r>
           </w:p>
         </w:tc>
         <w:tc>
           <w:tcPr>
-            <w:tcW w:w="1728" w:type="dxa"/>
-          </w:tcPr>
-          <w:p>
-            <w:r>
+            <w:tcW w:w="822" w:type="dxa"/>
+            <w:tcMar>
+              <w:left w:w="105" w:type="dxa"/>
+              <w:right w:w="105" w:type="dxa"/>
+            </w:tcMar>
+            <w:vAlign w:val="center"/>
+          </w:tcPr>
+          <w:p>
+            <w:pPr>
+              <w:rPr>
+                <w:rFonts w:eastAsia="Times New Roman" w:cs="Times New Roman"/>
+              </w:rPr>
+            </w:pPr>
+            <w:r>
+              <w:rPr>
+                <w:rFonts w:ascii="Times New Roman" w:eastAsia="Times New Roman" w:hAnsi="Times New Roman" w:cs="Times New Roman"/>
+              </w:rPr>
               <w:t>3/4</w:t>
             </w:r>
           </w:p>
         </w:tc>
         <w:tc>
           <w:tcPr>
-            <w:tcW w:w="1728" w:type="dxa"/>
-          </w:tcPr>
-          <w:p>
-            <w:r>
+            <w:tcW w:w="2450" w:type="dxa"/>
+            <w:tcMar>
+              <w:left w:w="105" w:type="dxa"/>
+              <w:right w:w="105" w:type="dxa"/>
+            </w:tcMar>
+            <w:vAlign w:val="center"/>
+          </w:tcPr>
+          <w:p>
+            <w:pPr>
+              <w:rPr>
+                <w:rFonts w:eastAsia="Times New Roman" w:cs="Times New Roman"/>
+              </w:rPr>
+            </w:pPr>
+            <w:r>
+              <w:rPr>
+                <w:rFonts w:ascii="Times New Roman" w:eastAsia="Times New Roman" w:hAnsi="Times New Roman" w:cs="Times New Roman"/>
+              </w:rPr>
               <w:t>Limited client meeting evidence; lab vs factory constraints</w:t>
             </w:r>
           </w:p>
         </w:tc>
         <w:tc>
           <w:tcPr>
-            <w:tcW w:w="1728" w:type="dxa"/>
-          </w:tcPr>
-          <w:p>
-            <w:r>
-              <w:t>Client meeting table §4.1; lab hardware scope clarified §4.2</w:t>
-            </w:r>
-          </w:p>
-        </w:tc>
-        <w:tc>
-          <w:tcPr>
-            <w:tcW w:w="1728" w:type="dxa"/>
-          </w:tcPr>
-          <w:p>
-            <w:r>
-              <w:t>§4</w:t>
+            <w:tcW w:w="2148" w:type="dxa"/>
+            <w:tcMar>
+              <w:left w:w="105" w:type="dxa"/>
+              <w:right w:w="105" w:type="dxa"/>
+            </w:tcMar>
+            <w:vAlign w:val="center"/>
+          </w:tcPr>
+          <w:p>
+            <w:pPr>
+              <w:rPr>
+                <w:rFonts w:eastAsia="Times New Roman" w:cs="Times New Roman"/>
+              </w:rPr>
+            </w:pPr>
+            <w:r>
+              <w:rPr>
+                <w:rFonts w:ascii="Times New Roman" w:eastAsia="Times New Roman" w:hAnsi="Times New Roman" w:cs="Times New Roman"/>
+              </w:rPr>
+              <w:t>Client meeting table 4.1; lab hardware scope clarified 4.2</w:t>
+            </w:r>
+          </w:p>
+        </w:tc>
+        <w:tc>
+          <w:tcPr>
+            <w:tcW w:w="1302" w:type="dxa"/>
+            <w:tcBorders>
+              <w:right w:val="single" w:sz="6" w:space="0" w:color="auto"/>
+            </w:tcBorders>
+            <w:tcMar>
+              <w:left w:w="105" w:type="dxa"/>
+              <w:right w:w="105" w:type="dxa"/>
+            </w:tcMar>
+            <w:vAlign w:val="center"/>
+          </w:tcPr>
+          <w:p>
+            <w:pPr>
+              <w:rPr>
+                <w:rFonts w:eastAsia="Times New Roman" w:cs="Times New Roman"/>
+              </w:rPr>
+            </w:pPr>
+            <w:r>
+              <w:rPr>
+                <w:rFonts w:ascii="Times New Roman" w:eastAsia="Times New Roman" w:hAnsi="Times New Roman" w:cs="Times New Roman"/>
+              </w:rPr>
+              <w:t>4</w:t>
             </w:r>
           </w:p>
         </w:tc>
       </w:tr>
       <w:tr>
         <w:trPr>
-          <w:jc w:val="center"/>
+          <w:trHeight w:val="300"/>
         </w:trPr>
         <w:tc>
           <w:tcPr>
-            <w:tcW w:w="1728" w:type="dxa"/>
-          </w:tcPr>
-          <w:p>
-            <w:r>
+            <w:tcW w:w="1902" w:type="dxa"/>
+            <w:tcBorders>
+              <w:left w:val="single" w:sz="6" w:space="0" w:color="auto"/>
+            </w:tcBorders>
+            <w:tcMar>
+              <w:left w:w="105" w:type="dxa"/>
+              <w:right w:w="105" w:type="dxa"/>
+            </w:tcMar>
+            <w:vAlign w:val="center"/>
+          </w:tcPr>
+          <w:p>
+            <w:pPr>
+              <w:rPr>
+                <w:rFonts w:eastAsia="Times New Roman" w:cs="Times New Roman"/>
+              </w:rPr>
+            </w:pPr>
+            <w:r>
+              <w:rPr>
+                <w:rFonts w:ascii="Times New Roman" w:eastAsia="Times New Roman" w:hAnsi="Times New Roman" w:cs="Times New Roman"/>
+              </w:rPr>
               <w:t>References</w:t>
             </w:r>
           </w:p>
         </w:tc>
         <w:tc>
           <w:tcPr>
-            <w:tcW w:w="1728" w:type="dxa"/>
-          </w:tcPr>
-          <w:p>
-            <w:r>
+            <w:tcW w:w="822" w:type="dxa"/>
+            <w:tcMar>
+              <w:left w:w="105" w:type="dxa"/>
+              <w:right w:w="105" w:type="dxa"/>
+            </w:tcMar>
+            <w:vAlign w:val="center"/>
+          </w:tcPr>
+          <w:p>
+            <w:pPr>
+              <w:rPr>
+                <w:rFonts w:eastAsia="Times New Roman" w:cs="Times New Roman"/>
+              </w:rPr>
+            </w:pPr>
+            <w:r>
+              <w:rPr>
+                <w:rFonts w:ascii="Times New Roman" w:eastAsia="Times New Roman" w:hAnsi="Times New Roman" w:cs="Times New Roman"/>
+              </w:rPr>
               <w:t>0.67/1</w:t>
             </w:r>
           </w:p>
         </w:tc>
         <w:tc>
           <w:tcPr>
-            <w:tcW w:w="1728" w:type="dxa"/>
-          </w:tcPr>
-          <w:p>
-            <w:r>
+            <w:tcW w:w="2450" w:type="dxa"/>
+            <w:tcMar>
+              <w:left w:w="105" w:type="dxa"/>
+              <w:right w:w="105" w:type="dxa"/>
+            </w:tcMar>
+            <w:vAlign w:val="center"/>
+          </w:tcPr>
+          <w:p>
+            <w:pPr>
+              <w:rPr>
+                <w:rFonts w:eastAsia="Times New Roman" w:cs="Times New Roman"/>
+              </w:rPr>
+            </w:pPr>
+            <w:r>
+              <w:rPr>
+                <w:rFonts w:ascii="Times New Roman" w:eastAsia="Times New Roman" w:hAnsi="Times New Roman" w:cs="Times New Roman"/>
+              </w:rPr>
               <w:t>Good range; minor IEEE formatting issues</w:t>
             </w:r>
           </w:p>
         </w:tc>
         <w:tc>
           <w:tcPr>
-            <w:tcW w:w="1728" w:type="dxa"/>
-          </w:tcPr>
-          <w:p>
-            <w:r>
-              <w:t>IEEE format checked; numbering consistent §11</w:t>
-            </w:r>
-          </w:p>
-        </w:tc>
-        <w:tc>
-          <w:tcPr>
-            <w:tcW w:w="1728" w:type="dxa"/>
-          </w:tcPr>
-          <w:p>
-            <w:r>
-              <w:t>§11</w:t>
+            <w:tcW w:w="2148" w:type="dxa"/>
+            <w:tcMar>
+              <w:left w:w="105" w:type="dxa"/>
+              <w:right w:w="105" w:type="dxa"/>
+            </w:tcMar>
+            <w:vAlign w:val="center"/>
+          </w:tcPr>
+          <w:p>
+            <w:pPr>
+              <w:rPr>
+                <w:rFonts w:eastAsia="Times New Roman" w:cs="Times New Roman"/>
+              </w:rPr>
+            </w:pPr>
+            <w:r>
+              <w:rPr>
+                <w:rFonts w:ascii="Times New Roman" w:eastAsia="Times New Roman" w:hAnsi="Times New Roman" w:cs="Times New Roman"/>
+              </w:rPr>
+              <w:t>IEEE format checked; numbering consistent 11</w:t>
+            </w:r>
+          </w:p>
+        </w:tc>
+        <w:tc>
+          <w:tcPr>
+            <w:tcW w:w="1302" w:type="dxa"/>
+            <w:tcBorders>
+              <w:right w:val="single" w:sz="6" w:space="0" w:color="auto"/>
+            </w:tcBorders>
+            <w:tcMar>
+              <w:left w:w="105" w:type="dxa"/>
+              <w:right w:w="105" w:type="dxa"/>
+            </w:tcMar>
+            <w:vAlign w:val="center"/>
+          </w:tcPr>
+          <w:p>
+            <w:pPr>
+              <w:rPr>
+                <w:rFonts w:eastAsia="Times New Roman" w:cs="Times New Roman"/>
+              </w:rPr>
+            </w:pPr>
+            <w:r>
+              <w:rPr>
+                <w:rFonts w:ascii="Times New Roman" w:eastAsia="Times New Roman" w:hAnsi="Times New Roman" w:cs="Times New Roman"/>
+              </w:rPr>
+              <w:t>11</w:t>
             </w:r>
           </w:p>
         </w:tc>
       </w:tr>
       <w:tr>
         <w:trPr>
-          <w:jc w:val="center"/>
+          <w:trHeight w:val="300"/>
         </w:trPr>
         <w:tc>
           <w:tcPr>
-            <w:tcW w:w="1728" w:type="dxa"/>
-          </w:tcPr>
-          <w:p>
-            <w:r>
+            <w:tcW w:w="1902" w:type="dxa"/>
+            <w:tcBorders>
+              <w:left w:val="single" w:sz="6" w:space="0" w:color="auto"/>
+              <w:bottom w:val="single" w:sz="6" w:space="0" w:color="auto"/>
+            </w:tcBorders>
+            <w:tcMar>
+              <w:left w:w="105" w:type="dxa"/>
+              <w:right w:w="105" w:type="dxa"/>
+            </w:tcMar>
+            <w:vAlign w:val="center"/>
+          </w:tcPr>
+          <w:p>
+            <w:pPr>
+              <w:rPr>
+                <w:rFonts w:eastAsia="Times New Roman" w:cs="Times New Roman"/>
+              </w:rPr>
+            </w:pPr>
+            <w:r>
+              <w:rPr>
+                <w:rFonts w:ascii="Times New Roman" w:eastAsia="Times New Roman" w:hAnsi="Times New Roman" w:cs="Times New Roman"/>
+              </w:rPr>
               <w:t>AI usage (general)</w:t>
             </w:r>
           </w:p>
         </w:tc>
         <w:tc>
           <w:tcPr>
-            <w:tcW w:w="1728" w:type="dxa"/>
-          </w:tcPr>
-          <w:p>
-            <w:r>
-              <w:t>—</w:t>
-            </w:r>
-          </w:p>
-        </w:tc>
-        <w:tc>
-          <w:tcPr>
-            <w:tcW w:w="1728" w:type="dxa"/>
-          </w:tcPr>
-          <w:p>
-            <w:r>
+            <w:tcW w:w="822" w:type="dxa"/>
+            <w:tcBorders>
+              <w:bottom w:val="single" w:sz="6" w:space="0" w:color="auto"/>
+            </w:tcBorders>
+            <w:tcMar>
+              <w:left w:w="105" w:type="dxa"/>
+              <w:right w:w="105" w:type="dxa"/>
+            </w:tcMar>
+            <w:vAlign w:val="center"/>
+          </w:tcPr>
+          <w:p>
+            <w:pPr>
+              <w:rPr>
+                <w:rFonts w:eastAsia="Times New Roman" w:cs="Times New Roman"/>
+              </w:rPr>
+            </w:pPr>
+            <w:r>
+              <w:rPr>
+                <w:rFonts w:eastAsia="Times New Roman" w:cs="Times New Roman"/>
+              </w:rPr>
+              <w:t>----</w:t>
+            </w:r>
+          </w:p>
+        </w:tc>
+        <w:tc>
+          <w:tcPr>
+            <w:tcW w:w="2450" w:type="dxa"/>
+            <w:tcBorders>
+              <w:bottom w:val="single" w:sz="6" w:space="0" w:color="auto"/>
+            </w:tcBorders>
+            <w:tcMar>
+              <w:left w:w="105" w:type="dxa"/>
+              <w:right w:w="105" w:type="dxa"/>
+            </w:tcMar>
+            <w:vAlign w:val="center"/>
+          </w:tcPr>
+          <w:p>
+            <w:pPr>
+              <w:rPr>
+                <w:rFonts w:eastAsia="Times New Roman" w:cs="Times New Roman"/>
+              </w:rPr>
+            </w:pPr>
+            <w:r>
+              <w:rPr>
+                <w:rFonts w:ascii="Times New Roman" w:eastAsia="Times New Roman" w:hAnsi="Times New Roman" w:cs="Times New Roman"/>
+              </w:rPr>
               <w:t>Add critical analysis and independent evaluation</w:t>
             </w:r>
           </w:p>
         </w:tc>
         <w:tc>
           <w:tcPr>
-            <w:tcW w:w="1728" w:type="dxa"/>
-          </w:tcPr>
-          <w:p>
-            <w:r>
+            <w:tcW w:w="2148" w:type="dxa"/>
+            <w:tcBorders>
+              <w:bottom w:val="single" w:sz="6" w:space="0" w:color="auto"/>
+            </w:tcBorders>
+            <w:tcMar>
+              <w:left w:w="105" w:type="dxa"/>
+              <w:right w:w="105" w:type="dxa"/>
+            </w:tcMar>
+            <w:vAlign w:val="center"/>
+          </w:tcPr>
+          <w:p>
+            <w:pPr>
+              <w:rPr>
+                <w:rFonts w:eastAsia="Times New Roman" w:cs="Times New Roman"/>
+              </w:rPr>
+            </w:pPr>
+            <w:r>
+              <w:rPr>
+                <w:rFonts w:ascii="Times New Roman" w:eastAsia="Times New Roman" w:hAnsi="Times New Roman" w:cs="Times New Roman"/>
+              </w:rPr>
               <w:t>Critical synthesis tables; explicit gap statement</w:t>
             </w:r>
           </w:p>
         </w:tc>
         <w:tc>
           <w:tcPr>
-            <w:tcW w:w="1728" w:type="dxa"/>
-          </w:tcPr>
-          <w:p>
-            <w:r>
-              <w:t>§3, App III</w:t>
+            <w:tcW w:w="1302" w:type="dxa"/>
+            <w:tcBorders>
+              <w:bottom w:val="single" w:sz="6" w:space="0" w:color="auto"/>
+              <w:right w:val="single" w:sz="6" w:space="0" w:color="auto"/>
+            </w:tcBorders>
+            <w:tcMar>
+              <w:left w:w="105" w:type="dxa"/>
+              <w:right w:w="105" w:type="dxa"/>
+            </w:tcMar>
+            <w:vAlign w:val="center"/>
+          </w:tcPr>
+          <w:p>
+            <w:pPr>
+              <w:rPr>
+                <w:rFonts w:eastAsia="Times New Roman" w:cs="Times New Roman"/>
+              </w:rPr>
+            </w:pPr>
+            <w:r>
+              <w:rPr>
+                <w:rFonts w:ascii="Times New Roman" w:eastAsia="Times New Roman" w:hAnsi="Times New Roman" w:cs="Times New Roman"/>
+              </w:rPr>
+              <w:t>3, App III</w:t>
             </w:r>
           </w:p>
         </w:tc>
@@ -10170,7 +13305,15 @@
         <w:pStyle w:val="Heading2"/>
       </w:pPr>
       <w:r>
-        <w:t>AIII.1 Itemised responses to feedback</w:t>
+        <w:t xml:space="preserve">AIII.1 </w:t>
+      </w:r>
+      <w:proofErr w:type="spellStart"/>
+      <w:r>
+        <w:t>Itemised</w:t>
+      </w:r>
+      <w:proofErr w:type="spellEnd"/>
+      <w:r>
+        <w:t xml:space="preserve"> responses to feedback</w:t>
       </w:r>
     </w:p>
     <w:p>
@@ -10181,7 +13324,23 @@
         <w:t xml:space="preserve">Introduction too generic. </w:t>
       </w:r>
       <w:r>
-        <w:t>Reframed around eLabtronics, runlinc E32W, and team hardware data collection (not client plant). (§1)</w:t>
+        <w:t xml:space="preserve">Reframed around </w:t>
+      </w:r>
+      <w:proofErr w:type="spellStart"/>
+      <w:r>
+        <w:t>eLabtronics</w:t>
+      </w:r>
+      <w:proofErr w:type="spellEnd"/>
+      <w:r>
+        <w:t xml:space="preserve">, </w:t>
+      </w:r>
+      <w:proofErr w:type="spellStart"/>
+      <w:r>
+        <w:t>runlinc</w:t>
+      </w:r>
+      <w:proofErr w:type="spellEnd"/>
+      <w:r>
+        <w:t xml:space="preserve"> E32W, and team hardware data collection (not client plant). (1)</w:t>
       </w:r>
     </w:p>
     <w:p>
@@ -10192,7 +13351,15 @@
         <w:t xml:space="preserve">RQ4 unrelated (circular economy/banking). </w:t>
       </w:r>
       <w:r>
-        <w:t>Deleted incorrect RQ4. New RQ4 compares dual-path agentic PdM vs alert-only AI on latency and traceability. (§2.3)</w:t>
+        <w:t xml:space="preserve">Deleted incorrect RQ4. New RQ4 compares dual-path agentic </w:t>
+      </w:r>
+      <w:proofErr w:type="spellStart"/>
+      <w:r>
+        <w:t>PdM</w:t>
+      </w:r>
+      <w:proofErr w:type="spellEnd"/>
+      <w:r>
+        <w:t xml:space="preserve"> vs alert-only AI on latency and traceability. (2.3)</w:t>
       </w:r>
     </w:p>
     <w:p>
@@ -10203,7 +13370,26 @@
         <w:t xml:space="preserve">Objectives broad and not measurable. </w:t>
       </w:r>
       <w:r>
-        <w:t>Seven objectives rewritten with quantitative success criteria and RQ mapping (Table §2.4). (§2.4)</w:t>
+        <w:t>Seven objectives rewritten with quantitative success criteria and RQ mapping (Table 2.4). (2.4)</w:t>
+      </w:r>
+    </w:p>
+    <w:p>
+      <w:r>
+        <w:rPr>
+          <w:b/>
+        </w:rPr>
+        <w:t xml:space="preserve">Literature descriptive only. </w:t>
+      </w:r>
+      <w:r>
+        <w:t>Added 3.1–3.3 critical synthesis paragraphs, comparative table, and explicit research gap; 40 annotated sources in Appendix II. (3, App II)</w:t>
+      </w:r>
+    </w:p>
+    <w:p>
+      <w:r>
+        <w:rPr>
+          <w:b/>
+        </w:rPr>
+        <w:t>Limited client-meeting evidence. Three documented meetings (10, 17, 24 Aug 2026) with minutes and outcomes (4.1, App II.A); LED blink prototype evidence (Table 7 / Figures 6–8). (4.1, 7.6)</w:t>
       </w:r>
     </w:p>
     <w:p>
@@ -10212,29 +13398,10 @@
           <w:b/>
         </w:rPr>
         <w:lastRenderedPageBreak/>
-        <w:t xml:space="preserve">Literature descriptive only. </w:t>
-      </w:r>
-      <w:r>
-        <w:t>Added §3.1–3.3 critical synthesis paragraphs, comparative table, and explicit research gap; 40 annotated sources in Appendix II. (§3, App II)</w:t>
-      </w:r>
-    </w:p>
-    <w:p>
-      <w:r>
-        <w:rPr>
-          <w:b/>
-        </w:rPr>
-        <w:t>Limited client-meeting evidence. Three documented meetings (10, 17, 24 Aug 2026) with minutes and outcomes (§4.1, App II.A); LED blink prototype evidence (Table 7 / Figures 6–8). (§4.1, §7.6)</w:t>
-      </w:r>
-    </w:p>
-    <w:p>
-      <w:r>
-        <w:rPr>
-          <w:b/>
-        </w:rPr>
         <w:t xml:space="preserve">Missing diagrams and Gantt. </w:t>
       </w:r>
       <w:r>
-        <w:t>Added Figures 1–17 including architecture, design diagrams, DS18B20 prototype evidence (Figs 6–8), Gantt, WBS, budget, and resources. (§7–8)</w:t>
+        <w:t>Added Figures 1–17 including architecture, design diagrams, DS18B20 prototype evidence (Figs 6–8), Gantt, WBS, budget, and resources. (7–8)</w:t>
       </w:r>
     </w:p>
     <w:p>
@@ -10245,7 +13412,7 @@
         <w:t xml:space="preserve">IEEE formatting inconsistencies. </w:t>
       </w:r>
       <w:r>
-        <w:t>References reformatted to IEEE style with consistent numbering (§11). (§11)</w:t>
+        <w:t>References reformatted to IEEE style with consistent numbering (11). (11)</w:t>
       </w:r>
     </w:p>
     <w:p>
@@ -10253,12 +13420,21 @@
         <w:rPr>
           <w:b/>
         </w:rPr>
-        <w:t xml:space="preserve">Changes to §§1–4 since Assignment 1. </w:t>
+        <w:t xml:space="preserve">Changes to 1–4 since Assignment 1. </w:t>
       </w:r>
       <w:r>
-        <w:t>§1: E32W/runlinc-specific intro. §2: corrected RQs and measurable objectives. §3: critical literature. §4: refined requirements, client evidence, team hardware procedure. (§§1–4)</w:t>
+        <w:t>1: E32W/</w:t>
+      </w:r>
+      <w:proofErr w:type="spellStart"/>
+      <w:r>
+        <w:t>runlinc</w:t>
+      </w:r>
+      <w:proofErr w:type="spellEnd"/>
+      <w:r>
+        <w:t>-specific intro. 2: corrected RQs and measurable objectives. 3: critical literature. 4: refined requirements, client evidence, team hardware procedure. (1–4)</w:t>
       </w:r>
     </w:p>
+    <w:p/>
     <w:sectPr>
       <w:pgSz w:w="12240" w:h="15840"/>
       <w:pgMar w:top="838" w:right="1800" w:bottom="1440" w:left="1800" w:header="720" w:footer="720" w:gutter="0"/>
@@ -10528,6 +13704,119 @@
       </w:pPr>
     </w:lvl>
   </w:abstractNum>
+  <w:abstractNum w:abstractNumId="10" w15:restartNumberingAfterBreak="0">
+    <w:nsid w:val="5C4C0C8C"/>
+    <w:multiLevelType w:val="hybridMultilevel"/>
+    <w:tmpl w:val="0D4A1312"/>
+    <w:lvl w:ilvl="0" w:tplc="0C090001">
+      <w:start w:val="1"/>
+      <w:numFmt w:val="bullet"/>
+      <w:lvlText w:val=""/>
+      <w:lvlJc w:val="left"/>
+      <w:pPr>
+        <w:ind w:left="720" w:hanging="360"/>
+      </w:pPr>
+      <w:rPr>
+        <w:rFonts w:ascii="Symbol" w:hAnsi="Symbol" w:hint="default"/>
+      </w:rPr>
+    </w:lvl>
+    <w:lvl w:ilvl="1" w:tplc="0C090003" w:tentative="1">
+      <w:start w:val="1"/>
+      <w:numFmt w:val="bullet"/>
+      <w:lvlText w:val="o"/>
+      <w:lvlJc w:val="left"/>
+      <w:pPr>
+        <w:ind w:left="1440" w:hanging="360"/>
+      </w:pPr>
+      <w:rPr>
+        <w:rFonts w:ascii="Courier New" w:hAnsi="Courier New" w:cs="Courier New" w:hint="default"/>
+      </w:rPr>
+    </w:lvl>
+    <w:lvl w:ilvl="2" w:tplc="0C090005" w:tentative="1">
+      <w:start w:val="1"/>
+      <w:numFmt w:val="bullet"/>
+      <w:lvlText w:val=""/>
+      <w:lvlJc w:val="left"/>
+      <w:pPr>
+        <w:ind w:left="2160" w:hanging="360"/>
+      </w:pPr>
+      <w:rPr>
+        <w:rFonts w:ascii="Wingdings" w:hAnsi="Wingdings" w:hint="default"/>
+      </w:rPr>
+    </w:lvl>
+    <w:lvl w:ilvl="3" w:tplc="0C090001" w:tentative="1">
+      <w:start w:val="1"/>
+      <w:numFmt w:val="bullet"/>
+      <w:lvlText w:val=""/>
+      <w:lvlJc w:val="left"/>
+      <w:pPr>
+        <w:ind w:left="2880" w:hanging="360"/>
+      </w:pPr>
+      <w:rPr>
+        <w:rFonts w:ascii="Symbol" w:hAnsi="Symbol" w:hint="default"/>
+      </w:rPr>
+    </w:lvl>
+    <w:lvl w:ilvl="4" w:tplc="0C090003" w:tentative="1">
+      <w:start w:val="1"/>
+      <w:numFmt w:val="bullet"/>
+      <w:lvlText w:val="o"/>
+      <w:lvlJc w:val="left"/>
+      <w:pPr>
+        <w:ind w:left="3600" w:hanging="360"/>
+      </w:pPr>
+      <w:rPr>
+        <w:rFonts w:ascii="Courier New" w:hAnsi="Courier New" w:cs="Courier New" w:hint="default"/>
+      </w:rPr>
+    </w:lvl>
+    <w:lvl w:ilvl="5" w:tplc="0C090005" w:tentative="1">
+      <w:start w:val="1"/>
+      <w:numFmt w:val="bullet"/>
+      <w:lvlText w:val=""/>
+      <w:lvlJc w:val="left"/>
+      <w:pPr>
+        <w:ind w:left="4320" w:hanging="360"/>
+      </w:pPr>
+      <w:rPr>
+        <w:rFonts w:ascii="Wingdings" w:hAnsi="Wingdings" w:hint="default"/>
+      </w:rPr>
+    </w:lvl>
+    <w:lvl w:ilvl="6" w:tplc="0C090001" w:tentative="1">
+      <w:start w:val="1"/>
+      <w:numFmt w:val="bullet"/>
+      <w:lvlText w:val=""/>
+      <w:lvlJc w:val="left"/>
+      <w:pPr>
+        <w:ind w:left="5040" w:hanging="360"/>
+      </w:pPr>
+      <w:rPr>
+        <w:rFonts w:ascii="Symbol" w:hAnsi="Symbol" w:hint="default"/>
+      </w:rPr>
+    </w:lvl>
+    <w:lvl w:ilvl="7" w:tplc="0C090003" w:tentative="1">
+      <w:start w:val="1"/>
+      <w:numFmt w:val="bullet"/>
+      <w:lvlText w:val="o"/>
+      <w:lvlJc w:val="left"/>
+      <w:pPr>
+        <w:ind w:left="5760" w:hanging="360"/>
+      </w:pPr>
+      <w:rPr>
+        <w:rFonts w:ascii="Courier New" w:hAnsi="Courier New" w:cs="Courier New" w:hint="default"/>
+      </w:rPr>
+    </w:lvl>
+    <w:lvl w:ilvl="8" w:tplc="0C090005" w:tentative="1">
+      <w:start w:val="1"/>
+      <w:numFmt w:val="bullet"/>
+      <w:lvlText w:val=""/>
+      <w:lvlJc w:val="left"/>
+      <w:pPr>
+        <w:ind w:left="6480" w:hanging="360"/>
+      </w:pPr>
+      <w:rPr>
+        <w:rFonts w:ascii="Wingdings" w:hAnsi="Wingdings" w:hint="default"/>
+      </w:rPr>
+    </w:lvl>
+  </w:abstractNum>
   <w:num w:numId="1" w16cid:durableId="928584659">
     <w:abstractNumId w:val="8"/>
   </w:num>
@@ -10557,6 +13846,9 @@
   </w:num>
   <w:num w:numId="10" w16cid:durableId="1703899915">
     <w:abstractNumId w:val="9"/>
+  </w:num>
+  <w:num w:numId="11" w16cid:durableId="2071731768">
+    <w:abstractNumId w:val="10"/>
   </w:num>
 </w:numbering>
 </file>
@@ -10950,9 +14242,9 @@
   <w:style w:type="paragraph" w:default="1" w:styleId="Normal">
     <w:name w:val="Normal"/>
     <w:qFormat/>
-    <w:rsid w:val="00FC693F"/>
+    <w:rsid w:val="002C307A"/>
     <w:rPr>
-      <w:rFonts w:ascii="Times New Roman" w:hAnsi="Times New Roman"/>
+      <w:rFonts w:ascii="Calibri" w:hAnsi="Calibri"/>
     </w:rPr>
   </w:style>
   <w:style w:type="paragraph" w:styleId="Heading1">
@@ -10970,7 +14262,7 @@
       <w:outlineLvl w:val="0"/>
     </w:pPr>
     <w:rPr>
-      <w:rFonts w:asciiTheme="majorHAnsi" w:eastAsiaTheme="majorEastAsia" w:hAnsiTheme="majorHAnsi" w:cstheme="majorBidi"/>
+      <w:rFonts w:eastAsiaTheme="majorEastAsia" w:cstheme="majorBidi"/>
       <w:b/>
       <w:bCs/>
       <w:color w:val="365F91" w:themeColor="accent1" w:themeShade="BF"/>
@@ -10994,7 +14286,7 @@
       <w:outlineLvl w:val="1"/>
     </w:pPr>
     <w:rPr>
-      <w:rFonts w:asciiTheme="majorHAnsi" w:eastAsiaTheme="majorEastAsia" w:hAnsiTheme="majorHAnsi" w:cstheme="majorBidi"/>
+      <w:rFonts w:eastAsiaTheme="majorEastAsia" w:cstheme="majorBidi"/>
       <w:b/>
       <w:bCs/>
       <w:color w:val="4F81BD" w:themeColor="accent1"/>
@@ -11018,7 +14310,7 @@
       <w:outlineLvl w:val="2"/>
     </w:pPr>
     <w:rPr>
-      <w:rFonts w:asciiTheme="majorHAnsi" w:eastAsiaTheme="majorEastAsia" w:hAnsiTheme="majorHAnsi" w:cstheme="majorBidi"/>
+      <w:rFonts w:eastAsiaTheme="majorEastAsia" w:cstheme="majorBidi"/>
       <w:b/>
       <w:bCs/>
       <w:color w:val="4F81BD" w:themeColor="accent1"/>
@@ -11041,7 +14333,7 @@
       <w:outlineLvl w:val="3"/>
     </w:pPr>
     <w:rPr>
-      <w:rFonts w:asciiTheme="majorHAnsi" w:eastAsiaTheme="majorEastAsia" w:hAnsiTheme="majorHAnsi" w:cstheme="majorBidi"/>
+      <w:rFonts w:eastAsiaTheme="majorEastAsia" w:cstheme="majorBidi"/>
       <w:b/>
       <w:bCs/>
       <w:i/>
@@ -11066,7 +14358,7 @@
       <w:outlineLvl w:val="4"/>
     </w:pPr>
     <w:rPr>
-      <w:rFonts w:asciiTheme="majorHAnsi" w:eastAsiaTheme="majorEastAsia" w:hAnsiTheme="majorHAnsi" w:cstheme="majorBidi"/>
+      <w:rFonts w:eastAsiaTheme="majorEastAsia" w:cstheme="majorBidi"/>
       <w:color w:val="243F60" w:themeColor="accent1" w:themeShade="7F"/>
     </w:rPr>
   </w:style>
@@ -11087,7 +14379,7 @@
       <w:outlineLvl w:val="5"/>
     </w:pPr>
     <w:rPr>
-      <w:rFonts w:asciiTheme="majorHAnsi" w:eastAsiaTheme="majorEastAsia" w:hAnsiTheme="majorHAnsi" w:cstheme="majorBidi"/>
+      <w:rFonts w:eastAsiaTheme="majorEastAsia" w:cstheme="majorBidi"/>
       <w:i/>
       <w:iCs/>
       <w:color w:val="243F60" w:themeColor="accent1" w:themeShade="7F"/>
@@ -11110,7 +14402,7 @@
       <w:outlineLvl w:val="6"/>
     </w:pPr>
     <w:rPr>
-      <w:rFonts w:asciiTheme="majorHAnsi" w:eastAsiaTheme="majorEastAsia" w:hAnsiTheme="majorHAnsi" w:cstheme="majorBidi"/>
+      <w:rFonts w:eastAsiaTheme="majorEastAsia" w:cstheme="majorBidi"/>
       <w:i/>
       <w:iCs/>
       <w:color w:val="404040" w:themeColor="text1" w:themeTint="BF"/>
@@ -11133,7 +14425,7 @@
       <w:outlineLvl w:val="7"/>
     </w:pPr>
     <w:rPr>
-      <w:rFonts w:asciiTheme="majorHAnsi" w:eastAsiaTheme="majorEastAsia" w:hAnsiTheme="majorHAnsi" w:cstheme="majorBidi"/>
+      <w:rFonts w:eastAsiaTheme="majorEastAsia" w:cstheme="majorBidi"/>
       <w:color w:val="4F81BD" w:themeColor="accent1"/>
       <w:sz w:val="20"/>
       <w:szCs w:val="20"/>
@@ -11156,7 +14448,7 @@
       <w:outlineLvl w:val="8"/>
     </w:pPr>
     <w:rPr>
-      <w:rFonts w:asciiTheme="majorHAnsi" w:eastAsiaTheme="majorEastAsia" w:hAnsiTheme="majorHAnsi" w:cstheme="majorBidi"/>
+      <w:rFonts w:eastAsiaTheme="majorEastAsia" w:cstheme="majorBidi"/>
       <w:i/>
       <w:iCs/>
       <w:color w:val="404040" w:themeColor="text1" w:themeTint="BF"/>
@@ -11303,7 +14595,7 @@
       <w:contextualSpacing/>
     </w:pPr>
     <w:rPr>
-      <w:rFonts w:asciiTheme="majorHAnsi" w:eastAsiaTheme="majorEastAsia" w:hAnsiTheme="majorHAnsi" w:cstheme="majorBidi"/>
+      <w:rFonts w:eastAsiaTheme="majorEastAsia" w:cstheme="majorBidi"/>
       <w:color w:val="17365D" w:themeColor="text2" w:themeShade="BF"/>
       <w:spacing w:val="5"/>
       <w:kern w:val="28"/>
@@ -11340,7 +14632,7 @@
       </w:numPr>
     </w:pPr>
     <w:rPr>
-      <w:rFonts w:asciiTheme="majorHAnsi" w:eastAsiaTheme="majorEastAsia" w:hAnsiTheme="majorHAnsi" w:cstheme="majorBidi"/>
+      <w:rFonts w:eastAsiaTheme="majorEastAsia" w:cstheme="majorBidi"/>
       <w:i/>
       <w:iCs/>
       <w:color w:val="4F81BD" w:themeColor="accent1"/>
@@ -21944,6 +25236,22 @@
       </w:tcPr>
     </w:tblStylePr>
   </w:style>
+  <w:style w:type="character" w:styleId="Hyperlink">
+    <w:name w:val="Hyperlink"/>
+    <w:basedOn w:val="DefaultParagraphFont"/>
+    <w:uiPriority w:val="99"/>
+    <w:unhideWhenUsed/>
+    <w:rsid w:val="00953B89"/>
+    <w:rPr>
+      <w:color w:val="0000FF"/>
+      <w:u w:val="single"/>
+    </w:rPr>
+  </w:style>
+  <w:style w:type="character" w:customStyle="1" w:styleId="cursor-pointer">
+    <w:name w:val="cursor-pointer"/>
+    <w:basedOn w:val="DefaultParagraphFont"/>
+    <w:rsid w:val="00DC73D6"/>
+  </w:style>
 </w:styles>
 </file>
 
